--- a/文档/Project10_明星分析师_研究方案.docx
+++ b/文档/Project10_明星分析师_研究方案.docx
@@ -29,25 +29,39 @@
           <w:b/>
           <w:color w:val="000000"/>
         </w:rPr>
-        <w:t>）</w:t>
-      </w:r>
-      <w:r>
-        <w:rPr>
-          <w:color w:val="000000"/>
-        </w:rPr>
-        <w:t>：本文档的资料准备部分已被实测数据取代。实际情况请以</w:t>
-      </w:r>
-      <w:r>
-        <w:rPr>
-          <w:color w:val="000000"/>
-        </w:rPr>
-        <w:t xml:space="preserve"> README_pipeline.md</w:t>
-      </w:r>
-      <w:r>
-        <w:rPr>
-          <w:color w:val="000000"/>
-        </w:rPr>
-        <w:t>（英文，数据管线与数据来源说明）与</w:t>
+        <w:t>，</w:t>
+      </w:r>
+      <w:r>
+        <w:rPr>
+          <w:b/>
+          <w:color w:val="000000"/>
+        </w:rPr>
+        <w:t xml:space="preserve">2026-10-18 </w:t>
+      </w:r>
+      <w:r>
+        <w:rPr>
+          <w:b/>
+          <w:color w:val="000000"/>
+        </w:rPr>
+        <w:t>补注）</w:t>
+      </w:r>
+      <w:r>
+        <w:rPr>
+          <w:color w:val="000000"/>
+        </w:rPr>
+        <w:t>：本文是历史工作底稿，不提交评分。</w:t>
+      </w:r>
+      <w:r>
+        <w:rPr>
+          <w:color w:val="000000"/>
+        </w:rPr>
+        <w:t xml:space="preserve"> </w:t>
+      </w:r>
+      <w:r>
+        <w:rPr>
+          <w:color w:val="000000"/>
+        </w:rPr>
+        <w:t>研究设计以</w:t>
       </w:r>
       <w:r>
         <w:rPr>
@@ -59,7 +73,67 @@
         <w:rPr>
           <w:color w:val="000000"/>
         </w:rPr>
-        <w:t>（英文，研究设计总纲）为准。</w:t>
+        <w:t>（英文）为准，</w:t>
+      </w:r>
+      <w:r>
+        <w:rPr>
+          <w:color w:val="000000"/>
+        </w:rPr>
+        <w:t xml:space="preserve"> </w:t>
+      </w:r>
+      <w:r>
+        <w:rPr>
+          <w:color w:val="000000"/>
+        </w:rPr>
+        <w:t>数据来源与数据处理以</w:t>
+      </w:r>
+      <w:r>
+        <w:rPr>
+          <w:color w:val="000000"/>
+        </w:rPr>
+        <w:t xml:space="preserve"> data_pipeline.md</w:t>
+      </w:r>
+      <w:r>
+        <w:rPr>
+          <w:color w:val="000000"/>
+        </w:rPr>
+        <w:t>（英文）为准；本文中关于</w:t>
+      </w:r>
+      <w:r>
+        <w:rPr>
+          <w:color w:val="000000"/>
+        </w:rPr>
+        <w:t xml:space="preserve"> CSMAR</w:t>
+      </w:r>
+      <w:r>
+        <w:rPr>
+          <w:color w:val="000000"/>
+        </w:rPr>
+        <w:t>、</w:t>
+      </w:r>
+      <w:r>
+        <w:rPr>
+          <w:color w:val="000000"/>
+        </w:rPr>
+        <w:t xml:space="preserve"> </w:t>
+      </w:r>
+      <w:r>
+        <w:rPr>
+          <w:color w:val="000000"/>
+        </w:rPr>
+        <w:t>手工导出与停牌剔除的段落均为早期设想，实际全部改用</w:t>
+      </w:r>
+      <w:r>
+        <w:rPr>
+          <w:color w:val="000000"/>
+        </w:rPr>
+        <w:t xml:space="preserve"> iFinD</w:t>
+      </w:r>
+      <w:r>
+        <w:rPr>
+          <w:color w:val="000000"/>
+        </w:rPr>
+        <w:t>，停牌按缺失处理。</w:t>
       </w:r>
       <w:r>
         <w:rPr>
@@ -565,7 +639,7 @@
         </w:rPr>
         <w:fldChar w:fldCharType="separate"/>
       </w:r>
-      <w:hyperlink w:anchor="_Toc242129867" w:history="1">
+      <w:hyperlink w:anchor="_Toc243215585" w:history="1">
         <w:r>
           <w:rPr>
             <w:rStyle w:val="aff9"/>
@@ -611,7 +685,7 @@
             <w:noProof/>
             <w:webHidden/>
           </w:rPr>
-          <w:instrText>PAGEREF _Toc242129867 \h</w:instrText>
+          <w:instrText>PAGEREF _Toc243215585 \h</w:instrText>
         </w:r>
         <w:r>
           <w:rPr>
@@ -669,7 +743,7 @@
           <w14:ligatures w14:val="standardContextual"/>
         </w:rPr>
       </w:pPr>
-      <w:hyperlink w:anchor="_Toc242129868" w:history="1">
+      <w:hyperlink w:anchor="_Toc243215586" w:history="1">
         <w:r>
           <w:rPr>
             <w:rStyle w:val="aff9"/>
@@ -715,7 +789,7 @@
             <w:noProof/>
             <w:webHidden/>
           </w:rPr>
-          <w:instrText>PAGEREF _Toc242129868 \h</w:instrText>
+          <w:instrText>PAGEREF _Toc243215586 \h</w:instrText>
         </w:r>
         <w:r>
           <w:rPr>
@@ -774,7 +848,7 @@
           <w14:ligatures w14:val="standardContextual"/>
         </w:rPr>
       </w:pPr>
-      <w:hyperlink w:anchor="_Toc242129869" w:history="1">
+      <w:hyperlink w:anchor="_Toc243215587" w:history="1">
         <w:r>
           <w:rPr>
             <w:rStyle w:val="aff9"/>
@@ -820,7 +894,7 @@
             <w:noProof/>
             <w:webHidden/>
           </w:rPr>
-          <w:instrText>PAGEREF _Toc242129869 \h</w:instrText>
+          <w:instrText>PAGEREF _Toc243215587 \h</w:instrText>
         </w:r>
         <w:r>
           <w:rPr>
@@ -879,7 +953,7 @@
           <w14:ligatures w14:val="standardContextual"/>
         </w:rPr>
       </w:pPr>
-      <w:hyperlink w:anchor="_Toc242129870" w:history="1">
+      <w:hyperlink w:anchor="_Toc243215588" w:history="1">
         <w:r>
           <w:rPr>
             <w:rStyle w:val="aff9"/>
@@ -925,7 +999,7 @@
             <w:noProof/>
             <w:webHidden/>
           </w:rPr>
-          <w:instrText>PAGEREF _Toc242129870 \h</w:instrText>
+          <w:instrText>PAGEREF _Toc243215588 \h</w:instrText>
         </w:r>
         <w:r>
           <w:rPr>
@@ -984,7 +1058,7 @@
           <w14:ligatures w14:val="standardContextual"/>
         </w:rPr>
       </w:pPr>
-      <w:hyperlink w:anchor="_Toc242129871" w:history="1">
+      <w:hyperlink w:anchor="_Toc243215589" w:history="1">
         <w:r>
           <w:rPr>
             <w:rStyle w:val="aff9"/>
@@ -1030,7 +1104,7 @@
             <w:noProof/>
             <w:webHidden/>
           </w:rPr>
-          <w:instrText>PAGEREF _Toc242129871 \h</w:instrText>
+          <w:instrText>PAGEREF _Toc243215589 \h</w:instrText>
         </w:r>
         <w:r>
           <w:rPr>
@@ -1089,7 +1163,7 @@
           <w14:ligatures w14:val="standardContextual"/>
         </w:rPr>
       </w:pPr>
-      <w:hyperlink w:anchor="_Toc242129872" w:history="1">
+      <w:hyperlink w:anchor="_Toc243215590" w:history="1">
         <w:r>
           <w:rPr>
             <w:rStyle w:val="aff9"/>
@@ -1135,7 +1209,7 @@
             <w:noProof/>
             <w:webHidden/>
           </w:rPr>
-          <w:instrText>PAGEREF _Toc242129872 \h</w:instrText>
+          <w:instrText>PAGEREF _Toc243215590 \h</w:instrText>
         </w:r>
         <w:r>
           <w:rPr>
@@ -1165,7 +1239,7 @@
             <w:noProof/>
             <w:webHidden/>
           </w:rPr>
-          <w:t>5</w:t>
+          <w:t>4</w:t>
         </w:r>
         <w:r>
           <w:rPr>
@@ -1193,7 +1267,7 @@
           <w14:ligatures w14:val="standardContextual"/>
         </w:rPr>
       </w:pPr>
-      <w:hyperlink w:anchor="_Toc242129873" w:history="1">
+      <w:hyperlink w:anchor="_Toc243215591" w:history="1">
         <w:r>
           <w:rPr>
             <w:rStyle w:val="aff9"/>
@@ -1255,7 +1329,7 @@
             <w:noProof/>
             <w:webHidden/>
           </w:rPr>
-          <w:instrText>PAGEREF _Toc242129873 \h</w:instrText>
+          <w:instrText>PAGEREF _Toc243215591 \h</w:instrText>
         </w:r>
         <w:r>
           <w:rPr>
@@ -1314,7 +1388,7 @@
           <w14:ligatures w14:val="standardContextual"/>
         </w:rPr>
       </w:pPr>
-      <w:hyperlink w:anchor="_Toc242129874" w:history="1">
+      <w:hyperlink w:anchor="_Toc243215592" w:history="1">
         <w:r>
           <w:rPr>
             <w:rStyle w:val="aff9"/>
@@ -1360,7 +1434,7 @@
             <w:noProof/>
             <w:webHidden/>
           </w:rPr>
-          <w:instrText>PAGEREF _Toc242129874 \h</w:instrText>
+          <w:instrText>PAGEREF _Toc243215592 \h</w:instrText>
         </w:r>
         <w:r>
           <w:rPr>
@@ -1419,7 +1493,7 @@
           <w14:ligatures w14:val="standardContextual"/>
         </w:rPr>
       </w:pPr>
-      <w:hyperlink w:anchor="_Toc242129875" w:history="1">
+      <w:hyperlink w:anchor="_Toc243215593" w:history="1">
         <w:r>
           <w:rPr>
             <w:rStyle w:val="aff9"/>
@@ -1465,7 +1539,7 @@
             <w:noProof/>
             <w:webHidden/>
           </w:rPr>
-          <w:instrText>PAGEREF _Toc242129875 \h</w:instrText>
+          <w:instrText>PAGEREF _Toc243215593 \h</w:instrText>
         </w:r>
         <w:r>
           <w:rPr>
@@ -1495,7 +1569,7 @@
             <w:noProof/>
             <w:webHidden/>
           </w:rPr>
-          <w:t>6</w:t>
+          <w:t>5</w:t>
         </w:r>
         <w:r>
           <w:rPr>
@@ -1524,7 +1598,7 @@
           <w14:ligatures w14:val="standardContextual"/>
         </w:rPr>
       </w:pPr>
-      <w:hyperlink w:anchor="_Toc242129876" w:history="1">
+      <w:hyperlink w:anchor="_Toc243215594" w:history="1">
         <w:r>
           <w:rPr>
             <w:rStyle w:val="aff9"/>
@@ -1634,7 +1708,7 @@
             <w:noProof/>
             <w:webHidden/>
           </w:rPr>
-          <w:instrText>PAGEREF _Toc242129876 \h</w:instrText>
+          <w:instrText>PAGEREF _Toc243215594 \h</w:instrText>
         </w:r>
         <w:r>
           <w:rPr>
@@ -1692,7 +1766,7 @@
           <w14:ligatures w14:val="standardContextual"/>
         </w:rPr>
       </w:pPr>
-      <w:hyperlink w:anchor="_Toc242129877" w:history="1">
+      <w:hyperlink w:anchor="_Toc243215595" w:history="1">
         <w:r>
           <w:rPr>
             <w:rStyle w:val="aff9"/>
@@ -1738,7 +1812,7 @@
             <w:noProof/>
             <w:webHidden/>
           </w:rPr>
-          <w:instrText>PAGEREF _Toc242129877 \h</w:instrText>
+          <w:instrText>PAGEREF _Toc243215595 \h</w:instrText>
         </w:r>
         <w:r>
           <w:rPr>
@@ -1768,7 +1842,7 @@
             <w:noProof/>
             <w:webHidden/>
           </w:rPr>
-          <w:t>7</w:t>
+          <w:t>6</w:t>
         </w:r>
         <w:r>
           <w:rPr>
@@ -1797,7 +1871,7 @@
           <w14:ligatures w14:val="standardContextual"/>
         </w:rPr>
       </w:pPr>
-      <w:hyperlink w:anchor="_Toc242129878" w:history="1">
+      <w:hyperlink w:anchor="_Toc243215596" w:history="1">
         <w:r>
           <w:rPr>
             <w:rStyle w:val="aff9"/>
@@ -1843,7 +1917,7 @@
             <w:noProof/>
             <w:webHidden/>
           </w:rPr>
-          <w:instrText>PAGEREF _Toc242129878 \h</w:instrText>
+          <w:instrText>PAGEREF _Toc243215596 \h</w:instrText>
         </w:r>
         <w:r>
           <w:rPr>
@@ -1873,7 +1947,7 @@
             <w:noProof/>
             <w:webHidden/>
           </w:rPr>
-          <w:t>7</w:t>
+          <w:t>6</w:t>
         </w:r>
         <w:r>
           <w:rPr>
@@ -1902,7 +1976,7 @@
           <w14:ligatures w14:val="standardContextual"/>
         </w:rPr>
       </w:pPr>
-      <w:hyperlink w:anchor="_Toc242129879" w:history="1">
+      <w:hyperlink w:anchor="_Toc243215597" w:history="1">
         <w:r>
           <w:rPr>
             <w:rStyle w:val="aff9"/>
@@ -1948,7 +2022,7 @@
             <w:noProof/>
             <w:webHidden/>
           </w:rPr>
-          <w:instrText>PAGEREF _Toc242129879 \h</w:instrText>
+          <w:instrText>PAGEREF _Toc243215597 \h</w:instrText>
         </w:r>
         <w:r>
           <w:rPr>
@@ -2007,7 +2081,7 @@
           <w14:ligatures w14:val="standardContextual"/>
         </w:rPr>
       </w:pPr>
-      <w:hyperlink w:anchor="_Toc242129880" w:history="1">
+      <w:hyperlink w:anchor="_Toc243215598" w:history="1">
         <w:r>
           <w:rPr>
             <w:rStyle w:val="aff9"/>
@@ -2053,7 +2127,7 @@
             <w:noProof/>
             <w:webHidden/>
           </w:rPr>
-          <w:instrText>PAGEREF _Toc242129880 \h</w:instrText>
+          <w:instrText>PAGEREF _Toc243215598 \h</w:instrText>
         </w:r>
         <w:r>
           <w:rPr>
@@ -2083,7 +2157,7 @@
             <w:noProof/>
             <w:webHidden/>
           </w:rPr>
-          <w:t>8</w:t>
+          <w:t>7</w:t>
         </w:r>
         <w:r>
           <w:rPr>
@@ -2112,7 +2186,7 @@
           <w14:ligatures w14:val="standardContextual"/>
         </w:rPr>
       </w:pPr>
-      <w:hyperlink w:anchor="_Toc242129881" w:history="1">
+      <w:hyperlink w:anchor="_Toc243215599" w:history="1">
         <w:r>
           <w:rPr>
             <w:rStyle w:val="aff9"/>
@@ -2158,7 +2232,7 @@
             <w:noProof/>
             <w:webHidden/>
           </w:rPr>
-          <w:instrText>PAGEREF _Toc242129881 \h</w:instrText>
+          <w:instrText>PAGEREF _Toc243215599 \h</w:instrText>
         </w:r>
         <w:r>
           <w:rPr>
@@ -2217,7 +2291,7 @@
           <w14:ligatures w14:val="standardContextual"/>
         </w:rPr>
       </w:pPr>
-      <w:hyperlink w:anchor="_Toc242129882" w:history="1">
+      <w:hyperlink w:anchor="_Toc243215600" w:history="1">
         <w:r>
           <w:rPr>
             <w:rStyle w:val="aff9"/>
@@ -2263,7 +2337,7 @@
             <w:noProof/>
             <w:webHidden/>
           </w:rPr>
-          <w:instrText>PAGEREF _Toc242129882 \h</w:instrText>
+          <w:instrText>PAGEREF _Toc243215600 \h</w:instrText>
         </w:r>
         <w:r>
           <w:rPr>
@@ -2321,7 +2395,7 @@
           <w14:ligatures w14:val="standardContextual"/>
         </w:rPr>
       </w:pPr>
-      <w:hyperlink w:anchor="_Toc242129883" w:history="1">
+      <w:hyperlink w:anchor="_Toc243215601" w:history="1">
         <w:r>
           <w:rPr>
             <w:rStyle w:val="aff9"/>
@@ -2367,7 +2441,7 @@
             <w:noProof/>
             <w:webHidden/>
           </w:rPr>
-          <w:instrText>PAGEREF _Toc242129883 \h</w:instrText>
+          <w:instrText>PAGEREF _Toc243215601 \h</w:instrText>
         </w:r>
         <w:r>
           <w:rPr>
@@ -2397,7 +2471,7 @@
             <w:noProof/>
             <w:webHidden/>
           </w:rPr>
-          <w:t>9</w:t>
+          <w:t>8</w:t>
         </w:r>
         <w:r>
           <w:rPr>
@@ -2426,7 +2500,7 @@
           <w14:ligatures w14:val="standardContextual"/>
         </w:rPr>
       </w:pPr>
-      <w:hyperlink w:anchor="_Toc242129884" w:history="1">
+      <w:hyperlink w:anchor="_Toc243215602" w:history="1">
         <w:r>
           <w:rPr>
             <w:rStyle w:val="aff9"/>
@@ -2472,7 +2546,7 @@
             <w:noProof/>
             <w:webHidden/>
           </w:rPr>
-          <w:instrText>PAGEREF _Toc242129884 \h</w:instrText>
+          <w:instrText>PAGEREF _Toc243215602 \h</w:instrText>
         </w:r>
         <w:r>
           <w:rPr>
@@ -2502,7 +2576,7 @@
             <w:noProof/>
             <w:webHidden/>
           </w:rPr>
-          <w:t>9</w:t>
+          <w:t>8</w:t>
         </w:r>
         <w:r>
           <w:rPr>
@@ -2531,7 +2605,7 @@
           <w14:ligatures w14:val="standardContextual"/>
         </w:rPr>
       </w:pPr>
-      <w:hyperlink w:anchor="_Toc242129885" w:history="1">
+      <w:hyperlink w:anchor="_Toc243215603" w:history="1">
         <w:r>
           <w:rPr>
             <w:rStyle w:val="aff9"/>
@@ -2593,7 +2667,7 @@
             <w:noProof/>
             <w:webHidden/>
           </w:rPr>
-          <w:instrText>PAGEREF _Toc242129885 \h</w:instrText>
+          <w:instrText>PAGEREF _Toc243215603 \h</w:instrText>
         </w:r>
         <w:r>
           <w:rPr>
@@ -2652,7 +2726,7 @@
           <w14:ligatures w14:val="standardContextual"/>
         </w:rPr>
       </w:pPr>
-      <w:hyperlink w:anchor="_Toc242129886" w:history="1">
+      <w:hyperlink w:anchor="_Toc243215604" w:history="1">
         <w:r>
           <w:rPr>
             <w:rStyle w:val="aff9"/>
@@ -2698,7 +2772,7 @@
             <w:noProof/>
             <w:webHidden/>
           </w:rPr>
-          <w:instrText>PAGEREF _Toc242129886 \h</w:instrText>
+          <w:instrText>PAGEREF _Toc243215604 \h</w:instrText>
         </w:r>
         <w:r>
           <w:rPr>
@@ -2728,7 +2802,7 @@
             <w:noProof/>
             <w:webHidden/>
           </w:rPr>
-          <w:t>10</w:t>
+          <w:t>9</w:t>
         </w:r>
         <w:r>
           <w:rPr>
@@ -2757,7 +2831,7 @@
           <w14:ligatures w14:val="standardContextual"/>
         </w:rPr>
       </w:pPr>
-      <w:hyperlink w:anchor="_Toc242129887" w:history="1">
+      <w:hyperlink w:anchor="_Toc243215605" w:history="1">
         <w:r>
           <w:rPr>
             <w:rStyle w:val="aff9"/>
@@ -2867,7 +2941,7 @@
             <w:noProof/>
             <w:webHidden/>
           </w:rPr>
-          <w:instrText>PAGEREF _Toc242129887 \h</w:instrText>
+          <w:instrText>PAGEREF _Toc243215605 \h</w:instrText>
         </w:r>
         <w:r>
           <w:rPr>
@@ -2925,7 +2999,7 @@
           <w14:ligatures w14:val="standardContextual"/>
         </w:rPr>
       </w:pPr>
-      <w:hyperlink w:anchor="_Toc242129888" w:history="1">
+      <w:hyperlink w:anchor="_Toc243215606" w:history="1">
         <w:r>
           <w:rPr>
             <w:rStyle w:val="aff9"/>
@@ -2971,7 +3045,7 @@
             <w:noProof/>
             <w:webHidden/>
           </w:rPr>
-          <w:instrText>PAGEREF _Toc242129888 \h</w:instrText>
+          <w:instrText>PAGEREF _Toc243215606 \h</w:instrText>
         </w:r>
         <w:r>
           <w:rPr>
@@ -3001,7 +3075,7 @@
             <w:noProof/>
             <w:webHidden/>
           </w:rPr>
-          <w:t>11</w:t>
+          <w:t>10</w:t>
         </w:r>
         <w:r>
           <w:rPr>
@@ -3030,7 +3104,7 @@
           <w14:ligatures w14:val="standardContextual"/>
         </w:rPr>
       </w:pPr>
-      <w:hyperlink w:anchor="_Toc242129889" w:history="1">
+      <w:hyperlink w:anchor="_Toc243215607" w:history="1">
         <w:r>
           <w:rPr>
             <w:rStyle w:val="aff9"/>
@@ -3100,7 +3174,7 @@
             <w:noProof/>
             <w:webHidden/>
           </w:rPr>
-          <w:instrText>PAGEREF _Toc242129889 \h</w:instrText>
+          <w:instrText>PAGEREF _Toc243215607 \h</w:instrText>
         </w:r>
         <w:r>
           <w:rPr>
@@ -3159,7 +3233,7 @@
           <w14:ligatures w14:val="standardContextual"/>
         </w:rPr>
       </w:pPr>
-      <w:hyperlink w:anchor="_Toc242129890" w:history="1">
+      <w:hyperlink w:anchor="_Toc243215608" w:history="1">
         <w:r>
           <w:rPr>
             <w:rStyle w:val="aff9"/>
@@ -3229,7 +3303,7 @@
             <w:noProof/>
             <w:webHidden/>
           </w:rPr>
-          <w:instrText>PAGEREF _Toc242129890 \h</w:instrText>
+          <w:instrText>PAGEREF _Toc243215608 \h</w:instrText>
         </w:r>
         <w:r>
           <w:rPr>
@@ -3288,7 +3362,7 @@
           <w14:ligatures w14:val="standardContextual"/>
         </w:rPr>
       </w:pPr>
-      <w:hyperlink w:anchor="_Toc242129891" w:history="1">
+      <w:hyperlink w:anchor="_Toc243215609" w:history="1">
         <w:r>
           <w:rPr>
             <w:rStyle w:val="aff9"/>
@@ -3358,7 +3432,7 @@
             <w:noProof/>
             <w:webHidden/>
           </w:rPr>
-          <w:instrText>PAGEREF _Toc242129891 \h</w:instrText>
+          <w:instrText>PAGEREF _Toc243215609 \h</w:instrText>
         </w:r>
         <w:r>
           <w:rPr>
@@ -3417,7 +3491,7 @@
           <w14:ligatures w14:val="standardContextual"/>
         </w:rPr>
       </w:pPr>
-      <w:hyperlink w:anchor="_Toc242129892" w:history="1">
+      <w:hyperlink w:anchor="_Toc243215610" w:history="1">
         <w:r>
           <w:rPr>
             <w:rStyle w:val="aff9"/>
@@ -3487,7 +3561,7 @@
             <w:noProof/>
             <w:webHidden/>
           </w:rPr>
-          <w:instrText>PAGEREF _Toc242129892 \h</w:instrText>
+          <w:instrText>PAGEREF _Toc243215610 \h</w:instrText>
         </w:r>
         <w:r>
           <w:rPr>
@@ -3517,7 +3591,7 @@
             <w:noProof/>
             <w:webHidden/>
           </w:rPr>
-          <w:t>12</w:t>
+          <w:t>11</w:t>
         </w:r>
         <w:r>
           <w:rPr>
@@ -3546,7 +3620,7 @@
           <w14:ligatures w14:val="standardContextual"/>
         </w:rPr>
       </w:pPr>
-      <w:hyperlink w:anchor="_Toc242129893" w:history="1">
+      <w:hyperlink w:anchor="_Toc243215611" w:history="1">
         <w:r>
           <w:rPr>
             <w:rStyle w:val="aff9"/>
@@ -3600,7 +3674,7 @@
             <w:noProof/>
             <w:webHidden/>
           </w:rPr>
-          <w:instrText>PAGEREF _Toc242129893 \h</w:instrText>
+          <w:instrText>PAGEREF _Toc243215611 \h</w:instrText>
         </w:r>
         <w:r>
           <w:rPr>
@@ -3658,7 +3732,7 @@
           <w14:ligatures w14:val="standardContextual"/>
         </w:rPr>
       </w:pPr>
-      <w:hyperlink w:anchor="_Toc242129894" w:history="1">
+      <w:hyperlink w:anchor="_Toc243215612" w:history="1">
         <w:r>
           <w:rPr>
             <w:rStyle w:val="aff9"/>
@@ -3704,7 +3778,7 @@
             <w:noProof/>
             <w:webHidden/>
           </w:rPr>
-          <w:instrText>PAGEREF _Toc242129894 \h</w:instrText>
+          <w:instrText>PAGEREF _Toc243215612 \h</w:instrText>
         </w:r>
         <w:r>
           <w:rPr>
@@ -3762,7 +3836,7 @@
           <w14:ligatures w14:val="standardContextual"/>
         </w:rPr>
       </w:pPr>
-      <w:hyperlink w:anchor="_Toc242129895" w:history="1">
+      <w:hyperlink w:anchor="_Toc243215613" w:history="1">
         <w:r>
           <w:rPr>
             <w:rStyle w:val="aff9"/>
@@ -3808,7 +3882,7 @@
             <w:noProof/>
             <w:webHidden/>
           </w:rPr>
-          <w:instrText>PAGEREF _Toc242129895 \h</w:instrText>
+          <w:instrText>PAGEREF _Toc243215613 \h</w:instrText>
         </w:r>
         <w:r>
           <w:rPr>
@@ -3866,7 +3940,7 @@
           <w14:ligatures w14:val="standardContextual"/>
         </w:rPr>
       </w:pPr>
-      <w:hyperlink w:anchor="_Toc242129896" w:history="1">
+      <w:hyperlink w:anchor="_Toc243215614" w:history="1">
         <w:r>
           <w:rPr>
             <w:rStyle w:val="aff9"/>
@@ -3928,7 +4002,7 @@
             <w:noProof/>
             <w:webHidden/>
           </w:rPr>
-          <w:instrText>PAGEREF _Toc242129896 \h</w:instrText>
+          <w:instrText>PAGEREF _Toc243215614 \h</w:instrText>
         </w:r>
         <w:r>
           <w:rPr>
@@ -3986,7 +4060,7 @@
           <w14:ligatures w14:val="standardContextual"/>
         </w:rPr>
       </w:pPr>
-      <w:hyperlink w:anchor="_Toc242129897" w:history="1">
+      <w:hyperlink w:anchor="_Toc243215615" w:history="1">
         <w:r>
           <w:rPr>
             <w:rStyle w:val="aff9"/>
@@ -4064,7 +4138,7 @@
             <w:noProof/>
             <w:webHidden/>
           </w:rPr>
-          <w:instrText>PAGEREF _Toc242129897 \h</w:instrText>
+          <w:instrText>PAGEREF _Toc243215615 \h</w:instrText>
         </w:r>
         <w:r>
           <w:rPr>
@@ -4123,7 +4197,7 @@
           <w14:ligatures w14:val="standardContextual"/>
         </w:rPr>
       </w:pPr>
-      <w:hyperlink w:anchor="_Toc242129898" w:history="1">
+      <w:hyperlink w:anchor="_Toc243215616" w:history="1">
         <w:r>
           <w:rPr>
             <w:rStyle w:val="aff9"/>
@@ -4201,7 +4275,7 @@
             <w:noProof/>
             <w:webHidden/>
           </w:rPr>
-          <w:instrText>PAGEREF _Toc242129898 \h</w:instrText>
+          <w:instrText>PAGEREF _Toc243215616 \h</w:instrText>
         </w:r>
         <w:r>
           <w:rPr>
@@ -4260,7 +4334,7 @@
           <w14:ligatures w14:val="standardContextual"/>
         </w:rPr>
       </w:pPr>
-      <w:hyperlink w:anchor="_Toc242129899" w:history="1">
+      <w:hyperlink w:anchor="_Toc243215617" w:history="1">
         <w:r>
           <w:rPr>
             <w:rStyle w:val="aff9"/>
@@ -4370,7 +4444,7 @@
             <w:noProof/>
             <w:webHidden/>
           </w:rPr>
-          <w:instrText>PAGEREF _Toc242129899 \h</w:instrText>
+          <w:instrText>PAGEREF _Toc243215617 \h</w:instrText>
         </w:r>
         <w:r>
           <w:rPr>
@@ -4429,7 +4503,7 @@
           <w14:ligatures w14:val="standardContextual"/>
         </w:rPr>
       </w:pPr>
-      <w:hyperlink w:anchor="_Toc242129900" w:history="1">
+      <w:hyperlink w:anchor="_Toc243215618" w:history="1">
         <w:r>
           <w:rPr>
             <w:rStyle w:val="aff9"/>
@@ -4475,7 +4549,7 @@
             <w:noProof/>
             <w:webHidden/>
           </w:rPr>
-          <w:instrText>PAGEREF _Toc242129900 \h</w:instrText>
+          <w:instrText>PAGEREF _Toc243215618 \h</w:instrText>
         </w:r>
         <w:r>
           <w:rPr>
@@ -4533,7 +4607,7 @@
           <w14:ligatures w14:val="standardContextual"/>
         </w:rPr>
       </w:pPr>
-      <w:hyperlink w:anchor="_Toc242129901" w:history="1">
+      <w:hyperlink w:anchor="_Toc243215619" w:history="1">
         <w:r>
           <w:rPr>
             <w:rStyle w:val="aff9"/>
@@ -4595,7 +4669,7 @@
             <w:noProof/>
             <w:webHidden/>
           </w:rPr>
-          <w:instrText>PAGEREF _Toc242129901 \h</w:instrText>
+          <w:instrText>PAGEREF _Toc243215619 \h</w:instrText>
         </w:r>
         <w:r>
           <w:rPr>
@@ -4654,7 +4728,7 @@
           <w14:ligatures w14:val="standardContextual"/>
         </w:rPr>
       </w:pPr>
-      <w:hyperlink w:anchor="_Toc242129902" w:history="1">
+      <w:hyperlink w:anchor="_Toc243215620" w:history="1">
         <w:r>
           <w:rPr>
             <w:rStyle w:val="aff9"/>
@@ -4700,7 +4774,7 @@
             <w:noProof/>
             <w:webHidden/>
           </w:rPr>
-          <w:instrText>PAGEREF _Toc242129902 \h</w:instrText>
+          <w:instrText>PAGEREF _Toc243215620 \h</w:instrText>
         </w:r>
         <w:r>
           <w:rPr>
@@ -4730,7 +4804,7 @@
             <w:noProof/>
             <w:webHidden/>
           </w:rPr>
-          <w:t>17</w:t>
+          <w:t>16</w:t>
         </w:r>
         <w:r>
           <w:rPr>
@@ -4758,7 +4832,7 @@
           <w14:ligatures w14:val="standardContextual"/>
         </w:rPr>
       </w:pPr>
-      <w:hyperlink w:anchor="_Toc242129903" w:history="1">
+      <w:hyperlink w:anchor="_Toc243215621" w:history="1">
         <w:r>
           <w:rPr>
             <w:rStyle w:val="aff9"/>
@@ -4820,7 +4894,7 @@
             <w:noProof/>
             <w:webHidden/>
           </w:rPr>
-          <w:instrText>PAGEREF _Toc242129903 \h</w:instrText>
+          <w:instrText>PAGEREF _Toc243215621 \h</w:instrText>
         </w:r>
         <w:r>
           <w:rPr>
@@ -4878,7 +4952,7 @@
           <w14:ligatures w14:val="standardContextual"/>
         </w:rPr>
       </w:pPr>
-      <w:hyperlink w:anchor="_Toc242129904" w:history="1">
+      <w:hyperlink w:anchor="_Toc243215622" w:history="1">
         <w:r>
           <w:rPr>
             <w:rStyle w:val="aff9"/>
@@ -4924,7 +4998,7 @@
             <w:noProof/>
             <w:webHidden/>
           </w:rPr>
-          <w:instrText>PAGEREF _Toc242129904 \h</w:instrText>
+          <w:instrText>PAGEREF _Toc243215622 \h</w:instrText>
         </w:r>
         <w:r>
           <w:rPr>
@@ -4983,7 +5057,7 @@
           <w14:ligatures w14:val="standardContextual"/>
         </w:rPr>
       </w:pPr>
-      <w:hyperlink w:anchor="_Toc242129905" w:history="1">
+      <w:hyperlink w:anchor="_Toc243215623" w:history="1">
         <w:r>
           <w:rPr>
             <w:rStyle w:val="aff9"/>
@@ -5029,7 +5103,7 @@
             <w:noProof/>
             <w:webHidden/>
           </w:rPr>
-          <w:instrText>PAGEREF _Toc242129905 \h</w:instrText>
+          <w:instrText>PAGEREF _Toc243215623 \h</w:instrText>
         </w:r>
         <w:r>
           <w:rPr>
@@ -5088,7 +5162,7 @@
           <w14:ligatures w14:val="standardContextual"/>
         </w:rPr>
       </w:pPr>
-      <w:hyperlink w:anchor="_Toc242129906" w:history="1">
+      <w:hyperlink w:anchor="_Toc243215624" w:history="1">
         <w:r>
           <w:rPr>
             <w:rStyle w:val="aff9"/>
@@ -5134,7 +5208,7 @@
             <w:noProof/>
             <w:webHidden/>
           </w:rPr>
-          <w:instrText>PAGEREF _Toc242129906 \h</w:instrText>
+          <w:instrText>PAGEREF _Toc243215624 \h</w:instrText>
         </w:r>
         <w:r>
           <w:rPr>
@@ -5164,7 +5238,7 @@
             <w:noProof/>
             <w:webHidden/>
           </w:rPr>
-          <w:t>19</w:t>
+          <w:t>18</w:t>
         </w:r>
         <w:r>
           <w:rPr>
@@ -5193,7 +5267,7 @@
           <w14:ligatures w14:val="standardContextual"/>
         </w:rPr>
       </w:pPr>
-      <w:hyperlink w:anchor="_Toc242129907" w:history="1">
+      <w:hyperlink w:anchor="_Toc243215625" w:history="1">
         <w:r>
           <w:rPr>
             <w:rStyle w:val="aff9"/>
@@ -5239,7 +5313,7 @@
             <w:noProof/>
             <w:webHidden/>
           </w:rPr>
-          <w:instrText>PAGEREF _Toc242129907 \h</w:instrText>
+          <w:instrText>PAGEREF _Toc243215625 \h</w:instrText>
         </w:r>
         <w:r>
           <w:rPr>
@@ -5297,7 +5371,7 @@
           <w14:ligatures w14:val="standardContextual"/>
         </w:rPr>
       </w:pPr>
-      <w:hyperlink w:anchor="_Toc242129908" w:history="1">
+      <w:hyperlink w:anchor="_Toc243215626" w:history="1">
         <w:r>
           <w:rPr>
             <w:rStyle w:val="aff9"/>
@@ -5343,7 +5417,7 @@
             <w:noProof/>
             <w:webHidden/>
           </w:rPr>
-          <w:instrText>PAGEREF _Toc242129908 \h</w:instrText>
+          <w:instrText>PAGEREF _Toc243215626 \h</w:instrText>
         </w:r>
         <w:r>
           <w:rPr>
@@ -5401,7 +5475,7 @@
           <w14:ligatures w14:val="standardContextual"/>
         </w:rPr>
       </w:pPr>
-      <w:hyperlink w:anchor="_Toc242129909" w:history="1">
+      <w:hyperlink w:anchor="_Toc243215627" w:history="1">
         <w:r>
           <w:rPr>
             <w:rStyle w:val="aff9"/>
@@ -5447,7 +5521,7 @@
             <w:noProof/>
             <w:webHidden/>
           </w:rPr>
-          <w:instrText>PAGEREF _Toc242129909 \h</w:instrText>
+          <w:instrText>PAGEREF _Toc243215627 \h</w:instrText>
         </w:r>
         <w:r>
           <w:rPr>
@@ -5505,7 +5579,7 @@
           <w14:ligatures w14:val="standardContextual"/>
         </w:rPr>
       </w:pPr>
-      <w:hyperlink w:anchor="_Toc242129910" w:history="1">
+      <w:hyperlink w:anchor="_Toc243215628" w:history="1">
         <w:r>
           <w:rPr>
             <w:rStyle w:val="aff9"/>
@@ -5551,7 +5625,7 @@
             <w:noProof/>
             <w:webHidden/>
           </w:rPr>
-          <w:instrText>PAGEREF _Toc242129910 \h</w:instrText>
+          <w:instrText>PAGEREF _Toc243215628 \h</w:instrText>
         </w:r>
         <w:r>
           <w:rPr>
@@ -5610,7 +5684,7 @@
           <w14:ligatures w14:val="standardContextual"/>
         </w:rPr>
       </w:pPr>
-      <w:hyperlink w:anchor="_Toc242129911" w:history="1">
+      <w:hyperlink w:anchor="_Toc243215629" w:history="1">
         <w:r>
           <w:rPr>
             <w:rStyle w:val="aff9"/>
@@ -5672,7 +5746,7 @@
             <w:noProof/>
             <w:webHidden/>
           </w:rPr>
-          <w:instrText>PAGEREF _Toc242129911 \h</w:instrText>
+          <w:instrText>PAGEREF _Toc243215629 \h</w:instrText>
         </w:r>
         <w:r>
           <w:rPr>
@@ -5731,7 +5805,7 @@
           <w14:ligatures w14:val="standardContextual"/>
         </w:rPr>
       </w:pPr>
-      <w:hyperlink w:anchor="_Toc242129912" w:history="1">
+      <w:hyperlink w:anchor="_Toc243215630" w:history="1">
         <w:r>
           <w:rPr>
             <w:rStyle w:val="aff9"/>
@@ -5777,7 +5851,7 @@
             <w:noProof/>
             <w:webHidden/>
           </w:rPr>
-          <w:instrText>PAGEREF _Toc242129912 \h</w:instrText>
+          <w:instrText>PAGEREF _Toc243215630 \h</w:instrText>
         </w:r>
         <w:r>
           <w:rPr>
@@ -5836,7 +5910,7 @@
           <w14:ligatures w14:val="standardContextual"/>
         </w:rPr>
       </w:pPr>
-      <w:hyperlink w:anchor="_Toc242129913" w:history="1">
+      <w:hyperlink w:anchor="_Toc243215631" w:history="1">
         <w:r>
           <w:rPr>
             <w:rStyle w:val="aff9"/>
@@ -5882,7 +5956,7 @@
             <w:noProof/>
             <w:webHidden/>
           </w:rPr>
-          <w:instrText>PAGEREF _Toc242129913 \h</w:instrText>
+          <w:instrText>PAGEREF _Toc243215631 \h</w:instrText>
         </w:r>
         <w:r>
           <w:rPr>
@@ -5912,7 +5986,7 @@
             <w:noProof/>
             <w:webHidden/>
           </w:rPr>
-          <w:t>22</w:t>
+          <w:t>21</w:t>
         </w:r>
         <w:r>
           <w:rPr>
@@ -5941,7 +6015,7 @@
           <w14:ligatures w14:val="standardContextual"/>
         </w:rPr>
       </w:pPr>
-      <w:hyperlink w:anchor="_Toc242129914" w:history="1">
+      <w:hyperlink w:anchor="_Toc243215632" w:history="1">
         <w:r>
           <w:rPr>
             <w:rStyle w:val="aff9"/>
@@ -5987,7 +6061,7 @@
             <w:noProof/>
             <w:webHidden/>
           </w:rPr>
-          <w:instrText>PAGEREF _Toc242129914 \h</w:instrText>
+          <w:instrText>PAGEREF _Toc243215632 \h</w:instrText>
         </w:r>
         <w:r>
           <w:rPr>
@@ -6046,7 +6120,7 @@
           <w14:ligatures w14:val="standardContextual"/>
         </w:rPr>
       </w:pPr>
-      <w:hyperlink w:anchor="_Toc242129915" w:history="1">
+      <w:hyperlink w:anchor="_Toc243215633" w:history="1">
         <w:r>
           <w:rPr>
             <w:rStyle w:val="aff9"/>
@@ -6092,7 +6166,7 @@
             <w:noProof/>
             <w:webHidden/>
           </w:rPr>
-          <w:instrText>PAGEREF _Toc242129915 \h</w:instrText>
+          <w:instrText>PAGEREF _Toc243215633 \h</w:instrText>
         </w:r>
         <w:r>
           <w:rPr>
@@ -6122,7 +6196,7 @@
             <w:noProof/>
             <w:webHidden/>
           </w:rPr>
-          <w:t>23</w:t>
+          <w:t>22</w:t>
         </w:r>
         <w:r>
           <w:rPr>
@@ -6147,7 +6221,7 @@
         <w:pStyle w:val="1"/>
         <w:spacing w:before="280" w:after="120"/>
       </w:pPr>
-      <w:bookmarkStart w:id="0" w:name="_Toc242129867"/>
+      <w:bookmarkStart w:id="0" w:name="_Toc243215585"/>
       <w:r>
         <w:rPr>
           <w:rFonts w:ascii="Times New Roman" w:eastAsia="黑体" w:hAnsi="Times New Roman"/>
@@ -6442,7 +6516,7 @@
                 <w:color w:val="000000"/>
                 <w:sz w:val="21"/>
               </w:rPr>
-              <w:t>核心张力</w:t>
+              <w:t>核心问题</w:t>
             </w:r>
           </w:p>
         </w:tc>
@@ -6543,7 +6617,7 @@
                 <w:color w:val="000000"/>
                 <w:sz w:val="21"/>
               </w:rPr>
-              <w:t>影响力）？两组文献结论相反</w:t>
+              <w:t>影响力）？两组文献给出相反预测</w:t>
             </w:r>
           </w:p>
         </w:tc>
@@ -6667,7 +6741,7 @@
                 <w:color w:val="000000"/>
                 <w:sz w:val="21"/>
               </w:rPr>
-              <w:t>事后预测准确度，三把尺子交叉验证</w:t>
+              <w:t>事后预测准确度，三个检验交叉验证</w:t>
             </w:r>
           </w:p>
         </w:tc>
@@ -7277,7 +7351,7 @@
         <w:pStyle w:val="1"/>
         <w:spacing w:before="280" w:after="120"/>
       </w:pPr>
-      <w:bookmarkStart w:id="1" w:name="_Toc242129868"/>
+      <w:bookmarkStart w:id="1" w:name="_Toc243215586"/>
       <w:r>
         <w:rPr>
           <w:rFonts w:ascii="Times New Roman" w:eastAsia="黑体" w:hAnsi="Times New Roman"/>
@@ -7301,7 +7375,7 @@
         <w:pStyle w:val="21"/>
         <w:spacing w:after="120"/>
       </w:pPr>
-      <w:bookmarkStart w:id="2" w:name="_Toc242129869"/>
+      <w:bookmarkStart w:id="2" w:name="_Toc243215587"/>
       <w:r>
         <w:rPr>
           <w:rFonts w:ascii="Times New Roman" w:eastAsia="黑体" w:hAnsi="Times New Roman"/>
@@ -7431,14 +7505,14 @@
         <w:rPr>
           <w:color w:val="000000"/>
         </w:rPr>
-        <w:t>，而是去看</w:t>
+        <w:t>，而是去检验</w:t>
       </w:r>
       <w:r>
         <w:rPr>
           <w:b/>
           <w:color w:val="000000"/>
         </w:rPr>
-        <w:t>价格、成交量、以及事后收益是否留下了权威的脚印</w:t>
+        <w:t>价格、成交量与事后收益是否随分析师权威程度不同而变化</w:t>
       </w:r>
       <w:r>
         <w:rPr>
@@ -7456,7 +7530,7 @@
         <w:rPr>
           <w:color w:val="000000"/>
         </w:rPr>
-        <w:t>用市场痕迹替代问卷</w:t>
+        <w:t>用市场数据替代问卷</w:t>
       </w:r>
       <w:r>
         <w:rPr>
@@ -7476,7 +7550,7 @@
         <w:pStyle w:val="21"/>
         <w:spacing w:after="120"/>
       </w:pPr>
-      <w:bookmarkStart w:id="3" w:name="_Toc242129870"/>
+      <w:bookmarkStart w:id="3" w:name="_Toc243215588"/>
       <w:r>
         <w:rPr>
           <w:rFonts w:ascii="Times New Roman" w:eastAsia="黑体" w:hAnsi="Times New Roman"/>
@@ -7689,55 +7763,7 @@
         <w:rPr>
           <w:color w:val="000000"/>
         </w:rPr>
-        <w:t>问是全题的题眼：它把</w:t>
-      </w:r>
-      <w:r>
-        <w:rPr>
-          <w:color w:val="000000"/>
-        </w:rPr>
-        <w:t>"</w:t>
-      </w:r>
-      <w:r>
-        <w:rPr>
-          <w:color w:val="000000"/>
-        </w:rPr>
-        <w:t>信息假说</w:t>
-      </w:r>
-      <w:r>
-        <w:rPr>
-          <w:color w:val="000000"/>
-        </w:rPr>
-        <w:t>"</w:t>
-      </w:r>
-      <w:r>
-        <w:rPr>
-          <w:color w:val="000000"/>
-        </w:rPr>
-        <w:t>与</w:t>
-      </w:r>
-      <w:r>
-        <w:rPr>
-          <w:color w:val="000000"/>
-        </w:rPr>
-        <w:t>"</w:t>
-      </w:r>
-      <w:r>
-        <w:rPr>
-          <w:color w:val="000000"/>
-        </w:rPr>
-        <w:t>影响力假说</w:t>
-      </w:r>
-      <w:r>
-        <w:rPr>
-          <w:color w:val="000000"/>
-        </w:rPr>
-        <w:t>"</w:t>
-      </w:r>
-      <w:r>
-        <w:rPr>
-          <w:color w:val="000000"/>
-        </w:rPr>
-        <w:t>摆在同一张桌子上，谁也无法用描述统计糊弄过去。</w:t>
+        <w:t>问最关键：两个假说对它给出相反预测，描述统计无法区分，只能靠检验。</w:t>
       </w:r>
     </w:p>
     <w:p>
@@ -7745,7 +7771,7 @@
         <w:pStyle w:val="21"/>
         <w:spacing w:after="120"/>
       </w:pPr>
-      <w:bookmarkStart w:id="4" w:name="_Toc242129871"/>
+      <w:bookmarkStart w:id="4" w:name="_Toc243215589"/>
       <w:r>
         <w:rPr>
           <w:rFonts w:ascii="Times New Roman" w:eastAsia="黑体" w:hAnsi="Times New Roman"/>
@@ -7943,13 +7969,12 @@
         <w:pStyle w:val="21"/>
         <w:spacing w:after="120"/>
       </w:pPr>
-      <w:bookmarkStart w:id="5" w:name="_Toc242129872"/>
+      <w:bookmarkStart w:id="5" w:name="_Toc243215590"/>
       <w:r>
         <w:rPr>
           <w:rFonts w:ascii="Times New Roman" w:eastAsia="黑体" w:hAnsi="Times New Roman"/>
           <w:color w:val="000000"/>
         </w:rPr>
-        <w:lastRenderedPageBreak/>
         <w:t xml:space="preserve">1.4 </w:t>
       </w:r>
       <w:r>
@@ -7991,6 +8016,7 @@
           <w:b/>
           <w:color w:val="000000"/>
         </w:rPr>
+        <w:lastRenderedPageBreak/>
         <w:t xml:space="preserve">Project 6 </w:t>
       </w:r>
       <w:r>
@@ -8293,7 +8319,7 @@
         <w:pStyle w:val="1"/>
         <w:spacing w:before="280" w:after="120"/>
       </w:pPr>
-      <w:bookmarkStart w:id="6" w:name="_Toc242129873"/>
+      <w:bookmarkStart w:id="6" w:name="_Toc243215591"/>
       <w:r>
         <w:rPr>
           <w:rFonts w:ascii="Times New Roman" w:eastAsia="黑体" w:hAnsi="Times New Roman"/>
@@ -8341,7 +8367,7 @@
         <w:pStyle w:val="21"/>
         <w:spacing w:after="120"/>
       </w:pPr>
-      <w:bookmarkStart w:id="7" w:name="_Toc242129874"/>
+      <w:bookmarkStart w:id="7" w:name="_Toc243215592"/>
       <w:r>
         <w:rPr>
           <w:rFonts w:ascii="Times New Roman" w:eastAsia="黑体" w:hAnsi="Times New Roman"/>
@@ -8782,13 +8808,12 @@
         <w:pStyle w:val="21"/>
         <w:spacing w:after="120"/>
       </w:pPr>
-      <w:bookmarkStart w:id="8" w:name="_Toc242129875"/>
+      <w:bookmarkStart w:id="8" w:name="_Toc243215593"/>
       <w:r>
         <w:rPr>
           <w:rFonts w:ascii="Times New Roman" w:eastAsia="黑体" w:hAnsi="Times New Roman"/>
           <w:color w:val="000000"/>
         </w:rPr>
-        <w:lastRenderedPageBreak/>
         <w:t xml:space="preserve">2.2 </w:t>
       </w:r>
       <w:r>
@@ -8971,6 +8996,7 @@
           <w:b/>
           <w:color w:val="000000"/>
         </w:rPr>
+        <w:lastRenderedPageBreak/>
         <w:t>含义</w:t>
       </w:r>
       <w:r>
@@ -9238,7 +9264,7 @@
         <w:pStyle w:val="21"/>
         <w:spacing w:after="120"/>
       </w:pPr>
-      <w:bookmarkStart w:id="9" w:name="_Toc242129876"/>
+      <w:bookmarkStart w:id="9" w:name="_Toc243215594"/>
       <w:r>
         <w:rPr>
           <w:rFonts w:ascii="Times New Roman" w:eastAsia="黑体" w:hAnsi="Times New Roman"/>
@@ -9359,7 +9385,7 @@
           <w:b/>
           <w:color w:val="000000"/>
         </w:rPr>
-        <w:t>差异化护城河</w:t>
+        <w:t>差异化设计</w:t>
       </w:r>
       <w:r>
         <w:rPr>
@@ -9695,7 +9721,6 @@
           <w:b/>
           <w:color w:val="000000"/>
         </w:rPr>
-        <w:lastRenderedPageBreak/>
         <w:t>必须核实的点</w:t>
       </w:r>
       <w:r>
@@ -9743,7 +9768,7 @@
         <w:pStyle w:val="1"/>
         <w:spacing w:before="280" w:after="120"/>
       </w:pPr>
-      <w:bookmarkStart w:id="10" w:name="_Toc242129877"/>
+      <w:bookmarkStart w:id="10" w:name="_Toc243215595"/>
       <w:r>
         <w:rPr>
           <w:rFonts w:ascii="Times New Roman" w:eastAsia="黑体" w:hAnsi="Times New Roman"/>
@@ -9767,7 +9792,7 @@
         <w:pStyle w:val="21"/>
         <w:spacing w:after="120"/>
       </w:pPr>
-      <w:bookmarkStart w:id="11" w:name="_Toc242129878"/>
+      <w:bookmarkStart w:id="11" w:name="_Toc243215596"/>
       <w:r>
         <w:rPr>
           <w:rFonts w:ascii="Times New Roman" w:eastAsia="黑体" w:hAnsi="Times New Roman"/>
@@ -9878,6 +9903,7 @@
         <w:rPr>
           <w:color w:val="000000"/>
         </w:rPr>
+        <w:lastRenderedPageBreak/>
         <w:t xml:space="preserve">2. </w:t>
       </w:r>
       <w:r>
@@ -10113,7 +10139,7 @@
         <w:rPr>
           <w:color w:val="000000"/>
         </w:rPr>
-        <w:t>页）；剔除事件窗口内停牌的观测；剔除上市未满</w:t>
+        <w:t>页）；窗口内停牌记为缺失、按交易日计数，停牌过多的观测整条剔除；剔除上市未满</w:t>
       </w:r>
       <w:r>
         <w:rPr>
@@ -10206,7 +10232,7 @@
         <w:pStyle w:val="21"/>
         <w:spacing w:after="120"/>
       </w:pPr>
-      <w:bookmarkStart w:id="12" w:name="_Toc242129879"/>
+      <w:bookmarkStart w:id="12" w:name="_Toc243215597"/>
       <w:r>
         <w:rPr>
           <w:rFonts w:ascii="Times New Roman" w:eastAsia="黑体" w:hAnsi="Times New Roman"/>
@@ -10848,7 +10874,6 @@
                 <w:color w:val="000000"/>
                 <w:sz w:val="21"/>
               </w:rPr>
-              <w:lastRenderedPageBreak/>
               <w:t>分析师评级（前后）</w:t>
             </w:r>
           </w:p>
@@ -11148,7 +11173,7 @@
         <w:pStyle w:val="21"/>
         <w:spacing w:after="120"/>
       </w:pPr>
-      <w:bookmarkStart w:id="13" w:name="_Toc242129880"/>
+      <w:bookmarkStart w:id="13" w:name="_Toc243215598"/>
       <w:r>
         <w:rPr>
           <w:rFonts w:ascii="Times New Roman" w:eastAsia="黑体" w:hAnsi="Times New Roman"/>
@@ -11231,6 +11256,7 @@
           <w:b/>
           <w:color w:val="000000"/>
         </w:rPr>
+        <w:lastRenderedPageBreak/>
         <w:t>口径</w:t>
       </w:r>
       <w:r>
@@ -11469,7 +11495,55 @@
         <w:rPr>
           <w:color w:val="000000"/>
         </w:rPr>
-        <w:t>。以首次发布研报年份起算的经验年限。</w:t>
+        <w:t>。以该分析师首篇报告日为起点、算到事件日为止的经验年限（首报日往前只能覆盖到</w:t>
+      </w:r>
+      <w:r>
+        <w:rPr>
+          <w:color w:val="000000"/>
+        </w:rPr>
+        <w:t xml:space="preserve"> 2009 </w:t>
+      </w:r>
+      <w:r>
+        <w:rPr>
+          <w:color w:val="000000"/>
+        </w:rPr>
+        <w:t>年</w:t>
+      </w:r>
+      <w:r>
+        <w:rPr>
+          <w:color w:val="000000"/>
+        </w:rPr>
+        <w:t xml:space="preserve"> 6 </w:t>
+      </w:r>
+      <w:r>
+        <w:rPr>
+          <w:color w:val="000000"/>
+        </w:rPr>
+        <w:t>月的数据源下限，触及下限者由</w:t>
+      </w:r>
+      <w:r>
+        <w:rPr>
+          <w:color w:val="000000"/>
+        </w:rPr>
+        <w:t>“</w:t>
+      </w:r>
+      <w:r>
+        <w:rPr>
+          <w:color w:val="000000"/>
+        </w:rPr>
+        <w:t>触到覆盖起点</w:t>
+      </w:r>
+      <w:r>
+        <w:rPr>
+          <w:color w:val="000000"/>
+        </w:rPr>
+        <w:t>”</w:t>
+      </w:r>
+      <w:r>
+        <w:rPr>
+          <w:color w:val="000000"/>
+        </w:rPr>
+        <w:t>列标出）。</w:t>
       </w:r>
     </w:p>
     <w:p>
@@ -11546,7 +11620,7 @@
         <w:pStyle w:val="21"/>
         <w:spacing w:after="120"/>
       </w:pPr>
-      <w:bookmarkStart w:id="14" w:name="_Toc242129881"/>
+      <w:bookmarkStart w:id="14" w:name="_Toc243215599"/>
       <w:r>
         <w:rPr>
           <w:rFonts w:ascii="Times New Roman" w:eastAsia="黑体" w:hAnsi="Times New Roman"/>
@@ -11870,7 +11944,7 @@
         <w:pStyle w:val="21"/>
         <w:spacing w:after="120"/>
       </w:pPr>
-      <w:bookmarkStart w:id="15" w:name="_Toc242129882"/>
+      <w:bookmarkStart w:id="15" w:name="_Toc243215600"/>
       <w:r>
         <w:rPr>
           <w:rFonts w:ascii="Times New Roman" w:eastAsia="黑体" w:hAnsi="Times New Roman"/>
@@ -11983,7 +12057,6 @@
           <w:b/>
           <w:color w:val="000000"/>
         </w:rPr>
-        <w:lastRenderedPageBreak/>
         <w:t>下调样本会明显偏少</w:t>
       </w:r>
       <w:r>
@@ -12030,7 +12103,7 @@
         <w:pStyle w:val="1"/>
         <w:spacing w:before="280" w:after="120"/>
       </w:pPr>
-      <w:bookmarkStart w:id="16" w:name="_Toc242129883"/>
+      <w:bookmarkStart w:id="16" w:name="_Toc243215601"/>
       <w:r>
         <w:rPr>
           <w:rFonts w:ascii="Times New Roman" w:eastAsia="黑体" w:hAnsi="Times New Roman"/>
@@ -12129,7 +12202,7 @@
         <w:pStyle w:val="21"/>
         <w:spacing w:after="120"/>
       </w:pPr>
-      <w:bookmarkStart w:id="17" w:name="_Toc242129884"/>
+      <w:bookmarkStart w:id="17" w:name="_Toc243215602"/>
       <w:r>
         <w:rPr>
           <w:rFonts w:ascii="Times New Roman" w:eastAsia="黑体" w:hAnsi="Times New Roman"/>
@@ -12241,6 +12314,7 @@
                 <w:color w:val="000000"/>
                 <w:sz w:val="21"/>
               </w:rPr>
+              <w:lastRenderedPageBreak/>
               <w:t>iFinD</w:t>
             </w:r>
             <w:r>
@@ -12636,7 +12710,7 @@
         <w:pStyle w:val="21"/>
         <w:spacing w:after="120"/>
       </w:pPr>
-      <w:bookmarkStart w:id="18" w:name="_Toc242129885"/>
+      <w:bookmarkStart w:id="18" w:name="_Toc243215603"/>
       <w:r>
         <w:rPr>
           <w:rFonts w:ascii="Times New Roman" w:eastAsia="黑体" w:hAnsi="Times New Roman"/>
@@ -13137,14 +13211,7 @@
         <w:rPr>
           <w:color w:val="000000"/>
         </w:rPr>
-        <w:t>官网用学校账号登</w:t>
-      </w:r>
-      <w:r>
-        <w:rPr>
-          <w:color w:val="000000"/>
-        </w:rPr>
-        <w:lastRenderedPageBreak/>
-        <w:t>录即可，成功注册通常会收到确认邮件。美股版本可以作为备选方案，但它会牺牲</w:t>
+        <w:t>官网用学校账号登录即可，成功注册通常会收到确认邮件。美股版本可以作为备选方案，但它会牺牲</w:t>
       </w:r>
       <w:r>
         <w:rPr>
@@ -13176,7 +13243,7 @@
         <w:pStyle w:val="21"/>
         <w:spacing w:after="120"/>
       </w:pPr>
-      <w:bookmarkStart w:id="19" w:name="_Toc242129886"/>
+      <w:bookmarkStart w:id="19" w:name="_Toc243215604"/>
       <w:r>
         <w:rPr>
           <w:rFonts w:ascii="Times New Roman" w:eastAsia="黑体" w:hAnsi="Times New Roman"/>
@@ -13422,6 +13489,7 @@
                 <w:color w:val="000000"/>
                 <w:sz w:val="21"/>
               </w:rPr>
+              <w:lastRenderedPageBreak/>
               <w:t xml:space="preserve">CNRDS CFND </w:t>
             </w:r>
             <w:r>
@@ -13600,7 +13668,7 @@
         <w:pStyle w:val="21"/>
         <w:spacing w:after="120"/>
       </w:pPr>
-      <w:bookmarkStart w:id="20" w:name="_Toc242129887"/>
+      <w:bookmarkStart w:id="20" w:name="_Toc243215605"/>
       <w:r>
         <w:rPr>
           <w:rFonts w:ascii="Times New Roman" w:eastAsia="黑体" w:hAnsi="Times New Roman"/>
@@ -14355,7 +14423,6 @@
         <w:rPr>
           <w:color w:val="000000"/>
         </w:rPr>
-        <w:lastRenderedPageBreak/>
         <w:t xml:space="preserve">3. </w:t>
       </w:r>
       <w:r>
@@ -14418,7 +14485,7 @@
         <w:pStyle w:val="1"/>
         <w:spacing w:before="280" w:after="120"/>
       </w:pPr>
-      <w:bookmarkStart w:id="21" w:name="_Toc242129888"/>
+      <w:bookmarkStart w:id="21" w:name="_Toc243215606"/>
       <w:r>
         <w:rPr>
           <w:rFonts w:ascii="Times New Roman" w:eastAsia="黑体" w:hAnsi="Times New Roman"/>
@@ -14639,6 +14706,7 @@
         <w:rPr>
           <w:color w:val="000000"/>
         </w:rPr>
+        <w:lastRenderedPageBreak/>
         <w:t>一个直接好处：砍掉模块</w:t>
       </w:r>
       <w:r>
@@ -14736,7 +14804,7 @@
         <w:pStyle w:val="21"/>
         <w:spacing w:after="120"/>
       </w:pPr>
-      <w:bookmarkStart w:id="22" w:name="_Toc242129889"/>
+      <w:bookmarkStart w:id="22" w:name="_Toc243215607"/>
       <w:r>
         <w:rPr>
           <w:rFonts w:ascii="Times New Roman" w:eastAsia="黑体" w:hAnsi="Times New Roman"/>
@@ -14925,7 +14993,7 @@
         <w:pStyle w:val="21"/>
         <w:spacing w:after="120"/>
       </w:pPr>
-      <w:bookmarkStart w:id="23" w:name="_Toc242129890"/>
+      <w:bookmarkStart w:id="23" w:name="_Toc243215608"/>
       <w:r>
         <w:rPr>
           <w:rFonts w:ascii="Times New Roman" w:eastAsia="黑体" w:hAnsi="Times New Roman"/>
@@ -15068,7 +15136,7 @@
         <w:rPr>
           <w:color w:val="000000"/>
         </w:rPr>
-        <w:t>的主战场：若明星推荐后出现</w:t>
+        <w:t>的关键检验：若明星推荐后出现</w:t>
       </w:r>
       <w:r>
         <w:rPr>
@@ -15081,7 +15149,7 @@
         <w:rPr>
           <w:color w:val="000000"/>
         </w:rPr>
-        <w:t>，影响力假说胜出。</w:t>
+        <w:t>，影响力假说成立。</w:t>
       </w:r>
     </w:p>
     <w:p>
@@ -15138,7 +15206,7 @@
         <w:pStyle w:val="21"/>
         <w:spacing w:after="120"/>
       </w:pPr>
-      <w:bookmarkStart w:id="24" w:name="_Toc242129891"/>
+      <w:bookmarkStart w:id="24" w:name="_Toc243215609"/>
       <w:r>
         <w:rPr>
           <w:rFonts w:ascii="Times New Roman" w:eastAsia="黑体" w:hAnsi="Times New Roman"/>
@@ -15395,13 +15463,12 @@
         <w:pStyle w:val="21"/>
         <w:spacing w:after="120"/>
       </w:pPr>
-      <w:bookmarkStart w:id="25" w:name="_Toc242129892"/>
+      <w:bookmarkStart w:id="25" w:name="_Toc243215610"/>
       <w:r>
         <w:rPr>
           <w:rFonts w:ascii="Times New Roman" w:eastAsia="黑体" w:hAnsi="Times New Roman"/>
           <w:color w:val="000000"/>
         </w:rPr>
-        <w:lastRenderedPageBreak/>
         <w:t>模块</w:t>
       </w:r>
       <w:r>
@@ -15536,12 +15603,13 @@
         <w:pStyle w:val="21"/>
         <w:spacing w:after="120"/>
       </w:pPr>
-      <w:bookmarkStart w:id="26" w:name="_Toc242129893"/>
+      <w:bookmarkStart w:id="26" w:name="_Toc243215611"/>
       <w:r>
         <w:rPr>
           <w:rFonts w:ascii="Times New Roman" w:eastAsia="黑体" w:hAnsi="Times New Roman"/>
           <w:color w:val="000000"/>
         </w:rPr>
+        <w:lastRenderedPageBreak/>
         <w:t>模块</w:t>
       </w:r>
       <w:r>
@@ -15702,7 +15770,7 @@
         <w:pStyle w:val="1"/>
         <w:spacing w:before="280" w:after="120"/>
       </w:pPr>
-      <w:bookmarkStart w:id="27" w:name="_Toc242129894"/>
+      <w:bookmarkStart w:id="27" w:name="_Toc243215612"/>
       <w:r>
         <w:rPr>
           <w:rFonts w:ascii="Times New Roman" w:eastAsia="黑体" w:hAnsi="Times New Roman"/>
@@ -16170,7 +16238,6 @@
         <w:rPr>
           <w:color w:val="000000"/>
         </w:rPr>
-        <w:lastRenderedPageBreak/>
         <w:t xml:space="preserve">6. </w:t>
       </w:r>
       <w:r>
@@ -16305,13 +16372,14 @@
         <w:pStyle w:val="1"/>
         <w:spacing w:before="280" w:after="120"/>
       </w:pPr>
-      <w:bookmarkStart w:id="28" w:name="_Toc242129895"/>
+      <w:bookmarkStart w:id="28" w:name="_Toc243215613"/>
       <w:r>
         <w:rPr>
           <w:rFonts w:ascii="Times New Roman" w:eastAsia="黑体" w:hAnsi="Times New Roman"/>
           <w:color w:val="000000"/>
           <w:sz w:val="30"/>
         </w:rPr>
+        <w:lastRenderedPageBreak/>
         <w:t xml:space="preserve">7 </w:t>
       </w:r>
       <w:r>
@@ -16717,7 +16785,7 @@
         <w:pStyle w:val="1"/>
         <w:spacing w:before="280" w:after="120"/>
       </w:pPr>
-      <w:bookmarkStart w:id="29" w:name="_Toc242129896"/>
+      <w:bookmarkStart w:id="29" w:name="_Toc243215614"/>
       <w:r>
         <w:rPr>
           <w:rFonts w:ascii="Times New Roman" w:eastAsia="黑体" w:hAnsi="Times New Roman"/>
@@ -17026,7 +17094,6 @@
                 <w:color w:val="000000"/>
                 <w:sz w:val="21"/>
               </w:rPr>
-              <w:lastRenderedPageBreak/>
               <w:t>共同</w:t>
             </w:r>
           </w:p>
@@ -17249,6 +17316,7 @@
         <w:rPr>
           <w:color w:val="000000"/>
         </w:rPr>
+        <w:lastRenderedPageBreak/>
         <w:t xml:space="preserve">2. </w:t>
       </w:r>
       <w:r>
@@ -17320,7 +17388,7 @@
         <w:pStyle w:val="1"/>
         <w:spacing w:before="280" w:after="120"/>
       </w:pPr>
-      <w:bookmarkStart w:id="30" w:name="_Toc242129897"/>
+      <w:bookmarkStart w:id="30" w:name="_Toc243215615"/>
       <w:r>
         <w:rPr>
           <w:rFonts w:ascii="Times New Roman" w:eastAsia="黑体" w:hAnsi="Times New Roman"/>
@@ -17457,7 +17525,7 @@
         <w:pStyle w:val="21"/>
         <w:spacing w:after="120"/>
       </w:pPr>
-      <w:bookmarkStart w:id="31" w:name="_Toc242129898"/>
+      <w:bookmarkStart w:id="31" w:name="_Toc243215616"/>
       <w:r>
         <w:rPr>
           <w:rFonts w:ascii="Times New Roman" w:eastAsia="黑体" w:hAnsi="Times New Roman"/>
@@ -18034,7 +18102,7 @@
         <w:pStyle w:val="21"/>
         <w:spacing w:after="120"/>
       </w:pPr>
-      <w:bookmarkStart w:id="32" w:name="_Toc242129899"/>
+      <w:bookmarkStart w:id="32" w:name="_Toc243215617"/>
       <w:r>
         <w:rPr>
           <w:rFonts w:ascii="Times New Roman" w:eastAsia="黑体" w:hAnsi="Times New Roman"/>
@@ -18221,7 +18289,6 @@
                 <w:color w:val="000000"/>
                 <w:sz w:val="21"/>
               </w:rPr>
-              <w:lastRenderedPageBreak/>
               <w:t xml:space="preserve">10-20 </w:t>
             </w:r>
             <w:r>
@@ -18767,6 +18834,7 @@
                 <w:color w:val="000000"/>
                 <w:sz w:val="21"/>
               </w:rPr>
+              <w:lastRenderedPageBreak/>
               <w:t xml:space="preserve">10-25 </w:t>
             </w:r>
             <w:r>
@@ -19067,7 +19135,7 @@
         <w:pStyle w:val="21"/>
         <w:spacing w:after="120"/>
       </w:pPr>
-      <w:bookmarkStart w:id="33" w:name="_Toc242129900"/>
+      <w:bookmarkStart w:id="33" w:name="_Toc243215618"/>
       <w:r>
         <w:rPr>
           <w:rFonts w:ascii="Times New Roman" w:eastAsia="黑体" w:hAnsi="Times New Roman"/>
@@ -19282,7 +19350,7 @@
         <w:pStyle w:val="1"/>
         <w:spacing w:before="280" w:after="120"/>
       </w:pPr>
-      <w:bookmarkStart w:id="34" w:name="_Toc242129901"/>
+      <w:bookmarkStart w:id="34" w:name="_Toc243215619"/>
       <w:r>
         <w:rPr>
           <w:rFonts w:ascii="Times New Roman" w:eastAsia="黑体" w:hAnsi="Times New Roman"/>
@@ -19428,7 +19496,7 @@
                 <w:color w:val="000000"/>
                 <w:sz w:val="21"/>
               </w:rPr>
-              <w:t>钩子</w:t>
+              <w:t>开场案例</w:t>
             </w:r>
           </w:p>
         </w:tc>
@@ -19568,7 +19636,6 @@
                 <w:color w:val="000000"/>
                 <w:sz w:val="21"/>
               </w:rPr>
-              <w:lastRenderedPageBreak/>
               <w:t>3</w:t>
             </w:r>
           </w:p>
@@ -19843,6 +19910,7 @@
                 <w:color w:val="000000"/>
                 <w:sz w:val="21"/>
               </w:rPr>
+              <w:lastRenderedPageBreak/>
               <w:t>6</w:t>
             </w:r>
           </w:p>
@@ -19928,7 +19996,7 @@
                 <w:color w:val="000000"/>
                 <w:sz w:val="21"/>
               </w:rPr>
-              <w:t>三把尺子</w:t>
+              <w:t>三个检验</w:t>
             </w:r>
             <w:r>
               <w:rPr>
@@ -20724,7 +20792,6 @@
           <w:b/>
           <w:color w:val="000000"/>
         </w:rPr>
-        <w:lastRenderedPageBreak/>
         <w:t>两人分工与计时</w:t>
       </w:r>
       <w:r>
@@ -20755,7 +20822,7 @@
         <w:rPr>
           <w:color w:val="000000"/>
         </w:rPr>
-        <w:t>页（钩子、背景、机制、研究问题与假说、假设与数据、流程、样本，约</w:t>
+        <w:t>页（开场案例、背景、机制、研究问题与假说、假设与数据、流程、样本，约</w:t>
       </w:r>
       <w:r>
         <w:rPr>
@@ -20823,7 +20890,7 @@
         <w:pStyle w:val="21"/>
         <w:spacing w:after="120"/>
       </w:pPr>
-      <w:bookmarkStart w:id="35" w:name="_Toc242129902"/>
+      <w:bookmarkStart w:id="35" w:name="_Toc243215620"/>
       <w:r>
         <w:rPr>
           <w:rFonts w:ascii="Times New Roman" w:eastAsia="黑体" w:hAnsi="Times New Roman"/>
@@ -20912,6 +20979,7 @@
                 <w:color w:val="000000"/>
                 <w:sz w:val="21"/>
               </w:rPr>
+              <w:lastRenderedPageBreak/>
               <w:t>反馈</w:t>
             </w:r>
           </w:p>
@@ -21533,7 +21601,7 @@
         <w:pStyle w:val="1"/>
         <w:spacing w:before="280" w:after="120"/>
       </w:pPr>
-      <w:bookmarkStart w:id="36" w:name="_Toc242129903"/>
+      <w:bookmarkStart w:id="36" w:name="_Toc243215621"/>
       <w:r>
         <w:rPr>
           <w:rFonts w:ascii="Times New Roman" w:eastAsia="黑体" w:hAnsi="Times New Roman"/>
@@ -21663,14 +21731,7 @@
         <w:rPr>
           <w:color w:val="000000"/>
         </w:rPr>
-        <w:t>位分析师发研报，而</w:t>
-      </w:r>
-      <w:r>
-        <w:rPr>
-          <w:color w:val="000000"/>
-        </w:rPr>
-        <w:lastRenderedPageBreak/>
-        <w:t>当年参评约</w:t>
+        <w:t>位分析师发研报，而当年参评约</w:t>
       </w:r>
       <w:r>
         <w:rPr>
@@ -21731,6 +21792,7 @@
         <w:rPr>
           <w:color w:val="000000"/>
         </w:rPr>
+        <w:lastRenderedPageBreak/>
         <w:t xml:space="preserve">4. </w:t>
       </w:r>
       <w:r>
@@ -21871,7 +21933,7 @@
         <w:pStyle w:val="1"/>
         <w:spacing w:before="280" w:after="120"/>
       </w:pPr>
-      <w:bookmarkStart w:id="37" w:name="_Toc242129904"/>
+      <w:bookmarkStart w:id="37" w:name="_Toc243215622"/>
       <w:r>
         <w:rPr>
           <w:rFonts w:ascii="Times New Roman" w:eastAsia="黑体" w:hAnsi="Times New Roman"/>
@@ -21895,7 +21957,7 @@
         <w:pStyle w:val="21"/>
         <w:spacing w:after="120"/>
       </w:pPr>
-      <w:bookmarkStart w:id="38" w:name="_Toc242129905"/>
+      <w:bookmarkStart w:id="38" w:name="_Toc243215623"/>
       <w:r>
         <w:rPr>
           <w:rFonts w:ascii="Times New Roman" w:eastAsia="黑体" w:hAnsi="Times New Roman"/>
@@ -22087,7 +22149,6 @@
         <w:rPr>
           <w:color w:val="000000"/>
         </w:rPr>
-        <w:lastRenderedPageBreak/>
         <w:t xml:space="preserve">7. </w:t>
       </w:r>
       <w:r>
@@ -22183,7 +22244,7 @@
         <w:pStyle w:val="21"/>
         <w:spacing w:after="120"/>
       </w:pPr>
-      <w:bookmarkStart w:id="39" w:name="_Toc242129906"/>
+      <w:bookmarkStart w:id="39" w:name="_Toc243215624"/>
       <w:r>
         <w:rPr>
           <w:rFonts w:ascii="Times New Roman" w:eastAsia="黑体" w:hAnsi="Times New Roman"/>
@@ -22230,6 +22291,7 @@
         <w:rPr>
           <w:color w:val="000000"/>
         </w:rPr>
+        <w:lastRenderedPageBreak/>
         <w:t xml:space="preserve">1. "Why Are All-Star Analysts Influential?" </w:t>
       </w:r>
       <w:r>
@@ -22388,7 +22450,7 @@
         <w:pStyle w:val="21"/>
         <w:spacing w:after="120"/>
       </w:pPr>
-      <w:bookmarkStart w:id="40" w:name="_Toc242129907"/>
+      <w:bookmarkStart w:id="40" w:name="_Toc243215625"/>
       <w:r>
         <w:rPr>
           <w:rFonts w:ascii="Times New Roman" w:eastAsia="黑体" w:hAnsi="Times New Roman"/>
@@ -22566,7 +22628,7 @@
         <w:pStyle w:val="1"/>
         <w:spacing w:before="280" w:after="120"/>
       </w:pPr>
-      <w:bookmarkStart w:id="41" w:name="_Toc242129908"/>
+      <w:bookmarkStart w:id="41" w:name="_Toc243215626"/>
       <w:r>
         <w:rPr>
           <w:rFonts w:ascii="Times New Roman" w:eastAsia="黑体" w:hAnsi="Times New Roman"/>
@@ -22689,7 +22751,7 @@
         <w:rPr>
           <w:color w:val="000000"/>
         </w:rPr>
-        <w:t>人，但报名表</w:t>
+        <w:t>人，需确认报名表</w:t>
       </w:r>
       <w:r>
         <w:rPr>
@@ -22713,65 +22775,19 @@
         <w:rPr>
           <w:color w:val="000000"/>
         </w:rPr>
-        <w:t>只登记了</w:t>
-      </w:r>
-      <w:r>
-        <w:rPr>
-          <w:color w:val="000000"/>
-        </w:rPr>
-        <w:t>"</w:t>
-      </w:r>
-      <w:r>
-        <w:rPr>
-          <w:color w:val="000000"/>
-        </w:rPr>
-        <w:t>叶翱宁</w:t>
-      </w:r>
-      <w:r>
-        <w:rPr>
-          <w:color w:val="000000"/>
-        </w:rPr>
-        <w:t xml:space="preserve"> 124020418"</w:t>
-      </w:r>
-      <w:r>
-        <w:rPr>
-          <w:color w:val="000000"/>
-        </w:rPr>
-        <w:t>一个名字，请补上第二位成员。另外</w:t>
-      </w:r>
-      <w:r>
-        <w:rPr>
-          <w:b/>
-          <w:color w:val="000000"/>
-        </w:rPr>
-        <w:t>同一姓名也出现在</w:t>
-      </w:r>
-      <w:r>
-        <w:rPr>
-          <w:b/>
-          <w:color w:val="000000"/>
-        </w:rPr>
-        <w:t xml:space="preserve"> Topic 49 </w:t>
-      </w:r>
-      <w:r>
-        <w:rPr>
-          <w:b/>
-          <w:color w:val="000000"/>
-        </w:rPr>
-        <w:t>的</w:t>
-      </w:r>
-      <w:r>
-        <w:rPr>
-          <w:b/>
-          <w:color w:val="000000"/>
-        </w:rPr>
-        <w:t xml:space="preserve"> Group A</w:t>
-      </w:r>
-      <w:r>
-        <w:rPr>
-          <w:color w:val="000000"/>
-        </w:rPr>
-        <w:t>，需确认是否为误填。报名表页首注明</w:t>
+        <w:t>两名成员均已登记，并核对同组成员是否误登在</w:t>
+      </w:r>
+      <w:r>
+        <w:rPr>
+          <w:color w:val="000000"/>
+        </w:rPr>
+        <w:t xml:space="preserve"> Topic 49</w:t>
+      </w:r>
+      <w:r>
+        <w:rPr>
+          <w:color w:val="000000"/>
+        </w:rPr>
+        <w:t>。报名表页首注明</w:t>
       </w:r>
       <w:r>
         <w:rPr>
@@ -22795,7 +22811,6 @@
         <w:rPr>
           <w:color w:val="000000"/>
         </w:rPr>
-        <w:lastRenderedPageBreak/>
         <w:t xml:space="preserve">3. </w:t>
       </w:r>
       <w:r>
@@ -22998,6 +23013,7 @@
         <w:rPr>
           <w:color w:val="000000"/>
         </w:rPr>
+        <w:lastRenderedPageBreak/>
         <w:t xml:space="preserve">1. </w:t>
       </w:r>
       <w:r>
@@ -23234,7 +23250,7 @@
         <w:pStyle w:val="1"/>
         <w:spacing w:before="280" w:after="120"/>
       </w:pPr>
-      <w:bookmarkStart w:id="42" w:name="_Toc242129909"/>
+      <w:bookmarkStart w:id="42" w:name="_Toc243215627"/>
       <w:r>
         <w:rPr>
           <w:rFonts w:ascii="Times New Roman" w:eastAsia="黑体" w:hAnsi="Times New Roman"/>
@@ -23281,7 +23297,7 @@
         <w:pStyle w:val="1"/>
         <w:spacing w:before="280" w:after="120"/>
       </w:pPr>
-      <w:bookmarkStart w:id="43" w:name="_Toc242129910"/>
+      <w:bookmarkStart w:id="43" w:name="_Toc243215628"/>
       <w:r>
         <w:rPr>
           <w:rFonts w:ascii="Times New Roman" w:eastAsia="黑体" w:hAnsi="Times New Roman"/>
@@ -23349,7 +23365,7 @@
         <w:pStyle w:val="21"/>
         <w:spacing w:after="120"/>
       </w:pPr>
-      <w:bookmarkStart w:id="44" w:name="_Toc242129911"/>
+      <w:bookmarkStart w:id="44" w:name="_Toc243215629"/>
       <w:r>
         <w:rPr>
           <w:rFonts w:ascii="Times New Roman" w:eastAsia="黑体" w:hAnsi="Times New Roman"/>
@@ -23474,7 +23490,6 @@
         <w:rPr>
           <w:color w:val="000000"/>
         </w:rPr>
-        <w:lastRenderedPageBreak/>
         <w:t>一句话结论：</w:t>
       </w:r>
       <w:r>
@@ -23943,12 +23958,13 @@
         <w:pStyle w:val="21"/>
         <w:spacing w:after="120"/>
       </w:pPr>
-      <w:bookmarkStart w:id="45" w:name="_Toc242129912"/>
+      <w:bookmarkStart w:id="45" w:name="_Toc243215630"/>
       <w:r>
         <w:rPr>
           <w:rFonts w:ascii="Times New Roman" w:eastAsia="黑体" w:hAnsi="Times New Roman"/>
           <w:color w:val="000000"/>
         </w:rPr>
+        <w:lastRenderedPageBreak/>
         <w:t xml:space="preserve">15.2 </w:t>
       </w:r>
       <w:r>
@@ -24541,13 +24557,12 @@
         <w:pStyle w:val="21"/>
         <w:spacing w:after="120"/>
       </w:pPr>
-      <w:bookmarkStart w:id="46" w:name="_Toc242129913"/>
+      <w:bookmarkStart w:id="46" w:name="_Toc243215631"/>
       <w:r>
         <w:rPr>
           <w:rFonts w:ascii="Times New Roman" w:eastAsia="黑体" w:hAnsi="Times New Roman"/>
           <w:color w:val="000000"/>
         </w:rPr>
-        <w:lastRenderedPageBreak/>
         <w:t xml:space="preserve">15.3 </w:t>
       </w:r>
       <w:r>
@@ -24802,6 +24817,7 @@
         <w:rPr>
           <w:color w:val="000000"/>
         </w:rPr>
+        <w:lastRenderedPageBreak/>
         <w:t xml:space="preserve">4. </w:t>
       </w:r>
       <w:r>
@@ -24881,7 +24897,7 @@
         <w:pStyle w:val="21"/>
         <w:spacing w:after="120"/>
       </w:pPr>
-      <w:bookmarkStart w:id="47" w:name="_Toc242129914"/>
+      <w:bookmarkStart w:id="47" w:name="_Toc243215632"/>
       <w:r>
         <w:rPr>
           <w:rFonts w:ascii="Times New Roman" w:eastAsia="黑体" w:hAnsi="Times New Roman"/>
@@ -25457,13 +25473,12 @@
         <w:pStyle w:val="21"/>
         <w:spacing w:after="120"/>
       </w:pPr>
-      <w:bookmarkStart w:id="48" w:name="_Toc242129915"/>
+      <w:bookmarkStart w:id="48" w:name="_Toc243215633"/>
       <w:r>
         <w:rPr>
           <w:rFonts w:ascii="Times New Roman" w:eastAsia="黑体" w:hAnsi="Times New Roman"/>
           <w:color w:val="000000"/>
         </w:rPr>
-        <w:lastRenderedPageBreak/>
         <w:t xml:space="preserve">15.5 </w:t>
       </w:r>
       <w:r>
@@ -25709,6 +25724,7 @@
         <w:rPr>
           <w:color w:val="000000"/>
         </w:rPr>
+        <w:lastRenderedPageBreak/>
         <w:t xml:space="preserve">4. </w:t>
       </w:r>
       <w:r>
@@ -26341,7 +26357,6 @@
                 <w:color w:val="000000"/>
                 <w:sz w:val="21"/>
               </w:rPr>
-              <w:lastRenderedPageBreak/>
               <w:t>第二天</w:t>
             </w:r>
           </w:p>
@@ -26613,6 +26628,7 @@
         <w:rPr>
           <w:color w:val="000000"/>
         </w:rPr>
+        <w:lastRenderedPageBreak/>
         <w:t>任何一条对不上，先停下来解决，不要带着问题往下跑。</w:t>
       </w:r>
     </w:p>
@@ -26942,31 +26958,31 @@
       </w:rPr>
     </w:lvl>
   </w:abstractNum>
-  <w:num w:numId="1" w16cid:durableId="835341565">
+  <w:num w:numId="1" w16cid:durableId="497043740">
     <w:abstractNumId w:val="8"/>
   </w:num>
-  <w:num w:numId="2" w16cid:durableId="1159226325">
+  <w:num w:numId="2" w16cid:durableId="1426724759">
     <w:abstractNumId w:val="6"/>
   </w:num>
-  <w:num w:numId="3" w16cid:durableId="382100962">
+  <w:num w:numId="3" w16cid:durableId="41751493">
     <w:abstractNumId w:val="5"/>
   </w:num>
-  <w:num w:numId="4" w16cid:durableId="1831362792">
+  <w:num w:numId="4" w16cid:durableId="1947079396">
     <w:abstractNumId w:val="4"/>
   </w:num>
-  <w:num w:numId="5" w16cid:durableId="1163817593">
+  <w:num w:numId="5" w16cid:durableId="1019544251">
     <w:abstractNumId w:val="7"/>
   </w:num>
-  <w:num w:numId="6" w16cid:durableId="530068466">
+  <w:num w:numId="6" w16cid:durableId="407768439">
     <w:abstractNumId w:val="3"/>
   </w:num>
-  <w:num w:numId="7" w16cid:durableId="1456949233">
+  <w:num w:numId="7" w16cid:durableId="1678776590">
     <w:abstractNumId w:val="2"/>
   </w:num>
-  <w:num w:numId="8" w16cid:durableId="842550790">
+  <w:num w:numId="8" w16cid:durableId="1479416260">
     <w:abstractNumId w:val="1"/>
   </w:num>
-  <w:num w:numId="9" w16cid:durableId="1817335727">
+  <w:num w:numId="9" w16cid:durableId="1596399361">
     <w:abstractNumId w:val="0"/>
   </w:num>
 </w:numbering>
@@ -38365,7 +38381,7 @@
     <w:autoRedefine/>
     <w:uiPriority w:val="39"/>
     <w:unhideWhenUsed/>
-    <w:rsid w:val="00287187"/>
+    <w:rsid w:val="00380028"/>
   </w:style>
   <w:style w:type="paragraph" w:styleId="TOC2">
     <w:name w:val="toc 2"/>
@@ -38374,7 +38390,7 @@
     <w:autoRedefine/>
     <w:uiPriority w:val="39"/>
     <w:unhideWhenUsed/>
-    <w:rsid w:val="00287187"/>
+    <w:rsid w:val="00380028"/>
     <w:pPr>
       <w:ind w:leftChars="200" w:left="420"/>
     </w:pPr>
@@ -38384,7 +38400,7 @@
     <w:basedOn w:val="a2"/>
     <w:uiPriority w:val="99"/>
     <w:unhideWhenUsed/>
-    <w:rsid w:val="00287187"/>
+    <w:rsid w:val="00380028"/>
     <w:rPr>
       <w:color w:val="0000FF" w:themeColor="hyperlink"/>
       <w:u w:val="single"/>

--- a/文档/Project10_明星分析师_研究方案.docx
+++ b/文档/Project10_明星分析师_研究方案.docx
@@ -639,7 +639,7 @@
         </w:rPr>
         <w:fldChar w:fldCharType="separate"/>
       </w:r>
-      <w:hyperlink w:anchor="_Toc243215585" w:history="1">
+      <w:hyperlink w:anchor="_Toc243217453" w:history="1">
         <w:r>
           <w:rPr>
             <w:rStyle w:val="aff9"/>
@@ -685,7 +685,7 @@
             <w:noProof/>
             <w:webHidden/>
           </w:rPr>
-          <w:instrText>PAGEREF _Toc243215585 \h</w:instrText>
+          <w:instrText>PAGEREF _Toc243217453 \h</w:instrText>
         </w:r>
         <w:r>
           <w:rPr>
@@ -743,7 +743,7 @@
           <w14:ligatures w14:val="standardContextual"/>
         </w:rPr>
       </w:pPr>
-      <w:hyperlink w:anchor="_Toc243215586" w:history="1">
+      <w:hyperlink w:anchor="_Toc243217454" w:history="1">
         <w:r>
           <w:rPr>
             <w:rStyle w:val="aff9"/>
@@ -789,7 +789,7 @@
             <w:noProof/>
             <w:webHidden/>
           </w:rPr>
-          <w:instrText>PAGEREF _Toc243215586 \h</w:instrText>
+          <w:instrText>PAGEREF _Toc243217454 \h</w:instrText>
         </w:r>
         <w:r>
           <w:rPr>
@@ -848,7 +848,7 @@
           <w14:ligatures w14:val="standardContextual"/>
         </w:rPr>
       </w:pPr>
-      <w:hyperlink w:anchor="_Toc243215587" w:history="1">
+      <w:hyperlink w:anchor="_Toc243217455" w:history="1">
         <w:r>
           <w:rPr>
             <w:rStyle w:val="aff9"/>
@@ -894,7 +894,7 @@
             <w:noProof/>
             <w:webHidden/>
           </w:rPr>
-          <w:instrText>PAGEREF _Toc243215587 \h</w:instrText>
+          <w:instrText>PAGEREF _Toc243217455 \h</w:instrText>
         </w:r>
         <w:r>
           <w:rPr>
@@ -953,7 +953,7 @@
           <w14:ligatures w14:val="standardContextual"/>
         </w:rPr>
       </w:pPr>
-      <w:hyperlink w:anchor="_Toc243215588" w:history="1">
+      <w:hyperlink w:anchor="_Toc243217456" w:history="1">
         <w:r>
           <w:rPr>
             <w:rStyle w:val="aff9"/>
@@ -999,7 +999,7 @@
             <w:noProof/>
             <w:webHidden/>
           </w:rPr>
-          <w:instrText>PAGEREF _Toc243215588 \h</w:instrText>
+          <w:instrText>PAGEREF _Toc243217456 \h</w:instrText>
         </w:r>
         <w:r>
           <w:rPr>
@@ -1058,7 +1058,7 @@
           <w14:ligatures w14:val="standardContextual"/>
         </w:rPr>
       </w:pPr>
-      <w:hyperlink w:anchor="_Toc243215589" w:history="1">
+      <w:hyperlink w:anchor="_Toc243217457" w:history="1">
         <w:r>
           <w:rPr>
             <w:rStyle w:val="aff9"/>
@@ -1104,7 +1104,7 @@
             <w:noProof/>
             <w:webHidden/>
           </w:rPr>
-          <w:instrText>PAGEREF _Toc243215589 \h</w:instrText>
+          <w:instrText>PAGEREF _Toc243217457 \h</w:instrText>
         </w:r>
         <w:r>
           <w:rPr>
@@ -1163,7 +1163,7 @@
           <w14:ligatures w14:val="standardContextual"/>
         </w:rPr>
       </w:pPr>
-      <w:hyperlink w:anchor="_Toc243215590" w:history="1">
+      <w:hyperlink w:anchor="_Toc243217458" w:history="1">
         <w:r>
           <w:rPr>
             <w:rStyle w:val="aff9"/>
@@ -1209,7 +1209,7 @@
             <w:noProof/>
             <w:webHidden/>
           </w:rPr>
-          <w:instrText>PAGEREF _Toc243215590 \h</w:instrText>
+          <w:instrText>PAGEREF _Toc243217458 \h</w:instrText>
         </w:r>
         <w:r>
           <w:rPr>
@@ -1267,7 +1267,7 @@
           <w14:ligatures w14:val="standardContextual"/>
         </w:rPr>
       </w:pPr>
-      <w:hyperlink w:anchor="_Toc243215591" w:history="1">
+      <w:hyperlink w:anchor="_Toc243217459" w:history="1">
         <w:r>
           <w:rPr>
             <w:rStyle w:val="aff9"/>
@@ -1329,7 +1329,7 @@
             <w:noProof/>
             <w:webHidden/>
           </w:rPr>
-          <w:instrText>PAGEREF _Toc243215591 \h</w:instrText>
+          <w:instrText>PAGEREF _Toc243217459 \h</w:instrText>
         </w:r>
         <w:r>
           <w:rPr>
@@ -1388,7 +1388,7 @@
           <w14:ligatures w14:val="standardContextual"/>
         </w:rPr>
       </w:pPr>
-      <w:hyperlink w:anchor="_Toc243215592" w:history="1">
+      <w:hyperlink w:anchor="_Toc243217460" w:history="1">
         <w:r>
           <w:rPr>
             <w:rStyle w:val="aff9"/>
@@ -1434,7 +1434,7 @@
             <w:noProof/>
             <w:webHidden/>
           </w:rPr>
-          <w:instrText>PAGEREF _Toc243215592 \h</w:instrText>
+          <w:instrText>PAGEREF _Toc243217460 \h</w:instrText>
         </w:r>
         <w:r>
           <w:rPr>
@@ -1493,7 +1493,7 @@
           <w14:ligatures w14:val="standardContextual"/>
         </w:rPr>
       </w:pPr>
-      <w:hyperlink w:anchor="_Toc243215593" w:history="1">
+      <w:hyperlink w:anchor="_Toc243217461" w:history="1">
         <w:r>
           <w:rPr>
             <w:rStyle w:val="aff9"/>
@@ -1539,7 +1539,7 @@
             <w:noProof/>
             <w:webHidden/>
           </w:rPr>
-          <w:instrText>PAGEREF _Toc243215593 \h</w:instrText>
+          <w:instrText>PAGEREF _Toc243217461 \h</w:instrText>
         </w:r>
         <w:r>
           <w:rPr>
@@ -1598,7 +1598,7 @@
           <w14:ligatures w14:val="standardContextual"/>
         </w:rPr>
       </w:pPr>
-      <w:hyperlink w:anchor="_Toc243215594" w:history="1">
+      <w:hyperlink w:anchor="_Toc243217462" w:history="1">
         <w:r>
           <w:rPr>
             <w:rStyle w:val="aff9"/>
@@ -1708,7 +1708,7 @@
             <w:noProof/>
             <w:webHidden/>
           </w:rPr>
-          <w:instrText>PAGEREF _Toc243215594 \h</w:instrText>
+          <w:instrText>PAGEREF _Toc243217462 \h</w:instrText>
         </w:r>
         <w:r>
           <w:rPr>
@@ -1766,7 +1766,7 @@
           <w14:ligatures w14:val="standardContextual"/>
         </w:rPr>
       </w:pPr>
-      <w:hyperlink w:anchor="_Toc243215595" w:history="1">
+      <w:hyperlink w:anchor="_Toc243217463" w:history="1">
         <w:r>
           <w:rPr>
             <w:rStyle w:val="aff9"/>
@@ -1812,7 +1812,7 @@
             <w:noProof/>
             <w:webHidden/>
           </w:rPr>
-          <w:instrText>PAGEREF _Toc243215595 \h</w:instrText>
+          <w:instrText>PAGEREF _Toc243217463 \h</w:instrText>
         </w:r>
         <w:r>
           <w:rPr>
@@ -1871,7 +1871,7 @@
           <w14:ligatures w14:val="standardContextual"/>
         </w:rPr>
       </w:pPr>
-      <w:hyperlink w:anchor="_Toc243215596" w:history="1">
+      <w:hyperlink w:anchor="_Toc243217464" w:history="1">
         <w:r>
           <w:rPr>
             <w:rStyle w:val="aff9"/>
@@ -1917,7 +1917,7 @@
             <w:noProof/>
             <w:webHidden/>
           </w:rPr>
-          <w:instrText>PAGEREF _Toc243215596 \h</w:instrText>
+          <w:instrText>PAGEREF _Toc243217464 \h</w:instrText>
         </w:r>
         <w:r>
           <w:rPr>
@@ -1976,7 +1976,7 @@
           <w14:ligatures w14:val="standardContextual"/>
         </w:rPr>
       </w:pPr>
-      <w:hyperlink w:anchor="_Toc243215597" w:history="1">
+      <w:hyperlink w:anchor="_Toc243217465" w:history="1">
         <w:r>
           <w:rPr>
             <w:rStyle w:val="aff9"/>
@@ -2022,7 +2022,7 @@
             <w:noProof/>
             <w:webHidden/>
           </w:rPr>
-          <w:instrText>PAGEREF _Toc243215597 \h</w:instrText>
+          <w:instrText>PAGEREF _Toc243217465 \h</w:instrText>
         </w:r>
         <w:r>
           <w:rPr>
@@ -2081,7 +2081,7 @@
           <w14:ligatures w14:val="standardContextual"/>
         </w:rPr>
       </w:pPr>
-      <w:hyperlink w:anchor="_Toc243215598" w:history="1">
+      <w:hyperlink w:anchor="_Toc243217466" w:history="1">
         <w:r>
           <w:rPr>
             <w:rStyle w:val="aff9"/>
@@ -2127,7 +2127,7 @@
             <w:noProof/>
             <w:webHidden/>
           </w:rPr>
-          <w:instrText>PAGEREF _Toc243215598 \h</w:instrText>
+          <w:instrText>PAGEREF _Toc243217466 \h</w:instrText>
         </w:r>
         <w:r>
           <w:rPr>
@@ -2186,7 +2186,7 @@
           <w14:ligatures w14:val="standardContextual"/>
         </w:rPr>
       </w:pPr>
-      <w:hyperlink w:anchor="_Toc243215599" w:history="1">
+      <w:hyperlink w:anchor="_Toc243217467" w:history="1">
         <w:r>
           <w:rPr>
             <w:rStyle w:val="aff9"/>
@@ -2232,7 +2232,7 @@
             <w:noProof/>
             <w:webHidden/>
           </w:rPr>
-          <w:instrText>PAGEREF _Toc243215599 \h</w:instrText>
+          <w:instrText>PAGEREF _Toc243217467 \h</w:instrText>
         </w:r>
         <w:r>
           <w:rPr>
@@ -2291,7 +2291,7 @@
           <w14:ligatures w14:val="standardContextual"/>
         </w:rPr>
       </w:pPr>
-      <w:hyperlink w:anchor="_Toc243215600" w:history="1">
+      <w:hyperlink w:anchor="_Toc243217468" w:history="1">
         <w:r>
           <w:rPr>
             <w:rStyle w:val="aff9"/>
@@ -2337,7 +2337,7 @@
             <w:noProof/>
             <w:webHidden/>
           </w:rPr>
-          <w:instrText>PAGEREF _Toc243215600 \h</w:instrText>
+          <w:instrText>PAGEREF _Toc243217468 \h</w:instrText>
         </w:r>
         <w:r>
           <w:rPr>
@@ -2395,7 +2395,7 @@
           <w14:ligatures w14:val="standardContextual"/>
         </w:rPr>
       </w:pPr>
-      <w:hyperlink w:anchor="_Toc243215601" w:history="1">
+      <w:hyperlink w:anchor="_Toc243217469" w:history="1">
         <w:r>
           <w:rPr>
             <w:rStyle w:val="aff9"/>
@@ -2441,7 +2441,7 @@
             <w:noProof/>
             <w:webHidden/>
           </w:rPr>
-          <w:instrText>PAGEREF _Toc243215601 \h</w:instrText>
+          <w:instrText>PAGEREF _Toc243217469 \h</w:instrText>
         </w:r>
         <w:r>
           <w:rPr>
@@ -2500,7 +2500,7 @@
           <w14:ligatures w14:val="standardContextual"/>
         </w:rPr>
       </w:pPr>
-      <w:hyperlink w:anchor="_Toc243215602" w:history="1">
+      <w:hyperlink w:anchor="_Toc243217470" w:history="1">
         <w:r>
           <w:rPr>
             <w:rStyle w:val="aff9"/>
@@ -2546,7 +2546,7 @@
             <w:noProof/>
             <w:webHidden/>
           </w:rPr>
-          <w:instrText>PAGEREF _Toc243215602 \h</w:instrText>
+          <w:instrText>PAGEREF _Toc243217470 \h</w:instrText>
         </w:r>
         <w:r>
           <w:rPr>
@@ -2605,7 +2605,7 @@
           <w14:ligatures w14:val="standardContextual"/>
         </w:rPr>
       </w:pPr>
-      <w:hyperlink w:anchor="_Toc243215603" w:history="1">
+      <w:hyperlink w:anchor="_Toc243217471" w:history="1">
         <w:r>
           <w:rPr>
             <w:rStyle w:val="aff9"/>
@@ -2667,7 +2667,7 @@
             <w:noProof/>
             <w:webHidden/>
           </w:rPr>
-          <w:instrText>PAGEREF _Toc243215603 \h</w:instrText>
+          <w:instrText>PAGEREF _Toc243217471 \h</w:instrText>
         </w:r>
         <w:r>
           <w:rPr>
@@ -2726,7 +2726,7 @@
           <w14:ligatures w14:val="standardContextual"/>
         </w:rPr>
       </w:pPr>
-      <w:hyperlink w:anchor="_Toc243215604" w:history="1">
+      <w:hyperlink w:anchor="_Toc243217472" w:history="1">
         <w:r>
           <w:rPr>
             <w:rStyle w:val="aff9"/>
@@ -2772,7 +2772,7 @@
             <w:noProof/>
             <w:webHidden/>
           </w:rPr>
-          <w:instrText>PAGEREF _Toc243215604 \h</w:instrText>
+          <w:instrText>PAGEREF _Toc243217472 \h</w:instrText>
         </w:r>
         <w:r>
           <w:rPr>
@@ -2831,7 +2831,7 @@
           <w14:ligatures w14:val="standardContextual"/>
         </w:rPr>
       </w:pPr>
-      <w:hyperlink w:anchor="_Toc243215605" w:history="1">
+      <w:hyperlink w:anchor="_Toc243217473" w:history="1">
         <w:r>
           <w:rPr>
             <w:rStyle w:val="aff9"/>
@@ -2941,7 +2941,7 @@
             <w:noProof/>
             <w:webHidden/>
           </w:rPr>
-          <w:instrText>PAGEREF _Toc243215605 \h</w:instrText>
+          <w:instrText>PAGEREF _Toc243217473 \h</w:instrText>
         </w:r>
         <w:r>
           <w:rPr>
@@ -2999,7 +2999,7 @@
           <w14:ligatures w14:val="standardContextual"/>
         </w:rPr>
       </w:pPr>
-      <w:hyperlink w:anchor="_Toc243215606" w:history="1">
+      <w:hyperlink w:anchor="_Toc243217474" w:history="1">
         <w:r>
           <w:rPr>
             <w:rStyle w:val="aff9"/>
@@ -3045,7 +3045,7 @@
             <w:noProof/>
             <w:webHidden/>
           </w:rPr>
-          <w:instrText>PAGEREF _Toc243215606 \h</w:instrText>
+          <w:instrText>PAGEREF _Toc243217474 \h</w:instrText>
         </w:r>
         <w:r>
           <w:rPr>
@@ -3104,7 +3104,7 @@
           <w14:ligatures w14:val="standardContextual"/>
         </w:rPr>
       </w:pPr>
-      <w:hyperlink w:anchor="_Toc243215607" w:history="1">
+      <w:hyperlink w:anchor="_Toc243217475" w:history="1">
         <w:r>
           <w:rPr>
             <w:rStyle w:val="aff9"/>
@@ -3174,7 +3174,7 @@
             <w:noProof/>
             <w:webHidden/>
           </w:rPr>
-          <w:instrText>PAGEREF _Toc243215607 \h</w:instrText>
+          <w:instrText>PAGEREF _Toc243217475 \h</w:instrText>
         </w:r>
         <w:r>
           <w:rPr>
@@ -3233,7 +3233,7 @@
           <w14:ligatures w14:val="standardContextual"/>
         </w:rPr>
       </w:pPr>
-      <w:hyperlink w:anchor="_Toc243215608" w:history="1">
+      <w:hyperlink w:anchor="_Toc243217476" w:history="1">
         <w:r>
           <w:rPr>
             <w:rStyle w:val="aff9"/>
@@ -3303,7 +3303,7 @@
             <w:noProof/>
             <w:webHidden/>
           </w:rPr>
-          <w:instrText>PAGEREF _Toc243215608 \h</w:instrText>
+          <w:instrText>PAGEREF _Toc243217476 \h</w:instrText>
         </w:r>
         <w:r>
           <w:rPr>
@@ -3362,7 +3362,7 @@
           <w14:ligatures w14:val="standardContextual"/>
         </w:rPr>
       </w:pPr>
-      <w:hyperlink w:anchor="_Toc243215609" w:history="1">
+      <w:hyperlink w:anchor="_Toc243217477" w:history="1">
         <w:r>
           <w:rPr>
             <w:rStyle w:val="aff9"/>
@@ -3432,7 +3432,7 @@
             <w:noProof/>
             <w:webHidden/>
           </w:rPr>
-          <w:instrText>PAGEREF _Toc243215609 \h</w:instrText>
+          <w:instrText>PAGEREF _Toc243217477 \h</w:instrText>
         </w:r>
         <w:r>
           <w:rPr>
@@ -3491,7 +3491,7 @@
           <w14:ligatures w14:val="standardContextual"/>
         </w:rPr>
       </w:pPr>
-      <w:hyperlink w:anchor="_Toc243215610" w:history="1">
+      <w:hyperlink w:anchor="_Toc243217478" w:history="1">
         <w:r>
           <w:rPr>
             <w:rStyle w:val="aff9"/>
@@ -3561,7 +3561,7 @@
             <w:noProof/>
             <w:webHidden/>
           </w:rPr>
-          <w:instrText>PAGEREF _Toc243215610 \h</w:instrText>
+          <w:instrText>PAGEREF _Toc243217478 \h</w:instrText>
         </w:r>
         <w:r>
           <w:rPr>
@@ -3620,7 +3620,7 @@
           <w14:ligatures w14:val="standardContextual"/>
         </w:rPr>
       </w:pPr>
-      <w:hyperlink w:anchor="_Toc243215611" w:history="1">
+      <w:hyperlink w:anchor="_Toc243217479" w:history="1">
         <w:r>
           <w:rPr>
             <w:rStyle w:val="aff9"/>
@@ -3674,7 +3674,7 @@
             <w:noProof/>
             <w:webHidden/>
           </w:rPr>
-          <w:instrText>PAGEREF _Toc243215611 \h</w:instrText>
+          <w:instrText>PAGEREF _Toc243217479 \h</w:instrText>
         </w:r>
         <w:r>
           <w:rPr>
@@ -3732,7 +3732,7 @@
           <w14:ligatures w14:val="standardContextual"/>
         </w:rPr>
       </w:pPr>
-      <w:hyperlink w:anchor="_Toc243215612" w:history="1">
+      <w:hyperlink w:anchor="_Toc243217480" w:history="1">
         <w:r>
           <w:rPr>
             <w:rStyle w:val="aff9"/>
@@ -3778,7 +3778,7 @@
             <w:noProof/>
             <w:webHidden/>
           </w:rPr>
-          <w:instrText>PAGEREF _Toc243215612 \h</w:instrText>
+          <w:instrText>PAGEREF _Toc243217480 \h</w:instrText>
         </w:r>
         <w:r>
           <w:rPr>
@@ -3836,7 +3836,7 @@
           <w14:ligatures w14:val="standardContextual"/>
         </w:rPr>
       </w:pPr>
-      <w:hyperlink w:anchor="_Toc243215613" w:history="1">
+      <w:hyperlink w:anchor="_Toc243217481" w:history="1">
         <w:r>
           <w:rPr>
             <w:rStyle w:val="aff9"/>
@@ -3882,7 +3882,7 @@
             <w:noProof/>
             <w:webHidden/>
           </w:rPr>
-          <w:instrText>PAGEREF _Toc243215613 \h</w:instrText>
+          <w:instrText>PAGEREF _Toc243217481 \h</w:instrText>
         </w:r>
         <w:r>
           <w:rPr>
@@ -3940,7 +3940,7 @@
           <w14:ligatures w14:val="standardContextual"/>
         </w:rPr>
       </w:pPr>
-      <w:hyperlink w:anchor="_Toc243215614" w:history="1">
+      <w:hyperlink w:anchor="_Toc243217482" w:history="1">
         <w:r>
           <w:rPr>
             <w:rStyle w:val="aff9"/>
@@ -4002,7 +4002,7 @@
             <w:noProof/>
             <w:webHidden/>
           </w:rPr>
-          <w:instrText>PAGEREF _Toc243215614 \h</w:instrText>
+          <w:instrText>PAGEREF _Toc243217482 \h</w:instrText>
         </w:r>
         <w:r>
           <w:rPr>
@@ -4060,7 +4060,7 @@
           <w14:ligatures w14:val="standardContextual"/>
         </w:rPr>
       </w:pPr>
-      <w:hyperlink w:anchor="_Toc243215615" w:history="1">
+      <w:hyperlink w:anchor="_Toc243217483" w:history="1">
         <w:r>
           <w:rPr>
             <w:rStyle w:val="aff9"/>
@@ -4138,7 +4138,7 @@
             <w:noProof/>
             <w:webHidden/>
           </w:rPr>
-          <w:instrText>PAGEREF _Toc243215615 \h</w:instrText>
+          <w:instrText>PAGEREF _Toc243217483 \h</w:instrText>
         </w:r>
         <w:r>
           <w:rPr>
@@ -4197,7 +4197,7 @@
           <w14:ligatures w14:val="standardContextual"/>
         </w:rPr>
       </w:pPr>
-      <w:hyperlink w:anchor="_Toc243215616" w:history="1">
+      <w:hyperlink w:anchor="_Toc243217484" w:history="1">
         <w:r>
           <w:rPr>
             <w:rStyle w:val="aff9"/>
@@ -4275,7 +4275,7 @@
             <w:noProof/>
             <w:webHidden/>
           </w:rPr>
-          <w:instrText>PAGEREF _Toc243215616 \h</w:instrText>
+          <w:instrText>PAGEREF _Toc243217484 \h</w:instrText>
         </w:r>
         <w:r>
           <w:rPr>
@@ -4334,7 +4334,7 @@
           <w14:ligatures w14:val="standardContextual"/>
         </w:rPr>
       </w:pPr>
-      <w:hyperlink w:anchor="_Toc243215617" w:history="1">
+      <w:hyperlink w:anchor="_Toc243217485" w:history="1">
         <w:r>
           <w:rPr>
             <w:rStyle w:val="aff9"/>
@@ -4444,7 +4444,7 @@
             <w:noProof/>
             <w:webHidden/>
           </w:rPr>
-          <w:instrText>PAGEREF _Toc243215617 \h</w:instrText>
+          <w:instrText>PAGEREF _Toc243217485 \h</w:instrText>
         </w:r>
         <w:r>
           <w:rPr>
@@ -4503,7 +4503,7 @@
           <w14:ligatures w14:val="standardContextual"/>
         </w:rPr>
       </w:pPr>
-      <w:hyperlink w:anchor="_Toc243215618" w:history="1">
+      <w:hyperlink w:anchor="_Toc243217486" w:history="1">
         <w:r>
           <w:rPr>
             <w:rStyle w:val="aff9"/>
@@ -4549,7 +4549,7 @@
             <w:noProof/>
             <w:webHidden/>
           </w:rPr>
-          <w:instrText>PAGEREF _Toc243215618 \h</w:instrText>
+          <w:instrText>PAGEREF _Toc243217486 \h</w:instrText>
         </w:r>
         <w:r>
           <w:rPr>
@@ -4607,7 +4607,7 @@
           <w14:ligatures w14:val="standardContextual"/>
         </w:rPr>
       </w:pPr>
-      <w:hyperlink w:anchor="_Toc243215619" w:history="1">
+      <w:hyperlink w:anchor="_Toc243217487" w:history="1">
         <w:r>
           <w:rPr>
             <w:rStyle w:val="aff9"/>
@@ -4669,7 +4669,7 @@
             <w:noProof/>
             <w:webHidden/>
           </w:rPr>
-          <w:instrText>PAGEREF _Toc243215619 \h</w:instrText>
+          <w:instrText>PAGEREF _Toc243217487 \h</w:instrText>
         </w:r>
         <w:r>
           <w:rPr>
@@ -4728,7 +4728,7 @@
           <w14:ligatures w14:val="standardContextual"/>
         </w:rPr>
       </w:pPr>
-      <w:hyperlink w:anchor="_Toc243215620" w:history="1">
+      <w:hyperlink w:anchor="_Toc243217488" w:history="1">
         <w:r>
           <w:rPr>
             <w:rStyle w:val="aff9"/>
@@ -4774,7 +4774,7 @@
             <w:noProof/>
             <w:webHidden/>
           </w:rPr>
-          <w:instrText>PAGEREF _Toc243215620 \h</w:instrText>
+          <w:instrText>PAGEREF _Toc243217488 \h</w:instrText>
         </w:r>
         <w:r>
           <w:rPr>
@@ -4832,7 +4832,7 @@
           <w14:ligatures w14:val="standardContextual"/>
         </w:rPr>
       </w:pPr>
-      <w:hyperlink w:anchor="_Toc243215621" w:history="1">
+      <w:hyperlink w:anchor="_Toc243217489" w:history="1">
         <w:r>
           <w:rPr>
             <w:rStyle w:val="aff9"/>
@@ -4894,7 +4894,7 @@
             <w:noProof/>
             <w:webHidden/>
           </w:rPr>
-          <w:instrText>PAGEREF _Toc243215621 \h</w:instrText>
+          <w:instrText>PAGEREF _Toc243217489 \h</w:instrText>
         </w:r>
         <w:r>
           <w:rPr>
@@ -4952,7 +4952,7 @@
           <w14:ligatures w14:val="standardContextual"/>
         </w:rPr>
       </w:pPr>
-      <w:hyperlink w:anchor="_Toc243215622" w:history="1">
+      <w:hyperlink w:anchor="_Toc243217490" w:history="1">
         <w:r>
           <w:rPr>
             <w:rStyle w:val="aff9"/>
@@ -4998,7 +4998,7 @@
             <w:noProof/>
             <w:webHidden/>
           </w:rPr>
-          <w:instrText>PAGEREF _Toc243215622 \h</w:instrText>
+          <w:instrText>PAGEREF _Toc243217490 \h</w:instrText>
         </w:r>
         <w:r>
           <w:rPr>
@@ -5057,7 +5057,7 @@
           <w14:ligatures w14:val="standardContextual"/>
         </w:rPr>
       </w:pPr>
-      <w:hyperlink w:anchor="_Toc243215623" w:history="1">
+      <w:hyperlink w:anchor="_Toc243217491" w:history="1">
         <w:r>
           <w:rPr>
             <w:rStyle w:val="aff9"/>
@@ -5103,7 +5103,7 @@
             <w:noProof/>
             <w:webHidden/>
           </w:rPr>
-          <w:instrText>PAGEREF _Toc243215623 \h</w:instrText>
+          <w:instrText>PAGEREF _Toc243217491 \h</w:instrText>
         </w:r>
         <w:r>
           <w:rPr>
@@ -5162,7 +5162,7 @@
           <w14:ligatures w14:val="standardContextual"/>
         </w:rPr>
       </w:pPr>
-      <w:hyperlink w:anchor="_Toc243215624" w:history="1">
+      <w:hyperlink w:anchor="_Toc243217492" w:history="1">
         <w:r>
           <w:rPr>
             <w:rStyle w:val="aff9"/>
@@ -5208,7 +5208,7 @@
             <w:noProof/>
             <w:webHidden/>
           </w:rPr>
-          <w:instrText>PAGEREF _Toc243215624 \h</w:instrText>
+          <w:instrText>PAGEREF _Toc243217492 \h</w:instrText>
         </w:r>
         <w:r>
           <w:rPr>
@@ -5267,7 +5267,7 @@
           <w14:ligatures w14:val="standardContextual"/>
         </w:rPr>
       </w:pPr>
-      <w:hyperlink w:anchor="_Toc243215625" w:history="1">
+      <w:hyperlink w:anchor="_Toc243217493" w:history="1">
         <w:r>
           <w:rPr>
             <w:rStyle w:val="aff9"/>
@@ -5313,7 +5313,7 @@
             <w:noProof/>
             <w:webHidden/>
           </w:rPr>
-          <w:instrText>PAGEREF _Toc243215625 \h</w:instrText>
+          <w:instrText>PAGEREF _Toc243217493 \h</w:instrText>
         </w:r>
         <w:r>
           <w:rPr>
@@ -5371,7 +5371,7 @@
           <w14:ligatures w14:val="standardContextual"/>
         </w:rPr>
       </w:pPr>
-      <w:hyperlink w:anchor="_Toc243215626" w:history="1">
+      <w:hyperlink w:anchor="_Toc243217494" w:history="1">
         <w:r>
           <w:rPr>
             <w:rStyle w:val="aff9"/>
@@ -5417,7 +5417,7 @@
             <w:noProof/>
             <w:webHidden/>
           </w:rPr>
-          <w:instrText>PAGEREF _Toc243215626 \h</w:instrText>
+          <w:instrText>PAGEREF _Toc243217494 \h</w:instrText>
         </w:r>
         <w:r>
           <w:rPr>
@@ -5475,7 +5475,7 @@
           <w14:ligatures w14:val="standardContextual"/>
         </w:rPr>
       </w:pPr>
-      <w:hyperlink w:anchor="_Toc243215627" w:history="1">
+      <w:hyperlink w:anchor="_Toc243217495" w:history="1">
         <w:r>
           <w:rPr>
             <w:rStyle w:val="aff9"/>
@@ -5521,7 +5521,7 @@
             <w:noProof/>
             <w:webHidden/>
           </w:rPr>
-          <w:instrText>PAGEREF _Toc243215627 \h</w:instrText>
+          <w:instrText>PAGEREF _Toc243217495 \h</w:instrText>
         </w:r>
         <w:r>
           <w:rPr>
@@ -5579,7 +5579,7 @@
           <w14:ligatures w14:val="standardContextual"/>
         </w:rPr>
       </w:pPr>
-      <w:hyperlink w:anchor="_Toc243215628" w:history="1">
+      <w:hyperlink w:anchor="_Toc243217496" w:history="1">
         <w:r>
           <w:rPr>
             <w:rStyle w:val="aff9"/>
@@ -5625,7 +5625,7 @@
             <w:noProof/>
             <w:webHidden/>
           </w:rPr>
-          <w:instrText>PAGEREF _Toc243215628 \h</w:instrText>
+          <w:instrText>PAGEREF _Toc243217496 \h</w:instrText>
         </w:r>
         <w:r>
           <w:rPr>
@@ -5684,7 +5684,7 @@
           <w14:ligatures w14:val="standardContextual"/>
         </w:rPr>
       </w:pPr>
-      <w:hyperlink w:anchor="_Toc243215629" w:history="1">
+      <w:hyperlink w:anchor="_Toc243217497" w:history="1">
         <w:r>
           <w:rPr>
             <w:rStyle w:val="aff9"/>
@@ -5746,7 +5746,7 @@
             <w:noProof/>
             <w:webHidden/>
           </w:rPr>
-          <w:instrText>PAGEREF _Toc243215629 \h</w:instrText>
+          <w:instrText>PAGEREF _Toc243217497 \h</w:instrText>
         </w:r>
         <w:r>
           <w:rPr>
@@ -5805,7 +5805,7 @@
           <w14:ligatures w14:val="standardContextual"/>
         </w:rPr>
       </w:pPr>
-      <w:hyperlink w:anchor="_Toc243215630" w:history="1">
+      <w:hyperlink w:anchor="_Toc243217498" w:history="1">
         <w:r>
           <w:rPr>
             <w:rStyle w:val="aff9"/>
@@ -5851,7 +5851,7 @@
             <w:noProof/>
             <w:webHidden/>
           </w:rPr>
-          <w:instrText>PAGEREF _Toc243215630 \h</w:instrText>
+          <w:instrText>PAGEREF _Toc243217498 \h</w:instrText>
         </w:r>
         <w:r>
           <w:rPr>
@@ -5910,7 +5910,7 @@
           <w14:ligatures w14:val="standardContextual"/>
         </w:rPr>
       </w:pPr>
-      <w:hyperlink w:anchor="_Toc243215631" w:history="1">
+      <w:hyperlink w:anchor="_Toc243217499" w:history="1">
         <w:r>
           <w:rPr>
             <w:rStyle w:val="aff9"/>
@@ -5956,7 +5956,7 @@
             <w:noProof/>
             <w:webHidden/>
           </w:rPr>
-          <w:instrText>PAGEREF _Toc243215631 \h</w:instrText>
+          <w:instrText>PAGEREF _Toc243217499 \h</w:instrText>
         </w:r>
         <w:r>
           <w:rPr>
@@ -6015,7 +6015,7 @@
           <w14:ligatures w14:val="standardContextual"/>
         </w:rPr>
       </w:pPr>
-      <w:hyperlink w:anchor="_Toc243215632" w:history="1">
+      <w:hyperlink w:anchor="_Toc243217500" w:history="1">
         <w:r>
           <w:rPr>
             <w:rStyle w:val="aff9"/>
@@ -6061,7 +6061,7 @@
             <w:noProof/>
             <w:webHidden/>
           </w:rPr>
-          <w:instrText>PAGEREF _Toc243215632 \h</w:instrText>
+          <w:instrText>PAGEREF _Toc243217500 \h</w:instrText>
         </w:r>
         <w:r>
           <w:rPr>
@@ -6120,7 +6120,7 @@
           <w14:ligatures w14:val="standardContextual"/>
         </w:rPr>
       </w:pPr>
-      <w:hyperlink w:anchor="_Toc243215633" w:history="1">
+      <w:hyperlink w:anchor="_Toc243217501" w:history="1">
         <w:r>
           <w:rPr>
             <w:rStyle w:val="aff9"/>
@@ -6166,7 +6166,7 @@
             <w:noProof/>
             <w:webHidden/>
           </w:rPr>
-          <w:instrText>PAGEREF _Toc243215633 \h</w:instrText>
+          <w:instrText>PAGEREF _Toc243217501 \h</w:instrText>
         </w:r>
         <w:r>
           <w:rPr>
@@ -6221,7 +6221,7 @@
         <w:pStyle w:val="1"/>
         <w:spacing w:before="280" w:after="120"/>
       </w:pPr>
-      <w:bookmarkStart w:id="0" w:name="_Toc243215585"/>
+      <w:bookmarkStart w:id="0" w:name="_Toc243217453"/>
       <w:r>
         <w:rPr>
           <w:rFonts w:ascii="Times New Roman" w:eastAsia="黑体" w:hAnsi="Times New Roman"/>
@@ -6533,7 +6533,7 @@
                 <w:color w:val="000000"/>
                 <w:sz w:val="21"/>
               </w:rPr>
-              <w:t>明星分析师是</w:t>
+              <w:t>市场跟随明星分析师的推荐，是因为他们</w:t>
             </w:r>
             <w:r>
               <w:rPr>
@@ -6575,35 +6575,7 @@
                 <w:color w:val="000000"/>
                 <w:sz w:val="21"/>
               </w:rPr>
-              <w:t>能力），还是</w:t>
-            </w:r>
-            <w:r>
-              <w:rPr>
-                <w:color w:val="000000"/>
-                <w:sz w:val="21"/>
-              </w:rPr>
-              <w:t>"</w:t>
-            </w:r>
-            <w:r>
-              <w:rPr>
-                <w:color w:val="000000"/>
-                <w:sz w:val="21"/>
-              </w:rPr>
-              <w:t>更被追随</w:t>
-            </w:r>
-            <w:r>
-              <w:rPr>
-                <w:color w:val="000000"/>
-                <w:sz w:val="21"/>
-              </w:rPr>
-              <w:t>"</w:t>
-            </w:r>
-            <w:r>
-              <w:rPr>
-                <w:color w:val="000000"/>
-                <w:sz w:val="21"/>
-              </w:rPr>
-              <w:t>（地位</w:t>
+              <w:t>能力），还是因为投资者盲从名气（地位</w:t>
             </w:r>
             <w:r>
               <w:rPr>
@@ -7351,7 +7323,7 @@
         <w:pStyle w:val="1"/>
         <w:spacing w:before="280" w:after="120"/>
       </w:pPr>
-      <w:bookmarkStart w:id="1" w:name="_Toc243215586"/>
+      <w:bookmarkStart w:id="1" w:name="_Toc243217454"/>
       <w:r>
         <w:rPr>
           <w:rFonts w:ascii="Times New Roman" w:eastAsia="黑体" w:hAnsi="Times New Roman"/>
@@ -7375,7 +7347,7 @@
         <w:pStyle w:val="21"/>
         <w:spacing w:after="120"/>
       </w:pPr>
-      <w:bookmarkStart w:id="2" w:name="_Toc243215587"/>
+      <w:bookmarkStart w:id="2" w:name="_Toc243217455"/>
       <w:r>
         <w:rPr>
           <w:rFonts w:ascii="Times New Roman" w:eastAsia="黑体" w:hAnsi="Times New Roman"/>
@@ -7550,7 +7522,7 @@
         <w:pStyle w:val="21"/>
         <w:spacing w:after="120"/>
       </w:pPr>
-      <w:bookmarkStart w:id="3" w:name="_Toc243215588"/>
+      <w:bookmarkStart w:id="3" w:name="_Toc243217456"/>
       <w:r>
         <w:rPr>
           <w:rFonts w:ascii="Times New Roman" w:eastAsia="黑体" w:hAnsi="Times New Roman"/>
@@ -7771,7 +7743,7 @@
         <w:pStyle w:val="21"/>
         <w:spacing w:after="120"/>
       </w:pPr>
-      <w:bookmarkStart w:id="4" w:name="_Toc243215589"/>
+      <w:bookmarkStart w:id="4" w:name="_Toc243217457"/>
       <w:r>
         <w:rPr>
           <w:rFonts w:ascii="Times New Roman" w:eastAsia="黑体" w:hAnsi="Times New Roman"/>
@@ -7969,7 +7941,7 @@
         <w:pStyle w:val="21"/>
         <w:spacing w:after="120"/>
       </w:pPr>
-      <w:bookmarkStart w:id="5" w:name="_Toc243215590"/>
+      <w:bookmarkStart w:id="5" w:name="_Toc243217458"/>
       <w:r>
         <w:rPr>
           <w:rFonts w:ascii="Times New Roman" w:eastAsia="黑体" w:hAnsi="Times New Roman"/>
@@ -8319,7 +8291,7 @@
         <w:pStyle w:val="1"/>
         <w:spacing w:before="280" w:after="120"/>
       </w:pPr>
-      <w:bookmarkStart w:id="6" w:name="_Toc243215591"/>
+      <w:bookmarkStart w:id="6" w:name="_Toc243217459"/>
       <w:r>
         <w:rPr>
           <w:rFonts w:ascii="Times New Roman" w:eastAsia="黑体" w:hAnsi="Times New Roman"/>
@@ -8367,7 +8339,7 @@
         <w:pStyle w:val="21"/>
         <w:spacing w:after="120"/>
       </w:pPr>
-      <w:bookmarkStart w:id="7" w:name="_Toc243215592"/>
+      <w:bookmarkStart w:id="7" w:name="_Toc243217460"/>
       <w:r>
         <w:rPr>
           <w:rFonts w:ascii="Times New Roman" w:eastAsia="黑体" w:hAnsi="Times New Roman"/>
@@ -8808,7 +8780,7 @@
         <w:pStyle w:val="21"/>
         <w:spacing w:after="120"/>
       </w:pPr>
-      <w:bookmarkStart w:id="8" w:name="_Toc243215593"/>
+      <w:bookmarkStart w:id="8" w:name="_Toc243217461"/>
       <w:r>
         <w:rPr>
           <w:rFonts w:ascii="Times New Roman" w:eastAsia="黑体" w:hAnsi="Times New Roman"/>
@@ -9264,7 +9236,7 @@
         <w:pStyle w:val="21"/>
         <w:spacing w:after="120"/>
       </w:pPr>
-      <w:bookmarkStart w:id="9" w:name="_Toc243215594"/>
+      <w:bookmarkStart w:id="9" w:name="_Toc243217462"/>
       <w:r>
         <w:rPr>
           <w:rFonts w:ascii="Times New Roman" w:eastAsia="黑体" w:hAnsi="Times New Roman"/>
@@ -9768,7 +9740,7 @@
         <w:pStyle w:val="1"/>
         <w:spacing w:before="280" w:after="120"/>
       </w:pPr>
-      <w:bookmarkStart w:id="10" w:name="_Toc243215595"/>
+      <w:bookmarkStart w:id="10" w:name="_Toc243217463"/>
       <w:r>
         <w:rPr>
           <w:rFonts w:ascii="Times New Roman" w:eastAsia="黑体" w:hAnsi="Times New Roman"/>
@@ -9792,7 +9764,7 @@
         <w:pStyle w:val="21"/>
         <w:spacing w:after="120"/>
       </w:pPr>
-      <w:bookmarkStart w:id="11" w:name="_Toc243215596"/>
+      <w:bookmarkStart w:id="11" w:name="_Toc243217464"/>
       <w:r>
         <w:rPr>
           <w:rFonts w:ascii="Times New Roman" w:eastAsia="黑体" w:hAnsi="Times New Roman"/>
@@ -10232,7 +10204,7 @@
         <w:pStyle w:val="21"/>
         <w:spacing w:after="120"/>
       </w:pPr>
-      <w:bookmarkStart w:id="12" w:name="_Toc243215597"/>
+      <w:bookmarkStart w:id="12" w:name="_Toc243217465"/>
       <w:r>
         <w:rPr>
           <w:rFonts w:ascii="Times New Roman" w:eastAsia="黑体" w:hAnsi="Times New Roman"/>
@@ -11173,7 +11145,7 @@
         <w:pStyle w:val="21"/>
         <w:spacing w:after="120"/>
       </w:pPr>
-      <w:bookmarkStart w:id="13" w:name="_Toc243215598"/>
+      <w:bookmarkStart w:id="13" w:name="_Toc243217466"/>
       <w:r>
         <w:rPr>
           <w:rFonts w:ascii="Times New Roman" w:eastAsia="黑体" w:hAnsi="Times New Roman"/>
@@ -11620,7 +11592,7 @@
         <w:pStyle w:val="21"/>
         <w:spacing w:after="120"/>
       </w:pPr>
-      <w:bookmarkStart w:id="14" w:name="_Toc243215599"/>
+      <w:bookmarkStart w:id="14" w:name="_Toc243217467"/>
       <w:r>
         <w:rPr>
           <w:rFonts w:ascii="Times New Roman" w:eastAsia="黑体" w:hAnsi="Times New Roman"/>
@@ -11944,7 +11916,7 @@
         <w:pStyle w:val="21"/>
         <w:spacing w:after="120"/>
       </w:pPr>
-      <w:bookmarkStart w:id="15" w:name="_Toc243215600"/>
+      <w:bookmarkStart w:id="15" w:name="_Toc243217468"/>
       <w:r>
         <w:rPr>
           <w:rFonts w:ascii="Times New Roman" w:eastAsia="黑体" w:hAnsi="Times New Roman"/>
@@ -12103,7 +12075,7 @@
         <w:pStyle w:val="1"/>
         <w:spacing w:before="280" w:after="120"/>
       </w:pPr>
-      <w:bookmarkStart w:id="16" w:name="_Toc243215601"/>
+      <w:bookmarkStart w:id="16" w:name="_Toc243217469"/>
       <w:r>
         <w:rPr>
           <w:rFonts w:ascii="Times New Roman" w:eastAsia="黑体" w:hAnsi="Times New Roman"/>
@@ -12202,7 +12174,7 @@
         <w:pStyle w:val="21"/>
         <w:spacing w:after="120"/>
       </w:pPr>
-      <w:bookmarkStart w:id="17" w:name="_Toc243215602"/>
+      <w:bookmarkStart w:id="17" w:name="_Toc243217470"/>
       <w:r>
         <w:rPr>
           <w:rFonts w:ascii="Times New Roman" w:eastAsia="黑体" w:hAnsi="Times New Roman"/>
@@ -12710,7 +12682,7 @@
         <w:pStyle w:val="21"/>
         <w:spacing w:after="120"/>
       </w:pPr>
-      <w:bookmarkStart w:id="18" w:name="_Toc243215603"/>
+      <w:bookmarkStart w:id="18" w:name="_Toc243217471"/>
       <w:r>
         <w:rPr>
           <w:rFonts w:ascii="Times New Roman" w:eastAsia="黑体" w:hAnsi="Times New Roman"/>
@@ -13243,7 +13215,7 @@
         <w:pStyle w:val="21"/>
         <w:spacing w:after="120"/>
       </w:pPr>
-      <w:bookmarkStart w:id="19" w:name="_Toc243215604"/>
+      <w:bookmarkStart w:id="19" w:name="_Toc243217472"/>
       <w:r>
         <w:rPr>
           <w:rFonts w:ascii="Times New Roman" w:eastAsia="黑体" w:hAnsi="Times New Roman"/>
@@ -13668,7 +13640,7 @@
         <w:pStyle w:val="21"/>
         <w:spacing w:after="120"/>
       </w:pPr>
-      <w:bookmarkStart w:id="20" w:name="_Toc243215605"/>
+      <w:bookmarkStart w:id="20" w:name="_Toc243217473"/>
       <w:r>
         <w:rPr>
           <w:rFonts w:ascii="Times New Roman" w:eastAsia="黑体" w:hAnsi="Times New Roman"/>
@@ -14485,7 +14457,7 @@
         <w:pStyle w:val="1"/>
         <w:spacing w:before="280" w:after="120"/>
       </w:pPr>
-      <w:bookmarkStart w:id="21" w:name="_Toc243215606"/>
+      <w:bookmarkStart w:id="21" w:name="_Toc243217474"/>
       <w:r>
         <w:rPr>
           <w:rFonts w:ascii="Times New Roman" w:eastAsia="黑体" w:hAnsi="Times New Roman"/>
@@ -14804,7 +14776,7 @@
         <w:pStyle w:val="21"/>
         <w:spacing w:after="120"/>
       </w:pPr>
-      <w:bookmarkStart w:id="22" w:name="_Toc243215607"/>
+      <w:bookmarkStart w:id="22" w:name="_Toc243217475"/>
       <w:r>
         <w:rPr>
           <w:rFonts w:ascii="Times New Roman" w:eastAsia="黑体" w:hAnsi="Times New Roman"/>
@@ -14993,7 +14965,7 @@
         <w:pStyle w:val="21"/>
         <w:spacing w:after="120"/>
       </w:pPr>
-      <w:bookmarkStart w:id="23" w:name="_Toc243215608"/>
+      <w:bookmarkStart w:id="23" w:name="_Toc243217476"/>
       <w:r>
         <w:rPr>
           <w:rFonts w:ascii="Times New Roman" w:eastAsia="黑体" w:hAnsi="Times New Roman"/>
@@ -15206,7 +15178,7 @@
         <w:pStyle w:val="21"/>
         <w:spacing w:after="120"/>
       </w:pPr>
-      <w:bookmarkStart w:id="24" w:name="_Toc243215609"/>
+      <w:bookmarkStart w:id="24" w:name="_Toc243217477"/>
       <w:r>
         <w:rPr>
           <w:rFonts w:ascii="Times New Roman" w:eastAsia="黑体" w:hAnsi="Times New Roman"/>
@@ -15463,7 +15435,7 @@
         <w:pStyle w:val="21"/>
         <w:spacing w:after="120"/>
       </w:pPr>
-      <w:bookmarkStart w:id="25" w:name="_Toc243215610"/>
+      <w:bookmarkStart w:id="25" w:name="_Toc243217478"/>
       <w:r>
         <w:rPr>
           <w:rFonts w:ascii="Times New Roman" w:eastAsia="黑体" w:hAnsi="Times New Roman"/>
@@ -15603,7 +15575,7 @@
         <w:pStyle w:val="21"/>
         <w:spacing w:after="120"/>
       </w:pPr>
-      <w:bookmarkStart w:id="26" w:name="_Toc243215611"/>
+      <w:bookmarkStart w:id="26" w:name="_Toc243217479"/>
       <w:r>
         <w:rPr>
           <w:rFonts w:ascii="Times New Roman" w:eastAsia="黑体" w:hAnsi="Times New Roman"/>
@@ -15770,7 +15742,7 @@
         <w:pStyle w:val="1"/>
         <w:spacing w:before="280" w:after="120"/>
       </w:pPr>
-      <w:bookmarkStart w:id="27" w:name="_Toc243215612"/>
+      <w:bookmarkStart w:id="27" w:name="_Toc243217480"/>
       <w:r>
         <w:rPr>
           <w:rFonts w:ascii="Times New Roman" w:eastAsia="黑体" w:hAnsi="Times New Roman"/>
@@ -16372,7 +16344,7 @@
         <w:pStyle w:val="1"/>
         <w:spacing w:before="280" w:after="120"/>
       </w:pPr>
-      <w:bookmarkStart w:id="28" w:name="_Toc243215613"/>
+      <w:bookmarkStart w:id="28" w:name="_Toc243217481"/>
       <w:r>
         <w:rPr>
           <w:rFonts w:ascii="Times New Roman" w:eastAsia="黑体" w:hAnsi="Times New Roman"/>
@@ -16785,7 +16757,7 @@
         <w:pStyle w:val="1"/>
         <w:spacing w:before="280" w:after="120"/>
       </w:pPr>
-      <w:bookmarkStart w:id="29" w:name="_Toc243215614"/>
+      <w:bookmarkStart w:id="29" w:name="_Toc243217482"/>
       <w:r>
         <w:rPr>
           <w:rFonts w:ascii="Times New Roman" w:eastAsia="黑体" w:hAnsi="Times New Roman"/>
@@ -17388,7 +17360,7 @@
         <w:pStyle w:val="1"/>
         <w:spacing w:before="280" w:after="120"/>
       </w:pPr>
-      <w:bookmarkStart w:id="30" w:name="_Toc243215615"/>
+      <w:bookmarkStart w:id="30" w:name="_Toc243217483"/>
       <w:r>
         <w:rPr>
           <w:rFonts w:ascii="Times New Roman" w:eastAsia="黑体" w:hAnsi="Times New Roman"/>
@@ -17525,7 +17497,7 @@
         <w:pStyle w:val="21"/>
         <w:spacing w:after="120"/>
       </w:pPr>
-      <w:bookmarkStart w:id="31" w:name="_Toc243215616"/>
+      <w:bookmarkStart w:id="31" w:name="_Toc243217484"/>
       <w:r>
         <w:rPr>
           <w:rFonts w:ascii="Times New Roman" w:eastAsia="黑体" w:hAnsi="Times New Roman"/>
@@ -18102,7 +18074,7 @@
         <w:pStyle w:val="21"/>
         <w:spacing w:after="120"/>
       </w:pPr>
-      <w:bookmarkStart w:id="32" w:name="_Toc243215617"/>
+      <w:bookmarkStart w:id="32" w:name="_Toc243217485"/>
       <w:r>
         <w:rPr>
           <w:rFonts w:ascii="Times New Roman" w:eastAsia="黑体" w:hAnsi="Times New Roman"/>
@@ -19135,7 +19107,7 @@
         <w:pStyle w:val="21"/>
         <w:spacing w:after="120"/>
       </w:pPr>
-      <w:bookmarkStart w:id="33" w:name="_Toc243215618"/>
+      <w:bookmarkStart w:id="33" w:name="_Toc243217486"/>
       <w:r>
         <w:rPr>
           <w:rFonts w:ascii="Times New Roman" w:eastAsia="黑体" w:hAnsi="Times New Roman"/>
@@ -19350,7 +19322,7 @@
         <w:pStyle w:val="1"/>
         <w:spacing w:before="280" w:after="120"/>
       </w:pPr>
-      <w:bookmarkStart w:id="34" w:name="_Toc243215619"/>
+      <w:bookmarkStart w:id="34" w:name="_Toc243217487"/>
       <w:r>
         <w:rPr>
           <w:rFonts w:ascii="Times New Roman" w:eastAsia="黑体" w:hAnsi="Times New Roman"/>
@@ -20890,7 +20862,7 @@
         <w:pStyle w:val="21"/>
         <w:spacing w:after="120"/>
       </w:pPr>
-      <w:bookmarkStart w:id="35" w:name="_Toc243215620"/>
+      <w:bookmarkStart w:id="35" w:name="_Toc243217488"/>
       <w:r>
         <w:rPr>
           <w:rFonts w:ascii="Times New Roman" w:eastAsia="黑体" w:hAnsi="Times New Roman"/>
@@ -21601,7 +21573,7 @@
         <w:pStyle w:val="1"/>
         <w:spacing w:before="280" w:after="120"/>
       </w:pPr>
-      <w:bookmarkStart w:id="36" w:name="_Toc243215621"/>
+      <w:bookmarkStart w:id="36" w:name="_Toc243217489"/>
       <w:r>
         <w:rPr>
           <w:rFonts w:ascii="Times New Roman" w:eastAsia="黑体" w:hAnsi="Times New Roman"/>
@@ -21933,7 +21905,7 @@
         <w:pStyle w:val="1"/>
         <w:spacing w:before="280" w:after="120"/>
       </w:pPr>
-      <w:bookmarkStart w:id="37" w:name="_Toc243215622"/>
+      <w:bookmarkStart w:id="37" w:name="_Toc243217490"/>
       <w:r>
         <w:rPr>
           <w:rFonts w:ascii="Times New Roman" w:eastAsia="黑体" w:hAnsi="Times New Roman"/>
@@ -21957,7 +21929,7 @@
         <w:pStyle w:val="21"/>
         <w:spacing w:after="120"/>
       </w:pPr>
-      <w:bookmarkStart w:id="38" w:name="_Toc243215623"/>
+      <w:bookmarkStart w:id="38" w:name="_Toc243217491"/>
       <w:r>
         <w:rPr>
           <w:rFonts w:ascii="Times New Roman" w:eastAsia="黑体" w:hAnsi="Times New Roman"/>
@@ -22244,7 +22216,7 @@
         <w:pStyle w:val="21"/>
         <w:spacing w:after="120"/>
       </w:pPr>
-      <w:bookmarkStart w:id="39" w:name="_Toc243215624"/>
+      <w:bookmarkStart w:id="39" w:name="_Toc243217492"/>
       <w:r>
         <w:rPr>
           <w:rFonts w:ascii="Times New Roman" w:eastAsia="黑体" w:hAnsi="Times New Roman"/>
@@ -22450,7 +22422,7 @@
         <w:pStyle w:val="21"/>
         <w:spacing w:after="120"/>
       </w:pPr>
-      <w:bookmarkStart w:id="40" w:name="_Toc243215625"/>
+      <w:bookmarkStart w:id="40" w:name="_Toc243217493"/>
       <w:r>
         <w:rPr>
           <w:rFonts w:ascii="Times New Roman" w:eastAsia="黑体" w:hAnsi="Times New Roman"/>
@@ -22628,7 +22600,7 @@
         <w:pStyle w:val="1"/>
         <w:spacing w:before="280" w:after="120"/>
       </w:pPr>
-      <w:bookmarkStart w:id="41" w:name="_Toc243215626"/>
+      <w:bookmarkStart w:id="41" w:name="_Toc243217494"/>
       <w:r>
         <w:rPr>
           <w:rFonts w:ascii="Times New Roman" w:eastAsia="黑体" w:hAnsi="Times New Roman"/>
@@ -23250,7 +23222,7 @@
         <w:pStyle w:val="1"/>
         <w:spacing w:before="280" w:after="120"/>
       </w:pPr>
-      <w:bookmarkStart w:id="42" w:name="_Toc243215627"/>
+      <w:bookmarkStart w:id="42" w:name="_Toc243217495"/>
       <w:r>
         <w:rPr>
           <w:rFonts w:ascii="Times New Roman" w:eastAsia="黑体" w:hAnsi="Times New Roman"/>
@@ -23297,7 +23269,7 @@
         <w:pStyle w:val="1"/>
         <w:spacing w:before="280" w:after="120"/>
       </w:pPr>
-      <w:bookmarkStart w:id="43" w:name="_Toc243215628"/>
+      <w:bookmarkStart w:id="43" w:name="_Toc243217496"/>
       <w:r>
         <w:rPr>
           <w:rFonts w:ascii="Times New Roman" w:eastAsia="黑体" w:hAnsi="Times New Roman"/>
@@ -23365,7 +23337,7 @@
         <w:pStyle w:val="21"/>
         <w:spacing w:after="120"/>
       </w:pPr>
-      <w:bookmarkStart w:id="44" w:name="_Toc243215629"/>
+      <w:bookmarkStart w:id="44" w:name="_Toc243217497"/>
       <w:r>
         <w:rPr>
           <w:rFonts w:ascii="Times New Roman" w:eastAsia="黑体" w:hAnsi="Times New Roman"/>
@@ -23958,7 +23930,7 @@
         <w:pStyle w:val="21"/>
         <w:spacing w:after="120"/>
       </w:pPr>
-      <w:bookmarkStart w:id="45" w:name="_Toc243215630"/>
+      <w:bookmarkStart w:id="45" w:name="_Toc243217498"/>
       <w:r>
         <w:rPr>
           <w:rFonts w:ascii="Times New Roman" w:eastAsia="黑体" w:hAnsi="Times New Roman"/>
@@ -24557,7 +24529,7 @@
         <w:pStyle w:val="21"/>
         <w:spacing w:after="120"/>
       </w:pPr>
-      <w:bookmarkStart w:id="46" w:name="_Toc243215631"/>
+      <w:bookmarkStart w:id="46" w:name="_Toc243217499"/>
       <w:r>
         <w:rPr>
           <w:rFonts w:ascii="Times New Roman" w:eastAsia="黑体" w:hAnsi="Times New Roman"/>
@@ -24897,7 +24869,7 @@
         <w:pStyle w:val="21"/>
         <w:spacing w:after="120"/>
       </w:pPr>
-      <w:bookmarkStart w:id="47" w:name="_Toc243215632"/>
+      <w:bookmarkStart w:id="47" w:name="_Toc243217500"/>
       <w:r>
         <w:rPr>
           <w:rFonts w:ascii="Times New Roman" w:eastAsia="黑体" w:hAnsi="Times New Roman"/>
@@ -25473,7 +25445,7 @@
         <w:pStyle w:val="21"/>
         <w:spacing w:after="120"/>
       </w:pPr>
-      <w:bookmarkStart w:id="48" w:name="_Toc243215633"/>
+      <w:bookmarkStart w:id="48" w:name="_Toc243217501"/>
       <w:r>
         <w:rPr>
           <w:rFonts w:ascii="Times New Roman" w:eastAsia="黑体" w:hAnsi="Times New Roman"/>
@@ -26958,31 +26930,31 @@
       </w:rPr>
     </w:lvl>
   </w:abstractNum>
-  <w:num w:numId="1" w16cid:durableId="497043740">
+  <w:num w:numId="1" w16cid:durableId="388382611">
     <w:abstractNumId w:val="8"/>
   </w:num>
-  <w:num w:numId="2" w16cid:durableId="1426724759">
+  <w:num w:numId="2" w16cid:durableId="2040427926">
     <w:abstractNumId w:val="6"/>
   </w:num>
-  <w:num w:numId="3" w16cid:durableId="41751493">
+  <w:num w:numId="3" w16cid:durableId="1941452939">
     <w:abstractNumId w:val="5"/>
   </w:num>
-  <w:num w:numId="4" w16cid:durableId="1947079396">
+  <w:num w:numId="4" w16cid:durableId="1091776680">
     <w:abstractNumId w:val="4"/>
   </w:num>
-  <w:num w:numId="5" w16cid:durableId="1019544251">
+  <w:num w:numId="5" w16cid:durableId="2055039523">
     <w:abstractNumId w:val="7"/>
   </w:num>
-  <w:num w:numId="6" w16cid:durableId="407768439">
+  <w:num w:numId="6" w16cid:durableId="1630237020">
     <w:abstractNumId w:val="3"/>
   </w:num>
-  <w:num w:numId="7" w16cid:durableId="1678776590">
+  <w:num w:numId="7" w16cid:durableId="1117259831">
     <w:abstractNumId w:val="2"/>
   </w:num>
-  <w:num w:numId="8" w16cid:durableId="1479416260">
+  <w:num w:numId="8" w16cid:durableId="1005937961">
     <w:abstractNumId w:val="1"/>
   </w:num>
-  <w:num w:numId="9" w16cid:durableId="1596399361">
+  <w:num w:numId="9" w16cid:durableId="2057853517">
     <w:abstractNumId w:val="0"/>
   </w:num>
 </w:numbering>
@@ -38381,7 +38353,7 @@
     <w:autoRedefine/>
     <w:uiPriority w:val="39"/>
     <w:unhideWhenUsed/>
-    <w:rsid w:val="00380028"/>
+    <w:rsid w:val="004F13B9"/>
   </w:style>
   <w:style w:type="paragraph" w:styleId="TOC2">
     <w:name w:val="toc 2"/>
@@ -38390,7 +38362,7 @@
     <w:autoRedefine/>
     <w:uiPriority w:val="39"/>
     <w:unhideWhenUsed/>
-    <w:rsid w:val="00380028"/>
+    <w:rsid w:val="004F13B9"/>
     <w:pPr>
       <w:ind w:leftChars="200" w:left="420"/>
     </w:pPr>
@@ -38400,7 +38372,7 @@
     <w:basedOn w:val="a2"/>
     <w:uiPriority w:val="99"/>
     <w:unhideWhenUsed/>
-    <w:rsid w:val="00380028"/>
+    <w:rsid w:val="004F13B9"/>
     <w:rPr>
       <w:color w:val="0000FF" w:themeColor="hyperlink"/>
       <w:u w:val="single"/>

--- a/文档/Project10_明星分析师_研究方案.docx
+++ b/文档/Project10_明星分析师_研究方案.docx
@@ -206,6 +206,102 @@
           <w:color w:val="000000"/>
         </w:rPr>
         <w:t>年榜单需核实的提示已完成核实。</w:t>
+      </w:r>
+      <w:r>
+        <w:rPr>
+          <w:color w:val="000000"/>
+        </w:rPr>
+        <w:t xml:space="preserve"> </w:t>
+      </w:r>
+      <w:r>
+        <w:rPr>
+          <w:color w:val="000000"/>
+        </w:rPr>
+        <w:t>最新</w:t>
+      </w:r>
+      <w:r>
+        <w:rPr>
+          <w:color w:val="000000"/>
+        </w:rPr>
+        <w:t xml:space="preserve"> 14 </w:t>
+      </w:r>
+      <w:r>
+        <w:rPr>
+          <w:color w:val="000000"/>
+        </w:rPr>
+        <w:t>页陈述提纲见英文方案第</w:t>
+      </w:r>
+      <w:r>
+        <w:rPr>
+          <w:color w:val="000000"/>
+        </w:rPr>
+        <w:t xml:space="preserve"> 11.1 </w:t>
+      </w:r>
+      <w:r>
+        <w:rPr>
+          <w:color w:val="000000"/>
+        </w:rPr>
+        <w:t>节，书面报告提纲见第</w:t>
+      </w:r>
+      <w:r>
+        <w:rPr>
+          <w:color w:val="000000"/>
+        </w:rPr>
+        <w:t xml:space="preserve"> 11.2 </w:t>
+      </w:r>
+      <w:r>
+        <w:rPr>
+          <w:color w:val="000000"/>
+        </w:rPr>
+        <w:t>节与进度备忘第</w:t>
+      </w:r>
+      <w:r>
+        <w:rPr>
+          <w:color w:val="000000"/>
+        </w:rPr>
+        <w:t xml:space="preserve"> 12 </w:t>
+      </w:r>
+      <w:r>
+        <w:rPr>
+          <w:color w:val="000000"/>
+        </w:rPr>
+        <w:t>节；</w:t>
+      </w:r>
+      <w:r>
+        <w:rPr>
+          <w:color w:val="000000"/>
+        </w:rPr>
+        <w:t xml:space="preserve"> </w:t>
+      </w:r>
+      <w:r>
+        <w:rPr>
+          <w:color w:val="000000"/>
+        </w:rPr>
+        <w:t>本文第</w:t>
+      </w:r>
+      <w:r>
+        <w:rPr>
+          <w:color w:val="000000"/>
+        </w:rPr>
+        <w:t xml:space="preserve"> 10 </w:t>
+      </w:r>
+      <w:r>
+        <w:rPr>
+          <w:color w:val="000000"/>
+        </w:rPr>
+        <w:t>节的幻灯片骨架为</w:t>
+      </w:r>
+      <w:r>
+        <w:rPr>
+          <w:color w:val="000000"/>
+        </w:rPr>
+        <w:t xml:space="preserve"> 2026-10-05 </w:t>
+      </w:r>
+      <w:r>
+        <w:rPr>
+          <w:color w:val="000000"/>
+        </w:rPr>
+        <w:t>版本，仅作历史记录。</w:t>
       </w:r>
     </w:p>
     <w:p>
@@ -639,7 +735,7 @@
         </w:rPr>
         <w:fldChar w:fldCharType="separate"/>
       </w:r>
-      <w:hyperlink w:anchor="_Toc243217453" w:history="1">
+      <w:hyperlink w:anchor="_Toc243228899" w:history="1">
         <w:r>
           <w:rPr>
             <w:rStyle w:val="aff9"/>
@@ -685,7 +781,7 @@
             <w:noProof/>
             <w:webHidden/>
           </w:rPr>
-          <w:instrText>PAGEREF _Toc243217453 \h</w:instrText>
+          <w:instrText>PAGEREF _Toc243228899 \h</w:instrText>
         </w:r>
         <w:r>
           <w:rPr>
@@ -743,7 +839,7 @@
           <w14:ligatures w14:val="standardContextual"/>
         </w:rPr>
       </w:pPr>
-      <w:hyperlink w:anchor="_Toc243217454" w:history="1">
+      <w:hyperlink w:anchor="_Toc243228900" w:history="1">
         <w:r>
           <w:rPr>
             <w:rStyle w:val="aff9"/>
@@ -789,7 +885,7 @@
             <w:noProof/>
             <w:webHidden/>
           </w:rPr>
-          <w:instrText>PAGEREF _Toc243217454 \h</w:instrText>
+          <w:instrText>PAGEREF _Toc243228900 \h</w:instrText>
         </w:r>
         <w:r>
           <w:rPr>
@@ -848,7 +944,7 @@
           <w14:ligatures w14:val="standardContextual"/>
         </w:rPr>
       </w:pPr>
-      <w:hyperlink w:anchor="_Toc243217455" w:history="1">
+      <w:hyperlink w:anchor="_Toc243228901" w:history="1">
         <w:r>
           <w:rPr>
             <w:rStyle w:val="aff9"/>
@@ -894,7 +990,7 @@
             <w:noProof/>
             <w:webHidden/>
           </w:rPr>
-          <w:instrText>PAGEREF _Toc243217455 \h</w:instrText>
+          <w:instrText>PAGEREF _Toc243228901 \h</w:instrText>
         </w:r>
         <w:r>
           <w:rPr>
@@ -953,7 +1049,7 @@
           <w14:ligatures w14:val="standardContextual"/>
         </w:rPr>
       </w:pPr>
-      <w:hyperlink w:anchor="_Toc243217456" w:history="1">
+      <w:hyperlink w:anchor="_Toc243228902" w:history="1">
         <w:r>
           <w:rPr>
             <w:rStyle w:val="aff9"/>
@@ -999,7 +1095,7 @@
             <w:noProof/>
             <w:webHidden/>
           </w:rPr>
-          <w:instrText>PAGEREF _Toc243217456 \h</w:instrText>
+          <w:instrText>PAGEREF _Toc243228902 \h</w:instrText>
         </w:r>
         <w:r>
           <w:rPr>
@@ -1058,7 +1154,7 @@
           <w14:ligatures w14:val="standardContextual"/>
         </w:rPr>
       </w:pPr>
-      <w:hyperlink w:anchor="_Toc243217457" w:history="1">
+      <w:hyperlink w:anchor="_Toc243228903" w:history="1">
         <w:r>
           <w:rPr>
             <w:rStyle w:val="aff9"/>
@@ -1104,7 +1200,7 @@
             <w:noProof/>
             <w:webHidden/>
           </w:rPr>
-          <w:instrText>PAGEREF _Toc243217457 \h</w:instrText>
+          <w:instrText>PAGEREF _Toc243228903 \h</w:instrText>
         </w:r>
         <w:r>
           <w:rPr>
@@ -1163,7 +1259,7 @@
           <w14:ligatures w14:val="standardContextual"/>
         </w:rPr>
       </w:pPr>
-      <w:hyperlink w:anchor="_Toc243217458" w:history="1">
+      <w:hyperlink w:anchor="_Toc243228904" w:history="1">
         <w:r>
           <w:rPr>
             <w:rStyle w:val="aff9"/>
@@ -1209,7 +1305,7 @@
             <w:noProof/>
             <w:webHidden/>
           </w:rPr>
-          <w:instrText>PAGEREF _Toc243217458 \h</w:instrText>
+          <w:instrText>PAGEREF _Toc243228904 \h</w:instrText>
         </w:r>
         <w:r>
           <w:rPr>
@@ -1239,7 +1335,7 @@
             <w:noProof/>
             <w:webHidden/>
           </w:rPr>
-          <w:t>4</w:t>
+          <w:t>5</w:t>
         </w:r>
         <w:r>
           <w:rPr>
@@ -1267,7 +1363,7 @@
           <w14:ligatures w14:val="standardContextual"/>
         </w:rPr>
       </w:pPr>
-      <w:hyperlink w:anchor="_Toc243217459" w:history="1">
+      <w:hyperlink w:anchor="_Toc243228905" w:history="1">
         <w:r>
           <w:rPr>
             <w:rStyle w:val="aff9"/>
@@ -1329,7 +1425,7 @@
             <w:noProof/>
             <w:webHidden/>
           </w:rPr>
-          <w:instrText>PAGEREF _Toc243217459 \h</w:instrText>
+          <w:instrText>PAGEREF _Toc243228905 \h</w:instrText>
         </w:r>
         <w:r>
           <w:rPr>
@@ -1388,7 +1484,7 @@
           <w14:ligatures w14:val="standardContextual"/>
         </w:rPr>
       </w:pPr>
-      <w:hyperlink w:anchor="_Toc243217460" w:history="1">
+      <w:hyperlink w:anchor="_Toc243228906" w:history="1">
         <w:r>
           <w:rPr>
             <w:rStyle w:val="aff9"/>
@@ -1434,7 +1530,7 @@
             <w:noProof/>
             <w:webHidden/>
           </w:rPr>
-          <w:instrText>PAGEREF _Toc243217460 \h</w:instrText>
+          <w:instrText>PAGEREF _Toc243228906 \h</w:instrText>
         </w:r>
         <w:r>
           <w:rPr>
@@ -1493,7 +1589,7 @@
           <w14:ligatures w14:val="standardContextual"/>
         </w:rPr>
       </w:pPr>
-      <w:hyperlink w:anchor="_Toc243217461" w:history="1">
+      <w:hyperlink w:anchor="_Toc243228907" w:history="1">
         <w:r>
           <w:rPr>
             <w:rStyle w:val="aff9"/>
@@ -1539,7 +1635,7 @@
             <w:noProof/>
             <w:webHidden/>
           </w:rPr>
-          <w:instrText>PAGEREF _Toc243217461 \h</w:instrText>
+          <w:instrText>PAGEREF _Toc243228907 \h</w:instrText>
         </w:r>
         <w:r>
           <w:rPr>
@@ -1569,7 +1665,7 @@
             <w:noProof/>
             <w:webHidden/>
           </w:rPr>
-          <w:t>5</w:t>
+          <w:t>6</w:t>
         </w:r>
         <w:r>
           <w:rPr>
@@ -1598,7 +1694,7 @@
           <w14:ligatures w14:val="standardContextual"/>
         </w:rPr>
       </w:pPr>
-      <w:hyperlink w:anchor="_Toc243217462" w:history="1">
+      <w:hyperlink w:anchor="_Toc243228908" w:history="1">
         <w:r>
           <w:rPr>
             <w:rStyle w:val="aff9"/>
@@ -1708,7 +1804,7 @@
             <w:noProof/>
             <w:webHidden/>
           </w:rPr>
-          <w:instrText>PAGEREF _Toc243217462 \h</w:instrText>
+          <w:instrText>PAGEREF _Toc243228908 \h</w:instrText>
         </w:r>
         <w:r>
           <w:rPr>
@@ -1766,7 +1862,7 @@
           <w14:ligatures w14:val="standardContextual"/>
         </w:rPr>
       </w:pPr>
-      <w:hyperlink w:anchor="_Toc243217463" w:history="1">
+      <w:hyperlink w:anchor="_Toc243228909" w:history="1">
         <w:r>
           <w:rPr>
             <w:rStyle w:val="aff9"/>
@@ -1812,7 +1908,7 @@
             <w:noProof/>
             <w:webHidden/>
           </w:rPr>
-          <w:instrText>PAGEREF _Toc243217463 \h</w:instrText>
+          <w:instrText>PAGEREF _Toc243228909 \h</w:instrText>
         </w:r>
         <w:r>
           <w:rPr>
@@ -1842,7 +1938,7 @@
             <w:noProof/>
             <w:webHidden/>
           </w:rPr>
-          <w:t>6</w:t>
+          <w:t>7</w:t>
         </w:r>
         <w:r>
           <w:rPr>
@@ -1871,7 +1967,7 @@
           <w14:ligatures w14:val="standardContextual"/>
         </w:rPr>
       </w:pPr>
-      <w:hyperlink w:anchor="_Toc243217464" w:history="1">
+      <w:hyperlink w:anchor="_Toc243228910" w:history="1">
         <w:r>
           <w:rPr>
             <w:rStyle w:val="aff9"/>
@@ -1917,7 +2013,7 @@
             <w:noProof/>
             <w:webHidden/>
           </w:rPr>
-          <w:instrText>PAGEREF _Toc243217464 \h</w:instrText>
+          <w:instrText>PAGEREF _Toc243228910 \h</w:instrText>
         </w:r>
         <w:r>
           <w:rPr>
@@ -1947,7 +2043,7 @@
             <w:noProof/>
             <w:webHidden/>
           </w:rPr>
-          <w:t>6</w:t>
+          <w:t>7</w:t>
         </w:r>
         <w:r>
           <w:rPr>
@@ -1976,7 +2072,7 @@
           <w14:ligatures w14:val="standardContextual"/>
         </w:rPr>
       </w:pPr>
-      <w:hyperlink w:anchor="_Toc243217465" w:history="1">
+      <w:hyperlink w:anchor="_Toc243228911" w:history="1">
         <w:r>
           <w:rPr>
             <w:rStyle w:val="aff9"/>
@@ -2022,7 +2118,7 @@
             <w:noProof/>
             <w:webHidden/>
           </w:rPr>
-          <w:instrText>PAGEREF _Toc243217465 \h</w:instrText>
+          <w:instrText>PAGEREF _Toc243228911 \h</w:instrText>
         </w:r>
         <w:r>
           <w:rPr>
@@ -2081,7 +2177,7 @@
           <w14:ligatures w14:val="standardContextual"/>
         </w:rPr>
       </w:pPr>
-      <w:hyperlink w:anchor="_Toc243217466" w:history="1">
+      <w:hyperlink w:anchor="_Toc243228912" w:history="1">
         <w:r>
           <w:rPr>
             <w:rStyle w:val="aff9"/>
@@ -2127,7 +2223,7 @@
             <w:noProof/>
             <w:webHidden/>
           </w:rPr>
-          <w:instrText>PAGEREF _Toc243217466 \h</w:instrText>
+          <w:instrText>PAGEREF _Toc243228912 \h</w:instrText>
         </w:r>
         <w:r>
           <w:rPr>
@@ -2157,7 +2253,7 @@
             <w:noProof/>
             <w:webHidden/>
           </w:rPr>
-          <w:t>7</w:t>
+          <w:t>8</w:t>
         </w:r>
         <w:r>
           <w:rPr>
@@ -2186,7 +2282,7 @@
           <w14:ligatures w14:val="standardContextual"/>
         </w:rPr>
       </w:pPr>
-      <w:hyperlink w:anchor="_Toc243217467" w:history="1">
+      <w:hyperlink w:anchor="_Toc243228913" w:history="1">
         <w:r>
           <w:rPr>
             <w:rStyle w:val="aff9"/>
@@ -2232,7 +2328,7 @@
             <w:noProof/>
             <w:webHidden/>
           </w:rPr>
-          <w:instrText>PAGEREF _Toc243217467 \h</w:instrText>
+          <w:instrText>PAGEREF _Toc243228913 \h</w:instrText>
         </w:r>
         <w:r>
           <w:rPr>
@@ -2291,7 +2387,7 @@
           <w14:ligatures w14:val="standardContextual"/>
         </w:rPr>
       </w:pPr>
-      <w:hyperlink w:anchor="_Toc243217468" w:history="1">
+      <w:hyperlink w:anchor="_Toc243228914" w:history="1">
         <w:r>
           <w:rPr>
             <w:rStyle w:val="aff9"/>
@@ -2337,7 +2433,7 @@
             <w:noProof/>
             <w:webHidden/>
           </w:rPr>
-          <w:instrText>PAGEREF _Toc243217468 \h</w:instrText>
+          <w:instrText>PAGEREF _Toc243228914 \h</w:instrText>
         </w:r>
         <w:r>
           <w:rPr>
@@ -2395,7 +2491,7 @@
           <w14:ligatures w14:val="standardContextual"/>
         </w:rPr>
       </w:pPr>
-      <w:hyperlink w:anchor="_Toc243217469" w:history="1">
+      <w:hyperlink w:anchor="_Toc243228915" w:history="1">
         <w:r>
           <w:rPr>
             <w:rStyle w:val="aff9"/>
@@ -2441,7 +2537,7 @@
             <w:noProof/>
             <w:webHidden/>
           </w:rPr>
-          <w:instrText>PAGEREF _Toc243217469 \h</w:instrText>
+          <w:instrText>PAGEREF _Toc243228915 \h</w:instrText>
         </w:r>
         <w:r>
           <w:rPr>
@@ -2471,7 +2567,7 @@
             <w:noProof/>
             <w:webHidden/>
           </w:rPr>
-          <w:t>8</w:t>
+          <w:t>9</w:t>
         </w:r>
         <w:r>
           <w:rPr>
@@ -2500,7 +2596,7 @@
           <w14:ligatures w14:val="standardContextual"/>
         </w:rPr>
       </w:pPr>
-      <w:hyperlink w:anchor="_Toc243217470" w:history="1">
+      <w:hyperlink w:anchor="_Toc243228916" w:history="1">
         <w:r>
           <w:rPr>
             <w:rStyle w:val="aff9"/>
@@ -2546,7 +2642,7 @@
             <w:noProof/>
             <w:webHidden/>
           </w:rPr>
-          <w:instrText>PAGEREF _Toc243217470 \h</w:instrText>
+          <w:instrText>PAGEREF _Toc243228916 \h</w:instrText>
         </w:r>
         <w:r>
           <w:rPr>
@@ -2576,7 +2672,7 @@
             <w:noProof/>
             <w:webHidden/>
           </w:rPr>
-          <w:t>8</w:t>
+          <w:t>9</w:t>
         </w:r>
         <w:r>
           <w:rPr>
@@ -2605,7 +2701,7 @@
           <w14:ligatures w14:val="standardContextual"/>
         </w:rPr>
       </w:pPr>
-      <w:hyperlink w:anchor="_Toc243217471" w:history="1">
+      <w:hyperlink w:anchor="_Toc243228917" w:history="1">
         <w:r>
           <w:rPr>
             <w:rStyle w:val="aff9"/>
@@ -2667,7 +2763,7 @@
             <w:noProof/>
             <w:webHidden/>
           </w:rPr>
-          <w:instrText>PAGEREF _Toc243217471 \h</w:instrText>
+          <w:instrText>PAGEREF _Toc243228917 \h</w:instrText>
         </w:r>
         <w:r>
           <w:rPr>
@@ -2726,7 +2822,7 @@
           <w14:ligatures w14:val="standardContextual"/>
         </w:rPr>
       </w:pPr>
-      <w:hyperlink w:anchor="_Toc243217472" w:history="1">
+      <w:hyperlink w:anchor="_Toc243228918" w:history="1">
         <w:r>
           <w:rPr>
             <w:rStyle w:val="aff9"/>
@@ -2772,7 +2868,7 @@
             <w:noProof/>
             <w:webHidden/>
           </w:rPr>
-          <w:instrText>PAGEREF _Toc243217472 \h</w:instrText>
+          <w:instrText>PAGEREF _Toc243228918 \h</w:instrText>
         </w:r>
         <w:r>
           <w:rPr>
@@ -2802,7 +2898,7 @@
             <w:noProof/>
             <w:webHidden/>
           </w:rPr>
-          <w:t>9</w:t>
+          <w:t>10</w:t>
         </w:r>
         <w:r>
           <w:rPr>
@@ -2831,7 +2927,7 @@
           <w14:ligatures w14:val="standardContextual"/>
         </w:rPr>
       </w:pPr>
-      <w:hyperlink w:anchor="_Toc243217473" w:history="1">
+      <w:hyperlink w:anchor="_Toc243228919" w:history="1">
         <w:r>
           <w:rPr>
             <w:rStyle w:val="aff9"/>
@@ -2941,7 +3037,7 @@
             <w:noProof/>
             <w:webHidden/>
           </w:rPr>
-          <w:instrText>PAGEREF _Toc243217473 \h</w:instrText>
+          <w:instrText>PAGEREF _Toc243228919 \h</w:instrText>
         </w:r>
         <w:r>
           <w:rPr>
@@ -2999,7 +3095,7 @@
           <w14:ligatures w14:val="standardContextual"/>
         </w:rPr>
       </w:pPr>
-      <w:hyperlink w:anchor="_Toc243217474" w:history="1">
+      <w:hyperlink w:anchor="_Toc243228920" w:history="1">
         <w:r>
           <w:rPr>
             <w:rStyle w:val="aff9"/>
@@ -3045,7 +3141,7 @@
             <w:noProof/>
             <w:webHidden/>
           </w:rPr>
-          <w:instrText>PAGEREF _Toc243217474 \h</w:instrText>
+          <w:instrText>PAGEREF _Toc243228920 \h</w:instrText>
         </w:r>
         <w:r>
           <w:rPr>
@@ -3075,7 +3171,7 @@
             <w:noProof/>
             <w:webHidden/>
           </w:rPr>
-          <w:t>10</w:t>
+          <w:t>11</w:t>
         </w:r>
         <w:r>
           <w:rPr>
@@ -3104,7 +3200,7 @@
           <w14:ligatures w14:val="standardContextual"/>
         </w:rPr>
       </w:pPr>
-      <w:hyperlink w:anchor="_Toc243217475" w:history="1">
+      <w:hyperlink w:anchor="_Toc243228921" w:history="1">
         <w:r>
           <w:rPr>
             <w:rStyle w:val="aff9"/>
@@ -3174,7 +3270,7 @@
             <w:noProof/>
             <w:webHidden/>
           </w:rPr>
-          <w:instrText>PAGEREF _Toc243217475 \h</w:instrText>
+          <w:instrText>PAGEREF _Toc243228921 \h</w:instrText>
         </w:r>
         <w:r>
           <w:rPr>
@@ -3233,7 +3329,7 @@
           <w14:ligatures w14:val="standardContextual"/>
         </w:rPr>
       </w:pPr>
-      <w:hyperlink w:anchor="_Toc243217476" w:history="1">
+      <w:hyperlink w:anchor="_Toc243228922" w:history="1">
         <w:r>
           <w:rPr>
             <w:rStyle w:val="aff9"/>
@@ -3303,7 +3399,7 @@
             <w:noProof/>
             <w:webHidden/>
           </w:rPr>
-          <w:instrText>PAGEREF _Toc243217476 \h</w:instrText>
+          <w:instrText>PAGEREF _Toc243228922 \h</w:instrText>
         </w:r>
         <w:r>
           <w:rPr>
@@ -3362,7 +3458,7 @@
           <w14:ligatures w14:val="standardContextual"/>
         </w:rPr>
       </w:pPr>
-      <w:hyperlink w:anchor="_Toc243217477" w:history="1">
+      <w:hyperlink w:anchor="_Toc243228923" w:history="1">
         <w:r>
           <w:rPr>
             <w:rStyle w:val="aff9"/>
@@ -3432,7 +3528,7 @@
             <w:noProof/>
             <w:webHidden/>
           </w:rPr>
-          <w:instrText>PAGEREF _Toc243217477 \h</w:instrText>
+          <w:instrText>PAGEREF _Toc243228923 \h</w:instrText>
         </w:r>
         <w:r>
           <w:rPr>
@@ -3491,7 +3587,7 @@
           <w14:ligatures w14:val="standardContextual"/>
         </w:rPr>
       </w:pPr>
-      <w:hyperlink w:anchor="_Toc243217478" w:history="1">
+      <w:hyperlink w:anchor="_Toc243228924" w:history="1">
         <w:r>
           <w:rPr>
             <w:rStyle w:val="aff9"/>
@@ -3561,7 +3657,7 @@
             <w:noProof/>
             <w:webHidden/>
           </w:rPr>
-          <w:instrText>PAGEREF _Toc243217478 \h</w:instrText>
+          <w:instrText>PAGEREF _Toc243228924 \h</w:instrText>
         </w:r>
         <w:r>
           <w:rPr>
@@ -3591,7 +3687,7 @@
             <w:noProof/>
             <w:webHidden/>
           </w:rPr>
-          <w:t>11</w:t>
+          <w:t>12</w:t>
         </w:r>
         <w:r>
           <w:rPr>
@@ -3620,7 +3716,7 @@
           <w14:ligatures w14:val="standardContextual"/>
         </w:rPr>
       </w:pPr>
-      <w:hyperlink w:anchor="_Toc243217479" w:history="1">
+      <w:hyperlink w:anchor="_Toc243228925" w:history="1">
         <w:r>
           <w:rPr>
             <w:rStyle w:val="aff9"/>
@@ -3674,7 +3770,7 @@
             <w:noProof/>
             <w:webHidden/>
           </w:rPr>
-          <w:instrText>PAGEREF _Toc243217479 \h</w:instrText>
+          <w:instrText>PAGEREF _Toc243228925 \h</w:instrText>
         </w:r>
         <w:r>
           <w:rPr>
@@ -3732,7 +3828,7 @@
           <w14:ligatures w14:val="standardContextual"/>
         </w:rPr>
       </w:pPr>
-      <w:hyperlink w:anchor="_Toc243217480" w:history="1">
+      <w:hyperlink w:anchor="_Toc243228926" w:history="1">
         <w:r>
           <w:rPr>
             <w:rStyle w:val="aff9"/>
@@ -3778,7 +3874,7 @@
             <w:noProof/>
             <w:webHidden/>
           </w:rPr>
-          <w:instrText>PAGEREF _Toc243217480 \h</w:instrText>
+          <w:instrText>PAGEREF _Toc243228926 \h</w:instrText>
         </w:r>
         <w:r>
           <w:rPr>
@@ -3836,7 +3932,7 @@
           <w14:ligatures w14:val="standardContextual"/>
         </w:rPr>
       </w:pPr>
-      <w:hyperlink w:anchor="_Toc243217481" w:history="1">
+      <w:hyperlink w:anchor="_Toc243228927" w:history="1">
         <w:r>
           <w:rPr>
             <w:rStyle w:val="aff9"/>
@@ -3882,7 +3978,7 @@
             <w:noProof/>
             <w:webHidden/>
           </w:rPr>
-          <w:instrText>PAGEREF _Toc243217481 \h</w:instrText>
+          <w:instrText>PAGEREF _Toc243228927 \h</w:instrText>
         </w:r>
         <w:r>
           <w:rPr>
@@ -3940,7 +4036,7 @@
           <w14:ligatures w14:val="standardContextual"/>
         </w:rPr>
       </w:pPr>
-      <w:hyperlink w:anchor="_Toc243217482" w:history="1">
+      <w:hyperlink w:anchor="_Toc243228928" w:history="1">
         <w:r>
           <w:rPr>
             <w:rStyle w:val="aff9"/>
@@ -4002,7 +4098,7 @@
             <w:noProof/>
             <w:webHidden/>
           </w:rPr>
-          <w:instrText>PAGEREF _Toc243217482 \h</w:instrText>
+          <w:instrText>PAGEREF _Toc243228928 \h</w:instrText>
         </w:r>
         <w:r>
           <w:rPr>
@@ -4060,7 +4156,7 @@
           <w14:ligatures w14:val="standardContextual"/>
         </w:rPr>
       </w:pPr>
-      <w:hyperlink w:anchor="_Toc243217483" w:history="1">
+      <w:hyperlink w:anchor="_Toc243228929" w:history="1">
         <w:r>
           <w:rPr>
             <w:rStyle w:val="aff9"/>
@@ -4138,7 +4234,7 @@
             <w:noProof/>
             <w:webHidden/>
           </w:rPr>
-          <w:instrText>PAGEREF _Toc243217483 \h</w:instrText>
+          <w:instrText>PAGEREF _Toc243228929 \h</w:instrText>
         </w:r>
         <w:r>
           <w:rPr>
@@ -4197,7 +4293,7 @@
           <w14:ligatures w14:val="standardContextual"/>
         </w:rPr>
       </w:pPr>
-      <w:hyperlink w:anchor="_Toc243217484" w:history="1">
+      <w:hyperlink w:anchor="_Toc243228930" w:history="1">
         <w:r>
           <w:rPr>
             <w:rStyle w:val="aff9"/>
@@ -4275,7 +4371,7 @@
             <w:noProof/>
             <w:webHidden/>
           </w:rPr>
-          <w:instrText>PAGEREF _Toc243217484 \h</w:instrText>
+          <w:instrText>PAGEREF _Toc243228930 \h</w:instrText>
         </w:r>
         <w:r>
           <w:rPr>
@@ -4334,7 +4430,7 @@
           <w14:ligatures w14:val="standardContextual"/>
         </w:rPr>
       </w:pPr>
-      <w:hyperlink w:anchor="_Toc243217485" w:history="1">
+      <w:hyperlink w:anchor="_Toc243228931" w:history="1">
         <w:r>
           <w:rPr>
             <w:rStyle w:val="aff9"/>
@@ -4444,7 +4540,7 @@
             <w:noProof/>
             <w:webHidden/>
           </w:rPr>
-          <w:instrText>PAGEREF _Toc243217485 \h</w:instrText>
+          <w:instrText>PAGEREF _Toc243228931 \h</w:instrText>
         </w:r>
         <w:r>
           <w:rPr>
@@ -4503,7 +4599,7 @@
           <w14:ligatures w14:val="standardContextual"/>
         </w:rPr>
       </w:pPr>
-      <w:hyperlink w:anchor="_Toc243217486" w:history="1">
+      <w:hyperlink w:anchor="_Toc243228932" w:history="1">
         <w:r>
           <w:rPr>
             <w:rStyle w:val="aff9"/>
@@ -4549,7 +4645,7 @@
             <w:noProof/>
             <w:webHidden/>
           </w:rPr>
-          <w:instrText>PAGEREF _Toc243217486 \h</w:instrText>
+          <w:instrText>PAGEREF _Toc243228932 \h</w:instrText>
         </w:r>
         <w:r>
           <w:rPr>
@@ -4607,7 +4703,7 @@
           <w14:ligatures w14:val="standardContextual"/>
         </w:rPr>
       </w:pPr>
-      <w:hyperlink w:anchor="_Toc243217487" w:history="1">
+      <w:hyperlink w:anchor="_Toc243228933" w:history="1">
         <w:r>
           <w:rPr>
             <w:rStyle w:val="aff9"/>
@@ -4669,7 +4765,7 @@
             <w:noProof/>
             <w:webHidden/>
           </w:rPr>
-          <w:instrText>PAGEREF _Toc243217487 \h</w:instrText>
+          <w:instrText>PAGEREF _Toc243228933 \h</w:instrText>
         </w:r>
         <w:r>
           <w:rPr>
@@ -4728,7 +4824,7 @@
           <w14:ligatures w14:val="standardContextual"/>
         </w:rPr>
       </w:pPr>
-      <w:hyperlink w:anchor="_Toc243217488" w:history="1">
+      <w:hyperlink w:anchor="_Toc243228934" w:history="1">
         <w:r>
           <w:rPr>
             <w:rStyle w:val="aff9"/>
@@ -4774,7 +4870,7 @@
             <w:noProof/>
             <w:webHidden/>
           </w:rPr>
-          <w:instrText>PAGEREF _Toc243217488 \h</w:instrText>
+          <w:instrText>PAGEREF _Toc243228934 \h</w:instrText>
         </w:r>
         <w:r>
           <w:rPr>
@@ -4804,7 +4900,7 @@
             <w:noProof/>
             <w:webHidden/>
           </w:rPr>
-          <w:t>16</w:t>
+          <w:t>17</w:t>
         </w:r>
         <w:r>
           <w:rPr>
@@ -4832,7 +4928,7 @@
           <w14:ligatures w14:val="standardContextual"/>
         </w:rPr>
       </w:pPr>
-      <w:hyperlink w:anchor="_Toc243217489" w:history="1">
+      <w:hyperlink w:anchor="_Toc243228935" w:history="1">
         <w:r>
           <w:rPr>
             <w:rStyle w:val="aff9"/>
@@ -4894,7 +4990,7 @@
             <w:noProof/>
             <w:webHidden/>
           </w:rPr>
-          <w:instrText>PAGEREF _Toc243217489 \h</w:instrText>
+          <w:instrText>PAGEREF _Toc243228935 \h</w:instrText>
         </w:r>
         <w:r>
           <w:rPr>
@@ -4952,7 +5048,7 @@
           <w14:ligatures w14:val="standardContextual"/>
         </w:rPr>
       </w:pPr>
-      <w:hyperlink w:anchor="_Toc243217490" w:history="1">
+      <w:hyperlink w:anchor="_Toc243228936" w:history="1">
         <w:r>
           <w:rPr>
             <w:rStyle w:val="aff9"/>
@@ -4998,7 +5094,7 @@
             <w:noProof/>
             <w:webHidden/>
           </w:rPr>
-          <w:instrText>PAGEREF _Toc243217490 \h</w:instrText>
+          <w:instrText>PAGEREF _Toc243228936 \h</w:instrText>
         </w:r>
         <w:r>
           <w:rPr>
@@ -5057,7 +5153,7 @@
           <w14:ligatures w14:val="standardContextual"/>
         </w:rPr>
       </w:pPr>
-      <w:hyperlink w:anchor="_Toc243217491" w:history="1">
+      <w:hyperlink w:anchor="_Toc243228937" w:history="1">
         <w:r>
           <w:rPr>
             <w:rStyle w:val="aff9"/>
@@ -5103,7 +5199,7 @@
             <w:noProof/>
             <w:webHidden/>
           </w:rPr>
-          <w:instrText>PAGEREF _Toc243217491 \h</w:instrText>
+          <w:instrText>PAGEREF _Toc243228937 \h</w:instrText>
         </w:r>
         <w:r>
           <w:rPr>
@@ -5162,7 +5258,7 @@
           <w14:ligatures w14:val="standardContextual"/>
         </w:rPr>
       </w:pPr>
-      <w:hyperlink w:anchor="_Toc243217492" w:history="1">
+      <w:hyperlink w:anchor="_Toc243228938" w:history="1">
         <w:r>
           <w:rPr>
             <w:rStyle w:val="aff9"/>
@@ -5208,7 +5304,7 @@
             <w:noProof/>
             <w:webHidden/>
           </w:rPr>
-          <w:instrText>PAGEREF _Toc243217492 \h</w:instrText>
+          <w:instrText>PAGEREF _Toc243228938 \h</w:instrText>
         </w:r>
         <w:r>
           <w:rPr>
@@ -5238,7 +5334,7 @@
             <w:noProof/>
             <w:webHidden/>
           </w:rPr>
-          <w:t>18</w:t>
+          <w:t>19</w:t>
         </w:r>
         <w:r>
           <w:rPr>
@@ -5267,7 +5363,7 @@
           <w14:ligatures w14:val="standardContextual"/>
         </w:rPr>
       </w:pPr>
-      <w:hyperlink w:anchor="_Toc243217493" w:history="1">
+      <w:hyperlink w:anchor="_Toc243228939" w:history="1">
         <w:r>
           <w:rPr>
             <w:rStyle w:val="aff9"/>
@@ -5313,7 +5409,7 @@
             <w:noProof/>
             <w:webHidden/>
           </w:rPr>
-          <w:instrText>PAGEREF _Toc243217493 \h</w:instrText>
+          <w:instrText>PAGEREF _Toc243228939 \h</w:instrText>
         </w:r>
         <w:r>
           <w:rPr>
@@ -5371,7 +5467,7 @@
           <w14:ligatures w14:val="standardContextual"/>
         </w:rPr>
       </w:pPr>
-      <w:hyperlink w:anchor="_Toc243217494" w:history="1">
+      <w:hyperlink w:anchor="_Toc243228940" w:history="1">
         <w:r>
           <w:rPr>
             <w:rStyle w:val="aff9"/>
@@ -5417,7 +5513,7 @@
             <w:noProof/>
             <w:webHidden/>
           </w:rPr>
-          <w:instrText>PAGEREF _Toc243217494 \h</w:instrText>
+          <w:instrText>PAGEREF _Toc243228940 \h</w:instrText>
         </w:r>
         <w:r>
           <w:rPr>
@@ -5475,7 +5571,7 @@
           <w14:ligatures w14:val="standardContextual"/>
         </w:rPr>
       </w:pPr>
-      <w:hyperlink w:anchor="_Toc243217495" w:history="1">
+      <w:hyperlink w:anchor="_Toc243228941" w:history="1">
         <w:r>
           <w:rPr>
             <w:rStyle w:val="aff9"/>
@@ -5521,7 +5617,7 @@
             <w:noProof/>
             <w:webHidden/>
           </w:rPr>
-          <w:instrText>PAGEREF _Toc243217495 \h</w:instrText>
+          <w:instrText>PAGEREF _Toc243228941 \h</w:instrText>
         </w:r>
         <w:r>
           <w:rPr>
@@ -5579,7 +5675,7 @@
           <w14:ligatures w14:val="standardContextual"/>
         </w:rPr>
       </w:pPr>
-      <w:hyperlink w:anchor="_Toc243217496" w:history="1">
+      <w:hyperlink w:anchor="_Toc243228942" w:history="1">
         <w:r>
           <w:rPr>
             <w:rStyle w:val="aff9"/>
@@ -5625,7 +5721,7 @@
             <w:noProof/>
             <w:webHidden/>
           </w:rPr>
-          <w:instrText>PAGEREF _Toc243217496 \h</w:instrText>
+          <w:instrText>PAGEREF _Toc243228942 \h</w:instrText>
         </w:r>
         <w:r>
           <w:rPr>
@@ -5684,7 +5780,7 @@
           <w14:ligatures w14:val="standardContextual"/>
         </w:rPr>
       </w:pPr>
-      <w:hyperlink w:anchor="_Toc243217497" w:history="1">
+      <w:hyperlink w:anchor="_Toc243228943" w:history="1">
         <w:r>
           <w:rPr>
             <w:rStyle w:val="aff9"/>
@@ -5746,7 +5842,7 @@
             <w:noProof/>
             <w:webHidden/>
           </w:rPr>
-          <w:instrText>PAGEREF _Toc243217497 \h</w:instrText>
+          <w:instrText>PAGEREF _Toc243228943 \h</w:instrText>
         </w:r>
         <w:r>
           <w:rPr>
@@ -5776,7 +5872,7 @@
             <w:noProof/>
             <w:webHidden/>
           </w:rPr>
-          <w:t>20</w:t>
+          <w:t>21</w:t>
         </w:r>
         <w:r>
           <w:rPr>
@@ -5805,7 +5901,7 @@
           <w14:ligatures w14:val="standardContextual"/>
         </w:rPr>
       </w:pPr>
-      <w:hyperlink w:anchor="_Toc243217498" w:history="1">
+      <w:hyperlink w:anchor="_Toc243228944" w:history="1">
         <w:r>
           <w:rPr>
             <w:rStyle w:val="aff9"/>
@@ -5851,7 +5947,7 @@
             <w:noProof/>
             <w:webHidden/>
           </w:rPr>
-          <w:instrText>PAGEREF _Toc243217498 \h</w:instrText>
+          <w:instrText>PAGEREF _Toc243228944 \h</w:instrText>
         </w:r>
         <w:r>
           <w:rPr>
@@ -5910,7 +6006,7 @@
           <w14:ligatures w14:val="standardContextual"/>
         </w:rPr>
       </w:pPr>
-      <w:hyperlink w:anchor="_Toc243217499" w:history="1">
+      <w:hyperlink w:anchor="_Toc243228945" w:history="1">
         <w:r>
           <w:rPr>
             <w:rStyle w:val="aff9"/>
@@ -5956,7 +6052,7 @@
             <w:noProof/>
             <w:webHidden/>
           </w:rPr>
-          <w:instrText>PAGEREF _Toc243217499 \h</w:instrText>
+          <w:instrText>PAGEREF _Toc243228945 \h</w:instrText>
         </w:r>
         <w:r>
           <w:rPr>
@@ -5986,7 +6082,7 @@
             <w:noProof/>
             <w:webHidden/>
           </w:rPr>
-          <w:t>21</w:t>
+          <w:t>22</w:t>
         </w:r>
         <w:r>
           <w:rPr>
@@ -6015,7 +6111,7 @@
           <w14:ligatures w14:val="standardContextual"/>
         </w:rPr>
       </w:pPr>
-      <w:hyperlink w:anchor="_Toc243217500" w:history="1">
+      <w:hyperlink w:anchor="_Toc243228946" w:history="1">
         <w:r>
           <w:rPr>
             <w:rStyle w:val="aff9"/>
@@ -6061,7 +6157,7 @@
             <w:noProof/>
             <w:webHidden/>
           </w:rPr>
-          <w:instrText>PAGEREF _Toc243217500 \h</w:instrText>
+          <w:instrText>PAGEREF _Toc243228946 \h</w:instrText>
         </w:r>
         <w:r>
           <w:rPr>
@@ -6120,7 +6216,7 @@
           <w14:ligatures w14:val="standardContextual"/>
         </w:rPr>
       </w:pPr>
-      <w:hyperlink w:anchor="_Toc243217501" w:history="1">
+      <w:hyperlink w:anchor="_Toc243228947" w:history="1">
         <w:r>
           <w:rPr>
             <w:rStyle w:val="aff9"/>
@@ -6166,7 +6262,7 @@
             <w:noProof/>
             <w:webHidden/>
           </w:rPr>
-          <w:instrText>PAGEREF _Toc243217501 \h</w:instrText>
+          <w:instrText>PAGEREF _Toc243228947 \h</w:instrText>
         </w:r>
         <w:r>
           <w:rPr>
@@ -6196,7 +6292,7 @@
             <w:noProof/>
             <w:webHidden/>
           </w:rPr>
-          <w:t>22</w:t>
+          <w:t>23</w:t>
         </w:r>
         <w:r>
           <w:rPr>
@@ -6221,7 +6317,7 @@
         <w:pStyle w:val="1"/>
         <w:spacing w:before="280" w:after="120"/>
       </w:pPr>
-      <w:bookmarkStart w:id="0" w:name="_Toc243217453"/>
+      <w:bookmarkStart w:id="0" w:name="_Toc243228899"/>
       <w:r>
         <w:rPr>
           <w:rFonts w:ascii="Times New Roman" w:eastAsia="黑体" w:hAnsi="Times New Roman"/>
@@ -7120,7 +7216,6 @@
                 <w:color w:val="000000"/>
                 <w:sz w:val="21"/>
               </w:rPr>
-              <w:lastRenderedPageBreak/>
               <w:t>评分情报</w:t>
             </w:r>
           </w:p>
@@ -7323,7 +7418,7 @@
         <w:pStyle w:val="1"/>
         <w:spacing w:before="280" w:after="120"/>
       </w:pPr>
-      <w:bookmarkStart w:id="1" w:name="_Toc243217454"/>
+      <w:bookmarkStart w:id="1" w:name="_Toc243228900"/>
       <w:r>
         <w:rPr>
           <w:rFonts w:ascii="Times New Roman" w:eastAsia="黑体" w:hAnsi="Times New Roman"/>
@@ -7347,7 +7442,7 @@
         <w:pStyle w:val="21"/>
         <w:spacing w:after="120"/>
       </w:pPr>
-      <w:bookmarkStart w:id="2" w:name="_Toc243217455"/>
+      <w:bookmarkStart w:id="2" w:name="_Toc243228901"/>
       <w:r>
         <w:rPr>
           <w:rFonts w:ascii="Times New Roman" w:eastAsia="黑体" w:hAnsi="Times New Roman"/>
@@ -7522,7 +7617,7 @@
         <w:pStyle w:val="21"/>
         <w:spacing w:after="120"/>
       </w:pPr>
-      <w:bookmarkStart w:id="3" w:name="_Toc243217456"/>
+      <w:bookmarkStart w:id="3" w:name="_Toc243228902"/>
       <w:r>
         <w:rPr>
           <w:rFonts w:ascii="Times New Roman" w:eastAsia="黑体" w:hAnsi="Times New Roman"/>
@@ -7743,7 +7838,7 @@
         <w:pStyle w:val="21"/>
         <w:spacing w:after="120"/>
       </w:pPr>
-      <w:bookmarkStart w:id="4" w:name="_Toc243217457"/>
+      <w:bookmarkStart w:id="4" w:name="_Toc243228903"/>
       <w:r>
         <w:rPr>
           <w:rFonts w:ascii="Times New Roman" w:eastAsia="黑体" w:hAnsi="Times New Roman"/>
@@ -7941,7 +8036,7 @@
         <w:pStyle w:val="21"/>
         <w:spacing w:after="120"/>
       </w:pPr>
-      <w:bookmarkStart w:id="5" w:name="_Toc243217458"/>
+      <w:bookmarkStart w:id="5" w:name="_Toc243228904"/>
       <w:r>
         <w:rPr>
           <w:rFonts w:ascii="Times New Roman" w:eastAsia="黑体" w:hAnsi="Times New Roman"/>
@@ -7988,7 +8083,6 @@
           <w:b/>
           <w:color w:val="000000"/>
         </w:rPr>
-        <w:lastRenderedPageBreak/>
         <w:t xml:space="preserve">Project 6 </w:t>
       </w:r>
       <w:r>
@@ -8291,7 +8385,7 @@
         <w:pStyle w:val="1"/>
         <w:spacing w:before="280" w:after="120"/>
       </w:pPr>
-      <w:bookmarkStart w:id="6" w:name="_Toc243217459"/>
+      <w:bookmarkStart w:id="6" w:name="_Toc243228905"/>
       <w:r>
         <w:rPr>
           <w:rFonts w:ascii="Times New Roman" w:eastAsia="黑体" w:hAnsi="Times New Roman"/>
@@ -8339,7 +8433,7 @@
         <w:pStyle w:val="21"/>
         <w:spacing w:after="120"/>
       </w:pPr>
-      <w:bookmarkStart w:id="7" w:name="_Toc243217460"/>
+      <w:bookmarkStart w:id="7" w:name="_Toc243228906"/>
       <w:r>
         <w:rPr>
           <w:rFonts w:ascii="Times New Roman" w:eastAsia="黑体" w:hAnsi="Times New Roman"/>
@@ -8780,7 +8874,7 @@
         <w:pStyle w:val="21"/>
         <w:spacing w:after="120"/>
       </w:pPr>
-      <w:bookmarkStart w:id="8" w:name="_Toc243217461"/>
+      <w:bookmarkStart w:id="8" w:name="_Toc243228907"/>
       <w:r>
         <w:rPr>
           <w:rFonts w:ascii="Times New Roman" w:eastAsia="黑体" w:hAnsi="Times New Roman"/>
@@ -8968,7 +9062,6 @@
           <w:b/>
           <w:color w:val="000000"/>
         </w:rPr>
-        <w:lastRenderedPageBreak/>
         <w:t>含义</w:t>
       </w:r>
       <w:r>
@@ -9236,7 +9329,7 @@
         <w:pStyle w:val="21"/>
         <w:spacing w:after="120"/>
       </w:pPr>
-      <w:bookmarkStart w:id="9" w:name="_Toc243217462"/>
+      <w:bookmarkStart w:id="9" w:name="_Toc243228908"/>
       <w:r>
         <w:rPr>
           <w:rFonts w:ascii="Times New Roman" w:eastAsia="黑体" w:hAnsi="Times New Roman"/>
@@ -9740,7 +9833,7 @@
         <w:pStyle w:val="1"/>
         <w:spacing w:before="280" w:after="120"/>
       </w:pPr>
-      <w:bookmarkStart w:id="10" w:name="_Toc243217463"/>
+      <w:bookmarkStart w:id="10" w:name="_Toc243228909"/>
       <w:r>
         <w:rPr>
           <w:rFonts w:ascii="Times New Roman" w:eastAsia="黑体" w:hAnsi="Times New Roman"/>
@@ -9764,7 +9857,7 @@
         <w:pStyle w:val="21"/>
         <w:spacing w:after="120"/>
       </w:pPr>
-      <w:bookmarkStart w:id="11" w:name="_Toc243217464"/>
+      <w:bookmarkStart w:id="11" w:name="_Toc243228910"/>
       <w:r>
         <w:rPr>
           <w:rFonts w:ascii="Times New Roman" w:eastAsia="黑体" w:hAnsi="Times New Roman"/>
@@ -9875,7 +9968,6 @@
         <w:rPr>
           <w:color w:val="000000"/>
         </w:rPr>
-        <w:lastRenderedPageBreak/>
         <w:t xml:space="preserve">2. </w:t>
       </w:r>
       <w:r>
@@ -10204,7 +10296,7 @@
         <w:pStyle w:val="21"/>
         <w:spacing w:after="120"/>
       </w:pPr>
-      <w:bookmarkStart w:id="12" w:name="_Toc243217465"/>
+      <w:bookmarkStart w:id="12" w:name="_Toc243228911"/>
       <w:r>
         <w:rPr>
           <w:rFonts w:ascii="Times New Roman" w:eastAsia="黑体" w:hAnsi="Times New Roman"/>
@@ -11145,7 +11237,7 @@
         <w:pStyle w:val="21"/>
         <w:spacing w:after="120"/>
       </w:pPr>
-      <w:bookmarkStart w:id="13" w:name="_Toc243217466"/>
+      <w:bookmarkStart w:id="13" w:name="_Toc243228912"/>
       <w:r>
         <w:rPr>
           <w:rFonts w:ascii="Times New Roman" w:eastAsia="黑体" w:hAnsi="Times New Roman"/>
@@ -11228,7 +11320,6 @@
           <w:b/>
           <w:color w:val="000000"/>
         </w:rPr>
-        <w:lastRenderedPageBreak/>
         <w:t>口径</w:t>
       </w:r>
       <w:r>
@@ -11592,7 +11683,7 @@
         <w:pStyle w:val="21"/>
         <w:spacing w:after="120"/>
       </w:pPr>
-      <w:bookmarkStart w:id="14" w:name="_Toc243217467"/>
+      <w:bookmarkStart w:id="14" w:name="_Toc243228913"/>
       <w:r>
         <w:rPr>
           <w:rFonts w:ascii="Times New Roman" w:eastAsia="黑体" w:hAnsi="Times New Roman"/>
@@ -11916,7 +12007,7 @@
         <w:pStyle w:val="21"/>
         <w:spacing w:after="120"/>
       </w:pPr>
-      <w:bookmarkStart w:id="15" w:name="_Toc243217468"/>
+      <w:bookmarkStart w:id="15" w:name="_Toc243228914"/>
       <w:r>
         <w:rPr>
           <w:rFonts w:ascii="Times New Roman" w:eastAsia="黑体" w:hAnsi="Times New Roman"/>
@@ -12075,7 +12166,7 @@
         <w:pStyle w:val="1"/>
         <w:spacing w:before="280" w:after="120"/>
       </w:pPr>
-      <w:bookmarkStart w:id="16" w:name="_Toc243217469"/>
+      <w:bookmarkStart w:id="16" w:name="_Toc243228915"/>
       <w:r>
         <w:rPr>
           <w:rFonts w:ascii="Times New Roman" w:eastAsia="黑体" w:hAnsi="Times New Roman"/>
@@ -12174,7 +12265,7 @@
         <w:pStyle w:val="21"/>
         <w:spacing w:after="120"/>
       </w:pPr>
-      <w:bookmarkStart w:id="17" w:name="_Toc243217470"/>
+      <w:bookmarkStart w:id="17" w:name="_Toc243228916"/>
       <w:r>
         <w:rPr>
           <w:rFonts w:ascii="Times New Roman" w:eastAsia="黑体" w:hAnsi="Times New Roman"/>
@@ -12286,7 +12377,6 @@
                 <w:color w:val="000000"/>
                 <w:sz w:val="21"/>
               </w:rPr>
-              <w:lastRenderedPageBreak/>
               <w:t>iFinD</w:t>
             </w:r>
             <w:r>
@@ -12682,7 +12772,7 @@
         <w:pStyle w:val="21"/>
         <w:spacing w:after="120"/>
       </w:pPr>
-      <w:bookmarkStart w:id="18" w:name="_Toc243217471"/>
+      <w:bookmarkStart w:id="18" w:name="_Toc243228917"/>
       <w:r>
         <w:rPr>
           <w:rFonts w:ascii="Times New Roman" w:eastAsia="黑体" w:hAnsi="Times New Roman"/>
@@ -13215,7 +13305,7 @@
         <w:pStyle w:val="21"/>
         <w:spacing w:after="120"/>
       </w:pPr>
-      <w:bookmarkStart w:id="19" w:name="_Toc243217472"/>
+      <w:bookmarkStart w:id="19" w:name="_Toc243228918"/>
       <w:r>
         <w:rPr>
           <w:rFonts w:ascii="Times New Roman" w:eastAsia="黑体" w:hAnsi="Times New Roman"/>
@@ -13461,7 +13551,6 @@
                 <w:color w:val="000000"/>
                 <w:sz w:val="21"/>
               </w:rPr>
-              <w:lastRenderedPageBreak/>
               <w:t xml:space="preserve">CNRDS CFND </w:t>
             </w:r>
             <w:r>
@@ -13640,7 +13729,7 @@
         <w:pStyle w:val="21"/>
         <w:spacing w:after="120"/>
       </w:pPr>
-      <w:bookmarkStart w:id="20" w:name="_Toc243217473"/>
+      <w:bookmarkStart w:id="20" w:name="_Toc243228919"/>
       <w:r>
         <w:rPr>
           <w:rFonts w:ascii="Times New Roman" w:eastAsia="黑体" w:hAnsi="Times New Roman"/>
@@ -14457,7 +14546,7 @@
         <w:pStyle w:val="1"/>
         <w:spacing w:before="280" w:after="120"/>
       </w:pPr>
-      <w:bookmarkStart w:id="21" w:name="_Toc243217474"/>
+      <w:bookmarkStart w:id="21" w:name="_Toc243228920"/>
       <w:r>
         <w:rPr>
           <w:rFonts w:ascii="Times New Roman" w:eastAsia="黑体" w:hAnsi="Times New Roman"/>
@@ -14678,7 +14767,6 @@
         <w:rPr>
           <w:color w:val="000000"/>
         </w:rPr>
-        <w:lastRenderedPageBreak/>
         <w:t>一个直接好处：砍掉模块</w:t>
       </w:r>
       <w:r>
@@ -14776,7 +14864,7 @@
         <w:pStyle w:val="21"/>
         <w:spacing w:after="120"/>
       </w:pPr>
-      <w:bookmarkStart w:id="22" w:name="_Toc243217475"/>
+      <w:bookmarkStart w:id="22" w:name="_Toc243228921"/>
       <w:r>
         <w:rPr>
           <w:rFonts w:ascii="Times New Roman" w:eastAsia="黑体" w:hAnsi="Times New Roman"/>
@@ -14965,7 +15053,7 @@
         <w:pStyle w:val="21"/>
         <w:spacing w:after="120"/>
       </w:pPr>
-      <w:bookmarkStart w:id="23" w:name="_Toc243217476"/>
+      <w:bookmarkStart w:id="23" w:name="_Toc243228922"/>
       <w:r>
         <w:rPr>
           <w:rFonts w:ascii="Times New Roman" w:eastAsia="黑体" w:hAnsi="Times New Roman"/>
@@ -15178,7 +15266,7 @@
         <w:pStyle w:val="21"/>
         <w:spacing w:after="120"/>
       </w:pPr>
-      <w:bookmarkStart w:id="24" w:name="_Toc243217477"/>
+      <w:bookmarkStart w:id="24" w:name="_Toc243228923"/>
       <w:r>
         <w:rPr>
           <w:rFonts w:ascii="Times New Roman" w:eastAsia="黑体" w:hAnsi="Times New Roman"/>
@@ -15435,7 +15523,7 @@
         <w:pStyle w:val="21"/>
         <w:spacing w:after="120"/>
       </w:pPr>
-      <w:bookmarkStart w:id="25" w:name="_Toc243217478"/>
+      <w:bookmarkStart w:id="25" w:name="_Toc243228924"/>
       <w:r>
         <w:rPr>
           <w:rFonts w:ascii="Times New Roman" w:eastAsia="黑体" w:hAnsi="Times New Roman"/>
@@ -15575,13 +15663,12 @@
         <w:pStyle w:val="21"/>
         <w:spacing w:after="120"/>
       </w:pPr>
-      <w:bookmarkStart w:id="26" w:name="_Toc243217479"/>
+      <w:bookmarkStart w:id="26" w:name="_Toc243228925"/>
       <w:r>
         <w:rPr>
           <w:rFonts w:ascii="Times New Roman" w:eastAsia="黑体" w:hAnsi="Times New Roman"/>
           <w:color w:val="000000"/>
         </w:rPr>
-        <w:lastRenderedPageBreak/>
         <w:t>模块</w:t>
       </w:r>
       <w:r>
@@ -15742,7 +15829,7 @@
         <w:pStyle w:val="1"/>
         <w:spacing w:before="280" w:after="120"/>
       </w:pPr>
-      <w:bookmarkStart w:id="27" w:name="_Toc243217480"/>
+      <w:bookmarkStart w:id="27" w:name="_Toc243228926"/>
       <w:r>
         <w:rPr>
           <w:rFonts w:ascii="Times New Roman" w:eastAsia="黑体" w:hAnsi="Times New Roman"/>
@@ -16344,14 +16431,13 @@
         <w:pStyle w:val="1"/>
         <w:spacing w:before="280" w:after="120"/>
       </w:pPr>
-      <w:bookmarkStart w:id="28" w:name="_Toc243217481"/>
+      <w:bookmarkStart w:id="28" w:name="_Toc243228927"/>
       <w:r>
         <w:rPr>
           <w:rFonts w:ascii="Times New Roman" w:eastAsia="黑体" w:hAnsi="Times New Roman"/>
           <w:color w:val="000000"/>
           <w:sz w:val="30"/>
         </w:rPr>
-        <w:lastRenderedPageBreak/>
         <w:t xml:space="preserve">7 </w:t>
       </w:r>
       <w:r>
@@ -16757,7 +16843,7 @@
         <w:pStyle w:val="1"/>
         <w:spacing w:before="280" w:after="120"/>
       </w:pPr>
-      <w:bookmarkStart w:id="29" w:name="_Toc243217482"/>
+      <w:bookmarkStart w:id="29" w:name="_Toc243228928"/>
       <w:r>
         <w:rPr>
           <w:rFonts w:ascii="Times New Roman" w:eastAsia="黑体" w:hAnsi="Times New Roman"/>
@@ -17288,7 +17374,6 @@
         <w:rPr>
           <w:color w:val="000000"/>
         </w:rPr>
-        <w:lastRenderedPageBreak/>
         <w:t xml:space="preserve">2. </w:t>
       </w:r>
       <w:r>
@@ -17360,7 +17445,7 @@
         <w:pStyle w:val="1"/>
         <w:spacing w:before="280" w:after="120"/>
       </w:pPr>
-      <w:bookmarkStart w:id="30" w:name="_Toc243217483"/>
+      <w:bookmarkStart w:id="30" w:name="_Toc243228929"/>
       <w:r>
         <w:rPr>
           <w:rFonts w:ascii="Times New Roman" w:eastAsia="黑体" w:hAnsi="Times New Roman"/>
@@ -17497,7 +17582,7 @@
         <w:pStyle w:val="21"/>
         <w:spacing w:after="120"/>
       </w:pPr>
-      <w:bookmarkStart w:id="31" w:name="_Toc243217484"/>
+      <w:bookmarkStart w:id="31" w:name="_Toc243228930"/>
       <w:r>
         <w:rPr>
           <w:rFonts w:ascii="Times New Roman" w:eastAsia="黑体" w:hAnsi="Times New Roman"/>
@@ -18074,7 +18159,7 @@
         <w:pStyle w:val="21"/>
         <w:spacing w:after="120"/>
       </w:pPr>
-      <w:bookmarkStart w:id="32" w:name="_Toc243217485"/>
+      <w:bookmarkStart w:id="32" w:name="_Toc243228931"/>
       <w:r>
         <w:rPr>
           <w:rFonts w:ascii="Times New Roman" w:eastAsia="黑体" w:hAnsi="Times New Roman"/>
@@ -18806,7 +18891,6 @@
                 <w:color w:val="000000"/>
                 <w:sz w:val="21"/>
               </w:rPr>
-              <w:lastRenderedPageBreak/>
               <w:t xml:space="preserve">10-25 </w:t>
             </w:r>
             <w:r>
@@ -19107,7 +19191,7 @@
         <w:pStyle w:val="21"/>
         <w:spacing w:after="120"/>
       </w:pPr>
-      <w:bookmarkStart w:id="33" w:name="_Toc243217486"/>
+      <w:bookmarkStart w:id="33" w:name="_Toc243228932"/>
       <w:r>
         <w:rPr>
           <w:rFonts w:ascii="Times New Roman" w:eastAsia="黑体" w:hAnsi="Times New Roman"/>
@@ -19322,7 +19406,7 @@
         <w:pStyle w:val="1"/>
         <w:spacing w:before="280" w:after="120"/>
       </w:pPr>
-      <w:bookmarkStart w:id="34" w:name="_Toc243217487"/>
+      <w:bookmarkStart w:id="34" w:name="_Toc243228933"/>
       <w:r>
         <w:rPr>
           <w:rFonts w:ascii="Times New Roman" w:eastAsia="黑体" w:hAnsi="Times New Roman"/>
@@ -19356,6 +19440,81 @@
         <w:t>页）</w:t>
       </w:r>
       <w:bookmarkEnd w:id="34"/>
+    </w:p>
+    <w:p>
+      <w:pPr>
+        <w:pBdr>
+          <w:left w:val="single" w:sz="18" w:space="6" w:color="A6A6A6"/>
+        </w:pBdr>
+        <w:spacing w:before="80"/>
+        <w:ind w:left="340"/>
+      </w:pPr>
+      <w:r>
+        <w:rPr>
+          <w:color w:val="000000"/>
+        </w:rPr>
+        <w:t>以下为</w:t>
+      </w:r>
+      <w:r>
+        <w:rPr>
+          <w:color w:val="000000"/>
+        </w:rPr>
+        <w:t xml:space="preserve"> 2026-10-05 </w:t>
+      </w:r>
+      <w:r>
+        <w:rPr>
+          <w:color w:val="000000"/>
+        </w:rPr>
+        <w:t>的历史骨架。最新</w:t>
+      </w:r>
+      <w:r>
+        <w:rPr>
+          <w:color w:val="000000"/>
+        </w:rPr>
+        <w:t xml:space="preserve"> 14 </w:t>
+      </w:r>
+      <w:r>
+        <w:rPr>
+          <w:color w:val="000000"/>
+        </w:rPr>
+        <w:t>页提纲见英文方案</w:t>
+      </w:r>
+      <w:r>
+        <w:rPr>
+          <w:color w:val="000000"/>
+        </w:rPr>
+        <w:t xml:space="preserve"> 11.1</w:t>
+      </w:r>
+      <w:r>
+        <w:rPr>
+          <w:color w:val="000000"/>
+        </w:rPr>
+        <w:t>，书面报告提纲见</w:t>
+      </w:r>
+      <w:r>
+        <w:rPr>
+          <w:color w:val="000000"/>
+        </w:rPr>
+        <w:t xml:space="preserve"> 11.2 </w:t>
+      </w:r>
+      <w:r>
+        <w:rPr>
+          <w:color w:val="000000"/>
+        </w:rPr>
+        <w:t>与备忘第</w:t>
+      </w:r>
+      <w:r>
+        <w:rPr>
+          <w:color w:val="000000"/>
+        </w:rPr>
+        <w:t xml:space="preserve"> 12 </w:t>
+      </w:r>
+      <w:r>
+        <w:rPr>
+          <w:color w:val="000000"/>
+        </w:rPr>
+        <w:t>节。</w:t>
+      </w:r>
     </w:p>
     <w:tbl>
       <w:tblPr>
@@ -19882,7 +20041,6 @@
                 <w:color w:val="000000"/>
                 <w:sz w:val="21"/>
               </w:rPr>
-              <w:lastRenderedPageBreak/>
               <w:t>6</w:t>
             </w:r>
           </w:p>
@@ -20862,7 +21020,7 @@
         <w:pStyle w:val="21"/>
         <w:spacing w:after="120"/>
       </w:pPr>
-      <w:bookmarkStart w:id="35" w:name="_Toc243217488"/>
+      <w:bookmarkStart w:id="35" w:name="_Toc243228934"/>
       <w:r>
         <w:rPr>
           <w:rFonts w:ascii="Times New Roman" w:eastAsia="黑体" w:hAnsi="Times New Roman"/>
@@ -20951,7 +21109,6 @@
                 <w:color w:val="000000"/>
                 <w:sz w:val="21"/>
               </w:rPr>
-              <w:lastRenderedPageBreak/>
               <w:t>反馈</w:t>
             </w:r>
           </w:p>
@@ -21573,7 +21730,7 @@
         <w:pStyle w:val="1"/>
         <w:spacing w:before="280" w:after="120"/>
       </w:pPr>
-      <w:bookmarkStart w:id="36" w:name="_Toc243217489"/>
+      <w:bookmarkStart w:id="36" w:name="_Toc243228935"/>
       <w:r>
         <w:rPr>
           <w:rFonts w:ascii="Times New Roman" w:eastAsia="黑体" w:hAnsi="Times New Roman"/>
@@ -21764,7 +21921,6 @@
         <w:rPr>
           <w:color w:val="000000"/>
         </w:rPr>
-        <w:lastRenderedPageBreak/>
         <w:t xml:space="preserve">4. </w:t>
       </w:r>
       <w:r>
@@ -21905,7 +22061,7 @@
         <w:pStyle w:val="1"/>
         <w:spacing w:before="280" w:after="120"/>
       </w:pPr>
-      <w:bookmarkStart w:id="37" w:name="_Toc243217490"/>
+      <w:bookmarkStart w:id="37" w:name="_Toc243228936"/>
       <w:r>
         <w:rPr>
           <w:rFonts w:ascii="Times New Roman" w:eastAsia="黑体" w:hAnsi="Times New Roman"/>
@@ -21929,7 +22085,7 @@
         <w:pStyle w:val="21"/>
         <w:spacing w:after="120"/>
       </w:pPr>
-      <w:bookmarkStart w:id="38" w:name="_Toc243217491"/>
+      <w:bookmarkStart w:id="38" w:name="_Toc243228937"/>
       <w:r>
         <w:rPr>
           <w:rFonts w:ascii="Times New Roman" w:eastAsia="黑体" w:hAnsi="Times New Roman"/>
@@ -22216,7 +22372,7 @@
         <w:pStyle w:val="21"/>
         <w:spacing w:after="120"/>
       </w:pPr>
-      <w:bookmarkStart w:id="39" w:name="_Toc243217492"/>
+      <w:bookmarkStart w:id="39" w:name="_Toc243228938"/>
       <w:r>
         <w:rPr>
           <w:rFonts w:ascii="Times New Roman" w:eastAsia="黑体" w:hAnsi="Times New Roman"/>
@@ -22263,7 +22419,6 @@
         <w:rPr>
           <w:color w:val="000000"/>
         </w:rPr>
-        <w:lastRenderedPageBreak/>
         <w:t xml:space="preserve">1. "Why Are All-Star Analysts Influential?" </w:t>
       </w:r>
       <w:r>
@@ -22422,7 +22577,7 @@
         <w:pStyle w:val="21"/>
         <w:spacing w:after="120"/>
       </w:pPr>
-      <w:bookmarkStart w:id="40" w:name="_Toc243217493"/>
+      <w:bookmarkStart w:id="40" w:name="_Toc243228939"/>
       <w:r>
         <w:rPr>
           <w:rFonts w:ascii="Times New Roman" w:eastAsia="黑体" w:hAnsi="Times New Roman"/>
@@ -22600,7 +22755,7 @@
         <w:pStyle w:val="1"/>
         <w:spacing w:before="280" w:after="120"/>
       </w:pPr>
-      <w:bookmarkStart w:id="41" w:name="_Toc243217494"/>
+      <w:bookmarkStart w:id="41" w:name="_Toc243228940"/>
       <w:r>
         <w:rPr>
           <w:rFonts w:ascii="Times New Roman" w:eastAsia="黑体" w:hAnsi="Times New Roman"/>
@@ -22985,7 +23140,6 @@
         <w:rPr>
           <w:color w:val="000000"/>
         </w:rPr>
-        <w:lastRenderedPageBreak/>
         <w:t xml:space="preserve">1. </w:t>
       </w:r>
       <w:r>
@@ -23222,7 +23376,7 @@
         <w:pStyle w:val="1"/>
         <w:spacing w:before="280" w:after="120"/>
       </w:pPr>
-      <w:bookmarkStart w:id="42" w:name="_Toc243217495"/>
+      <w:bookmarkStart w:id="42" w:name="_Toc243228941"/>
       <w:r>
         <w:rPr>
           <w:rFonts w:ascii="Times New Roman" w:eastAsia="黑体" w:hAnsi="Times New Roman"/>
@@ -23269,7 +23423,7 @@
         <w:pStyle w:val="1"/>
         <w:spacing w:before="280" w:after="120"/>
       </w:pPr>
-      <w:bookmarkStart w:id="43" w:name="_Toc243217496"/>
+      <w:bookmarkStart w:id="43" w:name="_Toc243228942"/>
       <w:r>
         <w:rPr>
           <w:rFonts w:ascii="Times New Roman" w:eastAsia="黑体" w:hAnsi="Times New Roman"/>
@@ -23337,7 +23491,7 @@
         <w:pStyle w:val="21"/>
         <w:spacing w:after="120"/>
       </w:pPr>
-      <w:bookmarkStart w:id="44" w:name="_Toc243217497"/>
+      <w:bookmarkStart w:id="44" w:name="_Toc243228943"/>
       <w:r>
         <w:rPr>
           <w:rFonts w:ascii="Times New Roman" w:eastAsia="黑体" w:hAnsi="Times New Roman"/>
@@ -23930,13 +24084,12 @@
         <w:pStyle w:val="21"/>
         <w:spacing w:after="120"/>
       </w:pPr>
-      <w:bookmarkStart w:id="45" w:name="_Toc243217498"/>
+      <w:bookmarkStart w:id="45" w:name="_Toc243228944"/>
       <w:r>
         <w:rPr>
           <w:rFonts w:ascii="Times New Roman" w:eastAsia="黑体" w:hAnsi="Times New Roman"/>
           <w:color w:val="000000"/>
         </w:rPr>
-        <w:lastRenderedPageBreak/>
         <w:t xml:space="preserve">15.2 </w:t>
       </w:r>
       <w:r>
@@ -24529,7 +24682,7 @@
         <w:pStyle w:val="21"/>
         <w:spacing w:after="120"/>
       </w:pPr>
-      <w:bookmarkStart w:id="46" w:name="_Toc243217499"/>
+      <w:bookmarkStart w:id="46" w:name="_Toc243228945"/>
       <w:r>
         <w:rPr>
           <w:rFonts w:ascii="Times New Roman" w:eastAsia="黑体" w:hAnsi="Times New Roman"/>
@@ -24789,7 +24942,6 @@
         <w:rPr>
           <w:color w:val="000000"/>
         </w:rPr>
-        <w:lastRenderedPageBreak/>
         <w:t xml:space="preserve">4. </w:t>
       </w:r>
       <w:r>
@@ -24869,7 +25021,7 @@
         <w:pStyle w:val="21"/>
         <w:spacing w:after="120"/>
       </w:pPr>
-      <w:bookmarkStart w:id="47" w:name="_Toc243217500"/>
+      <w:bookmarkStart w:id="47" w:name="_Toc243228946"/>
       <w:r>
         <w:rPr>
           <w:rFonts w:ascii="Times New Roman" w:eastAsia="黑体" w:hAnsi="Times New Roman"/>
@@ -25445,7 +25597,7 @@
         <w:pStyle w:val="21"/>
         <w:spacing w:after="120"/>
       </w:pPr>
-      <w:bookmarkStart w:id="48" w:name="_Toc243217501"/>
+      <w:bookmarkStart w:id="48" w:name="_Toc243228947"/>
       <w:r>
         <w:rPr>
           <w:rFonts w:ascii="Times New Roman" w:eastAsia="黑体" w:hAnsi="Times New Roman"/>
@@ -25696,7 +25848,6 @@
         <w:rPr>
           <w:color w:val="000000"/>
         </w:rPr>
-        <w:lastRenderedPageBreak/>
         <w:t xml:space="preserve">4. </w:t>
       </w:r>
       <w:r>
@@ -26600,7 +26751,6 @@
         <w:rPr>
           <w:color w:val="000000"/>
         </w:rPr>
-        <w:lastRenderedPageBreak/>
         <w:t>任何一条对不上，先停下来解决，不要带着问题往下跑。</w:t>
       </w:r>
     </w:p>
@@ -26930,31 +27080,31 @@
       </w:rPr>
     </w:lvl>
   </w:abstractNum>
-  <w:num w:numId="1" w16cid:durableId="388382611">
+  <w:num w:numId="1" w16cid:durableId="1934894518">
     <w:abstractNumId w:val="8"/>
   </w:num>
-  <w:num w:numId="2" w16cid:durableId="2040427926">
+  <w:num w:numId="2" w16cid:durableId="914389644">
     <w:abstractNumId w:val="6"/>
   </w:num>
-  <w:num w:numId="3" w16cid:durableId="1941452939">
+  <w:num w:numId="3" w16cid:durableId="691805606">
     <w:abstractNumId w:val="5"/>
   </w:num>
-  <w:num w:numId="4" w16cid:durableId="1091776680">
+  <w:num w:numId="4" w16cid:durableId="1137067406">
     <w:abstractNumId w:val="4"/>
   </w:num>
-  <w:num w:numId="5" w16cid:durableId="2055039523">
+  <w:num w:numId="5" w16cid:durableId="2119526088">
     <w:abstractNumId w:val="7"/>
   </w:num>
-  <w:num w:numId="6" w16cid:durableId="1630237020">
+  <w:num w:numId="6" w16cid:durableId="197937056">
     <w:abstractNumId w:val="3"/>
   </w:num>
-  <w:num w:numId="7" w16cid:durableId="1117259831">
+  <w:num w:numId="7" w16cid:durableId="289942666">
     <w:abstractNumId w:val="2"/>
   </w:num>
-  <w:num w:numId="8" w16cid:durableId="1005937961">
+  <w:num w:numId="8" w16cid:durableId="542716988">
     <w:abstractNumId w:val="1"/>
   </w:num>
-  <w:num w:numId="9" w16cid:durableId="2057853517">
+  <w:num w:numId="9" w16cid:durableId="1978026">
     <w:abstractNumId w:val="0"/>
   </w:num>
 </w:numbering>
@@ -38353,7 +38503,7 @@
     <w:autoRedefine/>
     <w:uiPriority w:val="39"/>
     <w:unhideWhenUsed/>
-    <w:rsid w:val="004F13B9"/>
+    <w:rsid w:val="000642C8"/>
   </w:style>
   <w:style w:type="paragraph" w:styleId="TOC2">
     <w:name w:val="toc 2"/>
@@ -38362,7 +38512,7 @@
     <w:autoRedefine/>
     <w:uiPriority w:val="39"/>
     <w:unhideWhenUsed/>
-    <w:rsid w:val="004F13B9"/>
+    <w:rsid w:val="000642C8"/>
     <w:pPr>
       <w:ind w:leftChars="200" w:left="420"/>
     </w:pPr>
@@ -38372,7 +38522,7 @@
     <w:basedOn w:val="a2"/>
     <w:uiPriority w:val="99"/>
     <w:unhideWhenUsed/>
-    <w:rsid w:val="004F13B9"/>
+    <w:rsid w:val="000642C8"/>
     <w:rPr>
       <w:color w:val="0000FF" w:themeColor="hyperlink"/>
       <w:u w:val="single"/>

--- a/文档/Project10_明星分析师_研究方案.docx
+++ b/文档/Project10_明星分析师_研究方案.docx
@@ -302,6 +302,132 @@
           <w:color w:val="000000"/>
         </w:rPr>
         <w:t>版本，仅作历史记录。</w:t>
+      </w:r>
+      <w:r>
+        <w:rPr>
+          <w:color w:val="000000"/>
+        </w:rPr>
+        <w:t xml:space="preserve"> 2026-10-18 </w:t>
+      </w:r>
+      <w:r>
+        <w:rPr>
+          <w:color w:val="000000"/>
+        </w:rPr>
+        <w:t>起行情改用清洗后的</w:t>
+      </w:r>
+      <w:r>
+        <w:rPr>
+          <w:color w:val="000000"/>
+        </w:rPr>
+        <w:t xml:space="preserve"> </w:t>
+      </w:r>
+      <w:r>
+        <w:rPr>
+          <w:rFonts w:ascii="Consolas" w:hAnsi="Consolas"/>
+          <w:color w:val="000000"/>
+          <w:sz w:val="22"/>
+        </w:rPr>
+        <w:t>Dretwd</w:t>
+      </w:r>
+      <w:r>
+        <w:rPr>
+          <w:color w:val="000000"/>
+        </w:rPr>
+        <w:t xml:space="preserve"> </w:t>
+      </w:r>
+      <w:r>
+        <w:rPr>
+          <w:color w:val="000000"/>
+        </w:rPr>
+        <w:t>与</w:t>
+      </w:r>
+      <w:r>
+        <w:rPr>
+          <w:color w:val="000000"/>
+        </w:rPr>
+        <w:t xml:space="preserve"> </w:t>
+      </w:r>
+      <w:r>
+        <w:rPr>
+          <w:rFonts w:ascii="Consolas" w:hAnsi="Consolas"/>
+          <w:color w:val="000000"/>
+          <w:sz w:val="22"/>
+        </w:rPr>
+        <w:t>H00300</w:t>
+      </w:r>
+      <w:r>
+        <w:rPr>
+          <w:color w:val="000000"/>
+        </w:rPr>
+        <w:t>（小数口径，停牌行删除），</w:t>
+      </w:r>
+      <w:r>
+        <w:rPr>
+          <w:color w:val="000000"/>
+        </w:rPr>
+        <w:t xml:space="preserve"> </w:t>
+      </w:r>
+      <w:r>
+        <w:rPr>
+          <w:color w:val="000000"/>
+        </w:rPr>
+        <w:t>详见</w:t>
+      </w:r>
+      <w:r>
+        <w:rPr>
+          <w:color w:val="000000"/>
+        </w:rPr>
+        <w:t xml:space="preserve"> </w:t>
+      </w:r>
+      <w:r>
+        <w:rPr>
+          <w:rFonts w:ascii="Consolas" w:hAnsi="Consolas"/>
+          <w:color w:val="000000"/>
+          <w:sz w:val="22"/>
+        </w:rPr>
+        <w:t>行情数据</w:t>
+      </w:r>
+      <w:r>
+        <w:rPr>
+          <w:rFonts w:ascii="Consolas" w:hAnsi="Consolas"/>
+          <w:color w:val="000000"/>
+          <w:sz w:val="22"/>
+        </w:rPr>
+        <w:t>_Dretwd_H00300_</w:t>
+      </w:r>
+      <w:r>
+        <w:rPr>
+          <w:rFonts w:ascii="Consolas" w:hAnsi="Consolas"/>
+          <w:color w:val="000000"/>
+          <w:sz w:val="22"/>
+        </w:rPr>
+        <w:t>说明</w:t>
+      </w:r>
+      <w:r>
+        <w:rPr>
+          <w:rFonts w:ascii="Consolas" w:hAnsi="Consolas"/>
+          <w:color w:val="000000"/>
+          <w:sz w:val="22"/>
+        </w:rPr>
+        <w:t>.md</w:t>
+      </w:r>
+      <w:r>
+        <w:rPr>
+          <w:color w:val="000000"/>
+        </w:rPr>
+        <w:t>；本文关于</w:t>
+      </w:r>
+      <w:r>
+        <w:rPr>
+          <w:color w:val="000000"/>
+        </w:rPr>
+        <w:t xml:space="preserve"> CSMAR </w:t>
+      </w:r>
+      <w:r>
+        <w:rPr>
+          <w:color w:val="000000"/>
+        </w:rPr>
+        <w:t>行情的段落均为早期设想。</w:t>
       </w:r>
     </w:p>
     <w:p>
@@ -735,7 +861,7 @@
         </w:rPr>
         <w:fldChar w:fldCharType="separate"/>
       </w:r>
-      <w:hyperlink w:anchor="_Toc243228899" w:history="1">
+      <w:hyperlink w:anchor="_Toc243234520" w:history="1">
         <w:r>
           <w:rPr>
             <w:rStyle w:val="aff9"/>
@@ -781,7 +907,7 @@
             <w:noProof/>
             <w:webHidden/>
           </w:rPr>
-          <w:instrText>PAGEREF _Toc243228899 \h</w:instrText>
+          <w:instrText>PAGEREF _Toc243234520 \h</w:instrText>
         </w:r>
         <w:r>
           <w:rPr>
@@ -839,7 +965,7 @@
           <w14:ligatures w14:val="standardContextual"/>
         </w:rPr>
       </w:pPr>
-      <w:hyperlink w:anchor="_Toc243228900" w:history="1">
+      <w:hyperlink w:anchor="_Toc243234521" w:history="1">
         <w:r>
           <w:rPr>
             <w:rStyle w:val="aff9"/>
@@ -885,7 +1011,7 @@
             <w:noProof/>
             <w:webHidden/>
           </w:rPr>
-          <w:instrText>PAGEREF _Toc243228900 \h</w:instrText>
+          <w:instrText>PAGEREF _Toc243234521 \h</w:instrText>
         </w:r>
         <w:r>
           <w:rPr>
@@ -944,7 +1070,7 @@
           <w14:ligatures w14:val="standardContextual"/>
         </w:rPr>
       </w:pPr>
-      <w:hyperlink w:anchor="_Toc243228901" w:history="1">
+      <w:hyperlink w:anchor="_Toc243234522" w:history="1">
         <w:r>
           <w:rPr>
             <w:rStyle w:val="aff9"/>
@@ -990,7 +1116,7 @@
             <w:noProof/>
             <w:webHidden/>
           </w:rPr>
-          <w:instrText>PAGEREF _Toc243228901 \h</w:instrText>
+          <w:instrText>PAGEREF _Toc243234522 \h</w:instrText>
         </w:r>
         <w:r>
           <w:rPr>
@@ -1049,7 +1175,7 @@
           <w14:ligatures w14:val="standardContextual"/>
         </w:rPr>
       </w:pPr>
-      <w:hyperlink w:anchor="_Toc243228902" w:history="1">
+      <w:hyperlink w:anchor="_Toc243234523" w:history="1">
         <w:r>
           <w:rPr>
             <w:rStyle w:val="aff9"/>
@@ -1095,7 +1221,7 @@
             <w:noProof/>
             <w:webHidden/>
           </w:rPr>
-          <w:instrText>PAGEREF _Toc243228902 \h</w:instrText>
+          <w:instrText>PAGEREF _Toc243234523 \h</w:instrText>
         </w:r>
         <w:r>
           <w:rPr>
@@ -1154,7 +1280,7 @@
           <w14:ligatures w14:val="standardContextual"/>
         </w:rPr>
       </w:pPr>
-      <w:hyperlink w:anchor="_Toc243228903" w:history="1">
+      <w:hyperlink w:anchor="_Toc243234524" w:history="1">
         <w:r>
           <w:rPr>
             <w:rStyle w:val="aff9"/>
@@ -1200,7 +1326,7 @@
             <w:noProof/>
             <w:webHidden/>
           </w:rPr>
-          <w:instrText>PAGEREF _Toc243228903 \h</w:instrText>
+          <w:instrText>PAGEREF _Toc243234524 \h</w:instrText>
         </w:r>
         <w:r>
           <w:rPr>
@@ -1259,7 +1385,7 @@
           <w14:ligatures w14:val="standardContextual"/>
         </w:rPr>
       </w:pPr>
-      <w:hyperlink w:anchor="_Toc243228904" w:history="1">
+      <w:hyperlink w:anchor="_Toc243234525" w:history="1">
         <w:r>
           <w:rPr>
             <w:rStyle w:val="aff9"/>
@@ -1305,7 +1431,7 @@
             <w:noProof/>
             <w:webHidden/>
           </w:rPr>
-          <w:instrText>PAGEREF _Toc243228904 \h</w:instrText>
+          <w:instrText>PAGEREF _Toc243234525 \h</w:instrText>
         </w:r>
         <w:r>
           <w:rPr>
@@ -1363,7 +1489,7 @@
           <w14:ligatures w14:val="standardContextual"/>
         </w:rPr>
       </w:pPr>
-      <w:hyperlink w:anchor="_Toc243228905" w:history="1">
+      <w:hyperlink w:anchor="_Toc243234526" w:history="1">
         <w:r>
           <w:rPr>
             <w:rStyle w:val="aff9"/>
@@ -1425,7 +1551,7 @@
             <w:noProof/>
             <w:webHidden/>
           </w:rPr>
-          <w:instrText>PAGEREF _Toc243228905 \h</w:instrText>
+          <w:instrText>PAGEREF _Toc243234526 \h</w:instrText>
         </w:r>
         <w:r>
           <w:rPr>
@@ -1484,7 +1610,7 @@
           <w14:ligatures w14:val="standardContextual"/>
         </w:rPr>
       </w:pPr>
-      <w:hyperlink w:anchor="_Toc243228906" w:history="1">
+      <w:hyperlink w:anchor="_Toc243234527" w:history="1">
         <w:r>
           <w:rPr>
             <w:rStyle w:val="aff9"/>
@@ -1530,7 +1656,7 @@
             <w:noProof/>
             <w:webHidden/>
           </w:rPr>
-          <w:instrText>PAGEREF _Toc243228906 \h</w:instrText>
+          <w:instrText>PAGEREF _Toc243234527 \h</w:instrText>
         </w:r>
         <w:r>
           <w:rPr>
@@ -1589,7 +1715,7 @@
           <w14:ligatures w14:val="standardContextual"/>
         </w:rPr>
       </w:pPr>
-      <w:hyperlink w:anchor="_Toc243228907" w:history="1">
+      <w:hyperlink w:anchor="_Toc243234528" w:history="1">
         <w:r>
           <w:rPr>
             <w:rStyle w:val="aff9"/>
@@ -1635,7 +1761,7 @@
             <w:noProof/>
             <w:webHidden/>
           </w:rPr>
-          <w:instrText>PAGEREF _Toc243228907 \h</w:instrText>
+          <w:instrText>PAGEREF _Toc243234528 \h</w:instrText>
         </w:r>
         <w:r>
           <w:rPr>
@@ -1694,7 +1820,7 @@
           <w14:ligatures w14:val="standardContextual"/>
         </w:rPr>
       </w:pPr>
-      <w:hyperlink w:anchor="_Toc243228908" w:history="1">
+      <w:hyperlink w:anchor="_Toc243234529" w:history="1">
         <w:r>
           <w:rPr>
             <w:rStyle w:val="aff9"/>
@@ -1804,7 +1930,7 @@
             <w:noProof/>
             <w:webHidden/>
           </w:rPr>
-          <w:instrText>PAGEREF _Toc243228908 \h</w:instrText>
+          <w:instrText>PAGEREF _Toc243234529 \h</w:instrText>
         </w:r>
         <w:r>
           <w:rPr>
@@ -1862,7 +1988,7 @@
           <w14:ligatures w14:val="standardContextual"/>
         </w:rPr>
       </w:pPr>
-      <w:hyperlink w:anchor="_Toc243228909" w:history="1">
+      <w:hyperlink w:anchor="_Toc243234530" w:history="1">
         <w:r>
           <w:rPr>
             <w:rStyle w:val="aff9"/>
@@ -1908,7 +2034,7 @@
             <w:noProof/>
             <w:webHidden/>
           </w:rPr>
-          <w:instrText>PAGEREF _Toc243228909 \h</w:instrText>
+          <w:instrText>PAGEREF _Toc243234530 \h</w:instrText>
         </w:r>
         <w:r>
           <w:rPr>
@@ -1967,7 +2093,7 @@
           <w14:ligatures w14:val="standardContextual"/>
         </w:rPr>
       </w:pPr>
-      <w:hyperlink w:anchor="_Toc243228910" w:history="1">
+      <w:hyperlink w:anchor="_Toc243234531" w:history="1">
         <w:r>
           <w:rPr>
             <w:rStyle w:val="aff9"/>
@@ -2013,7 +2139,7 @@
             <w:noProof/>
             <w:webHidden/>
           </w:rPr>
-          <w:instrText>PAGEREF _Toc243228910 \h</w:instrText>
+          <w:instrText>PAGEREF _Toc243234531 \h</w:instrText>
         </w:r>
         <w:r>
           <w:rPr>
@@ -2072,7 +2198,7 @@
           <w14:ligatures w14:val="standardContextual"/>
         </w:rPr>
       </w:pPr>
-      <w:hyperlink w:anchor="_Toc243228911" w:history="1">
+      <w:hyperlink w:anchor="_Toc243234532" w:history="1">
         <w:r>
           <w:rPr>
             <w:rStyle w:val="aff9"/>
@@ -2118,7 +2244,7 @@
             <w:noProof/>
             <w:webHidden/>
           </w:rPr>
-          <w:instrText>PAGEREF _Toc243228911 \h</w:instrText>
+          <w:instrText>PAGEREF _Toc243234532 \h</w:instrText>
         </w:r>
         <w:r>
           <w:rPr>
@@ -2177,7 +2303,7 @@
           <w14:ligatures w14:val="standardContextual"/>
         </w:rPr>
       </w:pPr>
-      <w:hyperlink w:anchor="_Toc243228912" w:history="1">
+      <w:hyperlink w:anchor="_Toc243234533" w:history="1">
         <w:r>
           <w:rPr>
             <w:rStyle w:val="aff9"/>
@@ -2223,7 +2349,7 @@
             <w:noProof/>
             <w:webHidden/>
           </w:rPr>
-          <w:instrText>PAGEREF _Toc243228912 \h</w:instrText>
+          <w:instrText>PAGEREF _Toc243234533 \h</w:instrText>
         </w:r>
         <w:r>
           <w:rPr>
@@ -2282,7 +2408,7 @@
           <w14:ligatures w14:val="standardContextual"/>
         </w:rPr>
       </w:pPr>
-      <w:hyperlink w:anchor="_Toc243228913" w:history="1">
+      <w:hyperlink w:anchor="_Toc243234534" w:history="1">
         <w:r>
           <w:rPr>
             <w:rStyle w:val="aff9"/>
@@ -2328,7 +2454,7 @@
             <w:noProof/>
             <w:webHidden/>
           </w:rPr>
-          <w:instrText>PAGEREF _Toc243228913 \h</w:instrText>
+          <w:instrText>PAGEREF _Toc243234534 \h</w:instrText>
         </w:r>
         <w:r>
           <w:rPr>
@@ -2387,7 +2513,7 @@
           <w14:ligatures w14:val="standardContextual"/>
         </w:rPr>
       </w:pPr>
-      <w:hyperlink w:anchor="_Toc243228914" w:history="1">
+      <w:hyperlink w:anchor="_Toc243234535" w:history="1">
         <w:r>
           <w:rPr>
             <w:rStyle w:val="aff9"/>
@@ -2433,7 +2559,7 @@
             <w:noProof/>
             <w:webHidden/>
           </w:rPr>
-          <w:instrText>PAGEREF _Toc243228914 \h</w:instrText>
+          <w:instrText>PAGEREF _Toc243234535 \h</w:instrText>
         </w:r>
         <w:r>
           <w:rPr>
@@ -2491,7 +2617,7 @@
           <w14:ligatures w14:val="standardContextual"/>
         </w:rPr>
       </w:pPr>
-      <w:hyperlink w:anchor="_Toc243228915" w:history="1">
+      <w:hyperlink w:anchor="_Toc243234536" w:history="1">
         <w:r>
           <w:rPr>
             <w:rStyle w:val="aff9"/>
@@ -2537,7 +2663,7 @@
             <w:noProof/>
             <w:webHidden/>
           </w:rPr>
-          <w:instrText>PAGEREF _Toc243228915 \h</w:instrText>
+          <w:instrText>PAGEREF _Toc243234536 \h</w:instrText>
         </w:r>
         <w:r>
           <w:rPr>
@@ -2596,7 +2722,7 @@
           <w14:ligatures w14:val="standardContextual"/>
         </w:rPr>
       </w:pPr>
-      <w:hyperlink w:anchor="_Toc243228916" w:history="1">
+      <w:hyperlink w:anchor="_Toc243234537" w:history="1">
         <w:r>
           <w:rPr>
             <w:rStyle w:val="aff9"/>
@@ -2642,7 +2768,7 @@
             <w:noProof/>
             <w:webHidden/>
           </w:rPr>
-          <w:instrText>PAGEREF _Toc243228916 \h</w:instrText>
+          <w:instrText>PAGEREF _Toc243234537 \h</w:instrText>
         </w:r>
         <w:r>
           <w:rPr>
@@ -2701,7 +2827,7 @@
           <w14:ligatures w14:val="standardContextual"/>
         </w:rPr>
       </w:pPr>
-      <w:hyperlink w:anchor="_Toc243228917" w:history="1">
+      <w:hyperlink w:anchor="_Toc243234538" w:history="1">
         <w:r>
           <w:rPr>
             <w:rStyle w:val="aff9"/>
@@ -2763,7 +2889,7 @@
             <w:noProof/>
             <w:webHidden/>
           </w:rPr>
-          <w:instrText>PAGEREF _Toc243228917 \h</w:instrText>
+          <w:instrText>PAGEREF _Toc243234538 \h</w:instrText>
         </w:r>
         <w:r>
           <w:rPr>
@@ -2822,7 +2948,7 @@
           <w14:ligatures w14:val="standardContextual"/>
         </w:rPr>
       </w:pPr>
-      <w:hyperlink w:anchor="_Toc243228918" w:history="1">
+      <w:hyperlink w:anchor="_Toc243234539" w:history="1">
         <w:r>
           <w:rPr>
             <w:rStyle w:val="aff9"/>
@@ -2868,7 +2994,7 @@
             <w:noProof/>
             <w:webHidden/>
           </w:rPr>
-          <w:instrText>PAGEREF _Toc243228918 \h</w:instrText>
+          <w:instrText>PAGEREF _Toc243234539 \h</w:instrText>
         </w:r>
         <w:r>
           <w:rPr>
@@ -2927,7 +3053,7 @@
           <w14:ligatures w14:val="standardContextual"/>
         </w:rPr>
       </w:pPr>
-      <w:hyperlink w:anchor="_Toc243228919" w:history="1">
+      <w:hyperlink w:anchor="_Toc243234540" w:history="1">
         <w:r>
           <w:rPr>
             <w:rStyle w:val="aff9"/>
@@ -3037,7 +3163,7 @@
             <w:noProof/>
             <w:webHidden/>
           </w:rPr>
-          <w:instrText>PAGEREF _Toc243228919 \h</w:instrText>
+          <w:instrText>PAGEREF _Toc243234540 \h</w:instrText>
         </w:r>
         <w:r>
           <w:rPr>
@@ -3095,7 +3221,7 @@
           <w14:ligatures w14:val="standardContextual"/>
         </w:rPr>
       </w:pPr>
-      <w:hyperlink w:anchor="_Toc243228920" w:history="1">
+      <w:hyperlink w:anchor="_Toc243234541" w:history="1">
         <w:r>
           <w:rPr>
             <w:rStyle w:val="aff9"/>
@@ -3141,7 +3267,7 @@
             <w:noProof/>
             <w:webHidden/>
           </w:rPr>
-          <w:instrText>PAGEREF _Toc243228920 \h</w:instrText>
+          <w:instrText>PAGEREF _Toc243234541 \h</w:instrText>
         </w:r>
         <w:r>
           <w:rPr>
@@ -3200,7 +3326,7 @@
           <w14:ligatures w14:val="standardContextual"/>
         </w:rPr>
       </w:pPr>
-      <w:hyperlink w:anchor="_Toc243228921" w:history="1">
+      <w:hyperlink w:anchor="_Toc243234542" w:history="1">
         <w:r>
           <w:rPr>
             <w:rStyle w:val="aff9"/>
@@ -3270,7 +3396,7 @@
             <w:noProof/>
             <w:webHidden/>
           </w:rPr>
-          <w:instrText>PAGEREF _Toc243228921 \h</w:instrText>
+          <w:instrText>PAGEREF _Toc243234542 \h</w:instrText>
         </w:r>
         <w:r>
           <w:rPr>
@@ -3329,7 +3455,7 @@
           <w14:ligatures w14:val="standardContextual"/>
         </w:rPr>
       </w:pPr>
-      <w:hyperlink w:anchor="_Toc243228922" w:history="1">
+      <w:hyperlink w:anchor="_Toc243234543" w:history="1">
         <w:r>
           <w:rPr>
             <w:rStyle w:val="aff9"/>
@@ -3399,7 +3525,7 @@
             <w:noProof/>
             <w:webHidden/>
           </w:rPr>
-          <w:instrText>PAGEREF _Toc243228922 \h</w:instrText>
+          <w:instrText>PAGEREF _Toc243234543 \h</w:instrText>
         </w:r>
         <w:r>
           <w:rPr>
@@ -3458,7 +3584,7 @@
           <w14:ligatures w14:val="standardContextual"/>
         </w:rPr>
       </w:pPr>
-      <w:hyperlink w:anchor="_Toc243228923" w:history="1">
+      <w:hyperlink w:anchor="_Toc243234544" w:history="1">
         <w:r>
           <w:rPr>
             <w:rStyle w:val="aff9"/>
@@ -3528,7 +3654,7 @@
             <w:noProof/>
             <w:webHidden/>
           </w:rPr>
-          <w:instrText>PAGEREF _Toc243228923 \h</w:instrText>
+          <w:instrText>PAGEREF _Toc243234544 \h</w:instrText>
         </w:r>
         <w:r>
           <w:rPr>
@@ -3587,7 +3713,7 @@
           <w14:ligatures w14:val="standardContextual"/>
         </w:rPr>
       </w:pPr>
-      <w:hyperlink w:anchor="_Toc243228924" w:history="1">
+      <w:hyperlink w:anchor="_Toc243234545" w:history="1">
         <w:r>
           <w:rPr>
             <w:rStyle w:val="aff9"/>
@@ -3657,7 +3783,7 @@
             <w:noProof/>
             <w:webHidden/>
           </w:rPr>
-          <w:instrText>PAGEREF _Toc243228924 \h</w:instrText>
+          <w:instrText>PAGEREF _Toc243234545 \h</w:instrText>
         </w:r>
         <w:r>
           <w:rPr>
@@ -3716,7 +3842,7 @@
           <w14:ligatures w14:val="standardContextual"/>
         </w:rPr>
       </w:pPr>
-      <w:hyperlink w:anchor="_Toc243228925" w:history="1">
+      <w:hyperlink w:anchor="_Toc243234546" w:history="1">
         <w:r>
           <w:rPr>
             <w:rStyle w:val="aff9"/>
@@ -3770,7 +3896,7 @@
             <w:noProof/>
             <w:webHidden/>
           </w:rPr>
-          <w:instrText>PAGEREF _Toc243228925 \h</w:instrText>
+          <w:instrText>PAGEREF _Toc243234546 \h</w:instrText>
         </w:r>
         <w:r>
           <w:rPr>
@@ -3828,7 +3954,7 @@
           <w14:ligatures w14:val="standardContextual"/>
         </w:rPr>
       </w:pPr>
-      <w:hyperlink w:anchor="_Toc243228926" w:history="1">
+      <w:hyperlink w:anchor="_Toc243234547" w:history="1">
         <w:r>
           <w:rPr>
             <w:rStyle w:val="aff9"/>
@@ -3874,7 +4000,7 @@
             <w:noProof/>
             <w:webHidden/>
           </w:rPr>
-          <w:instrText>PAGEREF _Toc243228926 \h</w:instrText>
+          <w:instrText>PAGEREF _Toc243234547 \h</w:instrText>
         </w:r>
         <w:r>
           <w:rPr>
@@ -3932,7 +4058,7 @@
           <w14:ligatures w14:val="standardContextual"/>
         </w:rPr>
       </w:pPr>
-      <w:hyperlink w:anchor="_Toc243228927" w:history="1">
+      <w:hyperlink w:anchor="_Toc243234548" w:history="1">
         <w:r>
           <w:rPr>
             <w:rStyle w:val="aff9"/>
@@ -3978,7 +4104,7 @@
             <w:noProof/>
             <w:webHidden/>
           </w:rPr>
-          <w:instrText>PAGEREF _Toc243228927 \h</w:instrText>
+          <w:instrText>PAGEREF _Toc243234548 \h</w:instrText>
         </w:r>
         <w:r>
           <w:rPr>
@@ -4036,7 +4162,7 @@
           <w14:ligatures w14:val="standardContextual"/>
         </w:rPr>
       </w:pPr>
-      <w:hyperlink w:anchor="_Toc243228928" w:history="1">
+      <w:hyperlink w:anchor="_Toc243234549" w:history="1">
         <w:r>
           <w:rPr>
             <w:rStyle w:val="aff9"/>
@@ -4098,7 +4224,7 @@
             <w:noProof/>
             <w:webHidden/>
           </w:rPr>
-          <w:instrText>PAGEREF _Toc243228928 \h</w:instrText>
+          <w:instrText>PAGEREF _Toc243234549 \h</w:instrText>
         </w:r>
         <w:r>
           <w:rPr>
@@ -4156,7 +4282,7 @@
           <w14:ligatures w14:val="standardContextual"/>
         </w:rPr>
       </w:pPr>
-      <w:hyperlink w:anchor="_Toc243228929" w:history="1">
+      <w:hyperlink w:anchor="_Toc243234550" w:history="1">
         <w:r>
           <w:rPr>
             <w:rStyle w:val="aff9"/>
@@ -4234,7 +4360,7 @@
             <w:noProof/>
             <w:webHidden/>
           </w:rPr>
-          <w:instrText>PAGEREF _Toc243228929 \h</w:instrText>
+          <w:instrText>PAGEREF _Toc243234550 \h</w:instrText>
         </w:r>
         <w:r>
           <w:rPr>
@@ -4293,7 +4419,7 @@
           <w14:ligatures w14:val="standardContextual"/>
         </w:rPr>
       </w:pPr>
-      <w:hyperlink w:anchor="_Toc243228930" w:history="1">
+      <w:hyperlink w:anchor="_Toc243234551" w:history="1">
         <w:r>
           <w:rPr>
             <w:rStyle w:val="aff9"/>
@@ -4371,7 +4497,7 @@
             <w:noProof/>
             <w:webHidden/>
           </w:rPr>
-          <w:instrText>PAGEREF _Toc243228930 \h</w:instrText>
+          <w:instrText>PAGEREF _Toc243234551 \h</w:instrText>
         </w:r>
         <w:r>
           <w:rPr>
@@ -4430,7 +4556,7 @@
           <w14:ligatures w14:val="standardContextual"/>
         </w:rPr>
       </w:pPr>
-      <w:hyperlink w:anchor="_Toc243228931" w:history="1">
+      <w:hyperlink w:anchor="_Toc243234552" w:history="1">
         <w:r>
           <w:rPr>
             <w:rStyle w:val="aff9"/>
@@ -4540,7 +4666,7 @@
             <w:noProof/>
             <w:webHidden/>
           </w:rPr>
-          <w:instrText>PAGEREF _Toc243228931 \h</w:instrText>
+          <w:instrText>PAGEREF _Toc243234552 \h</w:instrText>
         </w:r>
         <w:r>
           <w:rPr>
@@ -4599,7 +4725,7 @@
           <w14:ligatures w14:val="standardContextual"/>
         </w:rPr>
       </w:pPr>
-      <w:hyperlink w:anchor="_Toc243228932" w:history="1">
+      <w:hyperlink w:anchor="_Toc243234553" w:history="1">
         <w:r>
           <w:rPr>
             <w:rStyle w:val="aff9"/>
@@ -4645,7 +4771,7 @@
             <w:noProof/>
             <w:webHidden/>
           </w:rPr>
-          <w:instrText>PAGEREF _Toc243228932 \h</w:instrText>
+          <w:instrText>PAGEREF _Toc243234553 \h</w:instrText>
         </w:r>
         <w:r>
           <w:rPr>
@@ -4703,7 +4829,7 @@
           <w14:ligatures w14:val="standardContextual"/>
         </w:rPr>
       </w:pPr>
-      <w:hyperlink w:anchor="_Toc243228933" w:history="1">
+      <w:hyperlink w:anchor="_Toc243234554" w:history="1">
         <w:r>
           <w:rPr>
             <w:rStyle w:val="aff9"/>
@@ -4765,7 +4891,7 @@
             <w:noProof/>
             <w:webHidden/>
           </w:rPr>
-          <w:instrText>PAGEREF _Toc243228933 \h</w:instrText>
+          <w:instrText>PAGEREF _Toc243234554 \h</w:instrText>
         </w:r>
         <w:r>
           <w:rPr>
@@ -4824,7 +4950,7 @@
           <w14:ligatures w14:val="standardContextual"/>
         </w:rPr>
       </w:pPr>
-      <w:hyperlink w:anchor="_Toc243228934" w:history="1">
+      <w:hyperlink w:anchor="_Toc243234555" w:history="1">
         <w:r>
           <w:rPr>
             <w:rStyle w:val="aff9"/>
@@ -4870,7 +4996,7 @@
             <w:noProof/>
             <w:webHidden/>
           </w:rPr>
-          <w:instrText>PAGEREF _Toc243228934 \h</w:instrText>
+          <w:instrText>PAGEREF _Toc243234555 \h</w:instrText>
         </w:r>
         <w:r>
           <w:rPr>
@@ -4928,7 +5054,7 @@
           <w14:ligatures w14:val="standardContextual"/>
         </w:rPr>
       </w:pPr>
-      <w:hyperlink w:anchor="_Toc243228935" w:history="1">
+      <w:hyperlink w:anchor="_Toc243234556" w:history="1">
         <w:r>
           <w:rPr>
             <w:rStyle w:val="aff9"/>
@@ -4990,7 +5116,7 @@
             <w:noProof/>
             <w:webHidden/>
           </w:rPr>
-          <w:instrText>PAGEREF _Toc243228935 \h</w:instrText>
+          <w:instrText>PAGEREF _Toc243234556 \h</w:instrText>
         </w:r>
         <w:r>
           <w:rPr>
@@ -5048,7 +5174,7 @@
           <w14:ligatures w14:val="standardContextual"/>
         </w:rPr>
       </w:pPr>
-      <w:hyperlink w:anchor="_Toc243228936" w:history="1">
+      <w:hyperlink w:anchor="_Toc243234557" w:history="1">
         <w:r>
           <w:rPr>
             <w:rStyle w:val="aff9"/>
@@ -5094,7 +5220,7 @@
             <w:noProof/>
             <w:webHidden/>
           </w:rPr>
-          <w:instrText>PAGEREF _Toc243228936 \h</w:instrText>
+          <w:instrText>PAGEREF _Toc243234557 \h</w:instrText>
         </w:r>
         <w:r>
           <w:rPr>
@@ -5153,7 +5279,7 @@
           <w14:ligatures w14:val="standardContextual"/>
         </w:rPr>
       </w:pPr>
-      <w:hyperlink w:anchor="_Toc243228937" w:history="1">
+      <w:hyperlink w:anchor="_Toc243234558" w:history="1">
         <w:r>
           <w:rPr>
             <w:rStyle w:val="aff9"/>
@@ -5199,7 +5325,7 @@
             <w:noProof/>
             <w:webHidden/>
           </w:rPr>
-          <w:instrText>PAGEREF _Toc243228937 \h</w:instrText>
+          <w:instrText>PAGEREF _Toc243234558 \h</w:instrText>
         </w:r>
         <w:r>
           <w:rPr>
@@ -5258,7 +5384,7 @@
           <w14:ligatures w14:val="standardContextual"/>
         </w:rPr>
       </w:pPr>
-      <w:hyperlink w:anchor="_Toc243228938" w:history="1">
+      <w:hyperlink w:anchor="_Toc243234559" w:history="1">
         <w:r>
           <w:rPr>
             <w:rStyle w:val="aff9"/>
@@ -5304,7 +5430,7 @@
             <w:noProof/>
             <w:webHidden/>
           </w:rPr>
-          <w:instrText>PAGEREF _Toc243228938 \h</w:instrText>
+          <w:instrText>PAGEREF _Toc243234559 \h</w:instrText>
         </w:r>
         <w:r>
           <w:rPr>
@@ -5363,7 +5489,7 @@
           <w14:ligatures w14:val="standardContextual"/>
         </w:rPr>
       </w:pPr>
-      <w:hyperlink w:anchor="_Toc243228939" w:history="1">
+      <w:hyperlink w:anchor="_Toc243234560" w:history="1">
         <w:r>
           <w:rPr>
             <w:rStyle w:val="aff9"/>
@@ -5409,7 +5535,7 @@
             <w:noProof/>
             <w:webHidden/>
           </w:rPr>
-          <w:instrText>PAGEREF _Toc243228939 \h</w:instrText>
+          <w:instrText>PAGEREF _Toc243234560 \h</w:instrText>
         </w:r>
         <w:r>
           <w:rPr>
@@ -5467,7 +5593,7 @@
           <w14:ligatures w14:val="standardContextual"/>
         </w:rPr>
       </w:pPr>
-      <w:hyperlink w:anchor="_Toc243228940" w:history="1">
+      <w:hyperlink w:anchor="_Toc243234561" w:history="1">
         <w:r>
           <w:rPr>
             <w:rStyle w:val="aff9"/>
@@ -5513,7 +5639,7 @@
             <w:noProof/>
             <w:webHidden/>
           </w:rPr>
-          <w:instrText>PAGEREF _Toc243228940 \h</w:instrText>
+          <w:instrText>PAGEREF _Toc243234561 \h</w:instrText>
         </w:r>
         <w:r>
           <w:rPr>
@@ -5571,7 +5697,7 @@
           <w14:ligatures w14:val="standardContextual"/>
         </w:rPr>
       </w:pPr>
-      <w:hyperlink w:anchor="_Toc243228941" w:history="1">
+      <w:hyperlink w:anchor="_Toc243234562" w:history="1">
         <w:r>
           <w:rPr>
             <w:rStyle w:val="aff9"/>
@@ -5617,7 +5743,7 @@
             <w:noProof/>
             <w:webHidden/>
           </w:rPr>
-          <w:instrText>PAGEREF _Toc243228941 \h</w:instrText>
+          <w:instrText>PAGEREF _Toc243234562 \h</w:instrText>
         </w:r>
         <w:r>
           <w:rPr>
@@ -5675,7 +5801,7 @@
           <w14:ligatures w14:val="standardContextual"/>
         </w:rPr>
       </w:pPr>
-      <w:hyperlink w:anchor="_Toc243228942" w:history="1">
+      <w:hyperlink w:anchor="_Toc243234563" w:history="1">
         <w:r>
           <w:rPr>
             <w:rStyle w:val="aff9"/>
@@ -5721,7 +5847,7 @@
             <w:noProof/>
             <w:webHidden/>
           </w:rPr>
-          <w:instrText>PAGEREF _Toc243228942 \h</w:instrText>
+          <w:instrText>PAGEREF _Toc243234563 \h</w:instrText>
         </w:r>
         <w:r>
           <w:rPr>
@@ -5780,7 +5906,7 @@
           <w14:ligatures w14:val="standardContextual"/>
         </w:rPr>
       </w:pPr>
-      <w:hyperlink w:anchor="_Toc243228943" w:history="1">
+      <w:hyperlink w:anchor="_Toc243234564" w:history="1">
         <w:r>
           <w:rPr>
             <w:rStyle w:val="aff9"/>
@@ -5842,7 +5968,7 @@
             <w:noProof/>
             <w:webHidden/>
           </w:rPr>
-          <w:instrText>PAGEREF _Toc243228943 \h</w:instrText>
+          <w:instrText>PAGEREF _Toc243234564 \h</w:instrText>
         </w:r>
         <w:r>
           <w:rPr>
@@ -5901,7 +6027,7 @@
           <w14:ligatures w14:val="standardContextual"/>
         </w:rPr>
       </w:pPr>
-      <w:hyperlink w:anchor="_Toc243228944" w:history="1">
+      <w:hyperlink w:anchor="_Toc243234565" w:history="1">
         <w:r>
           <w:rPr>
             <w:rStyle w:val="aff9"/>
@@ -5947,7 +6073,7 @@
             <w:noProof/>
             <w:webHidden/>
           </w:rPr>
-          <w:instrText>PAGEREF _Toc243228944 \h</w:instrText>
+          <w:instrText>PAGEREF _Toc243234565 \h</w:instrText>
         </w:r>
         <w:r>
           <w:rPr>
@@ -6006,7 +6132,7 @@
           <w14:ligatures w14:val="standardContextual"/>
         </w:rPr>
       </w:pPr>
-      <w:hyperlink w:anchor="_Toc243228945" w:history="1">
+      <w:hyperlink w:anchor="_Toc243234566" w:history="1">
         <w:r>
           <w:rPr>
             <w:rStyle w:val="aff9"/>
@@ -6052,7 +6178,7 @@
             <w:noProof/>
             <w:webHidden/>
           </w:rPr>
-          <w:instrText>PAGEREF _Toc243228945 \h</w:instrText>
+          <w:instrText>PAGEREF _Toc243234566 \h</w:instrText>
         </w:r>
         <w:r>
           <w:rPr>
@@ -6111,7 +6237,7 @@
           <w14:ligatures w14:val="standardContextual"/>
         </w:rPr>
       </w:pPr>
-      <w:hyperlink w:anchor="_Toc243228946" w:history="1">
+      <w:hyperlink w:anchor="_Toc243234567" w:history="1">
         <w:r>
           <w:rPr>
             <w:rStyle w:val="aff9"/>
@@ -6157,7 +6283,7 @@
             <w:noProof/>
             <w:webHidden/>
           </w:rPr>
-          <w:instrText>PAGEREF _Toc243228946 \h</w:instrText>
+          <w:instrText>PAGEREF _Toc243234567 \h</w:instrText>
         </w:r>
         <w:r>
           <w:rPr>
@@ -6216,7 +6342,7 @@
           <w14:ligatures w14:val="standardContextual"/>
         </w:rPr>
       </w:pPr>
-      <w:hyperlink w:anchor="_Toc243228947" w:history="1">
+      <w:hyperlink w:anchor="_Toc243234568" w:history="1">
         <w:r>
           <w:rPr>
             <w:rStyle w:val="aff9"/>
@@ -6262,7 +6388,7 @@
             <w:noProof/>
             <w:webHidden/>
           </w:rPr>
-          <w:instrText>PAGEREF _Toc243228947 \h</w:instrText>
+          <w:instrText>PAGEREF _Toc243234568 \h</w:instrText>
         </w:r>
         <w:r>
           <w:rPr>
@@ -6317,7 +6443,7 @@
         <w:pStyle w:val="1"/>
         <w:spacing w:before="280" w:after="120"/>
       </w:pPr>
-      <w:bookmarkStart w:id="0" w:name="_Toc243228899"/>
+      <w:bookmarkStart w:id="0" w:name="_Toc243234520"/>
       <w:r>
         <w:rPr>
           <w:rFonts w:ascii="Times New Roman" w:eastAsia="黑体" w:hAnsi="Times New Roman"/>
@@ -7418,7 +7544,7 @@
         <w:pStyle w:val="1"/>
         <w:spacing w:before="280" w:after="120"/>
       </w:pPr>
-      <w:bookmarkStart w:id="1" w:name="_Toc243228900"/>
+      <w:bookmarkStart w:id="1" w:name="_Toc243234521"/>
       <w:r>
         <w:rPr>
           <w:rFonts w:ascii="Times New Roman" w:eastAsia="黑体" w:hAnsi="Times New Roman"/>
@@ -7442,7 +7568,7 @@
         <w:pStyle w:val="21"/>
         <w:spacing w:after="120"/>
       </w:pPr>
-      <w:bookmarkStart w:id="2" w:name="_Toc243228901"/>
+      <w:bookmarkStart w:id="2" w:name="_Toc243234522"/>
       <w:r>
         <w:rPr>
           <w:rFonts w:ascii="Times New Roman" w:eastAsia="黑体" w:hAnsi="Times New Roman"/>
@@ -7617,7 +7743,7 @@
         <w:pStyle w:val="21"/>
         <w:spacing w:after="120"/>
       </w:pPr>
-      <w:bookmarkStart w:id="3" w:name="_Toc243228902"/>
+      <w:bookmarkStart w:id="3" w:name="_Toc243234523"/>
       <w:r>
         <w:rPr>
           <w:rFonts w:ascii="Times New Roman" w:eastAsia="黑体" w:hAnsi="Times New Roman"/>
@@ -7838,7 +7964,7 @@
         <w:pStyle w:val="21"/>
         <w:spacing w:after="120"/>
       </w:pPr>
-      <w:bookmarkStart w:id="4" w:name="_Toc243228903"/>
+      <w:bookmarkStart w:id="4" w:name="_Toc243234524"/>
       <w:r>
         <w:rPr>
           <w:rFonts w:ascii="Times New Roman" w:eastAsia="黑体" w:hAnsi="Times New Roman"/>
@@ -8036,7 +8162,7 @@
         <w:pStyle w:val="21"/>
         <w:spacing w:after="120"/>
       </w:pPr>
-      <w:bookmarkStart w:id="5" w:name="_Toc243228904"/>
+      <w:bookmarkStart w:id="5" w:name="_Toc243234525"/>
       <w:r>
         <w:rPr>
           <w:rFonts w:ascii="Times New Roman" w:eastAsia="黑体" w:hAnsi="Times New Roman"/>
@@ -8385,7 +8511,7 @@
         <w:pStyle w:val="1"/>
         <w:spacing w:before="280" w:after="120"/>
       </w:pPr>
-      <w:bookmarkStart w:id="6" w:name="_Toc243228905"/>
+      <w:bookmarkStart w:id="6" w:name="_Toc243234526"/>
       <w:r>
         <w:rPr>
           <w:rFonts w:ascii="Times New Roman" w:eastAsia="黑体" w:hAnsi="Times New Roman"/>
@@ -8433,7 +8559,7 @@
         <w:pStyle w:val="21"/>
         <w:spacing w:after="120"/>
       </w:pPr>
-      <w:bookmarkStart w:id="7" w:name="_Toc243228906"/>
+      <w:bookmarkStart w:id="7" w:name="_Toc243234527"/>
       <w:r>
         <w:rPr>
           <w:rFonts w:ascii="Times New Roman" w:eastAsia="黑体" w:hAnsi="Times New Roman"/>
@@ -8874,7 +9000,7 @@
         <w:pStyle w:val="21"/>
         <w:spacing w:after="120"/>
       </w:pPr>
-      <w:bookmarkStart w:id="8" w:name="_Toc243228907"/>
+      <w:bookmarkStart w:id="8" w:name="_Toc243234528"/>
       <w:r>
         <w:rPr>
           <w:rFonts w:ascii="Times New Roman" w:eastAsia="黑体" w:hAnsi="Times New Roman"/>
@@ -9329,7 +9455,7 @@
         <w:pStyle w:val="21"/>
         <w:spacing w:after="120"/>
       </w:pPr>
-      <w:bookmarkStart w:id="9" w:name="_Toc243228908"/>
+      <w:bookmarkStart w:id="9" w:name="_Toc243234529"/>
       <w:r>
         <w:rPr>
           <w:rFonts w:ascii="Times New Roman" w:eastAsia="黑体" w:hAnsi="Times New Roman"/>
@@ -9833,7 +9959,7 @@
         <w:pStyle w:val="1"/>
         <w:spacing w:before="280" w:after="120"/>
       </w:pPr>
-      <w:bookmarkStart w:id="10" w:name="_Toc243228909"/>
+      <w:bookmarkStart w:id="10" w:name="_Toc243234530"/>
       <w:r>
         <w:rPr>
           <w:rFonts w:ascii="Times New Roman" w:eastAsia="黑体" w:hAnsi="Times New Roman"/>
@@ -9857,7 +9983,7 @@
         <w:pStyle w:val="21"/>
         <w:spacing w:after="120"/>
       </w:pPr>
-      <w:bookmarkStart w:id="11" w:name="_Toc243228910"/>
+      <w:bookmarkStart w:id="11" w:name="_Toc243234531"/>
       <w:r>
         <w:rPr>
           <w:rFonts w:ascii="Times New Roman" w:eastAsia="黑体" w:hAnsi="Times New Roman"/>
@@ -10296,7 +10422,7 @@
         <w:pStyle w:val="21"/>
         <w:spacing w:after="120"/>
       </w:pPr>
-      <w:bookmarkStart w:id="12" w:name="_Toc243228911"/>
+      <w:bookmarkStart w:id="12" w:name="_Toc243234532"/>
       <w:r>
         <w:rPr>
           <w:rFonts w:ascii="Times New Roman" w:eastAsia="黑体" w:hAnsi="Times New Roman"/>
@@ -11237,7 +11363,7 @@
         <w:pStyle w:val="21"/>
         <w:spacing w:after="120"/>
       </w:pPr>
-      <w:bookmarkStart w:id="13" w:name="_Toc243228912"/>
+      <w:bookmarkStart w:id="13" w:name="_Toc243234533"/>
       <w:r>
         <w:rPr>
           <w:rFonts w:ascii="Times New Roman" w:eastAsia="黑体" w:hAnsi="Times New Roman"/>
@@ -11683,7 +11809,7 @@
         <w:pStyle w:val="21"/>
         <w:spacing w:after="120"/>
       </w:pPr>
-      <w:bookmarkStart w:id="14" w:name="_Toc243228913"/>
+      <w:bookmarkStart w:id="14" w:name="_Toc243234534"/>
       <w:r>
         <w:rPr>
           <w:rFonts w:ascii="Times New Roman" w:eastAsia="黑体" w:hAnsi="Times New Roman"/>
@@ -12007,7 +12133,7 @@
         <w:pStyle w:val="21"/>
         <w:spacing w:after="120"/>
       </w:pPr>
-      <w:bookmarkStart w:id="15" w:name="_Toc243228914"/>
+      <w:bookmarkStart w:id="15" w:name="_Toc243234535"/>
       <w:r>
         <w:rPr>
           <w:rFonts w:ascii="Times New Roman" w:eastAsia="黑体" w:hAnsi="Times New Roman"/>
@@ -12166,7 +12292,7 @@
         <w:pStyle w:val="1"/>
         <w:spacing w:before="280" w:after="120"/>
       </w:pPr>
-      <w:bookmarkStart w:id="16" w:name="_Toc243228915"/>
+      <w:bookmarkStart w:id="16" w:name="_Toc243234536"/>
       <w:r>
         <w:rPr>
           <w:rFonts w:ascii="Times New Roman" w:eastAsia="黑体" w:hAnsi="Times New Roman"/>
@@ -12265,7 +12391,7 @@
         <w:pStyle w:val="21"/>
         <w:spacing w:after="120"/>
       </w:pPr>
-      <w:bookmarkStart w:id="17" w:name="_Toc243228916"/>
+      <w:bookmarkStart w:id="17" w:name="_Toc243234537"/>
       <w:r>
         <w:rPr>
           <w:rFonts w:ascii="Times New Roman" w:eastAsia="黑体" w:hAnsi="Times New Roman"/>
@@ -12772,7 +12898,7 @@
         <w:pStyle w:val="21"/>
         <w:spacing w:after="120"/>
       </w:pPr>
-      <w:bookmarkStart w:id="18" w:name="_Toc243228917"/>
+      <w:bookmarkStart w:id="18" w:name="_Toc243234538"/>
       <w:r>
         <w:rPr>
           <w:rFonts w:ascii="Times New Roman" w:eastAsia="黑体" w:hAnsi="Times New Roman"/>
@@ -13305,7 +13431,7 @@
         <w:pStyle w:val="21"/>
         <w:spacing w:after="120"/>
       </w:pPr>
-      <w:bookmarkStart w:id="19" w:name="_Toc243228918"/>
+      <w:bookmarkStart w:id="19" w:name="_Toc243234539"/>
       <w:r>
         <w:rPr>
           <w:rFonts w:ascii="Times New Roman" w:eastAsia="黑体" w:hAnsi="Times New Roman"/>
@@ -13729,7 +13855,7 @@
         <w:pStyle w:val="21"/>
         <w:spacing w:after="120"/>
       </w:pPr>
-      <w:bookmarkStart w:id="20" w:name="_Toc243228919"/>
+      <w:bookmarkStart w:id="20" w:name="_Toc243234540"/>
       <w:r>
         <w:rPr>
           <w:rFonts w:ascii="Times New Roman" w:eastAsia="黑体" w:hAnsi="Times New Roman"/>
@@ -14546,7 +14672,7 @@
         <w:pStyle w:val="1"/>
         <w:spacing w:before="280" w:after="120"/>
       </w:pPr>
-      <w:bookmarkStart w:id="21" w:name="_Toc243228920"/>
+      <w:bookmarkStart w:id="21" w:name="_Toc243234541"/>
       <w:r>
         <w:rPr>
           <w:rFonts w:ascii="Times New Roman" w:eastAsia="黑体" w:hAnsi="Times New Roman"/>
@@ -14864,7 +14990,7 @@
         <w:pStyle w:val="21"/>
         <w:spacing w:after="120"/>
       </w:pPr>
-      <w:bookmarkStart w:id="22" w:name="_Toc243228921"/>
+      <w:bookmarkStart w:id="22" w:name="_Toc243234542"/>
       <w:r>
         <w:rPr>
           <w:rFonts w:ascii="Times New Roman" w:eastAsia="黑体" w:hAnsi="Times New Roman"/>
@@ -15053,7 +15179,7 @@
         <w:pStyle w:val="21"/>
         <w:spacing w:after="120"/>
       </w:pPr>
-      <w:bookmarkStart w:id="23" w:name="_Toc243228922"/>
+      <w:bookmarkStart w:id="23" w:name="_Toc243234543"/>
       <w:r>
         <w:rPr>
           <w:rFonts w:ascii="Times New Roman" w:eastAsia="黑体" w:hAnsi="Times New Roman"/>
@@ -15266,7 +15392,7 @@
         <w:pStyle w:val="21"/>
         <w:spacing w:after="120"/>
       </w:pPr>
-      <w:bookmarkStart w:id="24" w:name="_Toc243228923"/>
+      <w:bookmarkStart w:id="24" w:name="_Toc243234544"/>
       <w:r>
         <w:rPr>
           <w:rFonts w:ascii="Times New Roman" w:eastAsia="黑体" w:hAnsi="Times New Roman"/>
@@ -15523,7 +15649,7 @@
         <w:pStyle w:val="21"/>
         <w:spacing w:after="120"/>
       </w:pPr>
-      <w:bookmarkStart w:id="25" w:name="_Toc243228924"/>
+      <w:bookmarkStart w:id="25" w:name="_Toc243234545"/>
       <w:r>
         <w:rPr>
           <w:rFonts w:ascii="Times New Roman" w:eastAsia="黑体" w:hAnsi="Times New Roman"/>
@@ -15663,7 +15789,7 @@
         <w:pStyle w:val="21"/>
         <w:spacing w:after="120"/>
       </w:pPr>
-      <w:bookmarkStart w:id="26" w:name="_Toc243228925"/>
+      <w:bookmarkStart w:id="26" w:name="_Toc243234546"/>
       <w:r>
         <w:rPr>
           <w:rFonts w:ascii="Times New Roman" w:eastAsia="黑体" w:hAnsi="Times New Roman"/>
@@ -15829,7 +15955,7 @@
         <w:pStyle w:val="1"/>
         <w:spacing w:before="280" w:after="120"/>
       </w:pPr>
-      <w:bookmarkStart w:id="27" w:name="_Toc243228926"/>
+      <w:bookmarkStart w:id="27" w:name="_Toc243234547"/>
       <w:r>
         <w:rPr>
           <w:rFonts w:ascii="Times New Roman" w:eastAsia="黑体" w:hAnsi="Times New Roman"/>
@@ -16431,7 +16557,7 @@
         <w:pStyle w:val="1"/>
         <w:spacing w:before="280" w:after="120"/>
       </w:pPr>
-      <w:bookmarkStart w:id="28" w:name="_Toc243228927"/>
+      <w:bookmarkStart w:id="28" w:name="_Toc243234548"/>
       <w:r>
         <w:rPr>
           <w:rFonts w:ascii="Times New Roman" w:eastAsia="黑体" w:hAnsi="Times New Roman"/>
@@ -16843,7 +16969,7 @@
         <w:pStyle w:val="1"/>
         <w:spacing w:before="280" w:after="120"/>
       </w:pPr>
-      <w:bookmarkStart w:id="29" w:name="_Toc243228928"/>
+      <w:bookmarkStart w:id="29" w:name="_Toc243234549"/>
       <w:r>
         <w:rPr>
           <w:rFonts w:ascii="Times New Roman" w:eastAsia="黑体" w:hAnsi="Times New Roman"/>
@@ -17445,7 +17571,7 @@
         <w:pStyle w:val="1"/>
         <w:spacing w:before="280" w:after="120"/>
       </w:pPr>
-      <w:bookmarkStart w:id="30" w:name="_Toc243228929"/>
+      <w:bookmarkStart w:id="30" w:name="_Toc243234550"/>
       <w:r>
         <w:rPr>
           <w:rFonts w:ascii="Times New Roman" w:eastAsia="黑体" w:hAnsi="Times New Roman"/>
@@ -17582,7 +17708,7 @@
         <w:pStyle w:val="21"/>
         <w:spacing w:after="120"/>
       </w:pPr>
-      <w:bookmarkStart w:id="31" w:name="_Toc243228930"/>
+      <w:bookmarkStart w:id="31" w:name="_Toc243234551"/>
       <w:r>
         <w:rPr>
           <w:rFonts w:ascii="Times New Roman" w:eastAsia="黑体" w:hAnsi="Times New Roman"/>
@@ -18159,7 +18285,7 @@
         <w:pStyle w:val="21"/>
         <w:spacing w:after="120"/>
       </w:pPr>
-      <w:bookmarkStart w:id="32" w:name="_Toc243228931"/>
+      <w:bookmarkStart w:id="32" w:name="_Toc243234552"/>
       <w:r>
         <w:rPr>
           <w:rFonts w:ascii="Times New Roman" w:eastAsia="黑体" w:hAnsi="Times New Roman"/>
@@ -19191,7 +19317,7 @@
         <w:pStyle w:val="21"/>
         <w:spacing w:after="120"/>
       </w:pPr>
-      <w:bookmarkStart w:id="33" w:name="_Toc243228932"/>
+      <w:bookmarkStart w:id="33" w:name="_Toc243234553"/>
       <w:r>
         <w:rPr>
           <w:rFonts w:ascii="Times New Roman" w:eastAsia="黑体" w:hAnsi="Times New Roman"/>
@@ -19406,7 +19532,7 @@
         <w:pStyle w:val="1"/>
         <w:spacing w:before="280" w:after="120"/>
       </w:pPr>
-      <w:bookmarkStart w:id="34" w:name="_Toc243228933"/>
+      <w:bookmarkStart w:id="34" w:name="_Toc243234554"/>
       <w:r>
         <w:rPr>
           <w:rFonts w:ascii="Times New Roman" w:eastAsia="黑体" w:hAnsi="Times New Roman"/>
@@ -21020,7 +21146,7 @@
         <w:pStyle w:val="21"/>
         <w:spacing w:after="120"/>
       </w:pPr>
-      <w:bookmarkStart w:id="35" w:name="_Toc243228934"/>
+      <w:bookmarkStart w:id="35" w:name="_Toc243234555"/>
       <w:r>
         <w:rPr>
           <w:rFonts w:ascii="Times New Roman" w:eastAsia="黑体" w:hAnsi="Times New Roman"/>
@@ -21730,7 +21856,7 @@
         <w:pStyle w:val="1"/>
         <w:spacing w:before="280" w:after="120"/>
       </w:pPr>
-      <w:bookmarkStart w:id="36" w:name="_Toc243228935"/>
+      <w:bookmarkStart w:id="36" w:name="_Toc243234556"/>
       <w:r>
         <w:rPr>
           <w:rFonts w:ascii="Times New Roman" w:eastAsia="黑体" w:hAnsi="Times New Roman"/>
@@ -22061,7 +22187,7 @@
         <w:pStyle w:val="1"/>
         <w:spacing w:before="280" w:after="120"/>
       </w:pPr>
-      <w:bookmarkStart w:id="37" w:name="_Toc243228936"/>
+      <w:bookmarkStart w:id="37" w:name="_Toc243234557"/>
       <w:r>
         <w:rPr>
           <w:rFonts w:ascii="Times New Roman" w:eastAsia="黑体" w:hAnsi="Times New Roman"/>
@@ -22085,7 +22211,7 @@
         <w:pStyle w:val="21"/>
         <w:spacing w:after="120"/>
       </w:pPr>
-      <w:bookmarkStart w:id="38" w:name="_Toc243228937"/>
+      <w:bookmarkStart w:id="38" w:name="_Toc243234558"/>
       <w:r>
         <w:rPr>
           <w:rFonts w:ascii="Times New Roman" w:eastAsia="黑体" w:hAnsi="Times New Roman"/>
@@ -22372,7 +22498,7 @@
         <w:pStyle w:val="21"/>
         <w:spacing w:after="120"/>
       </w:pPr>
-      <w:bookmarkStart w:id="39" w:name="_Toc243228938"/>
+      <w:bookmarkStart w:id="39" w:name="_Toc243234559"/>
       <w:r>
         <w:rPr>
           <w:rFonts w:ascii="Times New Roman" w:eastAsia="黑体" w:hAnsi="Times New Roman"/>
@@ -22577,7 +22703,7 @@
         <w:pStyle w:val="21"/>
         <w:spacing w:after="120"/>
       </w:pPr>
-      <w:bookmarkStart w:id="40" w:name="_Toc243228939"/>
+      <w:bookmarkStart w:id="40" w:name="_Toc243234560"/>
       <w:r>
         <w:rPr>
           <w:rFonts w:ascii="Times New Roman" w:eastAsia="黑体" w:hAnsi="Times New Roman"/>
@@ -22755,7 +22881,7 @@
         <w:pStyle w:val="1"/>
         <w:spacing w:before="280" w:after="120"/>
       </w:pPr>
-      <w:bookmarkStart w:id="41" w:name="_Toc243228940"/>
+      <w:bookmarkStart w:id="41" w:name="_Toc243234561"/>
       <w:r>
         <w:rPr>
           <w:rFonts w:ascii="Times New Roman" w:eastAsia="黑体" w:hAnsi="Times New Roman"/>
@@ -23376,7 +23502,7 @@
         <w:pStyle w:val="1"/>
         <w:spacing w:before="280" w:after="120"/>
       </w:pPr>
-      <w:bookmarkStart w:id="42" w:name="_Toc243228941"/>
+      <w:bookmarkStart w:id="42" w:name="_Toc243234562"/>
       <w:r>
         <w:rPr>
           <w:rFonts w:ascii="Times New Roman" w:eastAsia="黑体" w:hAnsi="Times New Roman"/>
@@ -23423,7 +23549,7 @@
         <w:pStyle w:val="1"/>
         <w:spacing w:before="280" w:after="120"/>
       </w:pPr>
-      <w:bookmarkStart w:id="43" w:name="_Toc243228942"/>
+      <w:bookmarkStart w:id="43" w:name="_Toc243234563"/>
       <w:r>
         <w:rPr>
           <w:rFonts w:ascii="Times New Roman" w:eastAsia="黑体" w:hAnsi="Times New Roman"/>
@@ -23491,7 +23617,7 @@
         <w:pStyle w:val="21"/>
         <w:spacing w:after="120"/>
       </w:pPr>
-      <w:bookmarkStart w:id="44" w:name="_Toc243228943"/>
+      <w:bookmarkStart w:id="44" w:name="_Toc243234564"/>
       <w:r>
         <w:rPr>
           <w:rFonts w:ascii="Times New Roman" w:eastAsia="黑体" w:hAnsi="Times New Roman"/>
@@ -24084,7 +24210,7 @@
         <w:pStyle w:val="21"/>
         <w:spacing w:after="120"/>
       </w:pPr>
-      <w:bookmarkStart w:id="45" w:name="_Toc243228944"/>
+      <w:bookmarkStart w:id="45" w:name="_Toc243234565"/>
       <w:r>
         <w:rPr>
           <w:rFonts w:ascii="Times New Roman" w:eastAsia="黑体" w:hAnsi="Times New Roman"/>
@@ -24682,7 +24808,7 @@
         <w:pStyle w:val="21"/>
         <w:spacing w:after="120"/>
       </w:pPr>
-      <w:bookmarkStart w:id="46" w:name="_Toc243228945"/>
+      <w:bookmarkStart w:id="46" w:name="_Toc243234566"/>
       <w:r>
         <w:rPr>
           <w:rFonts w:ascii="Times New Roman" w:eastAsia="黑体" w:hAnsi="Times New Roman"/>
@@ -25021,7 +25147,7 @@
         <w:pStyle w:val="21"/>
         <w:spacing w:after="120"/>
       </w:pPr>
-      <w:bookmarkStart w:id="47" w:name="_Toc243228946"/>
+      <w:bookmarkStart w:id="47" w:name="_Toc243234567"/>
       <w:r>
         <w:rPr>
           <w:rFonts w:ascii="Times New Roman" w:eastAsia="黑体" w:hAnsi="Times New Roman"/>
@@ -25597,7 +25723,7 @@
         <w:pStyle w:val="21"/>
         <w:spacing w:after="120"/>
       </w:pPr>
-      <w:bookmarkStart w:id="48" w:name="_Toc243228947"/>
+      <w:bookmarkStart w:id="48" w:name="_Toc243234568"/>
       <w:r>
         <w:rPr>
           <w:rFonts w:ascii="Times New Roman" w:eastAsia="黑体" w:hAnsi="Times New Roman"/>
@@ -27080,31 +27206,31 @@
       </w:rPr>
     </w:lvl>
   </w:abstractNum>
-  <w:num w:numId="1" w16cid:durableId="1934894518">
+  <w:num w:numId="1" w16cid:durableId="1303849676">
     <w:abstractNumId w:val="8"/>
   </w:num>
-  <w:num w:numId="2" w16cid:durableId="914389644">
+  <w:num w:numId="2" w16cid:durableId="822815344">
     <w:abstractNumId w:val="6"/>
   </w:num>
-  <w:num w:numId="3" w16cid:durableId="691805606">
+  <w:num w:numId="3" w16cid:durableId="1353410656">
     <w:abstractNumId w:val="5"/>
   </w:num>
-  <w:num w:numId="4" w16cid:durableId="1137067406">
+  <w:num w:numId="4" w16cid:durableId="600572692">
     <w:abstractNumId w:val="4"/>
   </w:num>
-  <w:num w:numId="5" w16cid:durableId="2119526088">
+  <w:num w:numId="5" w16cid:durableId="1697848603">
     <w:abstractNumId w:val="7"/>
   </w:num>
-  <w:num w:numId="6" w16cid:durableId="197937056">
+  <w:num w:numId="6" w16cid:durableId="595406740">
     <w:abstractNumId w:val="3"/>
   </w:num>
-  <w:num w:numId="7" w16cid:durableId="289942666">
+  <w:num w:numId="7" w16cid:durableId="1029112559">
     <w:abstractNumId w:val="2"/>
   </w:num>
-  <w:num w:numId="8" w16cid:durableId="542716988">
+  <w:num w:numId="8" w16cid:durableId="1665354704">
     <w:abstractNumId w:val="1"/>
   </w:num>
-  <w:num w:numId="9" w16cid:durableId="1978026">
+  <w:num w:numId="9" w16cid:durableId="1830245633">
     <w:abstractNumId w:val="0"/>
   </w:num>
 </w:numbering>
@@ -38503,7 +38629,7 @@
     <w:autoRedefine/>
     <w:uiPriority w:val="39"/>
     <w:unhideWhenUsed/>
-    <w:rsid w:val="000642C8"/>
+    <w:rsid w:val="002F6E58"/>
   </w:style>
   <w:style w:type="paragraph" w:styleId="TOC2">
     <w:name w:val="toc 2"/>
@@ -38512,7 +38638,7 @@
     <w:autoRedefine/>
     <w:uiPriority w:val="39"/>
     <w:unhideWhenUsed/>
-    <w:rsid w:val="000642C8"/>
+    <w:rsid w:val="002F6E58"/>
     <w:pPr>
       <w:ind w:leftChars="200" w:left="420"/>
     </w:pPr>
@@ -38522,7 +38648,7 @@
     <w:basedOn w:val="a2"/>
     <w:uiPriority w:val="99"/>
     <w:unhideWhenUsed/>
-    <w:rsid w:val="000642C8"/>
+    <w:rsid w:val="002F6E58"/>
     <w:rPr>
       <w:color w:val="0000FF" w:themeColor="hyperlink"/>
       <w:u w:val="single"/>

--- a/文档/Project10_明星分析师_研究方案.docx
+++ b/文档/Project10_明星分析师_研究方案.docx
@@ -861,7 +861,7 @@
         </w:rPr>
         <w:fldChar w:fldCharType="separate"/>
       </w:r>
-      <w:hyperlink w:anchor="_Toc243234520" w:history="1">
+      <w:hyperlink w:anchor="_Toc243235058" w:history="1">
         <w:r>
           <w:rPr>
             <w:rStyle w:val="aff9"/>
@@ -907,7 +907,7 @@
             <w:noProof/>
             <w:webHidden/>
           </w:rPr>
-          <w:instrText>PAGEREF _Toc243234520 \h</w:instrText>
+          <w:instrText>PAGEREF _Toc243235058 \h</w:instrText>
         </w:r>
         <w:r>
           <w:rPr>
@@ -965,7 +965,7 @@
           <w14:ligatures w14:val="standardContextual"/>
         </w:rPr>
       </w:pPr>
-      <w:hyperlink w:anchor="_Toc243234521" w:history="1">
+      <w:hyperlink w:anchor="_Toc243235059" w:history="1">
         <w:r>
           <w:rPr>
             <w:rStyle w:val="aff9"/>
@@ -1011,7 +1011,7 @@
             <w:noProof/>
             <w:webHidden/>
           </w:rPr>
-          <w:instrText>PAGEREF _Toc243234521 \h</w:instrText>
+          <w:instrText>PAGEREF _Toc243235059 \h</w:instrText>
         </w:r>
         <w:r>
           <w:rPr>
@@ -1070,7 +1070,7 @@
           <w14:ligatures w14:val="standardContextual"/>
         </w:rPr>
       </w:pPr>
-      <w:hyperlink w:anchor="_Toc243234522" w:history="1">
+      <w:hyperlink w:anchor="_Toc243235060" w:history="1">
         <w:r>
           <w:rPr>
             <w:rStyle w:val="aff9"/>
@@ -1116,7 +1116,7 @@
             <w:noProof/>
             <w:webHidden/>
           </w:rPr>
-          <w:instrText>PAGEREF _Toc243234522 \h</w:instrText>
+          <w:instrText>PAGEREF _Toc243235060 \h</w:instrText>
         </w:r>
         <w:r>
           <w:rPr>
@@ -1175,7 +1175,7 @@
           <w14:ligatures w14:val="standardContextual"/>
         </w:rPr>
       </w:pPr>
-      <w:hyperlink w:anchor="_Toc243234523" w:history="1">
+      <w:hyperlink w:anchor="_Toc243235061" w:history="1">
         <w:r>
           <w:rPr>
             <w:rStyle w:val="aff9"/>
@@ -1221,7 +1221,7 @@
             <w:noProof/>
             <w:webHidden/>
           </w:rPr>
-          <w:instrText>PAGEREF _Toc243234523 \h</w:instrText>
+          <w:instrText>PAGEREF _Toc243235061 \h</w:instrText>
         </w:r>
         <w:r>
           <w:rPr>
@@ -1280,7 +1280,7 @@
           <w14:ligatures w14:val="standardContextual"/>
         </w:rPr>
       </w:pPr>
-      <w:hyperlink w:anchor="_Toc243234524" w:history="1">
+      <w:hyperlink w:anchor="_Toc243235062" w:history="1">
         <w:r>
           <w:rPr>
             <w:rStyle w:val="aff9"/>
@@ -1326,7 +1326,7 @@
             <w:noProof/>
             <w:webHidden/>
           </w:rPr>
-          <w:instrText>PAGEREF _Toc243234524 \h</w:instrText>
+          <w:instrText>PAGEREF _Toc243235062 \h</w:instrText>
         </w:r>
         <w:r>
           <w:rPr>
@@ -1385,7 +1385,7 @@
           <w14:ligatures w14:val="standardContextual"/>
         </w:rPr>
       </w:pPr>
-      <w:hyperlink w:anchor="_Toc243234525" w:history="1">
+      <w:hyperlink w:anchor="_Toc243235063" w:history="1">
         <w:r>
           <w:rPr>
             <w:rStyle w:val="aff9"/>
@@ -1431,7 +1431,7 @@
             <w:noProof/>
             <w:webHidden/>
           </w:rPr>
-          <w:instrText>PAGEREF _Toc243234525 \h</w:instrText>
+          <w:instrText>PAGEREF _Toc243235063 \h</w:instrText>
         </w:r>
         <w:r>
           <w:rPr>
@@ -1489,7 +1489,7 @@
           <w14:ligatures w14:val="standardContextual"/>
         </w:rPr>
       </w:pPr>
-      <w:hyperlink w:anchor="_Toc243234526" w:history="1">
+      <w:hyperlink w:anchor="_Toc243235064" w:history="1">
         <w:r>
           <w:rPr>
             <w:rStyle w:val="aff9"/>
@@ -1551,7 +1551,7 @@
             <w:noProof/>
             <w:webHidden/>
           </w:rPr>
-          <w:instrText>PAGEREF _Toc243234526 \h</w:instrText>
+          <w:instrText>PAGEREF _Toc243235064 \h</w:instrText>
         </w:r>
         <w:r>
           <w:rPr>
@@ -1610,7 +1610,7 @@
           <w14:ligatures w14:val="standardContextual"/>
         </w:rPr>
       </w:pPr>
-      <w:hyperlink w:anchor="_Toc243234527" w:history="1">
+      <w:hyperlink w:anchor="_Toc243235065" w:history="1">
         <w:r>
           <w:rPr>
             <w:rStyle w:val="aff9"/>
@@ -1656,7 +1656,7 @@
             <w:noProof/>
             <w:webHidden/>
           </w:rPr>
-          <w:instrText>PAGEREF _Toc243234527 \h</w:instrText>
+          <w:instrText>PAGEREF _Toc243235065 \h</w:instrText>
         </w:r>
         <w:r>
           <w:rPr>
@@ -1715,7 +1715,7 @@
           <w14:ligatures w14:val="standardContextual"/>
         </w:rPr>
       </w:pPr>
-      <w:hyperlink w:anchor="_Toc243234528" w:history="1">
+      <w:hyperlink w:anchor="_Toc243235066" w:history="1">
         <w:r>
           <w:rPr>
             <w:rStyle w:val="aff9"/>
@@ -1761,7 +1761,7 @@
             <w:noProof/>
             <w:webHidden/>
           </w:rPr>
-          <w:instrText>PAGEREF _Toc243234528 \h</w:instrText>
+          <w:instrText>PAGEREF _Toc243235066 \h</w:instrText>
         </w:r>
         <w:r>
           <w:rPr>
@@ -1820,7 +1820,7 @@
           <w14:ligatures w14:val="standardContextual"/>
         </w:rPr>
       </w:pPr>
-      <w:hyperlink w:anchor="_Toc243234529" w:history="1">
+      <w:hyperlink w:anchor="_Toc243235067" w:history="1">
         <w:r>
           <w:rPr>
             <w:rStyle w:val="aff9"/>
@@ -1930,7 +1930,7 @@
             <w:noProof/>
             <w:webHidden/>
           </w:rPr>
-          <w:instrText>PAGEREF _Toc243234529 \h</w:instrText>
+          <w:instrText>PAGEREF _Toc243235067 \h</w:instrText>
         </w:r>
         <w:r>
           <w:rPr>
@@ -1988,7 +1988,7 @@
           <w14:ligatures w14:val="standardContextual"/>
         </w:rPr>
       </w:pPr>
-      <w:hyperlink w:anchor="_Toc243234530" w:history="1">
+      <w:hyperlink w:anchor="_Toc243235068" w:history="1">
         <w:r>
           <w:rPr>
             <w:rStyle w:val="aff9"/>
@@ -2034,7 +2034,7 @@
             <w:noProof/>
             <w:webHidden/>
           </w:rPr>
-          <w:instrText>PAGEREF _Toc243234530 \h</w:instrText>
+          <w:instrText>PAGEREF _Toc243235068 \h</w:instrText>
         </w:r>
         <w:r>
           <w:rPr>
@@ -2093,7 +2093,7 @@
           <w14:ligatures w14:val="standardContextual"/>
         </w:rPr>
       </w:pPr>
-      <w:hyperlink w:anchor="_Toc243234531" w:history="1">
+      <w:hyperlink w:anchor="_Toc243235069" w:history="1">
         <w:r>
           <w:rPr>
             <w:rStyle w:val="aff9"/>
@@ -2139,7 +2139,7 @@
             <w:noProof/>
             <w:webHidden/>
           </w:rPr>
-          <w:instrText>PAGEREF _Toc243234531 \h</w:instrText>
+          <w:instrText>PAGEREF _Toc243235069 \h</w:instrText>
         </w:r>
         <w:r>
           <w:rPr>
@@ -2198,7 +2198,7 @@
           <w14:ligatures w14:val="standardContextual"/>
         </w:rPr>
       </w:pPr>
-      <w:hyperlink w:anchor="_Toc243234532" w:history="1">
+      <w:hyperlink w:anchor="_Toc243235070" w:history="1">
         <w:r>
           <w:rPr>
             <w:rStyle w:val="aff9"/>
@@ -2244,7 +2244,7 @@
             <w:noProof/>
             <w:webHidden/>
           </w:rPr>
-          <w:instrText>PAGEREF _Toc243234532 \h</w:instrText>
+          <w:instrText>PAGEREF _Toc243235070 \h</w:instrText>
         </w:r>
         <w:r>
           <w:rPr>
@@ -2303,7 +2303,7 @@
           <w14:ligatures w14:val="standardContextual"/>
         </w:rPr>
       </w:pPr>
-      <w:hyperlink w:anchor="_Toc243234533" w:history="1">
+      <w:hyperlink w:anchor="_Toc243235071" w:history="1">
         <w:r>
           <w:rPr>
             <w:rStyle w:val="aff9"/>
@@ -2349,7 +2349,7 @@
             <w:noProof/>
             <w:webHidden/>
           </w:rPr>
-          <w:instrText>PAGEREF _Toc243234533 \h</w:instrText>
+          <w:instrText>PAGEREF _Toc243235071 \h</w:instrText>
         </w:r>
         <w:r>
           <w:rPr>
@@ -2408,7 +2408,7 @@
           <w14:ligatures w14:val="standardContextual"/>
         </w:rPr>
       </w:pPr>
-      <w:hyperlink w:anchor="_Toc243234534" w:history="1">
+      <w:hyperlink w:anchor="_Toc243235072" w:history="1">
         <w:r>
           <w:rPr>
             <w:rStyle w:val="aff9"/>
@@ -2454,7 +2454,7 @@
             <w:noProof/>
             <w:webHidden/>
           </w:rPr>
-          <w:instrText>PAGEREF _Toc243234534 \h</w:instrText>
+          <w:instrText>PAGEREF _Toc243235072 \h</w:instrText>
         </w:r>
         <w:r>
           <w:rPr>
@@ -2513,7 +2513,7 @@
           <w14:ligatures w14:val="standardContextual"/>
         </w:rPr>
       </w:pPr>
-      <w:hyperlink w:anchor="_Toc243234535" w:history="1">
+      <w:hyperlink w:anchor="_Toc243235073" w:history="1">
         <w:r>
           <w:rPr>
             <w:rStyle w:val="aff9"/>
@@ -2559,7 +2559,7 @@
             <w:noProof/>
             <w:webHidden/>
           </w:rPr>
-          <w:instrText>PAGEREF _Toc243234535 \h</w:instrText>
+          <w:instrText>PAGEREF _Toc243235073 \h</w:instrText>
         </w:r>
         <w:r>
           <w:rPr>
@@ -2617,7 +2617,7 @@
           <w14:ligatures w14:val="standardContextual"/>
         </w:rPr>
       </w:pPr>
-      <w:hyperlink w:anchor="_Toc243234536" w:history="1">
+      <w:hyperlink w:anchor="_Toc243235074" w:history="1">
         <w:r>
           <w:rPr>
             <w:rStyle w:val="aff9"/>
@@ -2663,7 +2663,7 @@
             <w:noProof/>
             <w:webHidden/>
           </w:rPr>
-          <w:instrText>PAGEREF _Toc243234536 \h</w:instrText>
+          <w:instrText>PAGEREF _Toc243235074 \h</w:instrText>
         </w:r>
         <w:r>
           <w:rPr>
@@ -2722,7 +2722,7 @@
           <w14:ligatures w14:val="standardContextual"/>
         </w:rPr>
       </w:pPr>
-      <w:hyperlink w:anchor="_Toc243234537" w:history="1">
+      <w:hyperlink w:anchor="_Toc243235075" w:history="1">
         <w:r>
           <w:rPr>
             <w:rStyle w:val="aff9"/>
@@ -2768,7 +2768,7 @@
             <w:noProof/>
             <w:webHidden/>
           </w:rPr>
-          <w:instrText>PAGEREF _Toc243234537 \h</w:instrText>
+          <w:instrText>PAGEREF _Toc243235075 \h</w:instrText>
         </w:r>
         <w:r>
           <w:rPr>
@@ -2827,7 +2827,7 @@
           <w14:ligatures w14:val="standardContextual"/>
         </w:rPr>
       </w:pPr>
-      <w:hyperlink w:anchor="_Toc243234538" w:history="1">
+      <w:hyperlink w:anchor="_Toc243235076" w:history="1">
         <w:r>
           <w:rPr>
             <w:rStyle w:val="aff9"/>
@@ -2889,7 +2889,7 @@
             <w:noProof/>
             <w:webHidden/>
           </w:rPr>
-          <w:instrText>PAGEREF _Toc243234538 \h</w:instrText>
+          <w:instrText>PAGEREF _Toc243235076 \h</w:instrText>
         </w:r>
         <w:r>
           <w:rPr>
@@ -2948,7 +2948,7 @@
           <w14:ligatures w14:val="standardContextual"/>
         </w:rPr>
       </w:pPr>
-      <w:hyperlink w:anchor="_Toc243234539" w:history="1">
+      <w:hyperlink w:anchor="_Toc243235077" w:history="1">
         <w:r>
           <w:rPr>
             <w:rStyle w:val="aff9"/>
@@ -2994,7 +2994,7 @@
             <w:noProof/>
             <w:webHidden/>
           </w:rPr>
-          <w:instrText>PAGEREF _Toc243234539 \h</w:instrText>
+          <w:instrText>PAGEREF _Toc243235077 \h</w:instrText>
         </w:r>
         <w:r>
           <w:rPr>
@@ -3053,7 +3053,7 @@
           <w14:ligatures w14:val="standardContextual"/>
         </w:rPr>
       </w:pPr>
-      <w:hyperlink w:anchor="_Toc243234540" w:history="1">
+      <w:hyperlink w:anchor="_Toc243235078" w:history="1">
         <w:r>
           <w:rPr>
             <w:rStyle w:val="aff9"/>
@@ -3163,7 +3163,7 @@
             <w:noProof/>
             <w:webHidden/>
           </w:rPr>
-          <w:instrText>PAGEREF _Toc243234540 \h</w:instrText>
+          <w:instrText>PAGEREF _Toc243235078 \h</w:instrText>
         </w:r>
         <w:r>
           <w:rPr>
@@ -3221,7 +3221,7 @@
           <w14:ligatures w14:val="standardContextual"/>
         </w:rPr>
       </w:pPr>
-      <w:hyperlink w:anchor="_Toc243234541" w:history="1">
+      <w:hyperlink w:anchor="_Toc243235079" w:history="1">
         <w:r>
           <w:rPr>
             <w:rStyle w:val="aff9"/>
@@ -3267,7 +3267,7 @@
             <w:noProof/>
             <w:webHidden/>
           </w:rPr>
-          <w:instrText>PAGEREF _Toc243234541 \h</w:instrText>
+          <w:instrText>PAGEREF _Toc243235079 \h</w:instrText>
         </w:r>
         <w:r>
           <w:rPr>
@@ -3326,7 +3326,7 @@
           <w14:ligatures w14:val="standardContextual"/>
         </w:rPr>
       </w:pPr>
-      <w:hyperlink w:anchor="_Toc243234542" w:history="1">
+      <w:hyperlink w:anchor="_Toc243235080" w:history="1">
         <w:r>
           <w:rPr>
             <w:rStyle w:val="aff9"/>
@@ -3396,7 +3396,7 @@
             <w:noProof/>
             <w:webHidden/>
           </w:rPr>
-          <w:instrText>PAGEREF _Toc243234542 \h</w:instrText>
+          <w:instrText>PAGEREF _Toc243235080 \h</w:instrText>
         </w:r>
         <w:r>
           <w:rPr>
@@ -3455,7 +3455,7 @@
           <w14:ligatures w14:val="standardContextual"/>
         </w:rPr>
       </w:pPr>
-      <w:hyperlink w:anchor="_Toc243234543" w:history="1">
+      <w:hyperlink w:anchor="_Toc243235081" w:history="1">
         <w:r>
           <w:rPr>
             <w:rStyle w:val="aff9"/>
@@ -3525,7 +3525,7 @@
             <w:noProof/>
             <w:webHidden/>
           </w:rPr>
-          <w:instrText>PAGEREF _Toc243234543 \h</w:instrText>
+          <w:instrText>PAGEREF _Toc243235081 \h</w:instrText>
         </w:r>
         <w:r>
           <w:rPr>
@@ -3584,7 +3584,7 @@
           <w14:ligatures w14:val="standardContextual"/>
         </w:rPr>
       </w:pPr>
-      <w:hyperlink w:anchor="_Toc243234544" w:history="1">
+      <w:hyperlink w:anchor="_Toc243235082" w:history="1">
         <w:r>
           <w:rPr>
             <w:rStyle w:val="aff9"/>
@@ -3654,7 +3654,7 @@
             <w:noProof/>
             <w:webHidden/>
           </w:rPr>
-          <w:instrText>PAGEREF _Toc243234544 \h</w:instrText>
+          <w:instrText>PAGEREF _Toc243235082 \h</w:instrText>
         </w:r>
         <w:r>
           <w:rPr>
@@ -3713,7 +3713,7 @@
           <w14:ligatures w14:val="standardContextual"/>
         </w:rPr>
       </w:pPr>
-      <w:hyperlink w:anchor="_Toc243234545" w:history="1">
+      <w:hyperlink w:anchor="_Toc243235083" w:history="1">
         <w:r>
           <w:rPr>
             <w:rStyle w:val="aff9"/>
@@ -3783,7 +3783,7 @@
             <w:noProof/>
             <w:webHidden/>
           </w:rPr>
-          <w:instrText>PAGEREF _Toc243234545 \h</w:instrText>
+          <w:instrText>PAGEREF _Toc243235083 \h</w:instrText>
         </w:r>
         <w:r>
           <w:rPr>
@@ -3842,7 +3842,7 @@
           <w14:ligatures w14:val="standardContextual"/>
         </w:rPr>
       </w:pPr>
-      <w:hyperlink w:anchor="_Toc243234546" w:history="1">
+      <w:hyperlink w:anchor="_Toc243235084" w:history="1">
         <w:r>
           <w:rPr>
             <w:rStyle w:val="aff9"/>
@@ -3896,7 +3896,7 @@
             <w:noProof/>
             <w:webHidden/>
           </w:rPr>
-          <w:instrText>PAGEREF _Toc243234546 \h</w:instrText>
+          <w:instrText>PAGEREF _Toc243235084 \h</w:instrText>
         </w:r>
         <w:r>
           <w:rPr>
@@ -3954,7 +3954,7 @@
           <w14:ligatures w14:val="standardContextual"/>
         </w:rPr>
       </w:pPr>
-      <w:hyperlink w:anchor="_Toc243234547" w:history="1">
+      <w:hyperlink w:anchor="_Toc243235085" w:history="1">
         <w:r>
           <w:rPr>
             <w:rStyle w:val="aff9"/>
@@ -4000,7 +4000,7 @@
             <w:noProof/>
             <w:webHidden/>
           </w:rPr>
-          <w:instrText>PAGEREF _Toc243234547 \h</w:instrText>
+          <w:instrText>PAGEREF _Toc243235085 \h</w:instrText>
         </w:r>
         <w:r>
           <w:rPr>
@@ -4058,7 +4058,7 @@
           <w14:ligatures w14:val="standardContextual"/>
         </w:rPr>
       </w:pPr>
-      <w:hyperlink w:anchor="_Toc243234548" w:history="1">
+      <w:hyperlink w:anchor="_Toc243235086" w:history="1">
         <w:r>
           <w:rPr>
             <w:rStyle w:val="aff9"/>
@@ -4104,7 +4104,7 @@
             <w:noProof/>
             <w:webHidden/>
           </w:rPr>
-          <w:instrText>PAGEREF _Toc243234548 \h</w:instrText>
+          <w:instrText>PAGEREF _Toc243235086 \h</w:instrText>
         </w:r>
         <w:r>
           <w:rPr>
@@ -4162,7 +4162,7 @@
           <w14:ligatures w14:val="standardContextual"/>
         </w:rPr>
       </w:pPr>
-      <w:hyperlink w:anchor="_Toc243234549" w:history="1">
+      <w:hyperlink w:anchor="_Toc243235087" w:history="1">
         <w:r>
           <w:rPr>
             <w:rStyle w:val="aff9"/>
@@ -4224,7 +4224,7 @@
             <w:noProof/>
             <w:webHidden/>
           </w:rPr>
-          <w:instrText>PAGEREF _Toc243234549 \h</w:instrText>
+          <w:instrText>PAGEREF _Toc243235087 \h</w:instrText>
         </w:r>
         <w:r>
           <w:rPr>
@@ -4282,7 +4282,7 @@
           <w14:ligatures w14:val="standardContextual"/>
         </w:rPr>
       </w:pPr>
-      <w:hyperlink w:anchor="_Toc243234550" w:history="1">
+      <w:hyperlink w:anchor="_Toc243235088" w:history="1">
         <w:r>
           <w:rPr>
             <w:rStyle w:val="aff9"/>
@@ -4360,7 +4360,7 @@
             <w:noProof/>
             <w:webHidden/>
           </w:rPr>
-          <w:instrText>PAGEREF _Toc243234550 \h</w:instrText>
+          <w:instrText>PAGEREF _Toc243235088 \h</w:instrText>
         </w:r>
         <w:r>
           <w:rPr>
@@ -4419,7 +4419,7 @@
           <w14:ligatures w14:val="standardContextual"/>
         </w:rPr>
       </w:pPr>
-      <w:hyperlink w:anchor="_Toc243234551" w:history="1">
+      <w:hyperlink w:anchor="_Toc243235089" w:history="1">
         <w:r>
           <w:rPr>
             <w:rStyle w:val="aff9"/>
@@ -4497,7 +4497,7 @@
             <w:noProof/>
             <w:webHidden/>
           </w:rPr>
-          <w:instrText>PAGEREF _Toc243234551 \h</w:instrText>
+          <w:instrText>PAGEREF _Toc243235089 \h</w:instrText>
         </w:r>
         <w:r>
           <w:rPr>
@@ -4556,7 +4556,7 @@
           <w14:ligatures w14:val="standardContextual"/>
         </w:rPr>
       </w:pPr>
-      <w:hyperlink w:anchor="_Toc243234552" w:history="1">
+      <w:hyperlink w:anchor="_Toc243235090" w:history="1">
         <w:r>
           <w:rPr>
             <w:rStyle w:val="aff9"/>
@@ -4666,7 +4666,7 @@
             <w:noProof/>
             <w:webHidden/>
           </w:rPr>
-          <w:instrText>PAGEREF _Toc243234552 \h</w:instrText>
+          <w:instrText>PAGEREF _Toc243235090 \h</w:instrText>
         </w:r>
         <w:r>
           <w:rPr>
@@ -4725,7 +4725,7 @@
           <w14:ligatures w14:val="standardContextual"/>
         </w:rPr>
       </w:pPr>
-      <w:hyperlink w:anchor="_Toc243234553" w:history="1">
+      <w:hyperlink w:anchor="_Toc243235091" w:history="1">
         <w:r>
           <w:rPr>
             <w:rStyle w:val="aff9"/>
@@ -4771,7 +4771,7 @@
             <w:noProof/>
             <w:webHidden/>
           </w:rPr>
-          <w:instrText>PAGEREF _Toc243234553 \h</w:instrText>
+          <w:instrText>PAGEREF _Toc243235091 \h</w:instrText>
         </w:r>
         <w:r>
           <w:rPr>
@@ -4829,7 +4829,7 @@
           <w14:ligatures w14:val="standardContextual"/>
         </w:rPr>
       </w:pPr>
-      <w:hyperlink w:anchor="_Toc243234554" w:history="1">
+      <w:hyperlink w:anchor="_Toc243235092" w:history="1">
         <w:r>
           <w:rPr>
             <w:rStyle w:val="aff9"/>
@@ -4891,7 +4891,7 @@
             <w:noProof/>
             <w:webHidden/>
           </w:rPr>
-          <w:instrText>PAGEREF _Toc243234554 \h</w:instrText>
+          <w:instrText>PAGEREF _Toc243235092 \h</w:instrText>
         </w:r>
         <w:r>
           <w:rPr>
@@ -4950,7 +4950,7 @@
           <w14:ligatures w14:val="standardContextual"/>
         </w:rPr>
       </w:pPr>
-      <w:hyperlink w:anchor="_Toc243234555" w:history="1">
+      <w:hyperlink w:anchor="_Toc243235093" w:history="1">
         <w:r>
           <w:rPr>
             <w:rStyle w:val="aff9"/>
@@ -4996,7 +4996,7 @@
             <w:noProof/>
             <w:webHidden/>
           </w:rPr>
-          <w:instrText>PAGEREF _Toc243234555 \h</w:instrText>
+          <w:instrText>PAGEREF _Toc243235093 \h</w:instrText>
         </w:r>
         <w:r>
           <w:rPr>
@@ -5054,7 +5054,7 @@
           <w14:ligatures w14:val="standardContextual"/>
         </w:rPr>
       </w:pPr>
-      <w:hyperlink w:anchor="_Toc243234556" w:history="1">
+      <w:hyperlink w:anchor="_Toc243235094" w:history="1">
         <w:r>
           <w:rPr>
             <w:rStyle w:val="aff9"/>
@@ -5116,7 +5116,7 @@
             <w:noProof/>
             <w:webHidden/>
           </w:rPr>
-          <w:instrText>PAGEREF _Toc243234556 \h</w:instrText>
+          <w:instrText>PAGEREF _Toc243235094 \h</w:instrText>
         </w:r>
         <w:r>
           <w:rPr>
@@ -5174,7 +5174,7 @@
           <w14:ligatures w14:val="standardContextual"/>
         </w:rPr>
       </w:pPr>
-      <w:hyperlink w:anchor="_Toc243234557" w:history="1">
+      <w:hyperlink w:anchor="_Toc243235095" w:history="1">
         <w:r>
           <w:rPr>
             <w:rStyle w:val="aff9"/>
@@ -5220,7 +5220,7 @@
             <w:noProof/>
             <w:webHidden/>
           </w:rPr>
-          <w:instrText>PAGEREF _Toc243234557 \h</w:instrText>
+          <w:instrText>PAGEREF _Toc243235095 \h</w:instrText>
         </w:r>
         <w:r>
           <w:rPr>
@@ -5279,7 +5279,7 @@
           <w14:ligatures w14:val="standardContextual"/>
         </w:rPr>
       </w:pPr>
-      <w:hyperlink w:anchor="_Toc243234558" w:history="1">
+      <w:hyperlink w:anchor="_Toc243235096" w:history="1">
         <w:r>
           <w:rPr>
             <w:rStyle w:val="aff9"/>
@@ -5325,7 +5325,7 @@
             <w:noProof/>
             <w:webHidden/>
           </w:rPr>
-          <w:instrText>PAGEREF _Toc243234558 \h</w:instrText>
+          <w:instrText>PAGEREF _Toc243235096 \h</w:instrText>
         </w:r>
         <w:r>
           <w:rPr>
@@ -5384,7 +5384,7 @@
           <w14:ligatures w14:val="standardContextual"/>
         </w:rPr>
       </w:pPr>
-      <w:hyperlink w:anchor="_Toc243234559" w:history="1">
+      <w:hyperlink w:anchor="_Toc243235097" w:history="1">
         <w:r>
           <w:rPr>
             <w:rStyle w:val="aff9"/>
@@ -5430,7 +5430,7 @@
             <w:noProof/>
             <w:webHidden/>
           </w:rPr>
-          <w:instrText>PAGEREF _Toc243234559 \h</w:instrText>
+          <w:instrText>PAGEREF _Toc243235097 \h</w:instrText>
         </w:r>
         <w:r>
           <w:rPr>
@@ -5489,7 +5489,7 @@
           <w14:ligatures w14:val="standardContextual"/>
         </w:rPr>
       </w:pPr>
-      <w:hyperlink w:anchor="_Toc243234560" w:history="1">
+      <w:hyperlink w:anchor="_Toc243235098" w:history="1">
         <w:r>
           <w:rPr>
             <w:rStyle w:val="aff9"/>
@@ -5535,7 +5535,7 @@
             <w:noProof/>
             <w:webHidden/>
           </w:rPr>
-          <w:instrText>PAGEREF _Toc243234560 \h</w:instrText>
+          <w:instrText>PAGEREF _Toc243235098 \h</w:instrText>
         </w:r>
         <w:r>
           <w:rPr>
@@ -5593,7 +5593,7 @@
           <w14:ligatures w14:val="standardContextual"/>
         </w:rPr>
       </w:pPr>
-      <w:hyperlink w:anchor="_Toc243234561" w:history="1">
+      <w:hyperlink w:anchor="_Toc243235099" w:history="1">
         <w:r>
           <w:rPr>
             <w:rStyle w:val="aff9"/>
@@ -5639,7 +5639,7 @@
             <w:noProof/>
             <w:webHidden/>
           </w:rPr>
-          <w:instrText>PAGEREF _Toc243234561 \h</w:instrText>
+          <w:instrText>PAGEREF _Toc243235099 \h</w:instrText>
         </w:r>
         <w:r>
           <w:rPr>
@@ -5697,7 +5697,7 @@
           <w14:ligatures w14:val="standardContextual"/>
         </w:rPr>
       </w:pPr>
-      <w:hyperlink w:anchor="_Toc243234562" w:history="1">
+      <w:hyperlink w:anchor="_Toc243235100" w:history="1">
         <w:r>
           <w:rPr>
             <w:rStyle w:val="aff9"/>
@@ -5743,7 +5743,7 @@
             <w:noProof/>
             <w:webHidden/>
           </w:rPr>
-          <w:instrText>PAGEREF _Toc243234562 \h</w:instrText>
+          <w:instrText>PAGEREF _Toc243235100 \h</w:instrText>
         </w:r>
         <w:r>
           <w:rPr>
@@ -5801,7 +5801,7 @@
           <w14:ligatures w14:val="standardContextual"/>
         </w:rPr>
       </w:pPr>
-      <w:hyperlink w:anchor="_Toc243234563" w:history="1">
+      <w:hyperlink w:anchor="_Toc243235101" w:history="1">
         <w:r>
           <w:rPr>
             <w:rStyle w:val="aff9"/>
@@ -5847,7 +5847,7 @@
             <w:noProof/>
             <w:webHidden/>
           </w:rPr>
-          <w:instrText>PAGEREF _Toc243234563 \h</w:instrText>
+          <w:instrText>PAGEREF _Toc243235101 \h</w:instrText>
         </w:r>
         <w:r>
           <w:rPr>
@@ -5906,7 +5906,7 @@
           <w14:ligatures w14:val="standardContextual"/>
         </w:rPr>
       </w:pPr>
-      <w:hyperlink w:anchor="_Toc243234564" w:history="1">
+      <w:hyperlink w:anchor="_Toc243235102" w:history="1">
         <w:r>
           <w:rPr>
             <w:rStyle w:val="aff9"/>
@@ -5968,7 +5968,7 @@
             <w:noProof/>
             <w:webHidden/>
           </w:rPr>
-          <w:instrText>PAGEREF _Toc243234564 \h</w:instrText>
+          <w:instrText>PAGEREF _Toc243235102 \h</w:instrText>
         </w:r>
         <w:r>
           <w:rPr>
@@ -6027,7 +6027,7 @@
           <w14:ligatures w14:val="standardContextual"/>
         </w:rPr>
       </w:pPr>
-      <w:hyperlink w:anchor="_Toc243234565" w:history="1">
+      <w:hyperlink w:anchor="_Toc243235103" w:history="1">
         <w:r>
           <w:rPr>
             <w:rStyle w:val="aff9"/>
@@ -6073,7 +6073,7 @@
             <w:noProof/>
             <w:webHidden/>
           </w:rPr>
-          <w:instrText>PAGEREF _Toc243234565 \h</w:instrText>
+          <w:instrText>PAGEREF _Toc243235103 \h</w:instrText>
         </w:r>
         <w:r>
           <w:rPr>
@@ -6132,7 +6132,7 @@
           <w14:ligatures w14:val="standardContextual"/>
         </w:rPr>
       </w:pPr>
-      <w:hyperlink w:anchor="_Toc243234566" w:history="1">
+      <w:hyperlink w:anchor="_Toc243235104" w:history="1">
         <w:r>
           <w:rPr>
             <w:rStyle w:val="aff9"/>
@@ -6178,7 +6178,7 @@
             <w:noProof/>
             <w:webHidden/>
           </w:rPr>
-          <w:instrText>PAGEREF _Toc243234566 \h</w:instrText>
+          <w:instrText>PAGEREF _Toc243235104 \h</w:instrText>
         </w:r>
         <w:r>
           <w:rPr>
@@ -6237,7 +6237,7 @@
           <w14:ligatures w14:val="standardContextual"/>
         </w:rPr>
       </w:pPr>
-      <w:hyperlink w:anchor="_Toc243234567" w:history="1">
+      <w:hyperlink w:anchor="_Toc243235105" w:history="1">
         <w:r>
           <w:rPr>
             <w:rStyle w:val="aff9"/>
@@ -6283,7 +6283,7 @@
             <w:noProof/>
             <w:webHidden/>
           </w:rPr>
-          <w:instrText>PAGEREF _Toc243234567 \h</w:instrText>
+          <w:instrText>PAGEREF _Toc243235105 \h</w:instrText>
         </w:r>
         <w:r>
           <w:rPr>
@@ -6342,7 +6342,7 @@
           <w14:ligatures w14:val="standardContextual"/>
         </w:rPr>
       </w:pPr>
-      <w:hyperlink w:anchor="_Toc243234568" w:history="1">
+      <w:hyperlink w:anchor="_Toc243235106" w:history="1">
         <w:r>
           <w:rPr>
             <w:rStyle w:val="aff9"/>
@@ -6388,7 +6388,7 @@
             <w:noProof/>
             <w:webHidden/>
           </w:rPr>
-          <w:instrText>PAGEREF _Toc243234568 \h</w:instrText>
+          <w:instrText>PAGEREF _Toc243235106 \h</w:instrText>
         </w:r>
         <w:r>
           <w:rPr>
@@ -6443,7 +6443,7 @@
         <w:pStyle w:val="1"/>
         <w:spacing w:before="280" w:after="120"/>
       </w:pPr>
-      <w:bookmarkStart w:id="0" w:name="_Toc243234520"/>
+      <w:bookmarkStart w:id="0" w:name="_Toc243235058"/>
       <w:r>
         <w:rPr>
           <w:rFonts w:ascii="Times New Roman" w:eastAsia="黑体" w:hAnsi="Times New Roman"/>
@@ -7544,7 +7544,7 @@
         <w:pStyle w:val="1"/>
         <w:spacing w:before="280" w:after="120"/>
       </w:pPr>
-      <w:bookmarkStart w:id="1" w:name="_Toc243234521"/>
+      <w:bookmarkStart w:id="1" w:name="_Toc243235059"/>
       <w:r>
         <w:rPr>
           <w:rFonts w:ascii="Times New Roman" w:eastAsia="黑体" w:hAnsi="Times New Roman"/>
@@ -7568,7 +7568,7 @@
         <w:pStyle w:val="21"/>
         <w:spacing w:after="120"/>
       </w:pPr>
-      <w:bookmarkStart w:id="2" w:name="_Toc243234522"/>
+      <w:bookmarkStart w:id="2" w:name="_Toc243235060"/>
       <w:r>
         <w:rPr>
           <w:rFonts w:ascii="Times New Roman" w:eastAsia="黑体" w:hAnsi="Times New Roman"/>
@@ -7743,7 +7743,7 @@
         <w:pStyle w:val="21"/>
         <w:spacing w:after="120"/>
       </w:pPr>
-      <w:bookmarkStart w:id="3" w:name="_Toc243234523"/>
+      <w:bookmarkStart w:id="3" w:name="_Toc243235061"/>
       <w:r>
         <w:rPr>
           <w:rFonts w:ascii="Times New Roman" w:eastAsia="黑体" w:hAnsi="Times New Roman"/>
@@ -7964,7 +7964,7 @@
         <w:pStyle w:val="21"/>
         <w:spacing w:after="120"/>
       </w:pPr>
-      <w:bookmarkStart w:id="4" w:name="_Toc243234524"/>
+      <w:bookmarkStart w:id="4" w:name="_Toc243235062"/>
       <w:r>
         <w:rPr>
           <w:rFonts w:ascii="Times New Roman" w:eastAsia="黑体" w:hAnsi="Times New Roman"/>
@@ -8162,7 +8162,7 @@
         <w:pStyle w:val="21"/>
         <w:spacing w:after="120"/>
       </w:pPr>
-      <w:bookmarkStart w:id="5" w:name="_Toc243234525"/>
+      <w:bookmarkStart w:id="5" w:name="_Toc243235063"/>
       <w:r>
         <w:rPr>
           <w:rFonts w:ascii="Times New Roman" w:eastAsia="黑体" w:hAnsi="Times New Roman"/>
@@ -8511,7 +8511,7 @@
         <w:pStyle w:val="1"/>
         <w:spacing w:before="280" w:after="120"/>
       </w:pPr>
-      <w:bookmarkStart w:id="6" w:name="_Toc243234526"/>
+      <w:bookmarkStart w:id="6" w:name="_Toc243235064"/>
       <w:r>
         <w:rPr>
           <w:rFonts w:ascii="Times New Roman" w:eastAsia="黑体" w:hAnsi="Times New Roman"/>
@@ -8559,7 +8559,7 @@
         <w:pStyle w:val="21"/>
         <w:spacing w:after="120"/>
       </w:pPr>
-      <w:bookmarkStart w:id="7" w:name="_Toc243234527"/>
+      <w:bookmarkStart w:id="7" w:name="_Toc243235065"/>
       <w:r>
         <w:rPr>
           <w:rFonts w:ascii="Times New Roman" w:eastAsia="黑体" w:hAnsi="Times New Roman"/>
@@ -9000,7 +9000,7 @@
         <w:pStyle w:val="21"/>
         <w:spacing w:after="120"/>
       </w:pPr>
-      <w:bookmarkStart w:id="8" w:name="_Toc243234528"/>
+      <w:bookmarkStart w:id="8" w:name="_Toc243235066"/>
       <w:r>
         <w:rPr>
           <w:rFonts w:ascii="Times New Roman" w:eastAsia="黑体" w:hAnsi="Times New Roman"/>
@@ -9455,7 +9455,7 @@
         <w:pStyle w:val="21"/>
         <w:spacing w:after="120"/>
       </w:pPr>
-      <w:bookmarkStart w:id="9" w:name="_Toc243234529"/>
+      <w:bookmarkStart w:id="9" w:name="_Toc243235067"/>
       <w:r>
         <w:rPr>
           <w:rFonts w:ascii="Times New Roman" w:eastAsia="黑体" w:hAnsi="Times New Roman"/>
@@ -9959,7 +9959,7 @@
         <w:pStyle w:val="1"/>
         <w:spacing w:before="280" w:after="120"/>
       </w:pPr>
-      <w:bookmarkStart w:id="10" w:name="_Toc243234530"/>
+      <w:bookmarkStart w:id="10" w:name="_Toc243235068"/>
       <w:r>
         <w:rPr>
           <w:rFonts w:ascii="Times New Roman" w:eastAsia="黑体" w:hAnsi="Times New Roman"/>
@@ -9983,7 +9983,7 @@
         <w:pStyle w:val="21"/>
         <w:spacing w:after="120"/>
       </w:pPr>
-      <w:bookmarkStart w:id="11" w:name="_Toc243234531"/>
+      <w:bookmarkStart w:id="11" w:name="_Toc243235069"/>
       <w:r>
         <w:rPr>
           <w:rFonts w:ascii="Times New Roman" w:eastAsia="黑体" w:hAnsi="Times New Roman"/>
@@ -10422,7 +10422,7 @@
         <w:pStyle w:val="21"/>
         <w:spacing w:after="120"/>
       </w:pPr>
-      <w:bookmarkStart w:id="12" w:name="_Toc243234532"/>
+      <w:bookmarkStart w:id="12" w:name="_Toc243235070"/>
       <w:r>
         <w:rPr>
           <w:rFonts w:ascii="Times New Roman" w:eastAsia="黑体" w:hAnsi="Times New Roman"/>
@@ -11363,7 +11363,7 @@
         <w:pStyle w:val="21"/>
         <w:spacing w:after="120"/>
       </w:pPr>
-      <w:bookmarkStart w:id="13" w:name="_Toc243234533"/>
+      <w:bookmarkStart w:id="13" w:name="_Toc243235071"/>
       <w:r>
         <w:rPr>
           <w:rFonts w:ascii="Times New Roman" w:eastAsia="黑体" w:hAnsi="Times New Roman"/>
@@ -11809,7 +11809,7 @@
         <w:pStyle w:val="21"/>
         <w:spacing w:after="120"/>
       </w:pPr>
-      <w:bookmarkStart w:id="14" w:name="_Toc243234534"/>
+      <w:bookmarkStart w:id="14" w:name="_Toc243235072"/>
       <w:r>
         <w:rPr>
           <w:rFonts w:ascii="Times New Roman" w:eastAsia="黑体" w:hAnsi="Times New Roman"/>
@@ -12133,7 +12133,7 @@
         <w:pStyle w:val="21"/>
         <w:spacing w:after="120"/>
       </w:pPr>
-      <w:bookmarkStart w:id="15" w:name="_Toc243234535"/>
+      <w:bookmarkStart w:id="15" w:name="_Toc243235073"/>
       <w:r>
         <w:rPr>
           <w:rFonts w:ascii="Times New Roman" w:eastAsia="黑体" w:hAnsi="Times New Roman"/>
@@ -12292,7 +12292,7 @@
         <w:pStyle w:val="1"/>
         <w:spacing w:before="280" w:after="120"/>
       </w:pPr>
-      <w:bookmarkStart w:id="16" w:name="_Toc243234536"/>
+      <w:bookmarkStart w:id="16" w:name="_Toc243235074"/>
       <w:r>
         <w:rPr>
           <w:rFonts w:ascii="Times New Roman" w:eastAsia="黑体" w:hAnsi="Times New Roman"/>
@@ -12391,7 +12391,7 @@
         <w:pStyle w:val="21"/>
         <w:spacing w:after="120"/>
       </w:pPr>
-      <w:bookmarkStart w:id="17" w:name="_Toc243234537"/>
+      <w:bookmarkStart w:id="17" w:name="_Toc243235075"/>
       <w:r>
         <w:rPr>
           <w:rFonts w:ascii="Times New Roman" w:eastAsia="黑体" w:hAnsi="Times New Roman"/>
@@ -12898,7 +12898,7 @@
         <w:pStyle w:val="21"/>
         <w:spacing w:after="120"/>
       </w:pPr>
-      <w:bookmarkStart w:id="18" w:name="_Toc243234538"/>
+      <w:bookmarkStart w:id="18" w:name="_Toc243235076"/>
       <w:r>
         <w:rPr>
           <w:rFonts w:ascii="Times New Roman" w:eastAsia="黑体" w:hAnsi="Times New Roman"/>
@@ -13431,7 +13431,7 @@
         <w:pStyle w:val="21"/>
         <w:spacing w:after="120"/>
       </w:pPr>
-      <w:bookmarkStart w:id="19" w:name="_Toc243234539"/>
+      <w:bookmarkStart w:id="19" w:name="_Toc243235077"/>
       <w:r>
         <w:rPr>
           <w:rFonts w:ascii="Times New Roman" w:eastAsia="黑体" w:hAnsi="Times New Roman"/>
@@ -13855,7 +13855,7 @@
         <w:pStyle w:val="21"/>
         <w:spacing w:after="120"/>
       </w:pPr>
-      <w:bookmarkStart w:id="20" w:name="_Toc243234540"/>
+      <w:bookmarkStart w:id="20" w:name="_Toc243235078"/>
       <w:r>
         <w:rPr>
           <w:rFonts w:ascii="Times New Roman" w:eastAsia="黑体" w:hAnsi="Times New Roman"/>
@@ -14672,7 +14672,7 @@
         <w:pStyle w:val="1"/>
         <w:spacing w:before="280" w:after="120"/>
       </w:pPr>
-      <w:bookmarkStart w:id="21" w:name="_Toc243234541"/>
+      <w:bookmarkStart w:id="21" w:name="_Toc243235079"/>
       <w:r>
         <w:rPr>
           <w:rFonts w:ascii="Times New Roman" w:eastAsia="黑体" w:hAnsi="Times New Roman"/>
@@ -14990,7 +14990,7 @@
         <w:pStyle w:val="21"/>
         <w:spacing w:after="120"/>
       </w:pPr>
-      <w:bookmarkStart w:id="22" w:name="_Toc243234542"/>
+      <w:bookmarkStart w:id="22" w:name="_Toc243235080"/>
       <w:r>
         <w:rPr>
           <w:rFonts w:ascii="Times New Roman" w:eastAsia="黑体" w:hAnsi="Times New Roman"/>
@@ -15179,7 +15179,7 @@
         <w:pStyle w:val="21"/>
         <w:spacing w:after="120"/>
       </w:pPr>
-      <w:bookmarkStart w:id="23" w:name="_Toc243234543"/>
+      <w:bookmarkStart w:id="23" w:name="_Toc243235081"/>
       <w:r>
         <w:rPr>
           <w:rFonts w:ascii="Times New Roman" w:eastAsia="黑体" w:hAnsi="Times New Roman"/>
@@ -15392,7 +15392,7 @@
         <w:pStyle w:val="21"/>
         <w:spacing w:after="120"/>
       </w:pPr>
-      <w:bookmarkStart w:id="24" w:name="_Toc243234544"/>
+      <w:bookmarkStart w:id="24" w:name="_Toc243235082"/>
       <w:r>
         <w:rPr>
           <w:rFonts w:ascii="Times New Roman" w:eastAsia="黑体" w:hAnsi="Times New Roman"/>
@@ -15649,7 +15649,7 @@
         <w:pStyle w:val="21"/>
         <w:spacing w:after="120"/>
       </w:pPr>
-      <w:bookmarkStart w:id="25" w:name="_Toc243234545"/>
+      <w:bookmarkStart w:id="25" w:name="_Toc243235083"/>
       <w:r>
         <w:rPr>
           <w:rFonts w:ascii="Times New Roman" w:eastAsia="黑体" w:hAnsi="Times New Roman"/>
@@ -15789,7 +15789,7 @@
         <w:pStyle w:val="21"/>
         <w:spacing w:after="120"/>
       </w:pPr>
-      <w:bookmarkStart w:id="26" w:name="_Toc243234546"/>
+      <w:bookmarkStart w:id="26" w:name="_Toc243235084"/>
       <w:r>
         <w:rPr>
           <w:rFonts w:ascii="Times New Roman" w:eastAsia="黑体" w:hAnsi="Times New Roman"/>
@@ -15955,7 +15955,7 @@
         <w:pStyle w:val="1"/>
         <w:spacing w:before="280" w:after="120"/>
       </w:pPr>
-      <w:bookmarkStart w:id="27" w:name="_Toc243234547"/>
+      <w:bookmarkStart w:id="27" w:name="_Toc243235085"/>
       <w:r>
         <w:rPr>
           <w:rFonts w:ascii="Times New Roman" w:eastAsia="黑体" w:hAnsi="Times New Roman"/>
@@ -16557,7 +16557,7 @@
         <w:pStyle w:val="1"/>
         <w:spacing w:before="280" w:after="120"/>
       </w:pPr>
-      <w:bookmarkStart w:id="28" w:name="_Toc243234548"/>
+      <w:bookmarkStart w:id="28" w:name="_Toc243235086"/>
       <w:r>
         <w:rPr>
           <w:rFonts w:ascii="Times New Roman" w:eastAsia="黑体" w:hAnsi="Times New Roman"/>
@@ -16969,7 +16969,7 @@
         <w:pStyle w:val="1"/>
         <w:spacing w:before="280" w:after="120"/>
       </w:pPr>
-      <w:bookmarkStart w:id="29" w:name="_Toc243234549"/>
+      <w:bookmarkStart w:id="29" w:name="_Toc243235087"/>
       <w:r>
         <w:rPr>
           <w:rFonts w:ascii="Times New Roman" w:eastAsia="黑体" w:hAnsi="Times New Roman"/>
@@ -17571,7 +17571,7 @@
         <w:pStyle w:val="1"/>
         <w:spacing w:before="280" w:after="120"/>
       </w:pPr>
-      <w:bookmarkStart w:id="30" w:name="_Toc243234550"/>
+      <w:bookmarkStart w:id="30" w:name="_Toc243235088"/>
       <w:r>
         <w:rPr>
           <w:rFonts w:ascii="Times New Roman" w:eastAsia="黑体" w:hAnsi="Times New Roman"/>
@@ -17708,7 +17708,7 @@
         <w:pStyle w:val="21"/>
         <w:spacing w:after="120"/>
       </w:pPr>
-      <w:bookmarkStart w:id="31" w:name="_Toc243234551"/>
+      <w:bookmarkStart w:id="31" w:name="_Toc243235089"/>
       <w:r>
         <w:rPr>
           <w:rFonts w:ascii="Times New Roman" w:eastAsia="黑体" w:hAnsi="Times New Roman"/>
@@ -18285,7 +18285,7 @@
         <w:pStyle w:val="21"/>
         <w:spacing w:after="120"/>
       </w:pPr>
-      <w:bookmarkStart w:id="32" w:name="_Toc243234552"/>
+      <w:bookmarkStart w:id="32" w:name="_Toc243235090"/>
       <w:r>
         <w:rPr>
           <w:rFonts w:ascii="Times New Roman" w:eastAsia="黑体" w:hAnsi="Times New Roman"/>
@@ -19317,7 +19317,7 @@
         <w:pStyle w:val="21"/>
         <w:spacing w:after="120"/>
       </w:pPr>
-      <w:bookmarkStart w:id="33" w:name="_Toc243234553"/>
+      <w:bookmarkStart w:id="33" w:name="_Toc243235091"/>
       <w:r>
         <w:rPr>
           <w:rFonts w:ascii="Times New Roman" w:eastAsia="黑体" w:hAnsi="Times New Roman"/>
@@ -19532,7 +19532,7 @@
         <w:pStyle w:val="1"/>
         <w:spacing w:before="280" w:after="120"/>
       </w:pPr>
-      <w:bookmarkStart w:id="34" w:name="_Toc243234554"/>
+      <w:bookmarkStart w:id="34" w:name="_Toc243235092"/>
       <w:r>
         <w:rPr>
           <w:rFonts w:ascii="Times New Roman" w:eastAsia="黑体" w:hAnsi="Times New Roman"/>
@@ -21146,7 +21146,7 @@
         <w:pStyle w:val="21"/>
         <w:spacing w:after="120"/>
       </w:pPr>
-      <w:bookmarkStart w:id="35" w:name="_Toc243234555"/>
+      <w:bookmarkStart w:id="35" w:name="_Toc243235093"/>
       <w:r>
         <w:rPr>
           <w:rFonts w:ascii="Times New Roman" w:eastAsia="黑体" w:hAnsi="Times New Roman"/>
@@ -21856,7 +21856,7 @@
         <w:pStyle w:val="1"/>
         <w:spacing w:before="280" w:after="120"/>
       </w:pPr>
-      <w:bookmarkStart w:id="36" w:name="_Toc243234556"/>
+      <w:bookmarkStart w:id="36" w:name="_Toc243235094"/>
       <w:r>
         <w:rPr>
           <w:rFonts w:ascii="Times New Roman" w:eastAsia="黑体" w:hAnsi="Times New Roman"/>
@@ -22187,7 +22187,7 @@
         <w:pStyle w:val="1"/>
         <w:spacing w:before="280" w:after="120"/>
       </w:pPr>
-      <w:bookmarkStart w:id="37" w:name="_Toc243234557"/>
+      <w:bookmarkStart w:id="37" w:name="_Toc243235095"/>
       <w:r>
         <w:rPr>
           <w:rFonts w:ascii="Times New Roman" w:eastAsia="黑体" w:hAnsi="Times New Roman"/>
@@ -22211,7 +22211,7 @@
         <w:pStyle w:val="21"/>
         <w:spacing w:after="120"/>
       </w:pPr>
-      <w:bookmarkStart w:id="38" w:name="_Toc243234558"/>
+      <w:bookmarkStart w:id="38" w:name="_Toc243235096"/>
       <w:r>
         <w:rPr>
           <w:rFonts w:ascii="Times New Roman" w:eastAsia="黑体" w:hAnsi="Times New Roman"/>
@@ -22498,7 +22498,7 @@
         <w:pStyle w:val="21"/>
         <w:spacing w:after="120"/>
       </w:pPr>
-      <w:bookmarkStart w:id="39" w:name="_Toc243234559"/>
+      <w:bookmarkStart w:id="39" w:name="_Toc243235097"/>
       <w:r>
         <w:rPr>
           <w:rFonts w:ascii="Times New Roman" w:eastAsia="黑体" w:hAnsi="Times New Roman"/>
@@ -22703,7 +22703,7 @@
         <w:pStyle w:val="21"/>
         <w:spacing w:after="120"/>
       </w:pPr>
-      <w:bookmarkStart w:id="40" w:name="_Toc243234560"/>
+      <w:bookmarkStart w:id="40" w:name="_Toc243235098"/>
       <w:r>
         <w:rPr>
           <w:rFonts w:ascii="Times New Roman" w:eastAsia="黑体" w:hAnsi="Times New Roman"/>
@@ -22881,7 +22881,7 @@
         <w:pStyle w:val="1"/>
         <w:spacing w:before="280" w:after="120"/>
       </w:pPr>
-      <w:bookmarkStart w:id="41" w:name="_Toc243234561"/>
+      <w:bookmarkStart w:id="41" w:name="_Toc243235099"/>
       <w:r>
         <w:rPr>
           <w:rFonts w:ascii="Times New Roman" w:eastAsia="黑体" w:hAnsi="Times New Roman"/>
@@ -23502,7 +23502,7 @@
         <w:pStyle w:val="1"/>
         <w:spacing w:before="280" w:after="120"/>
       </w:pPr>
-      <w:bookmarkStart w:id="42" w:name="_Toc243234562"/>
+      <w:bookmarkStart w:id="42" w:name="_Toc243235100"/>
       <w:r>
         <w:rPr>
           <w:rFonts w:ascii="Times New Roman" w:eastAsia="黑体" w:hAnsi="Times New Roman"/>
@@ -23549,7 +23549,7 @@
         <w:pStyle w:val="1"/>
         <w:spacing w:before="280" w:after="120"/>
       </w:pPr>
-      <w:bookmarkStart w:id="43" w:name="_Toc243234563"/>
+      <w:bookmarkStart w:id="43" w:name="_Toc243235101"/>
       <w:r>
         <w:rPr>
           <w:rFonts w:ascii="Times New Roman" w:eastAsia="黑体" w:hAnsi="Times New Roman"/>
@@ -23617,7 +23617,7 @@
         <w:pStyle w:val="21"/>
         <w:spacing w:after="120"/>
       </w:pPr>
-      <w:bookmarkStart w:id="44" w:name="_Toc243234564"/>
+      <w:bookmarkStart w:id="44" w:name="_Toc243235102"/>
       <w:r>
         <w:rPr>
           <w:rFonts w:ascii="Times New Roman" w:eastAsia="黑体" w:hAnsi="Times New Roman"/>
@@ -24210,7 +24210,7 @@
         <w:pStyle w:val="21"/>
         <w:spacing w:after="120"/>
       </w:pPr>
-      <w:bookmarkStart w:id="45" w:name="_Toc243234565"/>
+      <w:bookmarkStart w:id="45" w:name="_Toc243235103"/>
       <w:r>
         <w:rPr>
           <w:rFonts w:ascii="Times New Roman" w:eastAsia="黑体" w:hAnsi="Times New Roman"/>
@@ -24808,7 +24808,7 @@
         <w:pStyle w:val="21"/>
         <w:spacing w:after="120"/>
       </w:pPr>
-      <w:bookmarkStart w:id="46" w:name="_Toc243234566"/>
+      <w:bookmarkStart w:id="46" w:name="_Toc243235104"/>
       <w:r>
         <w:rPr>
           <w:rFonts w:ascii="Times New Roman" w:eastAsia="黑体" w:hAnsi="Times New Roman"/>
@@ -25147,7 +25147,7 @@
         <w:pStyle w:val="21"/>
         <w:spacing w:after="120"/>
       </w:pPr>
-      <w:bookmarkStart w:id="47" w:name="_Toc243234567"/>
+      <w:bookmarkStart w:id="47" w:name="_Toc243235105"/>
       <w:r>
         <w:rPr>
           <w:rFonts w:ascii="Times New Roman" w:eastAsia="黑体" w:hAnsi="Times New Roman"/>
@@ -25723,7 +25723,7 @@
         <w:pStyle w:val="21"/>
         <w:spacing w:after="120"/>
       </w:pPr>
-      <w:bookmarkStart w:id="48" w:name="_Toc243234568"/>
+      <w:bookmarkStart w:id="48" w:name="_Toc243235106"/>
       <w:r>
         <w:rPr>
           <w:rFonts w:ascii="Times New Roman" w:eastAsia="黑体" w:hAnsi="Times New Roman"/>
@@ -27206,31 +27206,31 @@
       </w:rPr>
     </w:lvl>
   </w:abstractNum>
-  <w:num w:numId="1" w16cid:durableId="1303849676">
+  <w:num w:numId="1" w16cid:durableId="72897095">
     <w:abstractNumId w:val="8"/>
   </w:num>
-  <w:num w:numId="2" w16cid:durableId="822815344">
+  <w:num w:numId="2" w16cid:durableId="1809859091">
     <w:abstractNumId w:val="6"/>
   </w:num>
-  <w:num w:numId="3" w16cid:durableId="1353410656">
+  <w:num w:numId="3" w16cid:durableId="542059889">
     <w:abstractNumId w:val="5"/>
   </w:num>
-  <w:num w:numId="4" w16cid:durableId="600572692">
+  <w:num w:numId="4" w16cid:durableId="288362419">
     <w:abstractNumId w:val="4"/>
   </w:num>
-  <w:num w:numId="5" w16cid:durableId="1697848603">
+  <w:num w:numId="5" w16cid:durableId="541671780">
     <w:abstractNumId w:val="7"/>
   </w:num>
-  <w:num w:numId="6" w16cid:durableId="595406740">
+  <w:num w:numId="6" w16cid:durableId="257687777">
     <w:abstractNumId w:val="3"/>
   </w:num>
-  <w:num w:numId="7" w16cid:durableId="1029112559">
+  <w:num w:numId="7" w16cid:durableId="1829395545">
     <w:abstractNumId w:val="2"/>
   </w:num>
-  <w:num w:numId="8" w16cid:durableId="1665354704">
+  <w:num w:numId="8" w16cid:durableId="515583690">
     <w:abstractNumId w:val="1"/>
   </w:num>
-  <w:num w:numId="9" w16cid:durableId="1830245633">
+  <w:num w:numId="9" w16cid:durableId="1073086709">
     <w:abstractNumId w:val="0"/>
   </w:num>
 </w:numbering>
@@ -38629,7 +38629,7 @@
     <w:autoRedefine/>
     <w:uiPriority w:val="39"/>
     <w:unhideWhenUsed/>
-    <w:rsid w:val="002F6E58"/>
+    <w:rsid w:val="000613B6"/>
   </w:style>
   <w:style w:type="paragraph" w:styleId="TOC2">
     <w:name w:val="toc 2"/>
@@ -38638,7 +38638,7 @@
     <w:autoRedefine/>
     <w:uiPriority w:val="39"/>
     <w:unhideWhenUsed/>
-    <w:rsid w:val="002F6E58"/>
+    <w:rsid w:val="000613B6"/>
     <w:pPr>
       <w:ind w:leftChars="200" w:left="420"/>
     </w:pPr>
@@ -38648,7 +38648,7 @@
     <w:basedOn w:val="a2"/>
     <w:uiPriority w:val="99"/>
     <w:unhideWhenUsed/>
-    <w:rsid w:val="002F6E58"/>
+    <w:rsid w:val="000613B6"/>
     <w:rPr>
       <w:color w:val="0000FF" w:themeColor="hyperlink"/>
       <w:u w:val="single"/>

--- a/文档/Project10_明星分析师_研究方案.docx
+++ b/文档/Project10_明星分析师_研究方案.docx
@@ -861,7 +861,7 @@
         </w:rPr>
         <w:fldChar w:fldCharType="separate"/>
       </w:r>
-      <w:hyperlink w:anchor="_Toc243235058" w:history="1">
+      <w:hyperlink w:anchor="_Toc243235748" w:history="1">
         <w:r>
           <w:rPr>
             <w:rStyle w:val="aff9"/>
@@ -907,7 +907,7 @@
             <w:noProof/>
             <w:webHidden/>
           </w:rPr>
-          <w:instrText>PAGEREF _Toc243235058 \h</w:instrText>
+          <w:instrText>PAGEREF _Toc243235748 \h</w:instrText>
         </w:r>
         <w:r>
           <w:rPr>
@@ -965,7 +965,7 @@
           <w14:ligatures w14:val="standardContextual"/>
         </w:rPr>
       </w:pPr>
-      <w:hyperlink w:anchor="_Toc243235059" w:history="1">
+      <w:hyperlink w:anchor="_Toc243235749" w:history="1">
         <w:r>
           <w:rPr>
             <w:rStyle w:val="aff9"/>
@@ -1011,7 +1011,7 @@
             <w:noProof/>
             <w:webHidden/>
           </w:rPr>
-          <w:instrText>PAGEREF _Toc243235059 \h</w:instrText>
+          <w:instrText>PAGEREF _Toc243235749 \h</w:instrText>
         </w:r>
         <w:r>
           <w:rPr>
@@ -1070,7 +1070,7 @@
           <w14:ligatures w14:val="standardContextual"/>
         </w:rPr>
       </w:pPr>
-      <w:hyperlink w:anchor="_Toc243235060" w:history="1">
+      <w:hyperlink w:anchor="_Toc243235750" w:history="1">
         <w:r>
           <w:rPr>
             <w:rStyle w:val="aff9"/>
@@ -1116,7 +1116,7 @@
             <w:noProof/>
             <w:webHidden/>
           </w:rPr>
-          <w:instrText>PAGEREF _Toc243235060 \h</w:instrText>
+          <w:instrText>PAGEREF _Toc243235750 \h</w:instrText>
         </w:r>
         <w:r>
           <w:rPr>
@@ -1175,7 +1175,7 @@
           <w14:ligatures w14:val="standardContextual"/>
         </w:rPr>
       </w:pPr>
-      <w:hyperlink w:anchor="_Toc243235061" w:history="1">
+      <w:hyperlink w:anchor="_Toc243235751" w:history="1">
         <w:r>
           <w:rPr>
             <w:rStyle w:val="aff9"/>
@@ -1221,7 +1221,7 @@
             <w:noProof/>
             <w:webHidden/>
           </w:rPr>
-          <w:instrText>PAGEREF _Toc243235061 \h</w:instrText>
+          <w:instrText>PAGEREF _Toc243235751 \h</w:instrText>
         </w:r>
         <w:r>
           <w:rPr>
@@ -1280,7 +1280,7 @@
           <w14:ligatures w14:val="standardContextual"/>
         </w:rPr>
       </w:pPr>
-      <w:hyperlink w:anchor="_Toc243235062" w:history="1">
+      <w:hyperlink w:anchor="_Toc243235752" w:history="1">
         <w:r>
           <w:rPr>
             <w:rStyle w:val="aff9"/>
@@ -1326,7 +1326,7 @@
             <w:noProof/>
             <w:webHidden/>
           </w:rPr>
-          <w:instrText>PAGEREF _Toc243235062 \h</w:instrText>
+          <w:instrText>PAGEREF _Toc243235752 \h</w:instrText>
         </w:r>
         <w:r>
           <w:rPr>
@@ -1385,7 +1385,7 @@
           <w14:ligatures w14:val="standardContextual"/>
         </w:rPr>
       </w:pPr>
-      <w:hyperlink w:anchor="_Toc243235063" w:history="1">
+      <w:hyperlink w:anchor="_Toc243235753" w:history="1">
         <w:r>
           <w:rPr>
             <w:rStyle w:val="aff9"/>
@@ -1431,7 +1431,7 @@
             <w:noProof/>
             <w:webHidden/>
           </w:rPr>
-          <w:instrText>PAGEREF _Toc243235063 \h</w:instrText>
+          <w:instrText>PAGEREF _Toc243235753 \h</w:instrText>
         </w:r>
         <w:r>
           <w:rPr>
@@ -1489,7 +1489,7 @@
           <w14:ligatures w14:val="standardContextual"/>
         </w:rPr>
       </w:pPr>
-      <w:hyperlink w:anchor="_Toc243235064" w:history="1">
+      <w:hyperlink w:anchor="_Toc243235754" w:history="1">
         <w:r>
           <w:rPr>
             <w:rStyle w:val="aff9"/>
@@ -1551,7 +1551,7 @@
             <w:noProof/>
             <w:webHidden/>
           </w:rPr>
-          <w:instrText>PAGEREF _Toc243235064 \h</w:instrText>
+          <w:instrText>PAGEREF _Toc243235754 \h</w:instrText>
         </w:r>
         <w:r>
           <w:rPr>
@@ -1610,7 +1610,7 @@
           <w14:ligatures w14:val="standardContextual"/>
         </w:rPr>
       </w:pPr>
-      <w:hyperlink w:anchor="_Toc243235065" w:history="1">
+      <w:hyperlink w:anchor="_Toc243235755" w:history="1">
         <w:r>
           <w:rPr>
             <w:rStyle w:val="aff9"/>
@@ -1656,7 +1656,7 @@
             <w:noProof/>
             <w:webHidden/>
           </w:rPr>
-          <w:instrText>PAGEREF _Toc243235065 \h</w:instrText>
+          <w:instrText>PAGEREF _Toc243235755 \h</w:instrText>
         </w:r>
         <w:r>
           <w:rPr>
@@ -1715,7 +1715,7 @@
           <w14:ligatures w14:val="standardContextual"/>
         </w:rPr>
       </w:pPr>
-      <w:hyperlink w:anchor="_Toc243235066" w:history="1">
+      <w:hyperlink w:anchor="_Toc243235756" w:history="1">
         <w:r>
           <w:rPr>
             <w:rStyle w:val="aff9"/>
@@ -1761,7 +1761,7 @@
             <w:noProof/>
             <w:webHidden/>
           </w:rPr>
-          <w:instrText>PAGEREF _Toc243235066 \h</w:instrText>
+          <w:instrText>PAGEREF _Toc243235756 \h</w:instrText>
         </w:r>
         <w:r>
           <w:rPr>
@@ -1820,7 +1820,7 @@
           <w14:ligatures w14:val="standardContextual"/>
         </w:rPr>
       </w:pPr>
-      <w:hyperlink w:anchor="_Toc243235067" w:history="1">
+      <w:hyperlink w:anchor="_Toc243235757" w:history="1">
         <w:r>
           <w:rPr>
             <w:rStyle w:val="aff9"/>
@@ -1930,7 +1930,7 @@
             <w:noProof/>
             <w:webHidden/>
           </w:rPr>
-          <w:instrText>PAGEREF _Toc243235067 \h</w:instrText>
+          <w:instrText>PAGEREF _Toc243235757 \h</w:instrText>
         </w:r>
         <w:r>
           <w:rPr>
@@ -1988,7 +1988,7 @@
           <w14:ligatures w14:val="standardContextual"/>
         </w:rPr>
       </w:pPr>
-      <w:hyperlink w:anchor="_Toc243235068" w:history="1">
+      <w:hyperlink w:anchor="_Toc243235758" w:history="1">
         <w:r>
           <w:rPr>
             <w:rStyle w:val="aff9"/>
@@ -2034,7 +2034,7 @@
             <w:noProof/>
             <w:webHidden/>
           </w:rPr>
-          <w:instrText>PAGEREF _Toc243235068 \h</w:instrText>
+          <w:instrText>PAGEREF _Toc243235758 \h</w:instrText>
         </w:r>
         <w:r>
           <w:rPr>
@@ -2093,7 +2093,7 @@
           <w14:ligatures w14:val="standardContextual"/>
         </w:rPr>
       </w:pPr>
-      <w:hyperlink w:anchor="_Toc243235069" w:history="1">
+      <w:hyperlink w:anchor="_Toc243235759" w:history="1">
         <w:r>
           <w:rPr>
             <w:rStyle w:val="aff9"/>
@@ -2139,7 +2139,7 @@
             <w:noProof/>
             <w:webHidden/>
           </w:rPr>
-          <w:instrText>PAGEREF _Toc243235069 \h</w:instrText>
+          <w:instrText>PAGEREF _Toc243235759 \h</w:instrText>
         </w:r>
         <w:r>
           <w:rPr>
@@ -2198,7 +2198,7 @@
           <w14:ligatures w14:val="standardContextual"/>
         </w:rPr>
       </w:pPr>
-      <w:hyperlink w:anchor="_Toc243235070" w:history="1">
+      <w:hyperlink w:anchor="_Toc243235760" w:history="1">
         <w:r>
           <w:rPr>
             <w:rStyle w:val="aff9"/>
@@ -2244,7 +2244,7 @@
             <w:noProof/>
             <w:webHidden/>
           </w:rPr>
-          <w:instrText>PAGEREF _Toc243235070 \h</w:instrText>
+          <w:instrText>PAGEREF _Toc243235760 \h</w:instrText>
         </w:r>
         <w:r>
           <w:rPr>
@@ -2303,7 +2303,7 @@
           <w14:ligatures w14:val="standardContextual"/>
         </w:rPr>
       </w:pPr>
-      <w:hyperlink w:anchor="_Toc243235071" w:history="1">
+      <w:hyperlink w:anchor="_Toc243235761" w:history="1">
         <w:r>
           <w:rPr>
             <w:rStyle w:val="aff9"/>
@@ -2349,7 +2349,7 @@
             <w:noProof/>
             <w:webHidden/>
           </w:rPr>
-          <w:instrText>PAGEREF _Toc243235071 \h</w:instrText>
+          <w:instrText>PAGEREF _Toc243235761 \h</w:instrText>
         </w:r>
         <w:r>
           <w:rPr>
@@ -2408,7 +2408,7 @@
           <w14:ligatures w14:val="standardContextual"/>
         </w:rPr>
       </w:pPr>
-      <w:hyperlink w:anchor="_Toc243235072" w:history="1">
+      <w:hyperlink w:anchor="_Toc243235762" w:history="1">
         <w:r>
           <w:rPr>
             <w:rStyle w:val="aff9"/>
@@ -2454,7 +2454,7 @@
             <w:noProof/>
             <w:webHidden/>
           </w:rPr>
-          <w:instrText>PAGEREF _Toc243235072 \h</w:instrText>
+          <w:instrText>PAGEREF _Toc243235762 \h</w:instrText>
         </w:r>
         <w:r>
           <w:rPr>
@@ -2513,7 +2513,7 @@
           <w14:ligatures w14:val="standardContextual"/>
         </w:rPr>
       </w:pPr>
-      <w:hyperlink w:anchor="_Toc243235073" w:history="1">
+      <w:hyperlink w:anchor="_Toc243235763" w:history="1">
         <w:r>
           <w:rPr>
             <w:rStyle w:val="aff9"/>
@@ -2559,7 +2559,7 @@
             <w:noProof/>
             <w:webHidden/>
           </w:rPr>
-          <w:instrText>PAGEREF _Toc243235073 \h</w:instrText>
+          <w:instrText>PAGEREF _Toc243235763 \h</w:instrText>
         </w:r>
         <w:r>
           <w:rPr>
@@ -2617,7 +2617,7 @@
           <w14:ligatures w14:val="standardContextual"/>
         </w:rPr>
       </w:pPr>
-      <w:hyperlink w:anchor="_Toc243235074" w:history="1">
+      <w:hyperlink w:anchor="_Toc243235764" w:history="1">
         <w:r>
           <w:rPr>
             <w:rStyle w:val="aff9"/>
@@ -2663,7 +2663,7 @@
             <w:noProof/>
             <w:webHidden/>
           </w:rPr>
-          <w:instrText>PAGEREF _Toc243235074 \h</w:instrText>
+          <w:instrText>PAGEREF _Toc243235764 \h</w:instrText>
         </w:r>
         <w:r>
           <w:rPr>
@@ -2722,7 +2722,7 @@
           <w14:ligatures w14:val="standardContextual"/>
         </w:rPr>
       </w:pPr>
-      <w:hyperlink w:anchor="_Toc243235075" w:history="1">
+      <w:hyperlink w:anchor="_Toc243235765" w:history="1">
         <w:r>
           <w:rPr>
             <w:rStyle w:val="aff9"/>
@@ -2768,7 +2768,7 @@
             <w:noProof/>
             <w:webHidden/>
           </w:rPr>
-          <w:instrText>PAGEREF _Toc243235075 \h</w:instrText>
+          <w:instrText>PAGEREF _Toc243235765 \h</w:instrText>
         </w:r>
         <w:r>
           <w:rPr>
@@ -2827,7 +2827,7 @@
           <w14:ligatures w14:val="standardContextual"/>
         </w:rPr>
       </w:pPr>
-      <w:hyperlink w:anchor="_Toc243235076" w:history="1">
+      <w:hyperlink w:anchor="_Toc243235766" w:history="1">
         <w:r>
           <w:rPr>
             <w:rStyle w:val="aff9"/>
@@ -2889,7 +2889,7 @@
             <w:noProof/>
             <w:webHidden/>
           </w:rPr>
-          <w:instrText>PAGEREF _Toc243235076 \h</w:instrText>
+          <w:instrText>PAGEREF _Toc243235766 \h</w:instrText>
         </w:r>
         <w:r>
           <w:rPr>
@@ -2948,7 +2948,7 @@
           <w14:ligatures w14:val="standardContextual"/>
         </w:rPr>
       </w:pPr>
-      <w:hyperlink w:anchor="_Toc243235077" w:history="1">
+      <w:hyperlink w:anchor="_Toc243235767" w:history="1">
         <w:r>
           <w:rPr>
             <w:rStyle w:val="aff9"/>
@@ -2994,7 +2994,7 @@
             <w:noProof/>
             <w:webHidden/>
           </w:rPr>
-          <w:instrText>PAGEREF _Toc243235077 \h</w:instrText>
+          <w:instrText>PAGEREF _Toc243235767 \h</w:instrText>
         </w:r>
         <w:r>
           <w:rPr>
@@ -3053,7 +3053,7 @@
           <w14:ligatures w14:val="standardContextual"/>
         </w:rPr>
       </w:pPr>
-      <w:hyperlink w:anchor="_Toc243235078" w:history="1">
+      <w:hyperlink w:anchor="_Toc243235768" w:history="1">
         <w:r>
           <w:rPr>
             <w:rStyle w:val="aff9"/>
@@ -3163,7 +3163,7 @@
             <w:noProof/>
             <w:webHidden/>
           </w:rPr>
-          <w:instrText>PAGEREF _Toc243235078 \h</w:instrText>
+          <w:instrText>PAGEREF _Toc243235768 \h</w:instrText>
         </w:r>
         <w:r>
           <w:rPr>
@@ -3221,7 +3221,7 @@
           <w14:ligatures w14:val="standardContextual"/>
         </w:rPr>
       </w:pPr>
-      <w:hyperlink w:anchor="_Toc243235079" w:history="1">
+      <w:hyperlink w:anchor="_Toc243235769" w:history="1">
         <w:r>
           <w:rPr>
             <w:rStyle w:val="aff9"/>
@@ -3267,7 +3267,7 @@
             <w:noProof/>
             <w:webHidden/>
           </w:rPr>
-          <w:instrText>PAGEREF _Toc243235079 \h</w:instrText>
+          <w:instrText>PAGEREF _Toc243235769 \h</w:instrText>
         </w:r>
         <w:r>
           <w:rPr>
@@ -3326,7 +3326,7 @@
           <w14:ligatures w14:val="standardContextual"/>
         </w:rPr>
       </w:pPr>
-      <w:hyperlink w:anchor="_Toc243235080" w:history="1">
+      <w:hyperlink w:anchor="_Toc243235770" w:history="1">
         <w:r>
           <w:rPr>
             <w:rStyle w:val="aff9"/>
@@ -3396,7 +3396,7 @@
             <w:noProof/>
             <w:webHidden/>
           </w:rPr>
-          <w:instrText>PAGEREF _Toc243235080 \h</w:instrText>
+          <w:instrText>PAGEREF _Toc243235770 \h</w:instrText>
         </w:r>
         <w:r>
           <w:rPr>
@@ -3455,7 +3455,7 @@
           <w14:ligatures w14:val="standardContextual"/>
         </w:rPr>
       </w:pPr>
-      <w:hyperlink w:anchor="_Toc243235081" w:history="1">
+      <w:hyperlink w:anchor="_Toc243235771" w:history="1">
         <w:r>
           <w:rPr>
             <w:rStyle w:val="aff9"/>
@@ -3525,7 +3525,7 @@
             <w:noProof/>
             <w:webHidden/>
           </w:rPr>
-          <w:instrText>PAGEREF _Toc243235081 \h</w:instrText>
+          <w:instrText>PAGEREF _Toc243235771 \h</w:instrText>
         </w:r>
         <w:r>
           <w:rPr>
@@ -3584,7 +3584,7 @@
           <w14:ligatures w14:val="standardContextual"/>
         </w:rPr>
       </w:pPr>
-      <w:hyperlink w:anchor="_Toc243235082" w:history="1">
+      <w:hyperlink w:anchor="_Toc243235772" w:history="1">
         <w:r>
           <w:rPr>
             <w:rStyle w:val="aff9"/>
@@ -3654,7 +3654,7 @@
             <w:noProof/>
             <w:webHidden/>
           </w:rPr>
-          <w:instrText>PAGEREF _Toc243235082 \h</w:instrText>
+          <w:instrText>PAGEREF _Toc243235772 \h</w:instrText>
         </w:r>
         <w:r>
           <w:rPr>
@@ -3713,7 +3713,7 @@
           <w14:ligatures w14:val="standardContextual"/>
         </w:rPr>
       </w:pPr>
-      <w:hyperlink w:anchor="_Toc243235083" w:history="1">
+      <w:hyperlink w:anchor="_Toc243235773" w:history="1">
         <w:r>
           <w:rPr>
             <w:rStyle w:val="aff9"/>
@@ -3783,7 +3783,7 @@
             <w:noProof/>
             <w:webHidden/>
           </w:rPr>
-          <w:instrText>PAGEREF _Toc243235083 \h</w:instrText>
+          <w:instrText>PAGEREF _Toc243235773 \h</w:instrText>
         </w:r>
         <w:r>
           <w:rPr>
@@ -3842,7 +3842,7 @@
           <w14:ligatures w14:val="standardContextual"/>
         </w:rPr>
       </w:pPr>
-      <w:hyperlink w:anchor="_Toc243235084" w:history="1">
+      <w:hyperlink w:anchor="_Toc243235774" w:history="1">
         <w:r>
           <w:rPr>
             <w:rStyle w:val="aff9"/>
@@ -3896,7 +3896,7 @@
             <w:noProof/>
             <w:webHidden/>
           </w:rPr>
-          <w:instrText>PAGEREF _Toc243235084 \h</w:instrText>
+          <w:instrText>PAGEREF _Toc243235774 \h</w:instrText>
         </w:r>
         <w:r>
           <w:rPr>
@@ -3954,7 +3954,7 @@
           <w14:ligatures w14:val="standardContextual"/>
         </w:rPr>
       </w:pPr>
-      <w:hyperlink w:anchor="_Toc243235085" w:history="1">
+      <w:hyperlink w:anchor="_Toc243235775" w:history="1">
         <w:r>
           <w:rPr>
             <w:rStyle w:val="aff9"/>
@@ -4000,7 +4000,7 @@
             <w:noProof/>
             <w:webHidden/>
           </w:rPr>
-          <w:instrText>PAGEREF _Toc243235085 \h</w:instrText>
+          <w:instrText>PAGEREF _Toc243235775 \h</w:instrText>
         </w:r>
         <w:r>
           <w:rPr>
@@ -4058,7 +4058,7 @@
           <w14:ligatures w14:val="standardContextual"/>
         </w:rPr>
       </w:pPr>
-      <w:hyperlink w:anchor="_Toc243235086" w:history="1">
+      <w:hyperlink w:anchor="_Toc243235776" w:history="1">
         <w:r>
           <w:rPr>
             <w:rStyle w:val="aff9"/>
@@ -4104,7 +4104,7 @@
             <w:noProof/>
             <w:webHidden/>
           </w:rPr>
-          <w:instrText>PAGEREF _Toc243235086 \h</w:instrText>
+          <w:instrText>PAGEREF _Toc243235776 \h</w:instrText>
         </w:r>
         <w:r>
           <w:rPr>
@@ -4162,7 +4162,7 @@
           <w14:ligatures w14:val="standardContextual"/>
         </w:rPr>
       </w:pPr>
-      <w:hyperlink w:anchor="_Toc243235087" w:history="1">
+      <w:hyperlink w:anchor="_Toc243235777" w:history="1">
         <w:r>
           <w:rPr>
             <w:rStyle w:val="aff9"/>
@@ -4224,7 +4224,7 @@
             <w:noProof/>
             <w:webHidden/>
           </w:rPr>
-          <w:instrText>PAGEREF _Toc243235087 \h</w:instrText>
+          <w:instrText>PAGEREF _Toc243235777 \h</w:instrText>
         </w:r>
         <w:r>
           <w:rPr>
@@ -4282,7 +4282,7 @@
           <w14:ligatures w14:val="standardContextual"/>
         </w:rPr>
       </w:pPr>
-      <w:hyperlink w:anchor="_Toc243235088" w:history="1">
+      <w:hyperlink w:anchor="_Toc243235778" w:history="1">
         <w:r>
           <w:rPr>
             <w:rStyle w:val="aff9"/>
@@ -4360,7 +4360,7 @@
             <w:noProof/>
             <w:webHidden/>
           </w:rPr>
-          <w:instrText>PAGEREF _Toc243235088 \h</w:instrText>
+          <w:instrText>PAGEREF _Toc243235778 \h</w:instrText>
         </w:r>
         <w:r>
           <w:rPr>
@@ -4419,7 +4419,7 @@
           <w14:ligatures w14:val="standardContextual"/>
         </w:rPr>
       </w:pPr>
-      <w:hyperlink w:anchor="_Toc243235089" w:history="1">
+      <w:hyperlink w:anchor="_Toc243235779" w:history="1">
         <w:r>
           <w:rPr>
             <w:rStyle w:val="aff9"/>
@@ -4497,7 +4497,7 @@
             <w:noProof/>
             <w:webHidden/>
           </w:rPr>
-          <w:instrText>PAGEREF _Toc243235089 \h</w:instrText>
+          <w:instrText>PAGEREF _Toc243235779 \h</w:instrText>
         </w:r>
         <w:r>
           <w:rPr>
@@ -4556,7 +4556,7 @@
           <w14:ligatures w14:val="standardContextual"/>
         </w:rPr>
       </w:pPr>
-      <w:hyperlink w:anchor="_Toc243235090" w:history="1">
+      <w:hyperlink w:anchor="_Toc243235780" w:history="1">
         <w:r>
           <w:rPr>
             <w:rStyle w:val="aff9"/>
@@ -4666,7 +4666,7 @@
             <w:noProof/>
             <w:webHidden/>
           </w:rPr>
-          <w:instrText>PAGEREF _Toc243235090 \h</w:instrText>
+          <w:instrText>PAGEREF _Toc243235780 \h</w:instrText>
         </w:r>
         <w:r>
           <w:rPr>
@@ -4725,7 +4725,7 @@
           <w14:ligatures w14:val="standardContextual"/>
         </w:rPr>
       </w:pPr>
-      <w:hyperlink w:anchor="_Toc243235091" w:history="1">
+      <w:hyperlink w:anchor="_Toc243235781" w:history="1">
         <w:r>
           <w:rPr>
             <w:rStyle w:val="aff9"/>
@@ -4771,7 +4771,7 @@
             <w:noProof/>
             <w:webHidden/>
           </w:rPr>
-          <w:instrText>PAGEREF _Toc243235091 \h</w:instrText>
+          <w:instrText>PAGEREF _Toc243235781 \h</w:instrText>
         </w:r>
         <w:r>
           <w:rPr>
@@ -4829,7 +4829,7 @@
           <w14:ligatures w14:val="standardContextual"/>
         </w:rPr>
       </w:pPr>
-      <w:hyperlink w:anchor="_Toc243235092" w:history="1">
+      <w:hyperlink w:anchor="_Toc243235782" w:history="1">
         <w:r>
           <w:rPr>
             <w:rStyle w:val="aff9"/>
@@ -4891,7 +4891,7 @@
             <w:noProof/>
             <w:webHidden/>
           </w:rPr>
-          <w:instrText>PAGEREF _Toc243235092 \h</w:instrText>
+          <w:instrText>PAGEREF _Toc243235782 \h</w:instrText>
         </w:r>
         <w:r>
           <w:rPr>
@@ -4950,7 +4950,7 @@
           <w14:ligatures w14:val="standardContextual"/>
         </w:rPr>
       </w:pPr>
-      <w:hyperlink w:anchor="_Toc243235093" w:history="1">
+      <w:hyperlink w:anchor="_Toc243235783" w:history="1">
         <w:r>
           <w:rPr>
             <w:rStyle w:val="aff9"/>
@@ -4996,7 +4996,7 @@
             <w:noProof/>
             <w:webHidden/>
           </w:rPr>
-          <w:instrText>PAGEREF _Toc243235093 \h</w:instrText>
+          <w:instrText>PAGEREF _Toc243235783 \h</w:instrText>
         </w:r>
         <w:r>
           <w:rPr>
@@ -5054,7 +5054,7 @@
           <w14:ligatures w14:val="standardContextual"/>
         </w:rPr>
       </w:pPr>
-      <w:hyperlink w:anchor="_Toc243235094" w:history="1">
+      <w:hyperlink w:anchor="_Toc243235784" w:history="1">
         <w:r>
           <w:rPr>
             <w:rStyle w:val="aff9"/>
@@ -5116,7 +5116,7 @@
             <w:noProof/>
             <w:webHidden/>
           </w:rPr>
-          <w:instrText>PAGEREF _Toc243235094 \h</w:instrText>
+          <w:instrText>PAGEREF _Toc243235784 \h</w:instrText>
         </w:r>
         <w:r>
           <w:rPr>
@@ -5174,7 +5174,7 @@
           <w14:ligatures w14:val="standardContextual"/>
         </w:rPr>
       </w:pPr>
-      <w:hyperlink w:anchor="_Toc243235095" w:history="1">
+      <w:hyperlink w:anchor="_Toc243235785" w:history="1">
         <w:r>
           <w:rPr>
             <w:rStyle w:val="aff9"/>
@@ -5220,7 +5220,7 @@
             <w:noProof/>
             <w:webHidden/>
           </w:rPr>
-          <w:instrText>PAGEREF _Toc243235095 \h</w:instrText>
+          <w:instrText>PAGEREF _Toc243235785 \h</w:instrText>
         </w:r>
         <w:r>
           <w:rPr>
@@ -5279,7 +5279,7 @@
           <w14:ligatures w14:val="standardContextual"/>
         </w:rPr>
       </w:pPr>
-      <w:hyperlink w:anchor="_Toc243235096" w:history="1">
+      <w:hyperlink w:anchor="_Toc243235786" w:history="1">
         <w:r>
           <w:rPr>
             <w:rStyle w:val="aff9"/>
@@ -5325,7 +5325,7 @@
             <w:noProof/>
             <w:webHidden/>
           </w:rPr>
-          <w:instrText>PAGEREF _Toc243235096 \h</w:instrText>
+          <w:instrText>PAGEREF _Toc243235786 \h</w:instrText>
         </w:r>
         <w:r>
           <w:rPr>
@@ -5384,7 +5384,7 @@
           <w14:ligatures w14:val="standardContextual"/>
         </w:rPr>
       </w:pPr>
-      <w:hyperlink w:anchor="_Toc243235097" w:history="1">
+      <w:hyperlink w:anchor="_Toc243235787" w:history="1">
         <w:r>
           <w:rPr>
             <w:rStyle w:val="aff9"/>
@@ -5430,7 +5430,7 @@
             <w:noProof/>
             <w:webHidden/>
           </w:rPr>
-          <w:instrText>PAGEREF _Toc243235097 \h</w:instrText>
+          <w:instrText>PAGEREF _Toc243235787 \h</w:instrText>
         </w:r>
         <w:r>
           <w:rPr>
@@ -5489,7 +5489,7 @@
           <w14:ligatures w14:val="standardContextual"/>
         </w:rPr>
       </w:pPr>
-      <w:hyperlink w:anchor="_Toc243235098" w:history="1">
+      <w:hyperlink w:anchor="_Toc243235788" w:history="1">
         <w:r>
           <w:rPr>
             <w:rStyle w:val="aff9"/>
@@ -5535,7 +5535,7 @@
             <w:noProof/>
             <w:webHidden/>
           </w:rPr>
-          <w:instrText>PAGEREF _Toc243235098 \h</w:instrText>
+          <w:instrText>PAGEREF _Toc243235788 \h</w:instrText>
         </w:r>
         <w:r>
           <w:rPr>
@@ -5593,7 +5593,7 @@
           <w14:ligatures w14:val="standardContextual"/>
         </w:rPr>
       </w:pPr>
-      <w:hyperlink w:anchor="_Toc243235099" w:history="1">
+      <w:hyperlink w:anchor="_Toc243235789" w:history="1">
         <w:r>
           <w:rPr>
             <w:rStyle w:val="aff9"/>
@@ -5639,7 +5639,7 @@
             <w:noProof/>
             <w:webHidden/>
           </w:rPr>
-          <w:instrText>PAGEREF _Toc243235099 \h</w:instrText>
+          <w:instrText>PAGEREF _Toc243235789 \h</w:instrText>
         </w:r>
         <w:r>
           <w:rPr>
@@ -5697,7 +5697,7 @@
           <w14:ligatures w14:val="standardContextual"/>
         </w:rPr>
       </w:pPr>
-      <w:hyperlink w:anchor="_Toc243235100" w:history="1">
+      <w:hyperlink w:anchor="_Toc243235790" w:history="1">
         <w:r>
           <w:rPr>
             <w:rStyle w:val="aff9"/>
@@ -5743,7 +5743,7 @@
             <w:noProof/>
             <w:webHidden/>
           </w:rPr>
-          <w:instrText>PAGEREF _Toc243235100 \h</w:instrText>
+          <w:instrText>PAGEREF _Toc243235790 \h</w:instrText>
         </w:r>
         <w:r>
           <w:rPr>
@@ -5801,7 +5801,7 @@
           <w14:ligatures w14:val="standardContextual"/>
         </w:rPr>
       </w:pPr>
-      <w:hyperlink w:anchor="_Toc243235101" w:history="1">
+      <w:hyperlink w:anchor="_Toc243235791" w:history="1">
         <w:r>
           <w:rPr>
             <w:rStyle w:val="aff9"/>
@@ -5847,7 +5847,7 @@
             <w:noProof/>
             <w:webHidden/>
           </w:rPr>
-          <w:instrText>PAGEREF _Toc243235101 \h</w:instrText>
+          <w:instrText>PAGEREF _Toc243235791 \h</w:instrText>
         </w:r>
         <w:r>
           <w:rPr>
@@ -5906,7 +5906,7 @@
           <w14:ligatures w14:val="standardContextual"/>
         </w:rPr>
       </w:pPr>
-      <w:hyperlink w:anchor="_Toc243235102" w:history="1">
+      <w:hyperlink w:anchor="_Toc243235792" w:history="1">
         <w:r>
           <w:rPr>
             <w:rStyle w:val="aff9"/>
@@ -5968,7 +5968,7 @@
             <w:noProof/>
             <w:webHidden/>
           </w:rPr>
-          <w:instrText>PAGEREF _Toc243235102 \h</w:instrText>
+          <w:instrText>PAGEREF _Toc243235792 \h</w:instrText>
         </w:r>
         <w:r>
           <w:rPr>
@@ -6027,7 +6027,7 @@
           <w14:ligatures w14:val="standardContextual"/>
         </w:rPr>
       </w:pPr>
-      <w:hyperlink w:anchor="_Toc243235103" w:history="1">
+      <w:hyperlink w:anchor="_Toc243235793" w:history="1">
         <w:r>
           <w:rPr>
             <w:rStyle w:val="aff9"/>
@@ -6073,7 +6073,7 @@
             <w:noProof/>
             <w:webHidden/>
           </w:rPr>
-          <w:instrText>PAGEREF _Toc243235103 \h</w:instrText>
+          <w:instrText>PAGEREF _Toc243235793 \h</w:instrText>
         </w:r>
         <w:r>
           <w:rPr>
@@ -6132,7 +6132,7 @@
           <w14:ligatures w14:val="standardContextual"/>
         </w:rPr>
       </w:pPr>
-      <w:hyperlink w:anchor="_Toc243235104" w:history="1">
+      <w:hyperlink w:anchor="_Toc243235794" w:history="1">
         <w:r>
           <w:rPr>
             <w:rStyle w:val="aff9"/>
@@ -6178,7 +6178,7 @@
             <w:noProof/>
             <w:webHidden/>
           </w:rPr>
-          <w:instrText>PAGEREF _Toc243235104 \h</w:instrText>
+          <w:instrText>PAGEREF _Toc243235794 \h</w:instrText>
         </w:r>
         <w:r>
           <w:rPr>
@@ -6237,7 +6237,7 @@
           <w14:ligatures w14:val="standardContextual"/>
         </w:rPr>
       </w:pPr>
-      <w:hyperlink w:anchor="_Toc243235105" w:history="1">
+      <w:hyperlink w:anchor="_Toc243235795" w:history="1">
         <w:r>
           <w:rPr>
             <w:rStyle w:val="aff9"/>
@@ -6283,7 +6283,7 @@
             <w:noProof/>
             <w:webHidden/>
           </w:rPr>
-          <w:instrText>PAGEREF _Toc243235105 \h</w:instrText>
+          <w:instrText>PAGEREF _Toc243235795 \h</w:instrText>
         </w:r>
         <w:r>
           <w:rPr>
@@ -6342,7 +6342,7 @@
           <w14:ligatures w14:val="standardContextual"/>
         </w:rPr>
       </w:pPr>
-      <w:hyperlink w:anchor="_Toc243235106" w:history="1">
+      <w:hyperlink w:anchor="_Toc243235796" w:history="1">
         <w:r>
           <w:rPr>
             <w:rStyle w:val="aff9"/>
@@ -6388,7 +6388,7 @@
             <w:noProof/>
             <w:webHidden/>
           </w:rPr>
-          <w:instrText>PAGEREF _Toc243235106 \h</w:instrText>
+          <w:instrText>PAGEREF _Toc243235796 \h</w:instrText>
         </w:r>
         <w:r>
           <w:rPr>
@@ -6443,7 +6443,7 @@
         <w:pStyle w:val="1"/>
         <w:spacing w:before="280" w:after="120"/>
       </w:pPr>
-      <w:bookmarkStart w:id="0" w:name="_Toc243235058"/>
+      <w:bookmarkStart w:id="0" w:name="_Toc243235748"/>
       <w:r>
         <w:rPr>
           <w:rFonts w:ascii="Times New Roman" w:eastAsia="黑体" w:hAnsi="Times New Roman"/>
@@ -7544,7 +7544,7 @@
         <w:pStyle w:val="1"/>
         <w:spacing w:before="280" w:after="120"/>
       </w:pPr>
-      <w:bookmarkStart w:id="1" w:name="_Toc243235059"/>
+      <w:bookmarkStart w:id="1" w:name="_Toc243235749"/>
       <w:r>
         <w:rPr>
           <w:rFonts w:ascii="Times New Roman" w:eastAsia="黑体" w:hAnsi="Times New Roman"/>
@@ -7568,7 +7568,7 @@
         <w:pStyle w:val="21"/>
         <w:spacing w:after="120"/>
       </w:pPr>
-      <w:bookmarkStart w:id="2" w:name="_Toc243235060"/>
+      <w:bookmarkStart w:id="2" w:name="_Toc243235750"/>
       <w:r>
         <w:rPr>
           <w:rFonts w:ascii="Times New Roman" w:eastAsia="黑体" w:hAnsi="Times New Roman"/>
@@ -7743,7 +7743,7 @@
         <w:pStyle w:val="21"/>
         <w:spacing w:after="120"/>
       </w:pPr>
-      <w:bookmarkStart w:id="3" w:name="_Toc243235061"/>
+      <w:bookmarkStart w:id="3" w:name="_Toc243235751"/>
       <w:r>
         <w:rPr>
           <w:rFonts w:ascii="Times New Roman" w:eastAsia="黑体" w:hAnsi="Times New Roman"/>
@@ -7964,7 +7964,7 @@
         <w:pStyle w:val="21"/>
         <w:spacing w:after="120"/>
       </w:pPr>
-      <w:bookmarkStart w:id="4" w:name="_Toc243235062"/>
+      <w:bookmarkStart w:id="4" w:name="_Toc243235752"/>
       <w:r>
         <w:rPr>
           <w:rFonts w:ascii="Times New Roman" w:eastAsia="黑体" w:hAnsi="Times New Roman"/>
@@ -8162,7 +8162,7 @@
         <w:pStyle w:val="21"/>
         <w:spacing w:after="120"/>
       </w:pPr>
-      <w:bookmarkStart w:id="5" w:name="_Toc243235063"/>
+      <w:bookmarkStart w:id="5" w:name="_Toc243235753"/>
       <w:r>
         <w:rPr>
           <w:rFonts w:ascii="Times New Roman" w:eastAsia="黑体" w:hAnsi="Times New Roman"/>
@@ -8511,7 +8511,7 @@
         <w:pStyle w:val="1"/>
         <w:spacing w:before="280" w:after="120"/>
       </w:pPr>
-      <w:bookmarkStart w:id="6" w:name="_Toc243235064"/>
+      <w:bookmarkStart w:id="6" w:name="_Toc243235754"/>
       <w:r>
         <w:rPr>
           <w:rFonts w:ascii="Times New Roman" w:eastAsia="黑体" w:hAnsi="Times New Roman"/>
@@ -8559,7 +8559,7 @@
         <w:pStyle w:val="21"/>
         <w:spacing w:after="120"/>
       </w:pPr>
-      <w:bookmarkStart w:id="7" w:name="_Toc243235065"/>
+      <w:bookmarkStart w:id="7" w:name="_Toc243235755"/>
       <w:r>
         <w:rPr>
           <w:rFonts w:ascii="Times New Roman" w:eastAsia="黑体" w:hAnsi="Times New Roman"/>
@@ -9000,7 +9000,7 @@
         <w:pStyle w:val="21"/>
         <w:spacing w:after="120"/>
       </w:pPr>
-      <w:bookmarkStart w:id="8" w:name="_Toc243235066"/>
+      <w:bookmarkStart w:id="8" w:name="_Toc243235756"/>
       <w:r>
         <w:rPr>
           <w:rFonts w:ascii="Times New Roman" w:eastAsia="黑体" w:hAnsi="Times New Roman"/>
@@ -9455,7 +9455,7 @@
         <w:pStyle w:val="21"/>
         <w:spacing w:after="120"/>
       </w:pPr>
-      <w:bookmarkStart w:id="9" w:name="_Toc243235067"/>
+      <w:bookmarkStart w:id="9" w:name="_Toc243235757"/>
       <w:r>
         <w:rPr>
           <w:rFonts w:ascii="Times New Roman" w:eastAsia="黑体" w:hAnsi="Times New Roman"/>
@@ -9959,7 +9959,7 @@
         <w:pStyle w:val="1"/>
         <w:spacing w:before="280" w:after="120"/>
       </w:pPr>
-      <w:bookmarkStart w:id="10" w:name="_Toc243235068"/>
+      <w:bookmarkStart w:id="10" w:name="_Toc243235758"/>
       <w:r>
         <w:rPr>
           <w:rFonts w:ascii="Times New Roman" w:eastAsia="黑体" w:hAnsi="Times New Roman"/>
@@ -9983,7 +9983,7 @@
         <w:pStyle w:val="21"/>
         <w:spacing w:after="120"/>
       </w:pPr>
-      <w:bookmarkStart w:id="11" w:name="_Toc243235069"/>
+      <w:bookmarkStart w:id="11" w:name="_Toc243235759"/>
       <w:r>
         <w:rPr>
           <w:rFonts w:ascii="Times New Roman" w:eastAsia="黑体" w:hAnsi="Times New Roman"/>
@@ -10422,7 +10422,7 @@
         <w:pStyle w:val="21"/>
         <w:spacing w:after="120"/>
       </w:pPr>
-      <w:bookmarkStart w:id="12" w:name="_Toc243235070"/>
+      <w:bookmarkStart w:id="12" w:name="_Toc243235760"/>
       <w:r>
         <w:rPr>
           <w:rFonts w:ascii="Times New Roman" w:eastAsia="黑体" w:hAnsi="Times New Roman"/>
@@ -11363,7 +11363,7 @@
         <w:pStyle w:val="21"/>
         <w:spacing w:after="120"/>
       </w:pPr>
-      <w:bookmarkStart w:id="13" w:name="_Toc243235071"/>
+      <w:bookmarkStart w:id="13" w:name="_Toc243235761"/>
       <w:r>
         <w:rPr>
           <w:rFonts w:ascii="Times New Roman" w:eastAsia="黑体" w:hAnsi="Times New Roman"/>
@@ -11809,7 +11809,7 @@
         <w:pStyle w:val="21"/>
         <w:spacing w:after="120"/>
       </w:pPr>
-      <w:bookmarkStart w:id="14" w:name="_Toc243235072"/>
+      <w:bookmarkStart w:id="14" w:name="_Toc243235762"/>
       <w:r>
         <w:rPr>
           <w:rFonts w:ascii="Times New Roman" w:eastAsia="黑体" w:hAnsi="Times New Roman"/>
@@ -12133,7 +12133,7 @@
         <w:pStyle w:val="21"/>
         <w:spacing w:after="120"/>
       </w:pPr>
-      <w:bookmarkStart w:id="15" w:name="_Toc243235073"/>
+      <w:bookmarkStart w:id="15" w:name="_Toc243235763"/>
       <w:r>
         <w:rPr>
           <w:rFonts w:ascii="Times New Roman" w:eastAsia="黑体" w:hAnsi="Times New Roman"/>
@@ -12292,7 +12292,7 @@
         <w:pStyle w:val="1"/>
         <w:spacing w:before="280" w:after="120"/>
       </w:pPr>
-      <w:bookmarkStart w:id="16" w:name="_Toc243235074"/>
+      <w:bookmarkStart w:id="16" w:name="_Toc243235764"/>
       <w:r>
         <w:rPr>
           <w:rFonts w:ascii="Times New Roman" w:eastAsia="黑体" w:hAnsi="Times New Roman"/>
@@ -12391,7 +12391,7 @@
         <w:pStyle w:val="21"/>
         <w:spacing w:after="120"/>
       </w:pPr>
-      <w:bookmarkStart w:id="17" w:name="_Toc243235075"/>
+      <w:bookmarkStart w:id="17" w:name="_Toc243235765"/>
       <w:r>
         <w:rPr>
           <w:rFonts w:ascii="Times New Roman" w:eastAsia="黑体" w:hAnsi="Times New Roman"/>
@@ -12898,7 +12898,7 @@
         <w:pStyle w:val="21"/>
         <w:spacing w:after="120"/>
       </w:pPr>
-      <w:bookmarkStart w:id="18" w:name="_Toc243235076"/>
+      <w:bookmarkStart w:id="18" w:name="_Toc243235766"/>
       <w:r>
         <w:rPr>
           <w:rFonts w:ascii="Times New Roman" w:eastAsia="黑体" w:hAnsi="Times New Roman"/>
@@ -13431,7 +13431,7 @@
         <w:pStyle w:val="21"/>
         <w:spacing w:after="120"/>
       </w:pPr>
-      <w:bookmarkStart w:id="19" w:name="_Toc243235077"/>
+      <w:bookmarkStart w:id="19" w:name="_Toc243235767"/>
       <w:r>
         <w:rPr>
           <w:rFonts w:ascii="Times New Roman" w:eastAsia="黑体" w:hAnsi="Times New Roman"/>
@@ -13855,7 +13855,7 @@
         <w:pStyle w:val="21"/>
         <w:spacing w:after="120"/>
       </w:pPr>
-      <w:bookmarkStart w:id="20" w:name="_Toc243235078"/>
+      <w:bookmarkStart w:id="20" w:name="_Toc243235768"/>
       <w:r>
         <w:rPr>
           <w:rFonts w:ascii="Times New Roman" w:eastAsia="黑体" w:hAnsi="Times New Roman"/>
@@ -14672,7 +14672,7 @@
         <w:pStyle w:val="1"/>
         <w:spacing w:before="280" w:after="120"/>
       </w:pPr>
-      <w:bookmarkStart w:id="21" w:name="_Toc243235079"/>
+      <w:bookmarkStart w:id="21" w:name="_Toc243235769"/>
       <w:r>
         <w:rPr>
           <w:rFonts w:ascii="Times New Roman" w:eastAsia="黑体" w:hAnsi="Times New Roman"/>
@@ -14990,7 +14990,7 @@
         <w:pStyle w:val="21"/>
         <w:spacing w:after="120"/>
       </w:pPr>
-      <w:bookmarkStart w:id="22" w:name="_Toc243235080"/>
+      <w:bookmarkStart w:id="22" w:name="_Toc243235770"/>
       <w:r>
         <w:rPr>
           <w:rFonts w:ascii="Times New Roman" w:eastAsia="黑体" w:hAnsi="Times New Roman"/>
@@ -15179,7 +15179,7 @@
         <w:pStyle w:val="21"/>
         <w:spacing w:after="120"/>
       </w:pPr>
-      <w:bookmarkStart w:id="23" w:name="_Toc243235081"/>
+      <w:bookmarkStart w:id="23" w:name="_Toc243235771"/>
       <w:r>
         <w:rPr>
           <w:rFonts w:ascii="Times New Roman" w:eastAsia="黑体" w:hAnsi="Times New Roman"/>
@@ -15392,7 +15392,7 @@
         <w:pStyle w:val="21"/>
         <w:spacing w:after="120"/>
       </w:pPr>
-      <w:bookmarkStart w:id="24" w:name="_Toc243235082"/>
+      <w:bookmarkStart w:id="24" w:name="_Toc243235772"/>
       <w:r>
         <w:rPr>
           <w:rFonts w:ascii="Times New Roman" w:eastAsia="黑体" w:hAnsi="Times New Roman"/>
@@ -15649,7 +15649,7 @@
         <w:pStyle w:val="21"/>
         <w:spacing w:after="120"/>
       </w:pPr>
-      <w:bookmarkStart w:id="25" w:name="_Toc243235083"/>
+      <w:bookmarkStart w:id="25" w:name="_Toc243235773"/>
       <w:r>
         <w:rPr>
           <w:rFonts w:ascii="Times New Roman" w:eastAsia="黑体" w:hAnsi="Times New Roman"/>
@@ -15789,7 +15789,7 @@
         <w:pStyle w:val="21"/>
         <w:spacing w:after="120"/>
       </w:pPr>
-      <w:bookmarkStart w:id="26" w:name="_Toc243235084"/>
+      <w:bookmarkStart w:id="26" w:name="_Toc243235774"/>
       <w:r>
         <w:rPr>
           <w:rFonts w:ascii="Times New Roman" w:eastAsia="黑体" w:hAnsi="Times New Roman"/>
@@ -15955,7 +15955,7 @@
         <w:pStyle w:val="1"/>
         <w:spacing w:before="280" w:after="120"/>
       </w:pPr>
-      <w:bookmarkStart w:id="27" w:name="_Toc243235085"/>
+      <w:bookmarkStart w:id="27" w:name="_Toc243235775"/>
       <w:r>
         <w:rPr>
           <w:rFonts w:ascii="Times New Roman" w:eastAsia="黑体" w:hAnsi="Times New Roman"/>
@@ -16557,7 +16557,7 @@
         <w:pStyle w:val="1"/>
         <w:spacing w:before="280" w:after="120"/>
       </w:pPr>
-      <w:bookmarkStart w:id="28" w:name="_Toc243235086"/>
+      <w:bookmarkStart w:id="28" w:name="_Toc243235776"/>
       <w:r>
         <w:rPr>
           <w:rFonts w:ascii="Times New Roman" w:eastAsia="黑体" w:hAnsi="Times New Roman"/>
@@ -16969,7 +16969,7 @@
         <w:pStyle w:val="1"/>
         <w:spacing w:before="280" w:after="120"/>
       </w:pPr>
-      <w:bookmarkStart w:id="29" w:name="_Toc243235087"/>
+      <w:bookmarkStart w:id="29" w:name="_Toc243235777"/>
       <w:r>
         <w:rPr>
           <w:rFonts w:ascii="Times New Roman" w:eastAsia="黑体" w:hAnsi="Times New Roman"/>
@@ -17571,7 +17571,7 @@
         <w:pStyle w:val="1"/>
         <w:spacing w:before="280" w:after="120"/>
       </w:pPr>
-      <w:bookmarkStart w:id="30" w:name="_Toc243235088"/>
+      <w:bookmarkStart w:id="30" w:name="_Toc243235778"/>
       <w:r>
         <w:rPr>
           <w:rFonts w:ascii="Times New Roman" w:eastAsia="黑体" w:hAnsi="Times New Roman"/>
@@ -17708,7 +17708,7 @@
         <w:pStyle w:val="21"/>
         <w:spacing w:after="120"/>
       </w:pPr>
-      <w:bookmarkStart w:id="31" w:name="_Toc243235089"/>
+      <w:bookmarkStart w:id="31" w:name="_Toc243235779"/>
       <w:r>
         <w:rPr>
           <w:rFonts w:ascii="Times New Roman" w:eastAsia="黑体" w:hAnsi="Times New Roman"/>
@@ -18285,7 +18285,7 @@
         <w:pStyle w:val="21"/>
         <w:spacing w:after="120"/>
       </w:pPr>
-      <w:bookmarkStart w:id="32" w:name="_Toc243235090"/>
+      <w:bookmarkStart w:id="32" w:name="_Toc243235780"/>
       <w:r>
         <w:rPr>
           <w:rFonts w:ascii="Times New Roman" w:eastAsia="黑体" w:hAnsi="Times New Roman"/>
@@ -19317,7 +19317,7 @@
         <w:pStyle w:val="21"/>
         <w:spacing w:after="120"/>
       </w:pPr>
-      <w:bookmarkStart w:id="33" w:name="_Toc243235091"/>
+      <w:bookmarkStart w:id="33" w:name="_Toc243235781"/>
       <w:r>
         <w:rPr>
           <w:rFonts w:ascii="Times New Roman" w:eastAsia="黑体" w:hAnsi="Times New Roman"/>
@@ -19532,7 +19532,7 @@
         <w:pStyle w:val="1"/>
         <w:spacing w:before="280" w:after="120"/>
       </w:pPr>
-      <w:bookmarkStart w:id="34" w:name="_Toc243235092"/>
+      <w:bookmarkStart w:id="34" w:name="_Toc243235782"/>
       <w:r>
         <w:rPr>
           <w:rFonts w:ascii="Times New Roman" w:eastAsia="黑体" w:hAnsi="Times New Roman"/>
@@ -21146,7 +21146,7 @@
         <w:pStyle w:val="21"/>
         <w:spacing w:after="120"/>
       </w:pPr>
-      <w:bookmarkStart w:id="35" w:name="_Toc243235093"/>
+      <w:bookmarkStart w:id="35" w:name="_Toc243235783"/>
       <w:r>
         <w:rPr>
           <w:rFonts w:ascii="Times New Roman" w:eastAsia="黑体" w:hAnsi="Times New Roman"/>
@@ -21856,7 +21856,7 @@
         <w:pStyle w:val="1"/>
         <w:spacing w:before="280" w:after="120"/>
       </w:pPr>
-      <w:bookmarkStart w:id="36" w:name="_Toc243235094"/>
+      <w:bookmarkStart w:id="36" w:name="_Toc243235784"/>
       <w:r>
         <w:rPr>
           <w:rFonts w:ascii="Times New Roman" w:eastAsia="黑体" w:hAnsi="Times New Roman"/>
@@ -22187,7 +22187,7 @@
         <w:pStyle w:val="1"/>
         <w:spacing w:before="280" w:after="120"/>
       </w:pPr>
-      <w:bookmarkStart w:id="37" w:name="_Toc243235095"/>
+      <w:bookmarkStart w:id="37" w:name="_Toc243235785"/>
       <w:r>
         <w:rPr>
           <w:rFonts w:ascii="Times New Roman" w:eastAsia="黑体" w:hAnsi="Times New Roman"/>
@@ -22211,7 +22211,7 @@
         <w:pStyle w:val="21"/>
         <w:spacing w:after="120"/>
       </w:pPr>
-      <w:bookmarkStart w:id="38" w:name="_Toc243235096"/>
+      <w:bookmarkStart w:id="38" w:name="_Toc243235786"/>
       <w:r>
         <w:rPr>
           <w:rFonts w:ascii="Times New Roman" w:eastAsia="黑体" w:hAnsi="Times New Roman"/>
@@ -22498,7 +22498,7 @@
         <w:pStyle w:val="21"/>
         <w:spacing w:after="120"/>
       </w:pPr>
-      <w:bookmarkStart w:id="39" w:name="_Toc243235097"/>
+      <w:bookmarkStart w:id="39" w:name="_Toc243235787"/>
       <w:r>
         <w:rPr>
           <w:rFonts w:ascii="Times New Roman" w:eastAsia="黑体" w:hAnsi="Times New Roman"/>
@@ -22703,7 +22703,7 @@
         <w:pStyle w:val="21"/>
         <w:spacing w:after="120"/>
       </w:pPr>
-      <w:bookmarkStart w:id="40" w:name="_Toc243235098"/>
+      <w:bookmarkStart w:id="40" w:name="_Toc243235788"/>
       <w:r>
         <w:rPr>
           <w:rFonts w:ascii="Times New Roman" w:eastAsia="黑体" w:hAnsi="Times New Roman"/>
@@ -22881,7 +22881,7 @@
         <w:pStyle w:val="1"/>
         <w:spacing w:before="280" w:after="120"/>
       </w:pPr>
-      <w:bookmarkStart w:id="41" w:name="_Toc243235099"/>
+      <w:bookmarkStart w:id="41" w:name="_Toc243235789"/>
       <w:r>
         <w:rPr>
           <w:rFonts w:ascii="Times New Roman" w:eastAsia="黑体" w:hAnsi="Times New Roman"/>
@@ -23502,7 +23502,7 @@
         <w:pStyle w:val="1"/>
         <w:spacing w:before="280" w:after="120"/>
       </w:pPr>
-      <w:bookmarkStart w:id="42" w:name="_Toc243235100"/>
+      <w:bookmarkStart w:id="42" w:name="_Toc243235790"/>
       <w:r>
         <w:rPr>
           <w:rFonts w:ascii="Times New Roman" w:eastAsia="黑体" w:hAnsi="Times New Roman"/>
@@ -23549,7 +23549,7 @@
         <w:pStyle w:val="1"/>
         <w:spacing w:before="280" w:after="120"/>
       </w:pPr>
-      <w:bookmarkStart w:id="43" w:name="_Toc243235101"/>
+      <w:bookmarkStart w:id="43" w:name="_Toc243235791"/>
       <w:r>
         <w:rPr>
           <w:rFonts w:ascii="Times New Roman" w:eastAsia="黑体" w:hAnsi="Times New Roman"/>
@@ -23617,7 +23617,7 @@
         <w:pStyle w:val="21"/>
         <w:spacing w:after="120"/>
       </w:pPr>
-      <w:bookmarkStart w:id="44" w:name="_Toc243235102"/>
+      <w:bookmarkStart w:id="44" w:name="_Toc243235792"/>
       <w:r>
         <w:rPr>
           <w:rFonts w:ascii="Times New Roman" w:eastAsia="黑体" w:hAnsi="Times New Roman"/>
@@ -24210,7 +24210,7 @@
         <w:pStyle w:val="21"/>
         <w:spacing w:after="120"/>
       </w:pPr>
-      <w:bookmarkStart w:id="45" w:name="_Toc243235103"/>
+      <w:bookmarkStart w:id="45" w:name="_Toc243235793"/>
       <w:r>
         <w:rPr>
           <w:rFonts w:ascii="Times New Roman" w:eastAsia="黑体" w:hAnsi="Times New Roman"/>
@@ -24808,7 +24808,7 @@
         <w:pStyle w:val="21"/>
         <w:spacing w:after="120"/>
       </w:pPr>
-      <w:bookmarkStart w:id="46" w:name="_Toc243235104"/>
+      <w:bookmarkStart w:id="46" w:name="_Toc243235794"/>
       <w:r>
         <w:rPr>
           <w:rFonts w:ascii="Times New Roman" w:eastAsia="黑体" w:hAnsi="Times New Roman"/>
@@ -25147,7 +25147,7 @@
         <w:pStyle w:val="21"/>
         <w:spacing w:after="120"/>
       </w:pPr>
-      <w:bookmarkStart w:id="47" w:name="_Toc243235105"/>
+      <w:bookmarkStart w:id="47" w:name="_Toc243235795"/>
       <w:r>
         <w:rPr>
           <w:rFonts w:ascii="Times New Roman" w:eastAsia="黑体" w:hAnsi="Times New Roman"/>
@@ -25723,7 +25723,7 @@
         <w:pStyle w:val="21"/>
         <w:spacing w:after="120"/>
       </w:pPr>
-      <w:bookmarkStart w:id="48" w:name="_Toc243235106"/>
+      <w:bookmarkStart w:id="48" w:name="_Toc243235796"/>
       <w:r>
         <w:rPr>
           <w:rFonts w:ascii="Times New Roman" w:eastAsia="黑体" w:hAnsi="Times New Roman"/>
@@ -27206,31 +27206,31 @@
       </w:rPr>
     </w:lvl>
   </w:abstractNum>
-  <w:num w:numId="1" w16cid:durableId="72897095">
+  <w:num w:numId="1" w16cid:durableId="1390299325">
     <w:abstractNumId w:val="8"/>
   </w:num>
-  <w:num w:numId="2" w16cid:durableId="1809859091">
+  <w:num w:numId="2" w16cid:durableId="628242971">
     <w:abstractNumId w:val="6"/>
   </w:num>
-  <w:num w:numId="3" w16cid:durableId="542059889">
+  <w:num w:numId="3" w16cid:durableId="505170348">
     <w:abstractNumId w:val="5"/>
   </w:num>
-  <w:num w:numId="4" w16cid:durableId="288362419">
+  <w:num w:numId="4" w16cid:durableId="1968854239">
     <w:abstractNumId w:val="4"/>
   </w:num>
-  <w:num w:numId="5" w16cid:durableId="541671780">
+  <w:num w:numId="5" w16cid:durableId="999960710">
     <w:abstractNumId w:val="7"/>
   </w:num>
-  <w:num w:numId="6" w16cid:durableId="257687777">
+  <w:num w:numId="6" w16cid:durableId="1676148887">
     <w:abstractNumId w:val="3"/>
   </w:num>
-  <w:num w:numId="7" w16cid:durableId="1829395545">
+  <w:num w:numId="7" w16cid:durableId="402919198">
     <w:abstractNumId w:val="2"/>
   </w:num>
-  <w:num w:numId="8" w16cid:durableId="515583690">
+  <w:num w:numId="8" w16cid:durableId="230044045">
     <w:abstractNumId w:val="1"/>
   </w:num>
-  <w:num w:numId="9" w16cid:durableId="1073086709">
+  <w:num w:numId="9" w16cid:durableId="1484734168">
     <w:abstractNumId w:val="0"/>
   </w:num>
 </w:numbering>
@@ -38629,7 +38629,7 @@
     <w:autoRedefine/>
     <w:uiPriority w:val="39"/>
     <w:unhideWhenUsed/>
-    <w:rsid w:val="000613B6"/>
+    <w:rsid w:val="00AF7298"/>
   </w:style>
   <w:style w:type="paragraph" w:styleId="TOC2">
     <w:name w:val="toc 2"/>
@@ -38638,7 +38638,7 @@
     <w:autoRedefine/>
     <w:uiPriority w:val="39"/>
     <w:unhideWhenUsed/>
-    <w:rsid w:val="000613B6"/>
+    <w:rsid w:val="00AF7298"/>
     <w:pPr>
       <w:ind w:leftChars="200" w:left="420"/>
     </w:pPr>
@@ -38648,7 +38648,7 @@
     <w:basedOn w:val="a2"/>
     <w:uiPriority w:val="99"/>
     <w:unhideWhenUsed/>
-    <w:rsid w:val="000613B6"/>
+    <w:rsid w:val="00AF7298"/>
     <w:rPr>
       <w:color w:val="0000FF" w:themeColor="hyperlink"/>
       <w:u w:val="single"/>

--- a/文档/Project10_明星分析师_研究方案.docx
+++ b/文档/Project10_明星分析师_研究方案.docx
@@ -861,7 +861,7 @@
         </w:rPr>
         <w:fldChar w:fldCharType="separate"/>
       </w:r>
-      <w:hyperlink w:anchor="_Toc243235748" w:history="1">
+      <w:hyperlink w:anchor="_Toc243236567" w:history="1">
         <w:r>
           <w:rPr>
             <w:rStyle w:val="aff9"/>
@@ -907,7 +907,7 @@
             <w:noProof/>
             <w:webHidden/>
           </w:rPr>
-          <w:instrText>PAGEREF _Toc243235748 \h</w:instrText>
+          <w:instrText>PAGEREF _Toc243236567 \h</w:instrText>
         </w:r>
         <w:r>
           <w:rPr>
@@ -965,7 +965,7 @@
           <w14:ligatures w14:val="standardContextual"/>
         </w:rPr>
       </w:pPr>
-      <w:hyperlink w:anchor="_Toc243235749" w:history="1">
+      <w:hyperlink w:anchor="_Toc243236568" w:history="1">
         <w:r>
           <w:rPr>
             <w:rStyle w:val="aff9"/>
@@ -1011,7 +1011,7 @@
             <w:noProof/>
             <w:webHidden/>
           </w:rPr>
-          <w:instrText>PAGEREF _Toc243235749 \h</w:instrText>
+          <w:instrText>PAGEREF _Toc243236568 \h</w:instrText>
         </w:r>
         <w:r>
           <w:rPr>
@@ -1070,7 +1070,7 @@
           <w14:ligatures w14:val="standardContextual"/>
         </w:rPr>
       </w:pPr>
-      <w:hyperlink w:anchor="_Toc243235750" w:history="1">
+      <w:hyperlink w:anchor="_Toc243236569" w:history="1">
         <w:r>
           <w:rPr>
             <w:rStyle w:val="aff9"/>
@@ -1116,7 +1116,7 @@
             <w:noProof/>
             <w:webHidden/>
           </w:rPr>
-          <w:instrText>PAGEREF _Toc243235750 \h</w:instrText>
+          <w:instrText>PAGEREF _Toc243236569 \h</w:instrText>
         </w:r>
         <w:r>
           <w:rPr>
@@ -1175,7 +1175,7 @@
           <w14:ligatures w14:val="standardContextual"/>
         </w:rPr>
       </w:pPr>
-      <w:hyperlink w:anchor="_Toc243235751" w:history="1">
+      <w:hyperlink w:anchor="_Toc243236570" w:history="1">
         <w:r>
           <w:rPr>
             <w:rStyle w:val="aff9"/>
@@ -1221,7 +1221,7 @@
             <w:noProof/>
             <w:webHidden/>
           </w:rPr>
-          <w:instrText>PAGEREF _Toc243235751 \h</w:instrText>
+          <w:instrText>PAGEREF _Toc243236570 \h</w:instrText>
         </w:r>
         <w:r>
           <w:rPr>
@@ -1280,7 +1280,7 @@
           <w14:ligatures w14:val="standardContextual"/>
         </w:rPr>
       </w:pPr>
-      <w:hyperlink w:anchor="_Toc243235752" w:history="1">
+      <w:hyperlink w:anchor="_Toc243236571" w:history="1">
         <w:r>
           <w:rPr>
             <w:rStyle w:val="aff9"/>
@@ -1326,7 +1326,7 @@
             <w:noProof/>
             <w:webHidden/>
           </w:rPr>
-          <w:instrText>PAGEREF _Toc243235752 \h</w:instrText>
+          <w:instrText>PAGEREF _Toc243236571 \h</w:instrText>
         </w:r>
         <w:r>
           <w:rPr>
@@ -1385,7 +1385,7 @@
           <w14:ligatures w14:val="standardContextual"/>
         </w:rPr>
       </w:pPr>
-      <w:hyperlink w:anchor="_Toc243235753" w:history="1">
+      <w:hyperlink w:anchor="_Toc243236572" w:history="1">
         <w:r>
           <w:rPr>
             <w:rStyle w:val="aff9"/>
@@ -1431,7 +1431,7 @@
             <w:noProof/>
             <w:webHidden/>
           </w:rPr>
-          <w:instrText>PAGEREF _Toc243235753 \h</w:instrText>
+          <w:instrText>PAGEREF _Toc243236572 \h</w:instrText>
         </w:r>
         <w:r>
           <w:rPr>
@@ -1489,7 +1489,7 @@
           <w14:ligatures w14:val="standardContextual"/>
         </w:rPr>
       </w:pPr>
-      <w:hyperlink w:anchor="_Toc243235754" w:history="1">
+      <w:hyperlink w:anchor="_Toc243236573" w:history="1">
         <w:r>
           <w:rPr>
             <w:rStyle w:val="aff9"/>
@@ -1551,7 +1551,7 @@
             <w:noProof/>
             <w:webHidden/>
           </w:rPr>
-          <w:instrText>PAGEREF _Toc243235754 \h</w:instrText>
+          <w:instrText>PAGEREF _Toc243236573 \h</w:instrText>
         </w:r>
         <w:r>
           <w:rPr>
@@ -1610,7 +1610,7 @@
           <w14:ligatures w14:val="standardContextual"/>
         </w:rPr>
       </w:pPr>
-      <w:hyperlink w:anchor="_Toc243235755" w:history="1">
+      <w:hyperlink w:anchor="_Toc243236574" w:history="1">
         <w:r>
           <w:rPr>
             <w:rStyle w:val="aff9"/>
@@ -1656,7 +1656,7 @@
             <w:noProof/>
             <w:webHidden/>
           </w:rPr>
-          <w:instrText>PAGEREF _Toc243235755 \h</w:instrText>
+          <w:instrText>PAGEREF _Toc243236574 \h</w:instrText>
         </w:r>
         <w:r>
           <w:rPr>
@@ -1715,7 +1715,7 @@
           <w14:ligatures w14:val="standardContextual"/>
         </w:rPr>
       </w:pPr>
-      <w:hyperlink w:anchor="_Toc243235756" w:history="1">
+      <w:hyperlink w:anchor="_Toc243236575" w:history="1">
         <w:r>
           <w:rPr>
             <w:rStyle w:val="aff9"/>
@@ -1761,7 +1761,7 @@
             <w:noProof/>
             <w:webHidden/>
           </w:rPr>
-          <w:instrText>PAGEREF _Toc243235756 \h</w:instrText>
+          <w:instrText>PAGEREF _Toc243236575 \h</w:instrText>
         </w:r>
         <w:r>
           <w:rPr>
@@ -1820,7 +1820,7 @@
           <w14:ligatures w14:val="standardContextual"/>
         </w:rPr>
       </w:pPr>
-      <w:hyperlink w:anchor="_Toc243235757" w:history="1">
+      <w:hyperlink w:anchor="_Toc243236576" w:history="1">
         <w:r>
           <w:rPr>
             <w:rStyle w:val="aff9"/>
@@ -1930,7 +1930,7 @@
             <w:noProof/>
             <w:webHidden/>
           </w:rPr>
-          <w:instrText>PAGEREF _Toc243235757 \h</w:instrText>
+          <w:instrText>PAGEREF _Toc243236576 \h</w:instrText>
         </w:r>
         <w:r>
           <w:rPr>
@@ -1988,7 +1988,7 @@
           <w14:ligatures w14:val="standardContextual"/>
         </w:rPr>
       </w:pPr>
-      <w:hyperlink w:anchor="_Toc243235758" w:history="1">
+      <w:hyperlink w:anchor="_Toc243236577" w:history="1">
         <w:r>
           <w:rPr>
             <w:rStyle w:val="aff9"/>
@@ -2034,7 +2034,7 @@
             <w:noProof/>
             <w:webHidden/>
           </w:rPr>
-          <w:instrText>PAGEREF _Toc243235758 \h</w:instrText>
+          <w:instrText>PAGEREF _Toc243236577 \h</w:instrText>
         </w:r>
         <w:r>
           <w:rPr>
@@ -2093,7 +2093,7 @@
           <w14:ligatures w14:val="standardContextual"/>
         </w:rPr>
       </w:pPr>
-      <w:hyperlink w:anchor="_Toc243235759" w:history="1">
+      <w:hyperlink w:anchor="_Toc243236578" w:history="1">
         <w:r>
           <w:rPr>
             <w:rStyle w:val="aff9"/>
@@ -2139,7 +2139,7 @@
             <w:noProof/>
             <w:webHidden/>
           </w:rPr>
-          <w:instrText>PAGEREF _Toc243235759 \h</w:instrText>
+          <w:instrText>PAGEREF _Toc243236578 \h</w:instrText>
         </w:r>
         <w:r>
           <w:rPr>
@@ -2198,7 +2198,7 @@
           <w14:ligatures w14:val="standardContextual"/>
         </w:rPr>
       </w:pPr>
-      <w:hyperlink w:anchor="_Toc243235760" w:history="1">
+      <w:hyperlink w:anchor="_Toc243236579" w:history="1">
         <w:r>
           <w:rPr>
             <w:rStyle w:val="aff9"/>
@@ -2244,7 +2244,7 @@
             <w:noProof/>
             <w:webHidden/>
           </w:rPr>
-          <w:instrText>PAGEREF _Toc243235760 \h</w:instrText>
+          <w:instrText>PAGEREF _Toc243236579 \h</w:instrText>
         </w:r>
         <w:r>
           <w:rPr>
@@ -2303,7 +2303,7 @@
           <w14:ligatures w14:val="standardContextual"/>
         </w:rPr>
       </w:pPr>
-      <w:hyperlink w:anchor="_Toc243235761" w:history="1">
+      <w:hyperlink w:anchor="_Toc243236580" w:history="1">
         <w:r>
           <w:rPr>
             <w:rStyle w:val="aff9"/>
@@ -2349,7 +2349,7 @@
             <w:noProof/>
             <w:webHidden/>
           </w:rPr>
-          <w:instrText>PAGEREF _Toc243235761 \h</w:instrText>
+          <w:instrText>PAGEREF _Toc243236580 \h</w:instrText>
         </w:r>
         <w:r>
           <w:rPr>
@@ -2408,7 +2408,7 @@
           <w14:ligatures w14:val="standardContextual"/>
         </w:rPr>
       </w:pPr>
-      <w:hyperlink w:anchor="_Toc243235762" w:history="1">
+      <w:hyperlink w:anchor="_Toc243236581" w:history="1">
         <w:r>
           <w:rPr>
             <w:rStyle w:val="aff9"/>
@@ -2454,7 +2454,7 @@
             <w:noProof/>
             <w:webHidden/>
           </w:rPr>
-          <w:instrText>PAGEREF _Toc243235762 \h</w:instrText>
+          <w:instrText>PAGEREF _Toc243236581 \h</w:instrText>
         </w:r>
         <w:r>
           <w:rPr>
@@ -2513,7 +2513,7 @@
           <w14:ligatures w14:val="standardContextual"/>
         </w:rPr>
       </w:pPr>
-      <w:hyperlink w:anchor="_Toc243235763" w:history="1">
+      <w:hyperlink w:anchor="_Toc243236582" w:history="1">
         <w:r>
           <w:rPr>
             <w:rStyle w:val="aff9"/>
@@ -2559,7 +2559,7 @@
             <w:noProof/>
             <w:webHidden/>
           </w:rPr>
-          <w:instrText>PAGEREF _Toc243235763 \h</w:instrText>
+          <w:instrText>PAGEREF _Toc243236582 \h</w:instrText>
         </w:r>
         <w:r>
           <w:rPr>
@@ -2617,7 +2617,7 @@
           <w14:ligatures w14:val="standardContextual"/>
         </w:rPr>
       </w:pPr>
-      <w:hyperlink w:anchor="_Toc243235764" w:history="1">
+      <w:hyperlink w:anchor="_Toc243236583" w:history="1">
         <w:r>
           <w:rPr>
             <w:rStyle w:val="aff9"/>
@@ -2663,7 +2663,7 @@
             <w:noProof/>
             <w:webHidden/>
           </w:rPr>
-          <w:instrText>PAGEREF _Toc243235764 \h</w:instrText>
+          <w:instrText>PAGEREF _Toc243236583 \h</w:instrText>
         </w:r>
         <w:r>
           <w:rPr>
@@ -2722,7 +2722,7 @@
           <w14:ligatures w14:val="standardContextual"/>
         </w:rPr>
       </w:pPr>
-      <w:hyperlink w:anchor="_Toc243235765" w:history="1">
+      <w:hyperlink w:anchor="_Toc243236584" w:history="1">
         <w:r>
           <w:rPr>
             <w:rStyle w:val="aff9"/>
@@ -2768,7 +2768,7 @@
             <w:noProof/>
             <w:webHidden/>
           </w:rPr>
-          <w:instrText>PAGEREF _Toc243235765 \h</w:instrText>
+          <w:instrText>PAGEREF _Toc243236584 \h</w:instrText>
         </w:r>
         <w:r>
           <w:rPr>
@@ -2827,7 +2827,7 @@
           <w14:ligatures w14:val="standardContextual"/>
         </w:rPr>
       </w:pPr>
-      <w:hyperlink w:anchor="_Toc243235766" w:history="1">
+      <w:hyperlink w:anchor="_Toc243236585" w:history="1">
         <w:r>
           <w:rPr>
             <w:rStyle w:val="aff9"/>
@@ -2889,7 +2889,7 @@
             <w:noProof/>
             <w:webHidden/>
           </w:rPr>
-          <w:instrText>PAGEREF _Toc243235766 \h</w:instrText>
+          <w:instrText>PAGEREF _Toc243236585 \h</w:instrText>
         </w:r>
         <w:r>
           <w:rPr>
@@ -2948,7 +2948,7 @@
           <w14:ligatures w14:val="standardContextual"/>
         </w:rPr>
       </w:pPr>
-      <w:hyperlink w:anchor="_Toc243235767" w:history="1">
+      <w:hyperlink w:anchor="_Toc243236586" w:history="1">
         <w:r>
           <w:rPr>
             <w:rStyle w:val="aff9"/>
@@ -2994,7 +2994,7 @@
             <w:noProof/>
             <w:webHidden/>
           </w:rPr>
-          <w:instrText>PAGEREF _Toc243235767 \h</w:instrText>
+          <w:instrText>PAGEREF _Toc243236586 \h</w:instrText>
         </w:r>
         <w:r>
           <w:rPr>
@@ -3053,7 +3053,7 @@
           <w14:ligatures w14:val="standardContextual"/>
         </w:rPr>
       </w:pPr>
-      <w:hyperlink w:anchor="_Toc243235768" w:history="1">
+      <w:hyperlink w:anchor="_Toc243236587" w:history="1">
         <w:r>
           <w:rPr>
             <w:rStyle w:val="aff9"/>
@@ -3163,7 +3163,7 @@
             <w:noProof/>
             <w:webHidden/>
           </w:rPr>
-          <w:instrText>PAGEREF _Toc243235768 \h</w:instrText>
+          <w:instrText>PAGEREF _Toc243236587 \h</w:instrText>
         </w:r>
         <w:r>
           <w:rPr>
@@ -3221,7 +3221,7 @@
           <w14:ligatures w14:val="standardContextual"/>
         </w:rPr>
       </w:pPr>
-      <w:hyperlink w:anchor="_Toc243235769" w:history="1">
+      <w:hyperlink w:anchor="_Toc243236588" w:history="1">
         <w:r>
           <w:rPr>
             <w:rStyle w:val="aff9"/>
@@ -3267,7 +3267,7 @@
             <w:noProof/>
             <w:webHidden/>
           </w:rPr>
-          <w:instrText>PAGEREF _Toc243235769 \h</w:instrText>
+          <w:instrText>PAGEREF _Toc243236588 \h</w:instrText>
         </w:r>
         <w:r>
           <w:rPr>
@@ -3326,7 +3326,7 @@
           <w14:ligatures w14:val="standardContextual"/>
         </w:rPr>
       </w:pPr>
-      <w:hyperlink w:anchor="_Toc243235770" w:history="1">
+      <w:hyperlink w:anchor="_Toc243236589" w:history="1">
         <w:r>
           <w:rPr>
             <w:rStyle w:val="aff9"/>
@@ -3396,7 +3396,7 @@
             <w:noProof/>
             <w:webHidden/>
           </w:rPr>
-          <w:instrText>PAGEREF _Toc243235770 \h</w:instrText>
+          <w:instrText>PAGEREF _Toc243236589 \h</w:instrText>
         </w:r>
         <w:r>
           <w:rPr>
@@ -3455,7 +3455,7 @@
           <w14:ligatures w14:val="standardContextual"/>
         </w:rPr>
       </w:pPr>
-      <w:hyperlink w:anchor="_Toc243235771" w:history="1">
+      <w:hyperlink w:anchor="_Toc243236590" w:history="1">
         <w:r>
           <w:rPr>
             <w:rStyle w:val="aff9"/>
@@ -3525,7 +3525,7 @@
             <w:noProof/>
             <w:webHidden/>
           </w:rPr>
-          <w:instrText>PAGEREF _Toc243235771 \h</w:instrText>
+          <w:instrText>PAGEREF _Toc243236590 \h</w:instrText>
         </w:r>
         <w:r>
           <w:rPr>
@@ -3584,7 +3584,7 @@
           <w14:ligatures w14:val="standardContextual"/>
         </w:rPr>
       </w:pPr>
-      <w:hyperlink w:anchor="_Toc243235772" w:history="1">
+      <w:hyperlink w:anchor="_Toc243236591" w:history="1">
         <w:r>
           <w:rPr>
             <w:rStyle w:val="aff9"/>
@@ -3654,7 +3654,7 @@
             <w:noProof/>
             <w:webHidden/>
           </w:rPr>
-          <w:instrText>PAGEREF _Toc243235772 \h</w:instrText>
+          <w:instrText>PAGEREF _Toc243236591 \h</w:instrText>
         </w:r>
         <w:r>
           <w:rPr>
@@ -3713,7 +3713,7 @@
           <w14:ligatures w14:val="standardContextual"/>
         </w:rPr>
       </w:pPr>
-      <w:hyperlink w:anchor="_Toc243235773" w:history="1">
+      <w:hyperlink w:anchor="_Toc243236592" w:history="1">
         <w:r>
           <w:rPr>
             <w:rStyle w:val="aff9"/>
@@ -3783,7 +3783,7 @@
             <w:noProof/>
             <w:webHidden/>
           </w:rPr>
-          <w:instrText>PAGEREF _Toc243235773 \h</w:instrText>
+          <w:instrText>PAGEREF _Toc243236592 \h</w:instrText>
         </w:r>
         <w:r>
           <w:rPr>
@@ -3842,7 +3842,7 @@
           <w14:ligatures w14:val="standardContextual"/>
         </w:rPr>
       </w:pPr>
-      <w:hyperlink w:anchor="_Toc243235774" w:history="1">
+      <w:hyperlink w:anchor="_Toc243236593" w:history="1">
         <w:r>
           <w:rPr>
             <w:rStyle w:val="aff9"/>
@@ -3896,7 +3896,7 @@
             <w:noProof/>
             <w:webHidden/>
           </w:rPr>
-          <w:instrText>PAGEREF _Toc243235774 \h</w:instrText>
+          <w:instrText>PAGEREF _Toc243236593 \h</w:instrText>
         </w:r>
         <w:r>
           <w:rPr>
@@ -3954,7 +3954,7 @@
           <w14:ligatures w14:val="standardContextual"/>
         </w:rPr>
       </w:pPr>
-      <w:hyperlink w:anchor="_Toc243235775" w:history="1">
+      <w:hyperlink w:anchor="_Toc243236594" w:history="1">
         <w:r>
           <w:rPr>
             <w:rStyle w:val="aff9"/>
@@ -4000,7 +4000,7 @@
             <w:noProof/>
             <w:webHidden/>
           </w:rPr>
-          <w:instrText>PAGEREF _Toc243235775 \h</w:instrText>
+          <w:instrText>PAGEREF _Toc243236594 \h</w:instrText>
         </w:r>
         <w:r>
           <w:rPr>
@@ -4058,7 +4058,7 @@
           <w14:ligatures w14:val="standardContextual"/>
         </w:rPr>
       </w:pPr>
-      <w:hyperlink w:anchor="_Toc243235776" w:history="1">
+      <w:hyperlink w:anchor="_Toc243236595" w:history="1">
         <w:r>
           <w:rPr>
             <w:rStyle w:val="aff9"/>
@@ -4104,7 +4104,7 @@
             <w:noProof/>
             <w:webHidden/>
           </w:rPr>
-          <w:instrText>PAGEREF _Toc243235776 \h</w:instrText>
+          <w:instrText>PAGEREF _Toc243236595 \h</w:instrText>
         </w:r>
         <w:r>
           <w:rPr>
@@ -4162,7 +4162,7 @@
           <w14:ligatures w14:val="standardContextual"/>
         </w:rPr>
       </w:pPr>
-      <w:hyperlink w:anchor="_Toc243235777" w:history="1">
+      <w:hyperlink w:anchor="_Toc243236596" w:history="1">
         <w:r>
           <w:rPr>
             <w:rStyle w:val="aff9"/>
@@ -4224,7 +4224,7 @@
             <w:noProof/>
             <w:webHidden/>
           </w:rPr>
-          <w:instrText>PAGEREF _Toc243235777 \h</w:instrText>
+          <w:instrText>PAGEREF _Toc243236596 \h</w:instrText>
         </w:r>
         <w:r>
           <w:rPr>
@@ -4282,7 +4282,7 @@
           <w14:ligatures w14:val="standardContextual"/>
         </w:rPr>
       </w:pPr>
-      <w:hyperlink w:anchor="_Toc243235778" w:history="1">
+      <w:hyperlink w:anchor="_Toc243236597" w:history="1">
         <w:r>
           <w:rPr>
             <w:rStyle w:val="aff9"/>
@@ -4360,7 +4360,7 @@
             <w:noProof/>
             <w:webHidden/>
           </w:rPr>
-          <w:instrText>PAGEREF _Toc243235778 \h</w:instrText>
+          <w:instrText>PAGEREF _Toc243236597 \h</w:instrText>
         </w:r>
         <w:r>
           <w:rPr>
@@ -4419,7 +4419,7 @@
           <w14:ligatures w14:val="standardContextual"/>
         </w:rPr>
       </w:pPr>
-      <w:hyperlink w:anchor="_Toc243235779" w:history="1">
+      <w:hyperlink w:anchor="_Toc243236598" w:history="1">
         <w:r>
           <w:rPr>
             <w:rStyle w:val="aff9"/>
@@ -4497,7 +4497,7 @@
             <w:noProof/>
             <w:webHidden/>
           </w:rPr>
-          <w:instrText>PAGEREF _Toc243235779 \h</w:instrText>
+          <w:instrText>PAGEREF _Toc243236598 \h</w:instrText>
         </w:r>
         <w:r>
           <w:rPr>
@@ -4556,7 +4556,7 @@
           <w14:ligatures w14:val="standardContextual"/>
         </w:rPr>
       </w:pPr>
-      <w:hyperlink w:anchor="_Toc243235780" w:history="1">
+      <w:hyperlink w:anchor="_Toc243236599" w:history="1">
         <w:r>
           <w:rPr>
             <w:rStyle w:val="aff9"/>
@@ -4666,7 +4666,7 @@
             <w:noProof/>
             <w:webHidden/>
           </w:rPr>
-          <w:instrText>PAGEREF _Toc243235780 \h</w:instrText>
+          <w:instrText>PAGEREF _Toc243236599 \h</w:instrText>
         </w:r>
         <w:r>
           <w:rPr>
@@ -4725,7 +4725,7 @@
           <w14:ligatures w14:val="standardContextual"/>
         </w:rPr>
       </w:pPr>
-      <w:hyperlink w:anchor="_Toc243235781" w:history="1">
+      <w:hyperlink w:anchor="_Toc243236600" w:history="1">
         <w:r>
           <w:rPr>
             <w:rStyle w:val="aff9"/>
@@ -4771,7 +4771,7 @@
             <w:noProof/>
             <w:webHidden/>
           </w:rPr>
-          <w:instrText>PAGEREF _Toc243235781 \h</w:instrText>
+          <w:instrText>PAGEREF _Toc243236600 \h</w:instrText>
         </w:r>
         <w:r>
           <w:rPr>
@@ -4829,7 +4829,7 @@
           <w14:ligatures w14:val="standardContextual"/>
         </w:rPr>
       </w:pPr>
-      <w:hyperlink w:anchor="_Toc243235782" w:history="1">
+      <w:hyperlink w:anchor="_Toc243236601" w:history="1">
         <w:r>
           <w:rPr>
             <w:rStyle w:val="aff9"/>
@@ -4891,7 +4891,7 @@
             <w:noProof/>
             <w:webHidden/>
           </w:rPr>
-          <w:instrText>PAGEREF _Toc243235782 \h</w:instrText>
+          <w:instrText>PAGEREF _Toc243236601 \h</w:instrText>
         </w:r>
         <w:r>
           <w:rPr>
@@ -4950,7 +4950,7 @@
           <w14:ligatures w14:val="standardContextual"/>
         </w:rPr>
       </w:pPr>
-      <w:hyperlink w:anchor="_Toc243235783" w:history="1">
+      <w:hyperlink w:anchor="_Toc243236602" w:history="1">
         <w:r>
           <w:rPr>
             <w:rStyle w:val="aff9"/>
@@ -4996,7 +4996,7 @@
             <w:noProof/>
             <w:webHidden/>
           </w:rPr>
-          <w:instrText>PAGEREF _Toc243235783 \h</w:instrText>
+          <w:instrText>PAGEREF _Toc243236602 \h</w:instrText>
         </w:r>
         <w:r>
           <w:rPr>
@@ -5054,7 +5054,7 @@
           <w14:ligatures w14:val="standardContextual"/>
         </w:rPr>
       </w:pPr>
-      <w:hyperlink w:anchor="_Toc243235784" w:history="1">
+      <w:hyperlink w:anchor="_Toc243236603" w:history="1">
         <w:r>
           <w:rPr>
             <w:rStyle w:val="aff9"/>
@@ -5116,7 +5116,7 @@
             <w:noProof/>
             <w:webHidden/>
           </w:rPr>
-          <w:instrText>PAGEREF _Toc243235784 \h</w:instrText>
+          <w:instrText>PAGEREF _Toc243236603 \h</w:instrText>
         </w:r>
         <w:r>
           <w:rPr>
@@ -5174,7 +5174,7 @@
           <w14:ligatures w14:val="standardContextual"/>
         </w:rPr>
       </w:pPr>
-      <w:hyperlink w:anchor="_Toc243235785" w:history="1">
+      <w:hyperlink w:anchor="_Toc243236604" w:history="1">
         <w:r>
           <w:rPr>
             <w:rStyle w:val="aff9"/>
@@ -5220,7 +5220,7 @@
             <w:noProof/>
             <w:webHidden/>
           </w:rPr>
-          <w:instrText>PAGEREF _Toc243235785 \h</w:instrText>
+          <w:instrText>PAGEREF _Toc243236604 \h</w:instrText>
         </w:r>
         <w:r>
           <w:rPr>
@@ -5279,7 +5279,7 @@
           <w14:ligatures w14:val="standardContextual"/>
         </w:rPr>
       </w:pPr>
-      <w:hyperlink w:anchor="_Toc243235786" w:history="1">
+      <w:hyperlink w:anchor="_Toc243236605" w:history="1">
         <w:r>
           <w:rPr>
             <w:rStyle w:val="aff9"/>
@@ -5325,7 +5325,7 @@
             <w:noProof/>
             <w:webHidden/>
           </w:rPr>
-          <w:instrText>PAGEREF _Toc243235786 \h</w:instrText>
+          <w:instrText>PAGEREF _Toc243236605 \h</w:instrText>
         </w:r>
         <w:r>
           <w:rPr>
@@ -5384,7 +5384,7 @@
           <w14:ligatures w14:val="standardContextual"/>
         </w:rPr>
       </w:pPr>
-      <w:hyperlink w:anchor="_Toc243235787" w:history="1">
+      <w:hyperlink w:anchor="_Toc243236606" w:history="1">
         <w:r>
           <w:rPr>
             <w:rStyle w:val="aff9"/>
@@ -5430,7 +5430,7 @@
             <w:noProof/>
             <w:webHidden/>
           </w:rPr>
-          <w:instrText>PAGEREF _Toc243235787 \h</w:instrText>
+          <w:instrText>PAGEREF _Toc243236606 \h</w:instrText>
         </w:r>
         <w:r>
           <w:rPr>
@@ -5489,7 +5489,7 @@
           <w14:ligatures w14:val="standardContextual"/>
         </w:rPr>
       </w:pPr>
-      <w:hyperlink w:anchor="_Toc243235788" w:history="1">
+      <w:hyperlink w:anchor="_Toc243236607" w:history="1">
         <w:r>
           <w:rPr>
             <w:rStyle w:val="aff9"/>
@@ -5535,7 +5535,7 @@
             <w:noProof/>
             <w:webHidden/>
           </w:rPr>
-          <w:instrText>PAGEREF _Toc243235788 \h</w:instrText>
+          <w:instrText>PAGEREF _Toc243236607 \h</w:instrText>
         </w:r>
         <w:r>
           <w:rPr>
@@ -5593,7 +5593,7 @@
           <w14:ligatures w14:val="standardContextual"/>
         </w:rPr>
       </w:pPr>
-      <w:hyperlink w:anchor="_Toc243235789" w:history="1">
+      <w:hyperlink w:anchor="_Toc243236608" w:history="1">
         <w:r>
           <w:rPr>
             <w:rStyle w:val="aff9"/>
@@ -5639,7 +5639,7 @@
             <w:noProof/>
             <w:webHidden/>
           </w:rPr>
-          <w:instrText>PAGEREF _Toc243235789 \h</w:instrText>
+          <w:instrText>PAGEREF _Toc243236608 \h</w:instrText>
         </w:r>
         <w:r>
           <w:rPr>
@@ -5697,7 +5697,7 @@
           <w14:ligatures w14:val="standardContextual"/>
         </w:rPr>
       </w:pPr>
-      <w:hyperlink w:anchor="_Toc243235790" w:history="1">
+      <w:hyperlink w:anchor="_Toc243236609" w:history="1">
         <w:r>
           <w:rPr>
             <w:rStyle w:val="aff9"/>
@@ -5743,7 +5743,7 @@
             <w:noProof/>
             <w:webHidden/>
           </w:rPr>
-          <w:instrText>PAGEREF _Toc243235790 \h</w:instrText>
+          <w:instrText>PAGEREF _Toc243236609 \h</w:instrText>
         </w:r>
         <w:r>
           <w:rPr>
@@ -5801,7 +5801,7 @@
           <w14:ligatures w14:val="standardContextual"/>
         </w:rPr>
       </w:pPr>
-      <w:hyperlink w:anchor="_Toc243235791" w:history="1">
+      <w:hyperlink w:anchor="_Toc243236610" w:history="1">
         <w:r>
           <w:rPr>
             <w:rStyle w:val="aff9"/>
@@ -5847,7 +5847,7 @@
             <w:noProof/>
             <w:webHidden/>
           </w:rPr>
-          <w:instrText>PAGEREF _Toc243235791 \h</w:instrText>
+          <w:instrText>PAGEREF _Toc243236610 \h</w:instrText>
         </w:r>
         <w:r>
           <w:rPr>
@@ -5906,7 +5906,7 @@
           <w14:ligatures w14:val="standardContextual"/>
         </w:rPr>
       </w:pPr>
-      <w:hyperlink w:anchor="_Toc243235792" w:history="1">
+      <w:hyperlink w:anchor="_Toc243236611" w:history="1">
         <w:r>
           <w:rPr>
             <w:rStyle w:val="aff9"/>
@@ -5968,7 +5968,7 @@
             <w:noProof/>
             <w:webHidden/>
           </w:rPr>
-          <w:instrText>PAGEREF _Toc243235792 \h</w:instrText>
+          <w:instrText>PAGEREF _Toc243236611 \h</w:instrText>
         </w:r>
         <w:r>
           <w:rPr>
@@ -6027,7 +6027,7 @@
           <w14:ligatures w14:val="standardContextual"/>
         </w:rPr>
       </w:pPr>
-      <w:hyperlink w:anchor="_Toc243235793" w:history="1">
+      <w:hyperlink w:anchor="_Toc243236612" w:history="1">
         <w:r>
           <w:rPr>
             <w:rStyle w:val="aff9"/>
@@ -6073,7 +6073,7 @@
             <w:noProof/>
             <w:webHidden/>
           </w:rPr>
-          <w:instrText>PAGEREF _Toc243235793 \h</w:instrText>
+          <w:instrText>PAGEREF _Toc243236612 \h</w:instrText>
         </w:r>
         <w:r>
           <w:rPr>
@@ -6132,7 +6132,7 @@
           <w14:ligatures w14:val="standardContextual"/>
         </w:rPr>
       </w:pPr>
-      <w:hyperlink w:anchor="_Toc243235794" w:history="1">
+      <w:hyperlink w:anchor="_Toc243236613" w:history="1">
         <w:r>
           <w:rPr>
             <w:rStyle w:val="aff9"/>
@@ -6178,7 +6178,7 @@
             <w:noProof/>
             <w:webHidden/>
           </w:rPr>
-          <w:instrText>PAGEREF _Toc243235794 \h</w:instrText>
+          <w:instrText>PAGEREF _Toc243236613 \h</w:instrText>
         </w:r>
         <w:r>
           <w:rPr>
@@ -6237,7 +6237,7 @@
           <w14:ligatures w14:val="standardContextual"/>
         </w:rPr>
       </w:pPr>
-      <w:hyperlink w:anchor="_Toc243235795" w:history="1">
+      <w:hyperlink w:anchor="_Toc243236614" w:history="1">
         <w:r>
           <w:rPr>
             <w:rStyle w:val="aff9"/>
@@ -6283,7 +6283,7 @@
             <w:noProof/>
             <w:webHidden/>
           </w:rPr>
-          <w:instrText>PAGEREF _Toc243235795 \h</w:instrText>
+          <w:instrText>PAGEREF _Toc243236614 \h</w:instrText>
         </w:r>
         <w:r>
           <w:rPr>
@@ -6342,7 +6342,7 @@
           <w14:ligatures w14:val="standardContextual"/>
         </w:rPr>
       </w:pPr>
-      <w:hyperlink w:anchor="_Toc243235796" w:history="1">
+      <w:hyperlink w:anchor="_Toc243236615" w:history="1">
         <w:r>
           <w:rPr>
             <w:rStyle w:val="aff9"/>
@@ -6388,7 +6388,7 @@
             <w:noProof/>
             <w:webHidden/>
           </w:rPr>
-          <w:instrText>PAGEREF _Toc243235796 \h</w:instrText>
+          <w:instrText>PAGEREF _Toc243236615 \h</w:instrText>
         </w:r>
         <w:r>
           <w:rPr>
@@ -6443,7 +6443,7 @@
         <w:pStyle w:val="1"/>
         <w:spacing w:before="280" w:after="120"/>
       </w:pPr>
-      <w:bookmarkStart w:id="0" w:name="_Toc243235748"/>
+      <w:bookmarkStart w:id="0" w:name="_Toc243236567"/>
       <w:r>
         <w:rPr>
           <w:rFonts w:ascii="Times New Roman" w:eastAsia="黑体" w:hAnsi="Times New Roman"/>
@@ -7544,7 +7544,7 @@
         <w:pStyle w:val="1"/>
         <w:spacing w:before="280" w:after="120"/>
       </w:pPr>
-      <w:bookmarkStart w:id="1" w:name="_Toc243235749"/>
+      <w:bookmarkStart w:id="1" w:name="_Toc243236568"/>
       <w:r>
         <w:rPr>
           <w:rFonts w:ascii="Times New Roman" w:eastAsia="黑体" w:hAnsi="Times New Roman"/>
@@ -7568,7 +7568,7 @@
         <w:pStyle w:val="21"/>
         <w:spacing w:after="120"/>
       </w:pPr>
-      <w:bookmarkStart w:id="2" w:name="_Toc243235750"/>
+      <w:bookmarkStart w:id="2" w:name="_Toc243236569"/>
       <w:r>
         <w:rPr>
           <w:rFonts w:ascii="Times New Roman" w:eastAsia="黑体" w:hAnsi="Times New Roman"/>
@@ -7743,7 +7743,7 @@
         <w:pStyle w:val="21"/>
         <w:spacing w:after="120"/>
       </w:pPr>
-      <w:bookmarkStart w:id="3" w:name="_Toc243235751"/>
+      <w:bookmarkStart w:id="3" w:name="_Toc243236570"/>
       <w:r>
         <w:rPr>
           <w:rFonts w:ascii="Times New Roman" w:eastAsia="黑体" w:hAnsi="Times New Roman"/>
@@ -7964,7 +7964,7 @@
         <w:pStyle w:val="21"/>
         <w:spacing w:after="120"/>
       </w:pPr>
-      <w:bookmarkStart w:id="4" w:name="_Toc243235752"/>
+      <w:bookmarkStart w:id="4" w:name="_Toc243236571"/>
       <w:r>
         <w:rPr>
           <w:rFonts w:ascii="Times New Roman" w:eastAsia="黑体" w:hAnsi="Times New Roman"/>
@@ -8162,7 +8162,7 @@
         <w:pStyle w:val="21"/>
         <w:spacing w:after="120"/>
       </w:pPr>
-      <w:bookmarkStart w:id="5" w:name="_Toc243235753"/>
+      <w:bookmarkStart w:id="5" w:name="_Toc243236572"/>
       <w:r>
         <w:rPr>
           <w:rFonts w:ascii="Times New Roman" w:eastAsia="黑体" w:hAnsi="Times New Roman"/>
@@ -8511,7 +8511,7 @@
         <w:pStyle w:val="1"/>
         <w:spacing w:before="280" w:after="120"/>
       </w:pPr>
-      <w:bookmarkStart w:id="6" w:name="_Toc243235754"/>
+      <w:bookmarkStart w:id="6" w:name="_Toc243236573"/>
       <w:r>
         <w:rPr>
           <w:rFonts w:ascii="Times New Roman" w:eastAsia="黑体" w:hAnsi="Times New Roman"/>
@@ -8559,7 +8559,7 @@
         <w:pStyle w:val="21"/>
         <w:spacing w:after="120"/>
       </w:pPr>
-      <w:bookmarkStart w:id="7" w:name="_Toc243235755"/>
+      <w:bookmarkStart w:id="7" w:name="_Toc243236574"/>
       <w:r>
         <w:rPr>
           <w:rFonts w:ascii="Times New Roman" w:eastAsia="黑体" w:hAnsi="Times New Roman"/>
@@ -9000,7 +9000,7 @@
         <w:pStyle w:val="21"/>
         <w:spacing w:after="120"/>
       </w:pPr>
-      <w:bookmarkStart w:id="8" w:name="_Toc243235756"/>
+      <w:bookmarkStart w:id="8" w:name="_Toc243236575"/>
       <w:r>
         <w:rPr>
           <w:rFonts w:ascii="Times New Roman" w:eastAsia="黑体" w:hAnsi="Times New Roman"/>
@@ -9455,7 +9455,7 @@
         <w:pStyle w:val="21"/>
         <w:spacing w:after="120"/>
       </w:pPr>
-      <w:bookmarkStart w:id="9" w:name="_Toc243235757"/>
+      <w:bookmarkStart w:id="9" w:name="_Toc243236576"/>
       <w:r>
         <w:rPr>
           <w:rFonts w:ascii="Times New Roman" w:eastAsia="黑体" w:hAnsi="Times New Roman"/>
@@ -9959,7 +9959,7 @@
         <w:pStyle w:val="1"/>
         <w:spacing w:before="280" w:after="120"/>
       </w:pPr>
-      <w:bookmarkStart w:id="10" w:name="_Toc243235758"/>
+      <w:bookmarkStart w:id="10" w:name="_Toc243236577"/>
       <w:r>
         <w:rPr>
           <w:rFonts w:ascii="Times New Roman" w:eastAsia="黑体" w:hAnsi="Times New Roman"/>
@@ -9983,7 +9983,7 @@
         <w:pStyle w:val="21"/>
         <w:spacing w:after="120"/>
       </w:pPr>
-      <w:bookmarkStart w:id="11" w:name="_Toc243235759"/>
+      <w:bookmarkStart w:id="11" w:name="_Toc243236578"/>
       <w:r>
         <w:rPr>
           <w:rFonts w:ascii="Times New Roman" w:eastAsia="黑体" w:hAnsi="Times New Roman"/>
@@ -10422,7 +10422,7 @@
         <w:pStyle w:val="21"/>
         <w:spacing w:after="120"/>
       </w:pPr>
-      <w:bookmarkStart w:id="12" w:name="_Toc243235760"/>
+      <w:bookmarkStart w:id="12" w:name="_Toc243236579"/>
       <w:r>
         <w:rPr>
           <w:rFonts w:ascii="Times New Roman" w:eastAsia="黑体" w:hAnsi="Times New Roman"/>
@@ -11363,7 +11363,7 @@
         <w:pStyle w:val="21"/>
         <w:spacing w:after="120"/>
       </w:pPr>
-      <w:bookmarkStart w:id="13" w:name="_Toc243235761"/>
+      <w:bookmarkStart w:id="13" w:name="_Toc243236580"/>
       <w:r>
         <w:rPr>
           <w:rFonts w:ascii="Times New Roman" w:eastAsia="黑体" w:hAnsi="Times New Roman"/>
@@ -11684,7 +11684,7 @@
         <w:rPr>
           <w:color w:val="000000"/>
         </w:rPr>
-        <w:t>。以该分析师首篇报告日为起点、算到事件日为止的经验年限（首报日往前只能覆盖到</w:t>
+        <w:t>。以该分析师首篇报告日为起点、算到报告日为止的经验年限（首报日往前只能覆盖到</w:t>
       </w:r>
       <w:r>
         <w:rPr>
@@ -11809,7 +11809,7 @@
         <w:pStyle w:val="21"/>
         <w:spacing w:after="120"/>
       </w:pPr>
-      <w:bookmarkStart w:id="14" w:name="_Toc243235762"/>
+      <w:bookmarkStart w:id="14" w:name="_Toc243236581"/>
       <w:r>
         <w:rPr>
           <w:rFonts w:ascii="Times New Roman" w:eastAsia="黑体" w:hAnsi="Times New Roman"/>
@@ -12133,7 +12133,7 @@
         <w:pStyle w:val="21"/>
         <w:spacing w:after="120"/>
       </w:pPr>
-      <w:bookmarkStart w:id="15" w:name="_Toc243235763"/>
+      <w:bookmarkStart w:id="15" w:name="_Toc243236582"/>
       <w:r>
         <w:rPr>
           <w:rFonts w:ascii="Times New Roman" w:eastAsia="黑体" w:hAnsi="Times New Roman"/>
@@ -12292,7 +12292,7 @@
         <w:pStyle w:val="1"/>
         <w:spacing w:before="280" w:after="120"/>
       </w:pPr>
-      <w:bookmarkStart w:id="16" w:name="_Toc243235764"/>
+      <w:bookmarkStart w:id="16" w:name="_Toc243236583"/>
       <w:r>
         <w:rPr>
           <w:rFonts w:ascii="Times New Roman" w:eastAsia="黑体" w:hAnsi="Times New Roman"/>
@@ -12391,7 +12391,7 @@
         <w:pStyle w:val="21"/>
         <w:spacing w:after="120"/>
       </w:pPr>
-      <w:bookmarkStart w:id="17" w:name="_Toc243235765"/>
+      <w:bookmarkStart w:id="17" w:name="_Toc243236584"/>
       <w:r>
         <w:rPr>
           <w:rFonts w:ascii="Times New Roman" w:eastAsia="黑体" w:hAnsi="Times New Roman"/>
@@ -12898,7 +12898,7 @@
         <w:pStyle w:val="21"/>
         <w:spacing w:after="120"/>
       </w:pPr>
-      <w:bookmarkStart w:id="18" w:name="_Toc243235766"/>
+      <w:bookmarkStart w:id="18" w:name="_Toc243236585"/>
       <w:r>
         <w:rPr>
           <w:rFonts w:ascii="Times New Roman" w:eastAsia="黑体" w:hAnsi="Times New Roman"/>
@@ -13431,7 +13431,7 @@
         <w:pStyle w:val="21"/>
         <w:spacing w:after="120"/>
       </w:pPr>
-      <w:bookmarkStart w:id="19" w:name="_Toc243235767"/>
+      <w:bookmarkStart w:id="19" w:name="_Toc243236586"/>
       <w:r>
         <w:rPr>
           <w:rFonts w:ascii="Times New Roman" w:eastAsia="黑体" w:hAnsi="Times New Roman"/>
@@ -13855,7 +13855,7 @@
         <w:pStyle w:val="21"/>
         <w:spacing w:after="120"/>
       </w:pPr>
-      <w:bookmarkStart w:id="20" w:name="_Toc243235768"/>
+      <w:bookmarkStart w:id="20" w:name="_Toc243236587"/>
       <w:r>
         <w:rPr>
           <w:rFonts w:ascii="Times New Roman" w:eastAsia="黑体" w:hAnsi="Times New Roman"/>
@@ -14672,7 +14672,7 @@
         <w:pStyle w:val="1"/>
         <w:spacing w:before="280" w:after="120"/>
       </w:pPr>
-      <w:bookmarkStart w:id="21" w:name="_Toc243235769"/>
+      <w:bookmarkStart w:id="21" w:name="_Toc243236588"/>
       <w:r>
         <w:rPr>
           <w:rFonts w:ascii="Times New Roman" w:eastAsia="黑体" w:hAnsi="Times New Roman"/>
@@ -14990,7 +14990,7 @@
         <w:pStyle w:val="21"/>
         <w:spacing w:after="120"/>
       </w:pPr>
-      <w:bookmarkStart w:id="22" w:name="_Toc243235770"/>
+      <w:bookmarkStart w:id="22" w:name="_Toc243236589"/>
       <w:r>
         <w:rPr>
           <w:rFonts w:ascii="Times New Roman" w:eastAsia="黑体" w:hAnsi="Times New Roman"/>
@@ -15179,7 +15179,7 @@
         <w:pStyle w:val="21"/>
         <w:spacing w:after="120"/>
       </w:pPr>
-      <w:bookmarkStart w:id="23" w:name="_Toc243235771"/>
+      <w:bookmarkStart w:id="23" w:name="_Toc243236590"/>
       <w:r>
         <w:rPr>
           <w:rFonts w:ascii="Times New Roman" w:eastAsia="黑体" w:hAnsi="Times New Roman"/>
@@ -15392,7 +15392,7 @@
         <w:pStyle w:val="21"/>
         <w:spacing w:after="120"/>
       </w:pPr>
-      <w:bookmarkStart w:id="24" w:name="_Toc243235772"/>
+      <w:bookmarkStart w:id="24" w:name="_Toc243236591"/>
       <w:r>
         <w:rPr>
           <w:rFonts w:ascii="Times New Roman" w:eastAsia="黑体" w:hAnsi="Times New Roman"/>
@@ -15649,7 +15649,7 @@
         <w:pStyle w:val="21"/>
         <w:spacing w:after="120"/>
       </w:pPr>
-      <w:bookmarkStart w:id="25" w:name="_Toc243235773"/>
+      <w:bookmarkStart w:id="25" w:name="_Toc243236592"/>
       <w:r>
         <w:rPr>
           <w:rFonts w:ascii="Times New Roman" w:eastAsia="黑体" w:hAnsi="Times New Roman"/>
@@ -15789,7 +15789,7 @@
         <w:pStyle w:val="21"/>
         <w:spacing w:after="120"/>
       </w:pPr>
-      <w:bookmarkStart w:id="26" w:name="_Toc243235774"/>
+      <w:bookmarkStart w:id="26" w:name="_Toc243236593"/>
       <w:r>
         <w:rPr>
           <w:rFonts w:ascii="Times New Roman" w:eastAsia="黑体" w:hAnsi="Times New Roman"/>
@@ -15955,7 +15955,7 @@
         <w:pStyle w:val="1"/>
         <w:spacing w:before="280" w:after="120"/>
       </w:pPr>
-      <w:bookmarkStart w:id="27" w:name="_Toc243235775"/>
+      <w:bookmarkStart w:id="27" w:name="_Toc243236594"/>
       <w:r>
         <w:rPr>
           <w:rFonts w:ascii="Times New Roman" w:eastAsia="黑体" w:hAnsi="Times New Roman"/>
@@ -16557,7 +16557,7 @@
         <w:pStyle w:val="1"/>
         <w:spacing w:before="280" w:after="120"/>
       </w:pPr>
-      <w:bookmarkStart w:id="28" w:name="_Toc243235776"/>
+      <w:bookmarkStart w:id="28" w:name="_Toc243236595"/>
       <w:r>
         <w:rPr>
           <w:rFonts w:ascii="Times New Roman" w:eastAsia="黑体" w:hAnsi="Times New Roman"/>
@@ -16969,7 +16969,7 @@
         <w:pStyle w:val="1"/>
         <w:spacing w:before="280" w:after="120"/>
       </w:pPr>
-      <w:bookmarkStart w:id="29" w:name="_Toc243235777"/>
+      <w:bookmarkStart w:id="29" w:name="_Toc243236596"/>
       <w:r>
         <w:rPr>
           <w:rFonts w:ascii="Times New Roman" w:eastAsia="黑体" w:hAnsi="Times New Roman"/>
@@ -17571,7 +17571,7 @@
         <w:pStyle w:val="1"/>
         <w:spacing w:before="280" w:after="120"/>
       </w:pPr>
-      <w:bookmarkStart w:id="30" w:name="_Toc243235778"/>
+      <w:bookmarkStart w:id="30" w:name="_Toc243236597"/>
       <w:r>
         <w:rPr>
           <w:rFonts w:ascii="Times New Roman" w:eastAsia="黑体" w:hAnsi="Times New Roman"/>
@@ -17708,7 +17708,7 @@
         <w:pStyle w:val="21"/>
         <w:spacing w:after="120"/>
       </w:pPr>
-      <w:bookmarkStart w:id="31" w:name="_Toc243235779"/>
+      <w:bookmarkStart w:id="31" w:name="_Toc243236598"/>
       <w:r>
         <w:rPr>
           <w:rFonts w:ascii="Times New Roman" w:eastAsia="黑体" w:hAnsi="Times New Roman"/>
@@ -18285,7 +18285,7 @@
         <w:pStyle w:val="21"/>
         <w:spacing w:after="120"/>
       </w:pPr>
-      <w:bookmarkStart w:id="32" w:name="_Toc243235780"/>
+      <w:bookmarkStart w:id="32" w:name="_Toc243236599"/>
       <w:r>
         <w:rPr>
           <w:rFonts w:ascii="Times New Roman" w:eastAsia="黑体" w:hAnsi="Times New Roman"/>
@@ -19317,7 +19317,7 @@
         <w:pStyle w:val="21"/>
         <w:spacing w:after="120"/>
       </w:pPr>
-      <w:bookmarkStart w:id="33" w:name="_Toc243235781"/>
+      <w:bookmarkStart w:id="33" w:name="_Toc243236600"/>
       <w:r>
         <w:rPr>
           <w:rFonts w:ascii="Times New Roman" w:eastAsia="黑体" w:hAnsi="Times New Roman"/>
@@ -19532,7 +19532,7 @@
         <w:pStyle w:val="1"/>
         <w:spacing w:before="280" w:after="120"/>
       </w:pPr>
-      <w:bookmarkStart w:id="34" w:name="_Toc243235782"/>
+      <w:bookmarkStart w:id="34" w:name="_Toc243236601"/>
       <w:r>
         <w:rPr>
           <w:rFonts w:ascii="Times New Roman" w:eastAsia="黑体" w:hAnsi="Times New Roman"/>
@@ -21146,7 +21146,7 @@
         <w:pStyle w:val="21"/>
         <w:spacing w:after="120"/>
       </w:pPr>
-      <w:bookmarkStart w:id="35" w:name="_Toc243235783"/>
+      <w:bookmarkStart w:id="35" w:name="_Toc243236602"/>
       <w:r>
         <w:rPr>
           <w:rFonts w:ascii="Times New Roman" w:eastAsia="黑体" w:hAnsi="Times New Roman"/>
@@ -21856,7 +21856,7 @@
         <w:pStyle w:val="1"/>
         <w:spacing w:before="280" w:after="120"/>
       </w:pPr>
-      <w:bookmarkStart w:id="36" w:name="_Toc243235784"/>
+      <w:bookmarkStart w:id="36" w:name="_Toc243236603"/>
       <w:r>
         <w:rPr>
           <w:rFonts w:ascii="Times New Roman" w:eastAsia="黑体" w:hAnsi="Times New Roman"/>
@@ -22187,7 +22187,7 @@
         <w:pStyle w:val="1"/>
         <w:spacing w:before="280" w:after="120"/>
       </w:pPr>
-      <w:bookmarkStart w:id="37" w:name="_Toc243235785"/>
+      <w:bookmarkStart w:id="37" w:name="_Toc243236604"/>
       <w:r>
         <w:rPr>
           <w:rFonts w:ascii="Times New Roman" w:eastAsia="黑体" w:hAnsi="Times New Roman"/>
@@ -22211,7 +22211,7 @@
         <w:pStyle w:val="21"/>
         <w:spacing w:after="120"/>
       </w:pPr>
-      <w:bookmarkStart w:id="38" w:name="_Toc243235786"/>
+      <w:bookmarkStart w:id="38" w:name="_Toc243236605"/>
       <w:r>
         <w:rPr>
           <w:rFonts w:ascii="Times New Roman" w:eastAsia="黑体" w:hAnsi="Times New Roman"/>
@@ -22498,7 +22498,7 @@
         <w:pStyle w:val="21"/>
         <w:spacing w:after="120"/>
       </w:pPr>
-      <w:bookmarkStart w:id="39" w:name="_Toc243235787"/>
+      <w:bookmarkStart w:id="39" w:name="_Toc243236606"/>
       <w:r>
         <w:rPr>
           <w:rFonts w:ascii="Times New Roman" w:eastAsia="黑体" w:hAnsi="Times New Roman"/>
@@ -22703,7 +22703,7 @@
         <w:pStyle w:val="21"/>
         <w:spacing w:after="120"/>
       </w:pPr>
-      <w:bookmarkStart w:id="40" w:name="_Toc243235788"/>
+      <w:bookmarkStart w:id="40" w:name="_Toc243236607"/>
       <w:r>
         <w:rPr>
           <w:rFonts w:ascii="Times New Roman" w:eastAsia="黑体" w:hAnsi="Times New Roman"/>
@@ -22881,7 +22881,7 @@
         <w:pStyle w:val="1"/>
         <w:spacing w:before="280" w:after="120"/>
       </w:pPr>
-      <w:bookmarkStart w:id="41" w:name="_Toc243235789"/>
+      <w:bookmarkStart w:id="41" w:name="_Toc243236608"/>
       <w:r>
         <w:rPr>
           <w:rFonts w:ascii="Times New Roman" w:eastAsia="黑体" w:hAnsi="Times New Roman"/>
@@ -23502,7 +23502,7 @@
         <w:pStyle w:val="1"/>
         <w:spacing w:before="280" w:after="120"/>
       </w:pPr>
-      <w:bookmarkStart w:id="42" w:name="_Toc243235790"/>
+      <w:bookmarkStart w:id="42" w:name="_Toc243236609"/>
       <w:r>
         <w:rPr>
           <w:rFonts w:ascii="Times New Roman" w:eastAsia="黑体" w:hAnsi="Times New Roman"/>
@@ -23549,7 +23549,7 @@
         <w:pStyle w:val="1"/>
         <w:spacing w:before="280" w:after="120"/>
       </w:pPr>
-      <w:bookmarkStart w:id="43" w:name="_Toc243235791"/>
+      <w:bookmarkStart w:id="43" w:name="_Toc243236610"/>
       <w:r>
         <w:rPr>
           <w:rFonts w:ascii="Times New Roman" w:eastAsia="黑体" w:hAnsi="Times New Roman"/>
@@ -23617,7 +23617,7 @@
         <w:pStyle w:val="21"/>
         <w:spacing w:after="120"/>
       </w:pPr>
-      <w:bookmarkStart w:id="44" w:name="_Toc243235792"/>
+      <w:bookmarkStart w:id="44" w:name="_Toc243236611"/>
       <w:r>
         <w:rPr>
           <w:rFonts w:ascii="Times New Roman" w:eastAsia="黑体" w:hAnsi="Times New Roman"/>
@@ -24210,7 +24210,7 @@
         <w:pStyle w:val="21"/>
         <w:spacing w:after="120"/>
       </w:pPr>
-      <w:bookmarkStart w:id="45" w:name="_Toc243235793"/>
+      <w:bookmarkStart w:id="45" w:name="_Toc243236612"/>
       <w:r>
         <w:rPr>
           <w:rFonts w:ascii="Times New Roman" w:eastAsia="黑体" w:hAnsi="Times New Roman"/>
@@ -24808,7 +24808,7 @@
         <w:pStyle w:val="21"/>
         <w:spacing w:after="120"/>
       </w:pPr>
-      <w:bookmarkStart w:id="46" w:name="_Toc243235794"/>
+      <w:bookmarkStart w:id="46" w:name="_Toc243236613"/>
       <w:r>
         <w:rPr>
           <w:rFonts w:ascii="Times New Roman" w:eastAsia="黑体" w:hAnsi="Times New Roman"/>
@@ -25147,7 +25147,7 @@
         <w:pStyle w:val="21"/>
         <w:spacing w:after="120"/>
       </w:pPr>
-      <w:bookmarkStart w:id="47" w:name="_Toc243235795"/>
+      <w:bookmarkStart w:id="47" w:name="_Toc243236614"/>
       <w:r>
         <w:rPr>
           <w:rFonts w:ascii="Times New Roman" w:eastAsia="黑体" w:hAnsi="Times New Roman"/>
@@ -25723,7 +25723,7 @@
         <w:pStyle w:val="21"/>
         <w:spacing w:after="120"/>
       </w:pPr>
-      <w:bookmarkStart w:id="48" w:name="_Toc243235796"/>
+      <w:bookmarkStart w:id="48" w:name="_Toc243236615"/>
       <w:r>
         <w:rPr>
           <w:rFonts w:ascii="Times New Roman" w:eastAsia="黑体" w:hAnsi="Times New Roman"/>
@@ -27206,31 +27206,31 @@
       </w:rPr>
     </w:lvl>
   </w:abstractNum>
-  <w:num w:numId="1" w16cid:durableId="1390299325">
+  <w:num w:numId="1" w16cid:durableId="948008793">
     <w:abstractNumId w:val="8"/>
   </w:num>
-  <w:num w:numId="2" w16cid:durableId="628242971">
+  <w:num w:numId="2" w16cid:durableId="1789810911">
     <w:abstractNumId w:val="6"/>
   </w:num>
-  <w:num w:numId="3" w16cid:durableId="505170348">
+  <w:num w:numId="3" w16cid:durableId="1827084546">
     <w:abstractNumId w:val="5"/>
   </w:num>
-  <w:num w:numId="4" w16cid:durableId="1968854239">
+  <w:num w:numId="4" w16cid:durableId="1437555490">
     <w:abstractNumId w:val="4"/>
   </w:num>
-  <w:num w:numId="5" w16cid:durableId="999960710">
+  <w:num w:numId="5" w16cid:durableId="1721976833">
     <w:abstractNumId w:val="7"/>
   </w:num>
-  <w:num w:numId="6" w16cid:durableId="1676148887">
+  <w:num w:numId="6" w16cid:durableId="2042853291">
     <w:abstractNumId w:val="3"/>
   </w:num>
-  <w:num w:numId="7" w16cid:durableId="402919198">
+  <w:num w:numId="7" w16cid:durableId="746147199">
     <w:abstractNumId w:val="2"/>
   </w:num>
-  <w:num w:numId="8" w16cid:durableId="230044045">
+  <w:num w:numId="8" w16cid:durableId="248394487">
     <w:abstractNumId w:val="1"/>
   </w:num>
-  <w:num w:numId="9" w16cid:durableId="1484734168">
+  <w:num w:numId="9" w16cid:durableId="406851458">
     <w:abstractNumId w:val="0"/>
   </w:num>
 </w:numbering>
@@ -38629,7 +38629,7 @@
     <w:autoRedefine/>
     <w:uiPriority w:val="39"/>
     <w:unhideWhenUsed/>
-    <w:rsid w:val="00AF7298"/>
+    <w:rsid w:val="00363D45"/>
   </w:style>
   <w:style w:type="paragraph" w:styleId="TOC2">
     <w:name w:val="toc 2"/>
@@ -38638,7 +38638,7 @@
     <w:autoRedefine/>
     <w:uiPriority w:val="39"/>
     <w:unhideWhenUsed/>
-    <w:rsid w:val="00AF7298"/>
+    <w:rsid w:val="00363D45"/>
     <w:pPr>
       <w:ind w:leftChars="200" w:left="420"/>
     </w:pPr>
@@ -38648,7 +38648,7 @@
     <w:basedOn w:val="a2"/>
     <w:uiPriority w:val="99"/>
     <w:unhideWhenUsed/>
-    <w:rsid w:val="00AF7298"/>
+    <w:rsid w:val="00363D45"/>
     <w:rPr>
       <w:color w:val="0000FF" w:themeColor="hyperlink"/>
       <w:u w:val="single"/>
